--- a/4 docker/documents/Assessment - Submit Project/project-1/submitted/voting.docx
+++ b/4 docker/documents/Assessment - Submit Project/project-1/submitted/voting.docx
@@ -29,8 +29,8 @@
         <w:tblLook w:val="04A0" w:firstRow="1" w:lastRow="0" w:firstColumn="1" w:lastColumn="0" w:noHBand="0" w:noVBand="1"/>
       </w:tblPr>
       <w:tblGrid>
-        <w:gridCol w:w="1232"/>
-        <w:gridCol w:w="7784"/>
+        <w:gridCol w:w="1269"/>
+        <w:gridCol w:w="7747"/>
       </w:tblGrid>
       <w:tr>
         <w:tc>
@@ -281,7 +281,7 @@
             </w:tblPr>
             <w:tblGrid>
               <w:gridCol w:w="1111"/>
-              <w:gridCol w:w="1840"/>
+              <w:gridCol w:w="1970"/>
               <w:gridCol w:w="1840"/>
             </w:tblGrid>
             <w:tr>
@@ -386,24 +386,8 @@
                       <w:lang w:eastAsia="en-IN"/>
                       <w14:ligatures w14:val="none"/>
                     </w:rPr>
-                    <w:t>public-</w:t>
+                    <w:t>public-ip</w:t>
                   </w:r>
-                  <w:proofErr w:type="spellStart"/>
-                  <w:r>
-                    <w:rPr>
-                      <w:rFonts w:ascii="Segoe UI" w:eastAsia="Times New Roman" w:hAnsi="Segoe UI" w:cs="Segoe UI"/>
-                      <w:b/>
-                      <w:bCs/>
-                      <w:color w:val="1F2328"/>
-                      <w:kern w:val="0"/>
-                      <w:sz w:val="24"/>
-                      <w:szCs w:val="24"/>
-                      <w:lang w:eastAsia="en-IN"/>
-                      <w14:ligatures w14:val="none"/>
-                    </w:rPr>
-                    <w:t>ip</w:t>
-                  </w:r>
-                  <w:proofErr w:type="spellEnd"/>
                 </w:p>
               </w:tc>
               <w:tc>
@@ -453,24 +437,8 @@
                       <w:lang w:eastAsia="en-IN"/>
                       <w14:ligatures w14:val="none"/>
                     </w:rPr>
-                    <w:t>private-</w:t>
+                    <w:t>private-ip</w:t>
                   </w:r>
-                  <w:proofErr w:type="spellStart"/>
-                  <w:r>
-                    <w:rPr>
-                      <w:rFonts w:ascii="Segoe UI" w:eastAsia="Times New Roman" w:hAnsi="Segoe UI" w:cs="Segoe UI"/>
-                      <w:b/>
-                      <w:bCs/>
-                      <w:color w:val="1F2328"/>
-                      <w:kern w:val="0"/>
-                      <w:sz w:val="24"/>
-                      <w:szCs w:val="24"/>
-                      <w:lang w:eastAsia="en-IN"/>
-                      <w14:ligatures w14:val="none"/>
-                    </w:rPr>
-                    <w:t>ip</w:t>
-                  </w:r>
-                  <w:proofErr w:type="spellEnd"/>
                 </w:p>
               </w:tc>
             </w:tr>
@@ -563,7 +531,7 @@
                       <w:lang w:eastAsia="en-IN"/>
                       <w14:ligatures w14:val="none"/>
                     </w:rPr>
-                    <w:t>100.54.98.51</w:t>
+                    <w:t>13.201.84.118</w:t>
                   </w:r>
                 </w:p>
               </w:tc>
@@ -609,7 +577,7 @@
                       <w:lang w:eastAsia="en-IN"/>
                       <w14:ligatures w14:val="none"/>
                     </w:rPr>
-                    <w:t>172.31.70.132</w:t>
+                    <w:t>172.31.40.230</w:t>
                   </w:r>
                 </w:p>
               </w:tc>
@@ -703,7 +671,7 @@
                       <w:lang w:eastAsia="en-IN"/>
                       <w14:ligatures w14:val="none"/>
                     </w:rPr>
-                    <w:t>3.238.241.115</w:t>
+                    <w:t>65.2.31.175</w:t>
                   </w:r>
                 </w:p>
               </w:tc>
@@ -749,7 +717,7 @@
                       <w:lang w:eastAsia="en-IN"/>
                       <w14:ligatures w14:val="none"/>
                     </w:rPr>
-                    <w:t>172.31.72.215</w:t>
+                    <w:t>172.31.42.42</w:t>
                   </w:r>
                 </w:p>
               </w:tc>
@@ -843,7 +811,7 @@
                       <w:lang w:eastAsia="en-IN"/>
                       <w14:ligatures w14:val="none"/>
                     </w:rPr>
-                    <w:t>3.237.27.49</w:t>
+                    <w:t>43.205.127.233</w:t>
                   </w:r>
                 </w:p>
               </w:tc>
@@ -889,7 +857,7 @@
                       <w:lang w:eastAsia="en-IN"/>
                       <w14:ligatures w14:val="none"/>
                     </w:rPr>
-                    <w:t>172.31.75.77</w:t>
+                    <w:t>172.31.43.203</w:t>
                   </w:r>
                 </w:p>
               </w:tc>
@@ -906,10 +874,10 @@
                 <w:lang w:val="en-US"/>
               </w:rPr>
               <w:drawing>
-                <wp:inline distT="0" distB="0" distL="0" distR="0" wp14:anchorId="686D2B09" wp14:editId="63A9F1F8">
-                  <wp:extent cx="4892040" cy="747952"/>
-                  <wp:effectExtent l="0" t="0" r="3810" b="0"/>
-                  <wp:docPr id="2051470031" name="Picture 1"/>
+                <wp:inline distT="0" distB="0" distL="0" distR="0" wp14:anchorId="1EFE213F" wp14:editId="715CD968">
+                  <wp:extent cx="4644856" cy="887185"/>
+                  <wp:effectExtent l="0" t="0" r="3810" b="8255"/>
+                  <wp:docPr id="45150382" name="Picture 1"/>
                   <wp:cNvGraphicFramePr>
                     <a:graphicFrameLocks xmlns:a="http://schemas.openxmlformats.org/drawingml/2006/main" noChangeAspect="1"/>
                   </wp:cNvGraphicFramePr>
@@ -917,7 +885,7 @@
                     <a:graphicData uri="http://schemas.openxmlformats.org/drawingml/2006/picture">
                       <pic:pic xmlns:pic="http://schemas.openxmlformats.org/drawingml/2006/picture">
                         <pic:nvPicPr>
-                          <pic:cNvPr id="2051470031" name=""/>
+                          <pic:cNvPr id="45150382" name=""/>
                           <pic:cNvPicPr/>
                         </pic:nvPicPr>
                         <pic:blipFill>
@@ -929,7 +897,7 @@
                         <pic:spPr>
                           <a:xfrm>
                             <a:off x="0" y="0"/>
-                            <a:ext cx="4909752" cy="750660"/>
+                            <a:ext cx="4651281" cy="888412"/>
                           </a:xfrm>
                           <a:prstGeom prst="rect">
                             <a:avLst/>
@@ -982,28 +950,12 @@
                 <w:lang w:val="en-US"/>
               </w:rPr>
             </w:pPr>
-            <w:proofErr w:type="spellStart"/>
-            <w:r>
-              <w:rPr>
-                <w:lang w:val="en-US"/>
-              </w:rPr>
-              <w:t>sudo</w:t>
-            </w:r>
-            <w:proofErr w:type="spellEnd"/>
-            <w:r>
-              <w:rPr>
-                <w:lang w:val="en-US"/>
-              </w:rPr>
-              <w:t xml:space="preserve"> </w:t>
-            </w:r>
-            <w:proofErr w:type="spellStart"/>
-            <w:r>
-              <w:rPr>
-                <w:lang w:val="en-US"/>
-              </w:rPr>
-              <w:t>su</w:t>
-            </w:r>
-            <w:proofErr w:type="spellEnd"/>
+            <w:r>
+              <w:rPr>
+                <w:lang w:val="en-US"/>
+              </w:rPr>
+              <w:t>sudo su</w:t>
+            </w:r>
           </w:p>
           <w:p>
             <w:pPr>
@@ -1075,82 +1027,64 @@
               <w:rPr>
                 <w:lang w:val="en-US"/>
               </w:rPr>
-              <w:t># master: 100.54.98.51</w:t>
-            </w:r>
-          </w:p>
-          <w:p>
-            <w:pPr>
-              <w:rPr>
-                <w:lang w:val="en-US"/>
-              </w:rPr>
-            </w:pPr>
-            <w:r>
-              <w:rPr>
-                <w:lang w:val="en-US"/>
-              </w:rPr>
-              <w:t xml:space="preserve">docker swarm </w:t>
-            </w:r>
-            <w:proofErr w:type="spellStart"/>
-            <w:r>
-              <w:rPr>
-                <w:lang w:val="en-US"/>
-              </w:rPr>
-              <w:t>init</w:t>
-            </w:r>
-            <w:proofErr w:type="spellEnd"/>
-            <w:r>
-              <w:rPr>
-                <w:lang w:val="en-US"/>
-              </w:rPr>
-              <w:t xml:space="preserve"> --advertise-</w:t>
-            </w:r>
-            <w:proofErr w:type="spellStart"/>
-            <w:r>
-              <w:rPr>
-                <w:lang w:val="en-US"/>
-              </w:rPr>
-              <w:t>addr</w:t>
-            </w:r>
-            <w:proofErr w:type="spellEnd"/>
-            <w:r>
-              <w:rPr>
-                <w:lang w:val="en-US"/>
-              </w:rPr>
-              <w:t xml:space="preserve"> 172.31.70.132</w:t>
-            </w:r>
-          </w:p>
-          <w:p>
-            <w:pPr>
-              <w:rPr>
-                <w:lang w:val="en-US"/>
-              </w:rPr>
-            </w:pPr>
-          </w:p>
-          <w:p>
-            <w:pPr>
-              <w:rPr>
-                <w:lang w:val="en-US"/>
-              </w:rPr>
-            </w:pPr>
-            <w:r>
-              <w:rPr>
-                <w:lang w:val="en-US"/>
-              </w:rPr>
-              <w:t>#</w:t>
-            </w:r>
-            <w:proofErr w:type="gramStart"/>
-            <w:r>
-              <w:rPr>
-                <w:lang w:val="en-US"/>
-              </w:rPr>
-              <w:t>note</w:t>
-            </w:r>
-            <w:proofErr w:type="gramEnd"/>
-            <w:r>
-              <w:rPr>
-                <w:lang w:val="en-US"/>
-              </w:rPr>
-              <w:t xml:space="preserve"> down node join command</w:t>
+              <w:t xml:space="preserve"># master: </w:t>
+            </w:r>
+            <w:r>
+              <w:rPr>
+                <w:rFonts w:ascii="Segoe UI" w:eastAsia="Times New Roman" w:hAnsi="Segoe UI" w:cs="Segoe UI"/>
+                <w:color w:val="1F2328"/>
+                <w:kern w:val="0"/>
+                <w:sz w:val="24"/>
+                <w:szCs w:val="24"/>
+                <w:lang w:eastAsia="en-IN"/>
+                <w14:ligatures w14:val="none"/>
+              </w:rPr>
+              <w:t>172.31.40.230</w:t>
+            </w:r>
+          </w:p>
+          <w:p>
+            <w:pPr>
+              <w:rPr>
+                <w:lang w:val="en-US"/>
+              </w:rPr>
+            </w:pPr>
+            <w:r>
+              <w:rPr>
+                <w:lang w:val="en-US"/>
+              </w:rPr>
+              <w:t xml:space="preserve">docker swarm init --advertise-addr </w:t>
+            </w:r>
+            <w:r>
+              <w:rPr>
+                <w:rFonts w:ascii="Segoe UI" w:eastAsia="Times New Roman" w:hAnsi="Segoe UI" w:cs="Segoe UI"/>
+                <w:color w:val="1F2328"/>
+                <w:kern w:val="0"/>
+                <w:sz w:val="24"/>
+                <w:szCs w:val="24"/>
+                <w:lang w:eastAsia="en-IN"/>
+                <w14:ligatures w14:val="none"/>
+              </w:rPr>
+              <w:t>172.31.40.230</w:t>
+            </w:r>
+          </w:p>
+          <w:p>
+            <w:pPr>
+              <w:rPr>
+                <w:lang w:val="en-US"/>
+              </w:rPr>
+            </w:pPr>
+          </w:p>
+          <w:p>
+            <w:pPr>
+              <w:rPr>
+                <w:lang w:val="en-US"/>
+              </w:rPr>
+            </w:pPr>
+            <w:r>
+              <w:rPr>
+                <w:lang w:val="en-US"/>
+              </w:rPr>
+              <w:t>#note down node join command</w:t>
             </w:r>
           </w:p>
           <w:p>
@@ -1215,7 +1149,25 @@
               <w:rPr>
                 <w:lang w:val="en-US"/>
               </w:rPr>
-              <w:t>docker swarm join --token SWMTKN-1-1s3jiuk6saa2ps6h5602zdz2gko6sfgusm2nx7n2d4jq9aftt6-0zjceti04fntt7j3dwft5pmzx 172.31.70.132:2377</w:t>
+              <w:t xml:space="preserve">docker swarm join --token SWMTKN-1-1s3jiuk6saa2ps6h5602zdz2gko6sfgusm2nx7n2d4jq9aftt6-0zjceti04fntt7j3dwft5pmzx </w:t>
+            </w:r>
+            <w:r>
+              <w:rPr>
+                <w:rFonts w:ascii="Segoe UI" w:eastAsia="Times New Roman" w:hAnsi="Segoe UI" w:cs="Segoe UI"/>
+                <w:color w:val="1F2328"/>
+                <w:kern w:val="0"/>
+                <w:sz w:val="24"/>
+                <w:szCs w:val="24"/>
+                <w:lang w:eastAsia="en-IN"/>
+                <w14:ligatures w14:val="none"/>
+              </w:rPr>
+              <w:t>172.31.40.230</w:t>
+            </w:r>
+            <w:r>
+              <w:rPr>
+                <w:lang w:val="en-US"/>
+              </w:rPr>
+              <w:t>:2377</w:t>
             </w:r>
           </w:p>
         </w:tc>
@@ -1261,6 +1213,7 @@
               </w:numPr>
             </w:pPr>
             <w:r>
+              <w:lastRenderedPageBreak/>
               <w:t>Home page with 4 political party buttons</w:t>
             </w:r>
           </w:p>
@@ -1295,23 +1248,7 @@
             </w:pPr>
             <w:r>
               <w:lastRenderedPageBreak/>
-              <w:t xml:space="preserve">Uses PHP + MySQL (works on free hosting like </w:t>
-            </w:r>
-            <w:proofErr w:type="spellStart"/>
-            <w:r>
-              <w:t>InfinityFree</w:t>
-            </w:r>
-            <w:proofErr w:type="spellEnd"/>
-            <w:r>
-              <w:t xml:space="preserve">, 000webhost, or </w:t>
-            </w:r>
-            <w:proofErr w:type="spellStart"/>
-            <w:r>
-              <w:t>Hostinger</w:t>
-            </w:r>
-            <w:proofErr w:type="spellEnd"/>
-            <w:r>
-              <w:t xml:space="preserve"> free plans)</w:t>
+              <w:t>Uses PHP + MySQL (works on free hosting like InfinityFree, 000webhost, or Hostinger free plans)</w:t>
             </w:r>
           </w:p>
           <w:p>
@@ -1376,92 +1313,67 @@
               <w:t>──</w:t>
             </w:r>
             <w:r>
+              <w:t xml:space="preserve"> Dockerfile</w:t>
+            </w:r>
+          </w:p>
+          <w:p>
+            <w:r>
+              <w:rPr>
+                <w:rFonts w:ascii="MS Gothic" w:eastAsia="MS Gothic" w:hAnsi="MS Gothic" w:cs="MS Gothic" w:hint="eastAsia"/>
+              </w:rPr>
+              <w:t>├</w:t>
+            </w:r>
+            <w:r>
+              <w:rPr>
+                <w:rFonts w:ascii="Calibri" w:hAnsi="Calibri" w:cs="Calibri"/>
+              </w:rPr>
+              <w:t>──</w:t>
+            </w:r>
+            <w:r>
+              <w:t xml:space="preserve"> index.php</w:t>
+            </w:r>
+          </w:p>
+          <w:p>
+            <w:r>
+              <w:rPr>
+                <w:rFonts w:ascii="MS Gothic" w:eastAsia="MS Gothic" w:hAnsi="MS Gothic" w:cs="MS Gothic" w:hint="eastAsia"/>
+              </w:rPr>
+              <w:t>├</w:t>
+            </w:r>
+            <w:r>
+              <w:rPr>
+                <w:rFonts w:ascii="Calibri" w:hAnsi="Calibri" w:cs="Calibri"/>
+              </w:rPr>
+              <w:t>──</w:t>
+            </w:r>
+            <w:r>
+              <w:t xml:space="preserve"> vote.php</w:t>
+            </w:r>
+          </w:p>
+          <w:p>
+            <w:r>
+              <w:rPr>
+                <w:rFonts w:ascii="MS Gothic" w:eastAsia="MS Gothic" w:hAnsi="MS Gothic" w:cs="MS Gothic" w:hint="eastAsia"/>
+              </w:rPr>
+              <w:t>├</w:t>
+            </w:r>
+            <w:r>
+              <w:rPr>
+                <w:rFonts w:ascii="Calibri" w:hAnsi="Calibri" w:cs="Calibri"/>
+              </w:rPr>
+              <w:t>──</w:t>
+            </w:r>
+            <w:r>
+              <w:t xml:space="preserve"> results.php</w:t>
+            </w:r>
+          </w:p>
+          <w:p>
+            <w:r>
               <w:t xml:space="preserve"> </w:t>
             </w:r>
-            <w:proofErr w:type="spellStart"/>
-            <w:r>
-              <w:t>Dockerfile</w:t>
-            </w:r>
-            <w:proofErr w:type="spellEnd"/>
-          </w:p>
-          <w:p>
-            <w:r>
-              <w:rPr>
-                <w:rFonts w:ascii="MS Gothic" w:eastAsia="MS Gothic" w:hAnsi="MS Gothic" w:cs="MS Gothic" w:hint="eastAsia"/>
-              </w:rPr>
-              <w:t>├</w:t>
-            </w:r>
-            <w:r>
-              <w:rPr>
-                <w:rFonts w:ascii="Calibri" w:hAnsi="Calibri" w:cs="Calibri"/>
-              </w:rPr>
-              <w:t>──</w:t>
-            </w:r>
-            <w:r>
-              <w:t xml:space="preserve"> </w:t>
-            </w:r>
-            <w:proofErr w:type="spellStart"/>
-            <w:r>
-              <w:t>index.php</w:t>
-            </w:r>
-            <w:proofErr w:type="spellEnd"/>
-          </w:p>
-          <w:p>
-            <w:r>
-              <w:rPr>
-                <w:rFonts w:ascii="MS Gothic" w:eastAsia="MS Gothic" w:hAnsi="MS Gothic" w:cs="MS Gothic" w:hint="eastAsia"/>
-              </w:rPr>
-              <w:t>├</w:t>
-            </w:r>
-            <w:r>
-              <w:rPr>
-                <w:rFonts w:ascii="Calibri" w:hAnsi="Calibri" w:cs="Calibri"/>
-              </w:rPr>
-              <w:t>──</w:t>
-            </w:r>
-            <w:r>
-              <w:t xml:space="preserve"> </w:t>
-            </w:r>
-            <w:proofErr w:type="spellStart"/>
-            <w:r>
-              <w:t>vote.php</w:t>
-            </w:r>
-            <w:proofErr w:type="spellEnd"/>
-          </w:p>
-          <w:p>
-            <w:r>
-              <w:rPr>
-                <w:rFonts w:ascii="MS Gothic" w:eastAsia="MS Gothic" w:hAnsi="MS Gothic" w:cs="MS Gothic" w:hint="eastAsia"/>
-              </w:rPr>
-              <w:t>├</w:t>
-            </w:r>
-            <w:r>
-              <w:rPr>
-                <w:rFonts w:ascii="Calibri" w:hAnsi="Calibri" w:cs="Calibri"/>
-              </w:rPr>
-              <w:t>──</w:t>
-            </w:r>
-            <w:r>
-              <w:t xml:space="preserve"> </w:t>
-            </w:r>
-            <w:proofErr w:type="spellStart"/>
-            <w:r>
-              <w:t>results.php</w:t>
-            </w:r>
-            <w:proofErr w:type="spellEnd"/>
-          </w:p>
-          <w:p>
-            <w:r>
-              <w:t xml:space="preserve"> </w:t>
-            </w:r>
-            <w:r>
-              <w:t xml:space="preserve">└── </w:t>
-            </w:r>
-            <w:proofErr w:type="spellStart"/>
-            <w:r>
-              <w:t>db.php</w:t>
-            </w:r>
-            <w:proofErr w:type="spellEnd"/>
+            <w:r>
+              <w:t>└── db.php</w:t>
+            </w:r>
           </w:p>
         </w:tc>
       </w:tr>
@@ -1477,7 +1389,6 @@
                 <w:bCs/>
               </w:rPr>
             </w:pPr>
-            <w:proofErr w:type="spellStart"/>
             <w:r>
               <w:rPr>
                 <w:b/>
@@ -1485,7 +1396,6 @@
               </w:rPr>
               <w:t>Dockerfile</w:t>
             </w:r>
-            <w:proofErr w:type="spellEnd"/>
           </w:p>
           <w:p>
             <w:pPr>
@@ -1527,65 +1437,18 @@
           </w:p>
           <w:p>
             <w:r>
-              <w:t>RUN docker-</w:t>
-            </w:r>
-            <w:proofErr w:type="spellStart"/>
-            <w:r>
-              <w:t>php</w:t>
-            </w:r>
-            <w:proofErr w:type="spellEnd"/>
-            <w:r>
-              <w:t>-</w:t>
-            </w:r>
-            <w:proofErr w:type="spellStart"/>
-            <w:r>
-              <w:t>ext</w:t>
-            </w:r>
-            <w:proofErr w:type="spellEnd"/>
-            <w:r>
-              <w:t xml:space="preserve">-install </w:t>
-            </w:r>
-            <w:proofErr w:type="spellStart"/>
-            <w:r>
-              <w:t>mysqli</w:t>
-            </w:r>
-            <w:proofErr w:type="spellEnd"/>
-          </w:p>
-          <w:p>
-            <w:r>
-              <w:t xml:space="preserve">#check </w:t>
-            </w:r>
-            <w:proofErr w:type="spellStart"/>
-            <w:r>
-              <w:t>mysqli</w:t>
-            </w:r>
-            <w:proofErr w:type="spellEnd"/>
-          </w:p>
-          <w:p>
-            <w:r>
-              <w:t xml:space="preserve">RUN </w:t>
-            </w:r>
-            <w:proofErr w:type="spellStart"/>
-            <w:r>
-              <w:t>php</w:t>
-            </w:r>
-            <w:proofErr w:type="spellEnd"/>
-            <w:r>
-              <w:t xml:space="preserve"> -</w:t>
-            </w:r>
-            <w:proofErr w:type="spellStart"/>
-            <w:r>
-              <w:t>i</w:t>
-            </w:r>
-            <w:proofErr w:type="spellEnd"/>
-            <w:r>
-              <w:t xml:space="preserve"> | grep </w:t>
-            </w:r>
-            <w:proofErr w:type="spellStart"/>
-            <w:r>
-              <w:t>mysqli</w:t>
-            </w:r>
-            <w:proofErr w:type="spellEnd"/>
+              <w:t>RUN docker-php-ext-install mysqli</w:t>
+            </w:r>
+          </w:p>
+          <w:p>
+            <w:r>
+              <w:t>#check mysqli</w:t>
+            </w:r>
+          </w:p>
+          <w:p>
+            <w:r>
+              <w:t>RUN php -i | grep mysqli</w:t>
+            </w:r>
           </w:p>
         </w:tc>
       </w:tr>
@@ -1624,13 +1487,8 @@
           </w:tcPr>
           <w:p>
             <w:r>
-              <w:t>docker build -t voting-</w:t>
-            </w:r>
-            <w:proofErr w:type="gramStart"/>
-            <w:r>
-              <w:t>image .</w:t>
-            </w:r>
-            <w:proofErr w:type="gramEnd"/>
+              <w:t>docker build -t voting-image .</w:t>
+            </w:r>
           </w:p>
         </w:tc>
       </w:tr>
@@ -1795,15 +1653,7 @@
           </w:p>
           <w:p>
             <w:r>
-              <w:t>--name voting-</w:t>
-            </w:r>
-            <w:proofErr w:type="spellStart"/>
-            <w:r>
-              <w:t>mysql</w:t>
-            </w:r>
-            <w:proofErr w:type="spellEnd"/>
-            <w:r>
-              <w:t xml:space="preserve"> \</w:t>
+              <w:t>--name voting-mysql \</w:t>
             </w:r>
           </w:p>
           <w:p>
@@ -1818,15 +1668,7 @@
           </w:p>
           <w:p>
             <w:r>
-              <w:t>-e MYSQL_DATABASE=</w:t>
-            </w:r>
-            <w:proofErr w:type="spellStart"/>
-            <w:r>
-              <w:t>voting_db</w:t>
-            </w:r>
-            <w:proofErr w:type="spellEnd"/>
-            <w:r>
-              <w:t xml:space="preserve"> \</w:t>
+              <w:t>-e MYSQL_DATABASE=voting_db \</w:t>
             </w:r>
           </w:p>
           <w:p>
@@ -2093,15 +1935,7 @@
               <w:t>My</w:t>
             </w:r>
             <w:r>
-              <w:t xml:space="preserve"> </w:t>
-            </w:r>
-            <w:proofErr w:type="spellStart"/>
-            <w:r>
-              <w:t>db.php</w:t>
-            </w:r>
-            <w:proofErr w:type="spellEnd"/>
-            <w:r>
-              <w:t xml:space="preserve"> use</w:t>
+              <w:t xml:space="preserve"> db.php use</w:t>
             </w:r>
             <w:r>
               <w:t>s</w:t>
@@ -2112,15 +1946,7 @@
           </w:p>
           <w:p>
             <w:r>
-              <w:t>$host = "voting-</w:t>
-            </w:r>
-            <w:proofErr w:type="spellStart"/>
-            <w:r>
-              <w:t>mysql</w:t>
-            </w:r>
-            <w:proofErr w:type="spellEnd"/>
-            <w:r>
-              <w:t>";</w:t>
+              <w:t>$host = "voting-mysql";</w:t>
             </w:r>
           </w:p>
           <w:p>
@@ -2179,13 +2005,8 @@
               <w:t xml:space="preserve"> </w:t>
             </w:r>
             <w:r>
-              <w:t xml:space="preserve">docker </w:t>
-            </w:r>
-            <w:proofErr w:type="spellStart"/>
-            <w:r>
-              <w:t>ps</w:t>
-            </w:r>
-            <w:proofErr w:type="spellEnd"/>
+              <w:t>docker ps</w:t>
+            </w:r>
           </w:p>
           <w:p>
             <w:r>
@@ -2195,40 +2016,15 @@
               </w:rPr>
               <w:t xml:space="preserve">Connect </w:t>
             </w:r>
-            <w:proofErr w:type="spellStart"/>
-            <w:r>
-              <w:rPr>
-                <w:b/>
-                <w:bCs/>
-              </w:rPr>
-              <w:t>mysql</w:t>
-            </w:r>
-            <w:proofErr w:type="spellEnd"/>
-            <w:r>
-              <w:rPr>
-                <w:b/>
-                <w:bCs/>
-              </w:rPr>
-              <w:t xml:space="preserve">: </w:t>
-            </w:r>
-            <w:r>
-              <w:t>docker exec -it &lt;</w:t>
-            </w:r>
-            <w:proofErr w:type="spellStart"/>
-            <w:r>
-              <w:t>mysql_container_id</w:t>
-            </w:r>
-            <w:proofErr w:type="spellEnd"/>
-            <w:r>
-              <w:t xml:space="preserve">&gt; </w:t>
-            </w:r>
-            <w:proofErr w:type="spellStart"/>
-            <w:r>
-              <w:t>mysql</w:t>
-            </w:r>
-            <w:proofErr w:type="spellEnd"/>
-            <w:r>
-              <w:t xml:space="preserve"> -u root -p</w:t>
+            <w:r>
+              <w:rPr>
+                <w:b/>
+                <w:bCs/>
+              </w:rPr>
+              <w:t xml:space="preserve">mysql: </w:t>
+            </w:r>
+            <w:r>
+              <w:t>docker exec -it &lt;mysql_container_id&gt; mysql -u root -p</w:t>
             </w:r>
           </w:p>
           <w:p>
@@ -2258,7 +2054,7 @@
               <w:tblLook w:val="04A0" w:firstRow="1" w:lastRow="0" w:firstColumn="1" w:lastColumn="0" w:noHBand="0" w:noVBand="1"/>
             </w:tblPr>
             <w:tblGrid>
-              <w:gridCol w:w="7558"/>
+              <w:gridCol w:w="7431"/>
             </w:tblGrid>
             <w:tr>
               <w:tc>
@@ -2267,15 +2063,7 @@
                 </w:tcPr>
                 <w:p>
                   <w:r>
-                    <w:t xml:space="preserve">USE </w:t>
-                  </w:r>
-                  <w:proofErr w:type="spellStart"/>
-                  <w:r>
-                    <w:t>voting_db</w:t>
-                  </w:r>
-                  <w:proofErr w:type="spellEnd"/>
-                  <w:r>
-                    <w:t>;</w:t>
+                    <w:t>USE voting_db;</w:t>
                   </w:r>
                 </w:p>
                 <w:p/>
@@ -2291,15 +2079,7 @@
                 </w:p>
                 <w:p>
                   <w:r>
-                    <w:t xml:space="preserve">party </w:t>
-                  </w:r>
-                  <w:proofErr w:type="gramStart"/>
-                  <w:r>
-                    <w:t>VARCHAR(</w:t>
-                  </w:r>
-                  <w:proofErr w:type="gramEnd"/>
-                  <w:r>
-                    <w:t>50)</w:t>
+                    <w:t>party VARCHAR(50)</w:t>
                   </w:r>
                 </w:p>
                 <w:p>

--- a/4 docker/documents/Assessment - Submit Project/project-1/submitted/voting.docx
+++ b/4 docker/documents/Assessment - Submit Project/project-1/submitted/voting.docx
@@ -386,8 +386,24 @@
                       <w:lang w:eastAsia="en-IN"/>
                       <w14:ligatures w14:val="none"/>
                     </w:rPr>
-                    <w:t>public-ip</w:t>
+                    <w:t>public-</w:t>
                   </w:r>
+                  <w:proofErr w:type="spellStart"/>
+                  <w:r>
+                    <w:rPr>
+                      <w:rFonts w:ascii="Segoe UI" w:eastAsia="Times New Roman" w:hAnsi="Segoe UI" w:cs="Segoe UI"/>
+                      <w:b/>
+                      <w:bCs/>
+                      <w:color w:val="1F2328"/>
+                      <w:kern w:val="0"/>
+                      <w:sz w:val="24"/>
+                      <w:szCs w:val="24"/>
+                      <w:lang w:eastAsia="en-IN"/>
+                      <w14:ligatures w14:val="none"/>
+                    </w:rPr>
+                    <w:t>ip</w:t>
+                  </w:r>
+                  <w:proofErr w:type="spellEnd"/>
                 </w:p>
               </w:tc>
               <w:tc>
@@ -437,8 +453,24 @@
                       <w:lang w:eastAsia="en-IN"/>
                       <w14:ligatures w14:val="none"/>
                     </w:rPr>
-                    <w:t>private-ip</w:t>
+                    <w:t>private-</w:t>
                   </w:r>
+                  <w:proofErr w:type="spellStart"/>
+                  <w:r>
+                    <w:rPr>
+                      <w:rFonts w:ascii="Segoe UI" w:eastAsia="Times New Roman" w:hAnsi="Segoe UI" w:cs="Segoe UI"/>
+                      <w:b/>
+                      <w:bCs/>
+                      <w:color w:val="1F2328"/>
+                      <w:kern w:val="0"/>
+                      <w:sz w:val="24"/>
+                      <w:szCs w:val="24"/>
+                      <w:lang w:eastAsia="en-IN"/>
+                      <w14:ligatures w14:val="none"/>
+                    </w:rPr>
+                    <w:t>ip</w:t>
+                  </w:r>
+                  <w:proofErr w:type="spellEnd"/>
                 </w:p>
               </w:tc>
             </w:tr>
@@ -950,12 +982,28 @@
                 <w:lang w:val="en-US"/>
               </w:rPr>
             </w:pPr>
-            <w:r>
-              <w:rPr>
-                <w:lang w:val="en-US"/>
-              </w:rPr>
-              <w:t>sudo su</w:t>
-            </w:r>
+            <w:proofErr w:type="spellStart"/>
+            <w:r>
+              <w:rPr>
+                <w:lang w:val="en-US"/>
+              </w:rPr>
+              <w:t>sudo</w:t>
+            </w:r>
+            <w:proofErr w:type="spellEnd"/>
+            <w:r>
+              <w:rPr>
+                <w:lang w:val="en-US"/>
+              </w:rPr>
+              <w:t xml:space="preserve"> </w:t>
+            </w:r>
+            <w:proofErr w:type="spellStart"/>
+            <w:r>
+              <w:rPr>
+                <w:lang w:val="en-US"/>
+              </w:rPr>
+              <w:t>su</w:t>
+            </w:r>
+            <w:proofErr w:type="spellEnd"/>
           </w:p>
           <w:p>
             <w:pPr>
@@ -1052,7 +1100,35 @@
               <w:rPr>
                 <w:lang w:val="en-US"/>
               </w:rPr>
-              <w:t xml:space="preserve">docker swarm init --advertise-addr </w:t>
+              <w:t xml:space="preserve">docker swarm </w:t>
+            </w:r>
+            <w:proofErr w:type="spellStart"/>
+            <w:r>
+              <w:rPr>
+                <w:lang w:val="en-US"/>
+              </w:rPr>
+              <w:t>init</w:t>
+            </w:r>
+            <w:proofErr w:type="spellEnd"/>
+            <w:r>
+              <w:rPr>
+                <w:lang w:val="en-US"/>
+              </w:rPr>
+              <w:t xml:space="preserve"> --advertise-</w:t>
+            </w:r>
+            <w:proofErr w:type="spellStart"/>
+            <w:r>
+              <w:rPr>
+                <w:lang w:val="en-US"/>
+              </w:rPr>
+              <w:t>addr</w:t>
+            </w:r>
+            <w:proofErr w:type="spellEnd"/>
+            <w:r>
+              <w:rPr>
+                <w:lang w:val="en-US"/>
+              </w:rPr>
+              <w:t xml:space="preserve"> </w:t>
             </w:r>
             <w:r>
               <w:rPr>
@@ -1084,7 +1160,21 @@
               <w:rPr>
                 <w:lang w:val="en-US"/>
               </w:rPr>
-              <w:t>#note down node join command</w:t>
+              <w:t>#</w:t>
+            </w:r>
+            <w:proofErr w:type="gramStart"/>
+            <w:r>
+              <w:rPr>
+                <w:lang w:val="en-US"/>
+              </w:rPr>
+              <w:t>note</w:t>
+            </w:r>
+            <w:proofErr w:type="gramEnd"/>
+            <w:r>
+              <w:rPr>
+                <w:lang w:val="en-US"/>
+              </w:rPr>
+              <w:t xml:space="preserve"> down node join command</w:t>
             </w:r>
           </w:p>
           <w:p>
@@ -1248,7 +1338,23 @@
             </w:pPr>
             <w:r>
               <w:lastRenderedPageBreak/>
-              <w:t>Uses PHP + MySQL (works on free hosting like InfinityFree, 000webhost, or Hostinger free plans)</w:t>
+              <w:t xml:space="preserve">Uses PHP + MySQL (works on free hosting like </w:t>
+            </w:r>
+            <w:proofErr w:type="spellStart"/>
+            <w:r>
+              <w:t>InfinityFree</w:t>
+            </w:r>
+            <w:proofErr w:type="spellEnd"/>
+            <w:r>
+              <w:t xml:space="preserve">, 000webhost, or </w:t>
+            </w:r>
+            <w:proofErr w:type="spellStart"/>
+            <w:r>
+              <w:t>Hostinger</w:t>
+            </w:r>
+            <w:proofErr w:type="spellEnd"/>
+            <w:r>
+              <w:t xml:space="preserve"> free plans)</w:t>
             </w:r>
           </w:p>
           <w:p>
@@ -1313,8 +1419,13 @@
               <w:t>──</w:t>
             </w:r>
             <w:r>
-              <w:t xml:space="preserve"> Dockerfile</w:t>
-            </w:r>
+              <w:t xml:space="preserve"> </w:t>
+            </w:r>
+            <w:proofErr w:type="spellStart"/>
+            <w:r>
+              <w:t>Dockerfile</w:t>
+            </w:r>
+            <w:proofErr w:type="spellEnd"/>
           </w:p>
           <w:p>
             <w:r>
@@ -1330,8 +1441,13 @@
               <w:t>──</w:t>
             </w:r>
             <w:r>
-              <w:t xml:space="preserve"> index.php</w:t>
-            </w:r>
+              <w:t xml:space="preserve"> </w:t>
+            </w:r>
+            <w:proofErr w:type="spellStart"/>
+            <w:r>
+              <w:t>index.php</w:t>
+            </w:r>
+            <w:proofErr w:type="spellEnd"/>
           </w:p>
           <w:p>
             <w:r>
@@ -1347,8 +1463,13 @@
               <w:t>──</w:t>
             </w:r>
             <w:r>
-              <w:t xml:space="preserve"> vote.php</w:t>
-            </w:r>
+              <w:t xml:space="preserve"> </w:t>
+            </w:r>
+            <w:proofErr w:type="spellStart"/>
+            <w:r>
+              <w:t>vote.php</w:t>
+            </w:r>
+            <w:proofErr w:type="spellEnd"/>
           </w:p>
           <w:p>
             <w:r>
@@ -1364,16 +1485,26 @@
               <w:t>──</w:t>
             </w:r>
             <w:r>
-              <w:t xml:space="preserve"> results.php</w:t>
-            </w:r>
-          </w:p>
-          <w:p>
-            <w:r>
               <w:t xml:space="preserve"> </w:t>
             </w:r>
-            <w:r>
-              <w:t>└── db.php</w:t>
-            </w:r>
+            <w:proofErr w:type="spellStart"/>
+            <w:r>
+              <w:t>results.php</w:t>
+            </w:r>
+            <w:proofErr w:type="spellEnd"/>
+          </w:p>
+          <w:p>
+            <w:r>
+              <w:t xml:space="preserve"> </w:t>
+            </w:r>
+            <w:r>
+              <w:t xml:space="preserve">└── </w:t>
+            </w:r>
+            <w:proofErr w:type="spellStart"/>
+            <w:r>
+              <w:t>db.php</w:t>
+            </w:r>
+            <w:proofErr w:type="spellEnd"/>
           </w:p>
         </w:tc>
       </w:tr>
@@ -1389,6 +1520,7 @@
                 <w:bCs/>
               </w:rPr>
             </w:pPr>
+            <w:proofErr w:type="spellStart"/>
             <w:r>
               <w:rPr>
                 <w:b/>
@@ -1396,6 +1528,7 @@
               </w:rPr>
               <w:t>Dockerfile</w:t>
             </w:r>
+            <w:proofErr w:type="spellEnd"/>
           </w:p>
           <w:p>
             <w:pPr>
@@ -1437,18 +1570,65 @@
           </w:p>
           <w:p>
             <w:r>
-              <w:t>RUN docker-php-ext-install mysqli</w:t>
-            </w:r>
-          </w:p>
-          <w:p>
-            <w:r>
-              <w:t>#check mysqli</w:t>
-            </w:r>
-          </w:p>
-          <w:p>
-            <w:r>
-              <w:t>RUN php -i | grep mysqli</w:t>
-            </w:r>
+              <w:t>RUN docker-</w:t>
+            </w:r>
+            <w:proofErr w:type="spellStart"/>
+            <w:r>
+              <w:t>php</w:t>
+            </w:r>
+            <w:proofErr w:type="spellEnd"/>
+            <w:r>
+              <w:t>-</w:t>
+            </w:r>
+            <w:proofErr w:type="spellStart"/>
+            <w:r>
+              <w:t>ext</w:t>
+            </w:r>
+            <w:proofErr w:type="spellEnd"/>
+            <w:r>
+              <w:t xml:space="preserve">-install </w:t>
+            </w:r>
+            <w:proofErr w:type="spellStart"/>
+            <w:r>
+              <w:t>mysqli</w:t>
+            </w:r>
+            <w:proofErr w:type="spellEnd"/>
+          </w:p>
+          <w:p>
+            <w:r>
+              <w:t xml:space="preserve">#check </w:t>
+            </w:r>
+            <w:proofErr w:type="spellStart"/>
+            <w:r>
+              <w:t>mysqli</w:t>
+            </w:r>
+            <w:proofErr w:type="spellEnd"/>
+          </w:p>
+          <w:p>
+            <w:r>
+              <w:t xml:space="preserve">RUN </w:t>
+            </w:r>
+            <w:proofErr w:type="spellStart"/>
+            <w:r>
+              <w:t>php</w:t>
+            </w:r>
+            <w:proofErr w:type="spellEnd"/>
+            <w:r>
+              <w:t xml:space="preserve"> -</w:t>
+            </w:r>
+            <w:proofErr w:type="spellStart"/>
+            <w:r>
+              <w:t>i</w:t>
+            </w:r>
+            <w:proofErr w:type="spellEnd"/>
+            <w:r>
+              <w:t xml:space="preserve"> | grep </w:t>
+            </w:r>
+            <w:proofErr w:type="spellStart"/>
+            <w:r>
+              <w:t>mysqli</w:t>
+            </w:r>
+            <w:proofErr w:type="spellEnd"/>
           </w:p>
         </w:tc>
       </w:tr>
@@ -1487,8 +1667,13 @@
           </w:tcPr>
           <w:p>
             <w:r>
-              <w:t>docker build -t voting-image .</w:t>
-            </w:r>
+              <w:t>docker build -t voting-</w:t>
+            </w:r>
+            <w:proofErr w:type="gramStart"/>
+            <w:r>
+              <w:t>image .</w:t>
+            </w:r>
+            <w:proofErr w:type="gramEnd"/>
           </w:p>
         </w:tc>
       </w:tr>
@@ -1653,7 +1838,15 @@
           </w:p>
           <w:p>
             <w:r>
-              <w:t>--name voting-mysql \</w:t>
+              <w:t>--name voting-</w:t>
+            </w:r>
+            <w:proofErr w:type="spellStart"/>
+            <w:r>
+              <w:t>mysql</w:t>
+            </w:r>
+            <w:proofErr w:type="spellEnd"/>
+            <w:r>
+              <w:t xml:space="preserve"> \</w:t>
             </w:r>
           </w:p>
           <w:p>
@@ -1668,7 +1861,15 @@
           </w:p>
           <w:p>
             <w:r>
-              <w:t>-e MYSQL_DATABASE=voting_db \</w:t>
+              <w:t>-e MYSQL_DATABASE=</w:t>
+            </w:r>
+            <w:proofErr w:type="spellStart"/>
+            <w:r>
+              <w:t>voting_db</w:t>
+            </w:r>
+            <w:proofErr w:type="spellEnd"/>
+            <w:r>
+              <w:t xml:space="preserve"> \</w:t>
             </w:r>
           </w:p>
           <w:p>
@@ -1935,7 +2136,15 @@
               <w:t>My</w:t>
             </w:r>
             <w:r>
-              <w:t xml:space="preserve"> db.php use</w:t>
+              <w:t xml:space="preserve"> </w:t>
+            </w:r>
+            <w:proofErr w:type="spellStart"/>
+            <w:r>
+              <w:t>db.php</w:t>
+            </w:r>
+            <w:proofErr w:type="spellEnd"/>
+            <w:r>
+              <w:t xml:space="preserve"> use</w:t>
             </w:r>
             <w:r>
               <w:t>s</w:t>
@@ -1946,7 +2155,15 @@
           </w:p>
           <w:p>
             <w:r>
-              <w:t>$host = "voting-mysql";</w:t>
+              <w:t>$host = "voting-</w:t>
+            </w:r>
+            <w:proofErr w:type="spellStart"/>
+            <w:r>
+              <w:t>mysql</w:t>
+            </w:r>
+            <w:proofErr w:type="spellEnd"/>
+            <w:r>
+              <w:t>";</w:t>
             </w:r>
           </w:p>
           <w:p>
@@ -2005,8 +2222,13 @@
               <w:t xml:space="preserve"> </w:t>
             </w:r>
             <w:r>
-              <w:t>docker ps</w:t>
-            </w:r>
+              <w:t xml:space="preserve">docker </w:t>
+            </w:r>
+            <w:proofErr w:type="spellStart"/>
+            <w:r>
+              <w:t>ps</w:t>
+            </w:r>
+            <w:proofErr w:type="spellEnd"/>
           </w:p>
           <w:p>
             <w:r>
@@ -2016,15 +2238,40 @@
               </w:rPr>
               <w:t xml:space="preserve">Connect </w:t>
             </w:r>
+            <w:proofErr w:type="spellStart"/>
             <w:r>
               <w:rPr>
                 <w:b/>
                 <w:bCs/>
               </w:rPr>
-              <w:t xml:space="preserve">mysql: </w:t>
-            </w:r>
-            <w:r>
-              <w:t>docker exec -it &lt;mysql_container_id&gt; mysql -u root -p</w:t>
+              <w:t>mysql</w:t>
+            </w:r>
+            <w:proofErr w:type="spellEnd"/>
+            <w:r>
+              <w:rPr>
+                <w:b/>
+                <w:bCs/>
+              </w:rPr>
+              <w:t xml:space="preserve">: </w:t>
+            </w:r>
+            <w:r>
+              <w:t>docker exec -it &lt;</w:t>
+            </w:r>
+            <w:proofErr w:type="spellStart"/>
+            <w:r>
+              <w:t>mysql_container_id</w:t>
+            </w:r>
+            <w:proofErr w:type="spellEnd"/>
+            <w:r>
+              <w:t xml:space="preserve">&gt; </w:t>
+            </w:r>
+            <w:proofErr w:type="spellStart"/>
+            <w:r>
+              <w:t>mysql</w:t>
+            </w:r>
+            <w:proofErr w:type="spellEnd"/>
+            <w:r>
+              <w:t xml:space="preserve"> -u root -p</w:t>
             </w:r>
           </w:p>
           <w:p>
@@ -2063,7 +2310,15 @@
                 </w:tcPr>
                 <w:p>
                   <w:r>
-                    <w:t>USE voting_db;</w:t>
+                    <w:t xml:space="preserve">USE </w:t>
+                  </w:r>
+                  <w:proofErr w:type="spellStart"/>
+                  <w:r>
+                    <w:t>voting_db</w:t>
+                  </w:r>
+                  <w:proofErr w:type="spellEnd"/>
+                  <w:r>
+                    <w:t>;</w:t>
                   </w:r>
                 </w:p>
                 <w:p/>
@@ -2079,7 +2334,15 @@
                 </w:p>
                 <w:p>
                   <w:r>
-                    <w:t>party VARCHAR(50)</w:t>
+                    <w:t xml:space="preserve">party </w:t>
+                  </w:r>
+                  <w:proofErr w:type="gramStart"/>
+                  <w:r>
+                    <w:t>VARCHAR(</w:t>
+                  </w:r>
+                  <w:proofErr w:type="gramEnd"/>
+                  <w:r>
+                    <w:t>50)</w:t>
                   </w:r>
                 </w:p>
                 <w:p>
@@ -2554,6 +2817,3790 @@
                   </a:graphic>
                 </wp:inline>
               </w:drawing>
+            </w:r>
+          </w:p>
+        </w:tc>
+      </w:tr>
+    </w:tbl>
+    <w:p>
+      <w:pPr>
+        <w:rPr>
+          <w:lang w:val="en-US"/>
+        </w:rPr>
+      </w:pPr>
+    </w:p>
+    <w:p>
+      <w:pPr>
+        <w:rPr>
+          <w:lang w:val="en-US"/>
+        </w:rPr>
+      </w:pPr>
+      <w:r>
+        <w:rPr>
+          <w:lang w:val="en-US"/>
+        </w:rPr>
+        <w:br w:type="page"/>
+      </w:r>
+    </w:p>
+    <w:p>
+      <w:pPr>
+        <w:pStyle w:val="Heading1"/>
+        <w:rPr>
+          <w:lang w:val="en-US"/>
+        </w:rPr>
+      </w:pPr>
+      <w:r>
+        <w:rPr>
+          <w:lang w:val="en-US"/>
+        </w:rPr>
+        <w:lastRenderedPageBreak/>
+        <w:t>How voting app website is configured?</w:t>
+      </w:r>
+    </w:p>
+    <w:tbl>
+      <w:tblPr>
+        <w:tblStyle w:val="TableGrid"/>
+        <w:tblW w:w="0" w:type="auto"/>
+        <w:tblLook w:val="04A0" w:firstRow="1" w:lastRow="0" w:firstColumn="1" w:lastColumn="0" w:noHBand="0" w:noVBand="1"/>
+      </w:tblPr>
+      <w:tblGrid>
+        <w:gridCol w:w="1555"/>
+        <w:gridCol w:w="7461"/>
+      </w:tblGrid>
+      <w:tr>
+        <w:tc>
+          <w:tcPr>
+            <w:tcW w:w="1555" w:type="dxa"/>
+          </w:tcPr>
+          <w:p>
+            <w:pPr>
+              <w:rPr>
+                <w:rFonts w:ascii="Bahnschrift" w:hAnsi="Bahnschrift"/>
+                <w:sz w:val="18"/>
+                <w:szCs w:val="18"/>
+                <w:lang w:val="en-US"/>
+              </w:rPr>
+            </w:pPr>
+            <w:r>
+              <w:rPr>
+                <w:rFonts w:ascii="Bahnschrift" w:hAnsi="Bahnschrift"/>
+                <w:sz w:val="18"/>
+                <w:szCs w:val="18"/>
+                <w:lang w:val="en-US"/>
+              </w:rPr>
+              <w:t>Git location</w:t>
+            </w:r>
+          </w:p>
+        </w:tc>
+        <w:tc>
+          <w:tcPr>
+            <w:tcW w:w="7461" w:type="dxa"/>
+          </w:tcPr>
+          <w:p>
+            <w:pPr>
+              <w:rPr>
+                <w:rFonts w:ascii="Bahnschrift" w:hAnsi="Bahnschrift"/>
+                <w:sz w:val="18"/>
+                <w:szCs w:val="18"/>
+                <w:lang w:val="en-US"/>
+              </w:rPr>
+            </w:pPr>
+            <w:r>
+              <w:rPr>
+                <w:rFonts w:ascii="Bahnschrift" w:hAnsi="Bahnschrift"/>
+                <w:sz w:val="18"/>
+                <w:szCs w:val="18"/>
+                <w:lang w:val="en-US"/>
+              </w:rPr>
+              <w:t>https://github.com/pradeepviswa/voting-app.git</w:t>
+            </w:r>
+          </w:p>
+        </w:tc>
+      </w:tr>
+      <w:tr>
+        <w:tc>
+          <w:tcPr>
+            <w:tcW w:w="1555" w:type="dxa"/>
+          </w:tcPr>
+          <w:p>
+            <w:pPr>
+              <w:rPr>
+                <w:rFonts w:ascii="Bahnschrift" w:hAnsi="Bahnschrift"/>
+                <w:sz w:val="18"/>
+                <w:szCs w:val="18"/>
+                <w:lang w:val="en-US"/>
+              </w:rPr>
+            </w:pPr>
+            <w:proofErr w:type="spellStart"/>
+            <w:r>
+              <w:rPr>
+                <w:rFonts w:ascii="Bahnschrift" w:hAnsi="Bahnschrift"/>
+                <w:sz w:val="18"/>
+                <w:szCs w:val="18"/>
+                <w:lang w:val="en-US"/>
+              </w:rPr>
+              <w:t>db.php</w:t>
+            </w:r>
+            <w:proofErr w:type="spellEnd"/>
+          </w:p>
+        </w:tc>
+        <w:tc>
+          <w:tcPr>
+            <w:tcW w:w="7461" w:type="dxa"/>
+          </w:tcPr>
+          <w:p>
+            <w:pPr>
+              <w:rPr>
+                <w:rFonts w:ascii="Bahnschrift" w:hAnsi="Bahnschrift"/>
+                <w:sz w:val="18"/>
+                <w:szCs w:val="18"/>
+                <w:lang w:val="en-US"/>
+              </w:rPr>
+            </w:pPr>
+            <w:r>
+              <w:rPr>
+                <w:rFonts w:ascii="Bahnschrift" w:hAnsi="Bahnschrift"/>
+                <w:sz w:val="18"/>
+                <w:szCs w:val="18"/>
+                <w:lang w:val="en-US"/>
+              </w:rPr>
+              <w:t>&lt;?</w:t>
+            </w:r>
+            <w:proofErr w:type="spellStart"/>
+            <w:r>
+              <w:rPr>
+                <w:rFonts w:ascii="Bahnschrift" w:hAnsi="Bahnschrift"/>
+                <w:sz w:val="18"/>
+                <w:szCs w:val="18"/>
+                <w:lang w:val="en-US"/>
+              </w:rPr>
+              <w:t>php</w:t>
+            </w:r>
+            <w:proofErr w:type="spellEnd"/>
+          </w:p>
+          <w:p>
+            <w:pPr>
+              <w:rPr>
+                <w:rFonts w:ascii="Bahnschrift" w:hAnsi="Bahnschrift"/>
+                <w:sz w:val="18"/>
+                <w:szCs w:val="18"/>
+                <w:lang w:val="en-US"/>
+              </w:rPr>
+            </w:pPr>
+          </w:p>
+          <w:p>
+            <w:pPr>
+              <w:rPr>
+                <w:rFonts w:ascii="Bahnschrift" w:hAnsi="Bahnschrift"/>
+                <w:sz w:val="18"/>
+                <w:szCs w:val="18"/>
+                <w:lang w:val="en-US"/>
+              </w:rPr>
+            </w:pPr>
+            <w:r>
+              <w:rPr>
+                <w:rFonts w:ascii="Bahnschrift" w:hAnsi="Bahnschrift"/>
+                <w:sz w:val="18"/>
+                <w:szCs w:val="18"/>
+                <w:lang w:val="en-US"/>
+              </w:rPr>
+              <w:t>$host = "voting-</w:t>
+            </w:r>
+            <w:proofErr w:type="spellStart"/>
+            <w:r>
+              <w:rPr>
+                <w:rFonts w:ascii="Bahnschrift" w:hAnsi="Bahnschrift"/>
+                <w:sz w:val="18"/>
+                <w:szCs w:val="18"/>
+                <w:lang w:val="en-US"/>
+              </w:rPr>
+              <w:t>mysql</w:t>
+            </w:r>
+            <w:proofErr w:type="spellEnd"/>
+            <w:r>
+              <w:rPr>
+                <w:rFonts w:ascii="Bahnschrift" w:hAnsi="Bahnschrift"/>
+                <w:sz w:val="18"/>
+                <w:szCs w:val="18"/>
+                <w:lang w:val="en-US"/>
+              </w:rPr>
+              <w:t>";</w:t>
+            </w:r>
+          </w:p>
+          <w:p>
+            <w:pPr>
+              <w:rPr>
+                <w:rFonts w:ascii="Bahnschrift" w:hAnsi="Bahnschrift"/>
+                <w:sz w:val="18"/>
+                <w:szCs w:val="18"/>
+                <w:lang w:val="en-US"/>
+              </w:rPr>
+            </w:pPr>
+            <w:r>
+              <w:rPr>
+                <w:rFonts w:ascii="Bahnschrift" w:hAnsi="Bahnschrift"/>
+                <w:sz w:val="18"/>
+                <w:szCs w:val="18"/>
+                <w:lang w:val="en-US"/>
+              </w:rPr>
+              <w:t>$user = "root";</w:t>
+            </w:r>
+          </w:p>
+          <w:p>
+            <w:pPr>
+              <w:rPr>
+                <w:rFonts w:ascii="Bahnschrift" w:hAnsi="Bahnschrift"/>
+                <w:sz w:val="18"/>
+                <w:szCs w:val="18"/>
+                <w:lang w:val="en-US"/>
+              </w:rPr>
+            </w:pPr>
+            <w:r>
+              <w:rPr>
+                <w:rFonts w:ascii="Bahnschrift" w:hAnsi="Bahnschrift"/>
+                <w:sz w:val="18"/>
+                <w:szCs w:val="18"/>
+                <w:lang w:val="en-US"/>
+              </w:rPr>
+              <w:t>$password = "root";</w:t>
+            </w:r>
+          </w:p>
+          <w:p>
+            <w:pPr>
+              <w:rPr>
+                <w:rFonts w:ascii="Bahnschrift" w:hAnsi="Bahnschrift"/>
+                <w:sz w:val="18"/>
+                <w:szCs w:val="18"/>
+                <w:lang w:val="en-US"/>
+              </w:rPr>
+            </w:pPr>
+            <w:r>
+              <w:rPr>
+                <w:rFonts w:ascii="Bahnschrift" w:hAnsi="Bahnschrift"/>
+                <w:sz w:val="18"/>
+                <w:szCs w:val="18"/>
+                <w:lang w:val="en-US"/>
+              </w:rPr>
+              <w:t>$database = "</w:t>
+            </w:r>
+            <w:proofErr w:type="spellStart"/>
+            <w:r>
+              <w:rPr>
+                <w:rFonts w:ascii="Bahnschrift" w:hAnsi="Bahnschrift"/>
+                <w:sz w:val="18"/>
+                <w:szCs w:val="18"/>
+                <w:lang w:val="en-US"/>
+              </w:rPr>
+              <w:t>voting_db</w:t>
+            </w:r>
+            <w:proofErr w:type="spellEnd"/>
+            <w:r>
+              <w:rPr>
+                <w:rFonts w:ascii="Bahnschrift" w:hAnsi="Bahnschrift"/>
+                <w:sz w:val="18"/>
+                <w:szCs w:val="18"/>
+                <w:lang w:val="en-US"/>
+              </w:rPr>
+              <w:t>";</w:t>
+            </w:r>
+          </w:p>
+          <w:p>
+            <w:pPr>
+              <w:rPr>
+                <w:rFonts w:ascii="Bahnschrift" w:hAnsi="Bahnschrift"/>
+                <w:sz w:val="18"/>
+                <w:szCs w:val="18"/>
+                <w:lang w:val="en-US"/>
+              </w:rPr>
+            </w:pPr>
+          </w:p>
+          <w:p>
+            <w:pPr>
+              <w:rPr>
+                <w:rFonts w:ascii="Bahnschrift" w:hAnsi="Bahnschrift"/>
+                <w:sz w:val="18"/>
+                <w:szCs w:val="18"/>
+                <w:lang w:val="en-US"/>
+              </w:rPr>
+            </w:pPr>
+            <w:r>
+              <w:rPr>
+                <w:rFonts w:ascii="Bahnschrift" w:hAnsi="Bahnschrift"/>
+                <w:sz w:val="18"/>
+                <w:szCs w:val="18"/>
+                <w:lang w:val="en-US"/>
+              </w:rPr>
+              <w:t xml:space="preserve">$conn = new </w:t>
+            </w:r>
+            <w:proofErr w:type="spellStart"/>
+            <w:r>
+              <w:rPr>
+                <w:rFonts w:ascii="Bahnschrift" w:hAnsi="Bahnschrift"/>
+                <w:sz w:val="18"/>
+                <w:szCs w:val="18"/>
+                <w:lang w:val="en-US"/>
+              </w:rPr>
+              <w:t>mysqli</w:t>
+            </w:r>
+            <w:proofErr w:type="spellEnd"/>
+            <w:r>
+              <w:rPr>
+                <w:rFonts w:ascii="Bahnschrift" w:hAnsi="Bahnschrift"/>
+                <w:sz w:val="18"/>
+                <w:szCs w:val="18"/>
+                <w:lang w:val="en-US"/>
+              </w:rPr>
+              <w:t>($</w:t>
+            </w:r>
+            <w:proofErr w:type="spellStart"/>
+            <w:proofErr w:type="gramStart"/>
+            <w:r>
+              <w:rPr>
+                <w:rFonts w:ascii="Bahnschrift" w:hAnsi="Bahnschrift"/>
+                <w:sz w:val="18"/>
+                <w:szCs w:val="18"/>
+                <w:lang w:val="en-US"/>
+              </w:rPr>
+              <w:t>host,$user,$password,$</w:t>
+            </w:r>
+            <w:proofErr w:type="gramEnd"/>
+            <w:r>
+              <w:rPr>
+                <w:rFonts w:ascii="Bahnschrift" w:hAnsi="Bahnschrift"/>
+                <w:sz w:val="18"/>
+                <w:szCs w:val="18"/>
+                <w:lang w:val="en-US"/>
+              </w:rPr>
+              <w:t>database</w:t>
+            </w:r>
+            <w:proofErr w:type="spellEnd"/>
+            <w:r>
+              <w:rPr>
+                <w:rFonts w:ascii="Bahnschrift" w:hAnsi="Bahnschrift"/>
+                <w:sz w:val="18"/>
+                <w:szCs w:val="18"/>
+                <w:lang w:val="en-US"/>
+              </w:rPr>
+              <w:t>);</w:t>
+            </w:r>
+          </w:p>
+          <w:p>
+            <w:pPr>
+              <w:rPr>
+                <w:rFonts w:ascii="Bahnschrift" w:hAnsi="Bahnschrift"/>
+                <w:sz w:val="18"/>
+                <w:szCs w:val="18"/>
+                <w:lang w:val="en-US"/>
+              </w:rPr>
+            </w:pPr>
+          </w:p>
+          <w:p>
+            <w:pPr>
+              <w:rPr>
+                <w:rFonts w:ascii="Bahnschrift" w:hAnsi="Bahnschrift"/>
+                <w:sz w:val="18"/>
+                <w:szCs w:val="18"/>
+                <w:lang w:val="en-US"/>
+              </w:rPr>
+            </w:pPr>
+            <w:r>
+              <w:rPr>
+                <w:rFonts w:ascii="Bahnschrift" w:hAnsi="Bahnschrift"/>
+                <w:sz w:val="18"/>
+                <w:szCs w:val="18"/>
+                <w:lang w:val="en-US"/>
+              </w:rPr>
+              <w:t>if ($conn-&gt;</w:t>
+            </w:r>
+            <w:proofErr w:type="spellStart"/>
+            <w:r>
+              <w:rPr>
+                <w:rFonts w:ascii="Bahnschrift" w:hAnsi="Bahnschrift"/>
+                <w:sz w:val="18"/>
+                <w:szCs w:val="18"/>
+                <w:lang w:val="en-US"/>
+              </w:rPr>
+              <w:t>connect_error</w:t>
+            </w:r>
+            <w:proofErr w:type="spellEnd"/>
+            <w:r>
+              <w:rPr>
+                <w:rFonts w:ascii="Bahnschrift" w:hAnsi="Bahnschrift"/>
+                <w:sz w:val="18"/>
+                <w:szCs w:val="18"/>
+                <w:lang w:val="en-US"/>
+              </w:rPr>
+              <w:t>) {</w:t>
+            </w:r>
+          </w:p>
+          <w:p>
+            <w:pPr>
+              <w:rPr>
+                <w:rFonts w:ascii="Bahnschrift" w:hAnsi="Bahnschrift"/>
+                <w:sz w:val="18"/>
+                <w:szCs w:val="18"/>
+                <w:lang w:val="en-US"/>
+              </w:rPr>
+            </w:pPr>
+            <w:r>
+              <w:rPr>
+                <w:rFonts w:ascii="Bahnschrift" w:hAnsi="Bahnschrift"/>
+                <w:sz w:val="18"/>
+                <w:szCs w:val="18"/>
+                <w:lang w:val="en-US"/>
+              </w:rPr>
+              <w:t xml:space="preserve"> </w:t>
+            </w:r>
+            <w:proofErr w:type="gramStart"/>
+            <w:r>
+              <w:rPr>
+                <w:rFonts w:ascii="Bahnschrift" w:hAnsi="Bahnschrift"/>
+                <w:sz w:val="18"/>
+                <w:szCs w:val="18"/>
+                <w:lang w:val="en-US"/>
+              </w:rPr>
+              <w:t>die(</w:t>
+            </w:r>
+            <w:proofErr w:type="gramEnd"/>
+            <w:r>
+              <w:rPr>
+                <w:rFonts w:ascii="Bahnschrift" w:hAnsi="Bahnschrift"/>
+                <w:sz w:val="18"/>
+                <w:szCs w:val="18"/>
+                <w:lang w:val="en-US"/>
+              </w:rPr>
+              <w:t xml:space="preserve">"Connection failed: </w:t>
+            </w:r>
+            <w:proofErr w:type="gramStart"/>
+            <w:r>
+              <w:rPr>
+                <w:rFonts w:ascii="Bahnschrift" w:hAnsi="Bahnschrift"/>
+                <w:sz w:val="18"/>
+                <w:szCs w:val="18"/>
+                <w:lang w:val="en-US"/>
+              </w:rPr>
+              <w:t>" .</w:t>
+            </w:r>
+            <w:proofErr w:type="gramEnd"/>
+            <w:r>
+              <w:rPr>
+                <w:rFonts w:ascii="Bahnschrift" w:hAnsi="Bahnschrift"/>
+                <w:sz w:val="18"/>
+                <w:szCs w:val="18"/>
+                <w:lang w:val="en-US"/>
+              </w:rPr>
+              <w:t xml:space="preserve"> $conn-&gt;</w:t>
+            </w:r>
+            <w:proofErr w:type="spellStart"/>
+            <w:r>
+              <w:rPr>
+                <w:rFonts w:ascii="Bahnschrift" w:hAnsi="Bahnschrift"/>
+                <w:sz w:val="18"/>
+                <w:szCs w:val="18"/>
+                <w:lang w:val="en-US"/>
+              </w:rPr>
+              <w:t>connect_error</w:t>
+            </w:r>
+            <w:proofErr w:type="spellEnd"/>
+            <w:r>
+              <w:rPr>
+                <w:rFonts w:ascii="Bahnschrift" w:hAnsi="Bahnschrift"/>
+                <w:sz w:val="18"/>
+                <w:szCs w:val="18"/>
+                <w:lang w:val="en-US"/>
+              </w:rPr>
+              <w:t>);</w:t>
+            </w:r>
+          </w:p>
+          <w:p>
+            <w:pPr>
+              <w:rPr>
+                <w:rFonts w:ascii="Bahnschrift" w:hAnsi="Bahnschrift"/>
+                <w:sz w:val="18"/>
+                <w:szCs w:val="18"/>
+                <w:lang w:val="en-US"/>
+              </w:rPr>
+            </w:pPr>
+            <w:r>
+              <w:rPr>
+                <w:rFonts w:ascii="Bahnschrift" w:hAnsi="Bahnschrift"/>
+                <w:sz w:val="18"/>
+                <w:szCs w:val="18"/>
+                <w:lang w:val="en-US"/>
+              </w:rPr>
+              <w:t>}</w:t>
+            </w:r>
+          </w:p>
+          <w:p>
+            <w:pPr>
+              <w:rPr>
+                <w:rFonts w:ascii="Bahnschrift" w:hAnsi="Bahnschrift"/>
+                <w:sz w:val="18"/>
+                <w:szCs w:val="18"/>
+                <w:lang w:val="en-US"/>
+              </w:rPr>
+            </w:pPr>
+          </w:p>
+          <w:p>
+            <w:pPr>
+              <w:rPr>
+                <w:rFonts w:ascii="Bahnschrift" w:hAnsi="Bahnschrift"/>
+                <w:sz w:val="18"/>
+                <w:szCs w:val="18"/>
+                <w:lang w:val="en-US"/>
+              </w:rPr>
+            </w:pPr>
+            <w:r>
+              <w:rPr>
+                <w:rFonts w:ascii="Bahnschrift" w:hAnsi="Bahnschrift"/>
+                <w:sz w:val="18"/>
+                <w:szCs w:val="18"/>
+                <w:lang w:val="en-US"/>
+              </w:rPr>
+              <w:t>?&gt;</w:t>
+            </w:r>
+          </w:p>
+        </w:tc>
+      </w:tr>
+      <w:tr>
+        <w:tc>
+          <w:tcPr>
+            <w:tcW w:w="1555" w:type="dxa"/>
+          </w:tcPr>
+          <w:p>
+            <w:pPr>
+              <w:rPr>
+                <w:rFonts w:ascii="Bahnschrift" w:hAnsi="Bahnschrift"/>
+                <w:sz w:val="18"/>
+                <w:szCs w:val="18"/>
+                <w:lang w:val="en-US"/>
+              </w:rPr>
+            </w:pPr>
+            <w:r>
+              <w:rPr>
+                <w:rFonts w:ascii="Bahnschrift" w:hAnsi="Bahnschrift"/>
+                <w:sz w:val="18"/>
+                <w:szCs w:val="18"/>
+                <w:lang w:val="en-US"/>
+              </w:rPr>
+              <w:t>index.html</w:t>
+            </w:r>
+          </w:p>
+        </w:tc>
+        <w:tc>
+          <w:tcPr>
+            <w:tcW w:w="7461" w:type="dxa"/>
+          </w:tcPr>
+          <w:p>
+            <w:pPr>
+              <w:rPr>
+                <w:rFonts w:ascii="Bahnschrift" w:hAnsi="Bahnschrift"/>
+                <w:sz w:val="18"/>
+                <w:szCs w:val="18"/>
+                <w:lang w:val="en-US"/>
+              </w:rPr>
+            </w:pPr>
+            <w:r>
+              <w:rPr>
+                <w:rFonts w:ascii="Bahnschrift" w:hAnsi="Bahnschrift"/>
+                <w:sz w:val="18"/>
+                <w:szCs w:val="18"/>
+                <w:lang w:val="en-US"/>
+              </w:rPr>
+              <w:t>&lt;!DOCTYPE html&gt;</w:t>
+            </w:r>
+          </w:p>
+          <w:p>
+            <w:pPr>
+              <w:rPr>
+                <w:rFonts w:ascii="Bahnschrift" w:hAnsi="Bahnschrift"/>
+                <w:sz w:val="18"/>
+                <w:szCs w:val="18"/>
+                <w:lang w:val="en-US"/>
+              </w:rPr>
+            </w:pPr>
+            <w:r>
+              <w:rPr>
+                <w:rFonts w:ascii="Bahnschrift" w:hAnsi="Bahnschrift"/>
+                <w:sz w:val="18"/>
+                <w:szCs w:val="18"/>
+                <w:lang w:val="en-US"/>
+              </w:rPr>
+              <w:t>&lt;html&gt;</w:t>
+            </w:r>
+          </w:p>
+          <w:p>
+            <w:pPr>
+              <w:rPr>
+                <w:rFonts w:ascii="Bahnschrift" w:hAnsi="Bahnschrift"/>
+                <w:sz w:val="18"/>
+                <w:szCs w:val="18"/>
+                <w:lang w:val="en-US"/>
+              </w:rPr>
+            </w:pPr>
+            <w:r>
+              <w:rPr>
+                <w:rFonts w:ascii="Bahnschrift" w:hAnsi="Bahnschrift"/>
+                <w:sz w:val="18"/>
+                <w:szCs w:val="18"/>
+                <w:lang w:val="en-US"/>
+              </w:rPr>
+              <w:t>&lt;head&gt;</w:t>
+            </w:r>
+          </w:p>
+          <w:p>
+            <w:pPr>
+              <w:rPr>
+                <w:rFonts w:ascii="Bahnschrift" w:hAnsi="Bahnschrift"/>
+                <w:sz w:val="18"/>
+                <w:szCs w:val="18"/>
+                <w:lang w:val="en-US"/>
+              </w:rPr>
+            </w:pPr>
+            <w:r>
+              <w:rPr>
+                <w:rFonts w:ascii="Bahnschrift" w:hAnsi="Bahnschrift"/>
+                <w:sz w:val="18"/>
+                <w:szCs w:val="18"/>
+                <w:lang w:val="en-US"/>
+              </w:rPr>
+              <w:t>&lt;title&gt;Online Voting System&lt;/title&gt;</w:t>
+            </w:r>
+          </w:p>
+          <w:p>
+            <w:pPr>
+              <w:rPr>
+                <w:rFonts w:ascii="Bahnschrift" w:hAnsi="Bahnschrift"/>
+                <w:sz w:val="18"/>
+                <w:szCs w:val="18"/>
+                <w:lang w:val="en-US"/>
+              </w:rPr>
+            </w:pPr>
+            <w:r>
+              <w:rPr>
+                <w:rFonts w:ascii="Bahnschrift" w:hAnsi="Bahnschrift"/>
+                <w:sz w:val="18"/>
+                <w:szCs w:val="18"/>
+                <w:lang w:val="en-US"/>
+              </w:rPr>
+              <w:t xml:space="preserve">&lt;link </w:t>
+            </w:r>
+            <w:proofErr w:type="spellStart"/>
+            <w:r>
+              <w:rPr>
+                <w:rFonts w:ascii="Bahnschrift" w:hAnsi="Bahnschrift"/>
+                <w:sz w:val="18"/>
+                <w:szCs w:val="18"/>
+                <w:lang w:val="en-US"/>
+              </w:rPr>
+              <w:t>rel</w:t>
+            </w:r>
+            <w:proofErr w:type="spellEnd"/>
+            <w:r>
+              <w:rPr>
+                <w:rFonts w:ascii="Bahnschrift" w:hAnsi="Bahnschrift"/>
+                <w:sz w:val="18"/>
+                <w:szCs w:val="18"/>
+                <w:lang w:val="en-US"/>
+              </w:rPr>
+              <w:t xml:space="preserve">="stylesheet" </w:t>
+            </w:r>
+            <w:proofErr w:type="spellStart"/>
+            <w:r>
+              <w:rPr>
+                <w:rFonts w:ascii="Bahnschrift" w:hAnsi="Bahnschrift"/>
+                <w:sz w:val="18"/>
+                <w:szCs w:val="18"/>
+                <w:lang w:val="en-US"/>
+              </w:rPr>
+              <w:t>href</w:t>
+            </w:r>
+            <w:proofErr w:type="spellEnd"/>
+            <w:r>
+              <w:rPr>
+                <w:rFonts w:ascii="Bahnschrift" w:hAnsi="Bahnschrift"/>
+                <w:sz w:val="18"/>
+                <w:szCs w:val="18"/>
+                <w:lang w:val="en-US"/>
+              </w:rPr>
+              <w:t>="style.css"&gt;</w:t>
+            </w:r>
+          </w:p>
+          <w:p>
+            <w:pPr>
+              <w:rPr>
+                <w:rFonts w:ascii="Bahnschrift" w:hAnsi="Bahnschrift"/>
+                <w:sz w:val="18"/>
+                <w:szCs w:val="18"/>
+                <w:lang w:val="en-US"/>
+              </w:rPr>
+            </w:pPr>
+            <w:r>
+              <w:rPr>
+                <w:rFonts w:ascii="Bahnschrift" w:hAnsi="Bahnschrift"/>
+                <w:sz w:val="18"/>
+                <w:szCs w:val="18"/>
+                <w:lang w:val="en-US"/>
+              </w:rPr>
+              <w:t>&lt;/head&gt;</w:t>
+            </w:r>
+          </w:p>
+          <w:p>
+            <w:pPr>
+              <w:rPr>
+                <w:rFonts w:ascii="Bahnschrift" w:hAnsi="Bahnschrift"/>
+                <w:sz w:val="18"/>
+                <w:szCs w:val="18"/>
+                <w:lang w:val="en-US"/>
+              </w:rPr>
+            </w:pPr>
+          </w:p>
+          <w:p>
+            <w:pPr>
+              <w:rPr>
+                <w:rFonts w:ascii="Bahnschrift" w:hAnsi="Bahnschrift"/>
+                <w:sz w:val="18"/>
+                <w:szCs w:val="18"/>
+                <w:lang w:val="en-US"/>
+              </w:rPr>
+            </w:pPr>
+            <w:r>
+              <w:rPr>
+                <w:rFonts w:ascii="Bahnschrift" w:hAnsi="Bahnschrift"/>
+                <w:sz w:val="18"/>
+                <w:szCs w:val="18"/>
+                <w:lang w:val="en-US"/>
+              </w:rPr>
+              <w:t>&lt;body&gt;</w:t>
+            </w:r>
+          </w:p>
+          <w:p>
+            <w:pPr>
+              <w:rPr>
+                <w:rFonts w:ascii="Bahnschrift" w:hAnsi="Bahnschrift"/>
+                <w:sz w:val="18"/>
+                <w:szCs w:val="18"/>
+                <w:lang w:val="en-US"/>
+              </w:rPr>
+            </w:pPr>
+          </w:p>
+          <w:p>
+            <w:pPr>
+              <w:rPr>
+                <w:rFonts w:ascii="Bahnschrift" w:hAnsi="Bahnschrift"/>
+                <w:sz w:val="18"/>
+                <w:szCs w:val="18"/>
+                <w:lang w:val="en-US"/>
+              </w:rPr>
+            </w:pPr>
+            <w:r>
+              <w:rPr>
+                <w:rFonts w:ascii="Bahnschrift" w:hAnsi="Bahnschrift"/>
+                <w:sz w:val="18"/>
+                <w:szCs w:val="18"/>
+                <w:lang w:val="en-US"/>
+              </w:rPr>
+              <w:t>&lt;h1&gt;Online Voting System&lt;/h1&gt;</w:t>
+            </w:r>
+          </w:p>
+          <w:p>
+            <w:pPr>
+              <w:rPr>
+                <w:rFonts w:ascii="Bahnschrift" w:hAnsi="Bahnschrift"/>
+                <w:sz w:val="18"/>
+                <w:szCs w:val="18"/>
+                <w:lang w:val="en-US"/>
+              </w:rPr>
+            </w:pPr>
+          </w:p>
+          <w:p>
+            <w:pPr>
+              <w:rPr>
+                <w:rFonts w:ascii="Bahnschrift" w:hAnsi="Bahnschrift"/>
+                <w:sz w:val="18"/>
+                <w:szCs w:val="18"/>
+                <w:lang w:val="en-US"/>
+              </w:rPr>
+            </w:pPr>
+            <w:r>
+              <w:rPr>
+                <w:rFonts w:ascii="Bahnschrift" w:hAnsi="Bahnschrift"/>
+                <w:sz w:val="18"/>
+                <w:szCs w:val="18"/>
+                <w:lang w:val="en-US"/>
+              </w:rPr>
+              <w:t>&lt;div class="container"&gt;</w:t>
+            </w:r>
+          </w:p>
+          <w:p>
+            <w:pPr>
+              <w:rPr>
+                <w:rFonts w:ascii="Bahnschrift" w:hAnsi="Bahnschrift"/>
+                <w:sz w:val="18"/>
+                <w:szCs w:val="18"/>
+                <w:lang w:val="en-US"/>
+              </w:rPr>
+            </w:pPr>
+          </w:p>
+          <w:p>
+            <w:pPr>
+              <w:rPr>
+                <w:rFonts w:ascii="Bahnschrift" w:hAnsi="Bahnschrift"/>
+                <w:sz w:val="18"/>
+                <w:szCs w:val="18"/>
+                <w:lang w:val="en-US"/>
+              </w:rPr>
+            </w:pPr>
+            <w:r>
+              <w:rPr>
+                <w:rFonts w:ascii="Bahnschrift" w:hAnsi="Bahnschrift"/>
+                <w:sz w:val="18"/>
+                <w:szCs w:val="18"/>
+                <w:lang w:val="en-US"/>
+              </w:rPr>
+              <w:t>&lt;form action="</w:t>
+            </w:r>
+            <w:proofErr w:type="spellStart"/>
+            <w:r>
+              <w:rPr>
+                <w:rFonts w:ascii="Bahnschrift" w:hAnsi="Bahnschrift"/>
+                <w:sz w:val="18"/>
+                <w:szCs w:val="18"/>
+                <w:lang w:val="en-US"/>
+              </w:rPr>
+              <w:t>vote.php</w:t>
+            </w:r>
+            <w:proofErr w:type="spellEnd"/>
+            <w:r>
+              <w:rPr>
+                <w:rFonts w:ascii="Bahnschrift" w:hAnsi="Bahnschrift"/>
+                <w:sz w:val="18"/>
+                <w:szCs w:val="18"/>
+                <w:lang w:val="en-US"/>
+              </w:rPr>
+              <w:t>" method="POST"&gt;</w:t>
+            </w:r>
+          </w:p>
+          <w:p>
+            <w:pPr>
+              <w:rPr>
+                <w:rFonts w:ascii="Bahnschrift" w:hAnsi="Bahnschrift"/>
+                <w:sz w:val="18"/>
+                <w:szCs w:val="18"/>
+                <w:lang w:val="en-US"/>
+              </w:rPr>
+            </w:pPr>
+            <w:r>
+              <w:rPr>
+                <w:rFonts w:ascii="Bahnschrift" w:hAnsi="Bahnschrift"/>
+                <w:sz w:val="18"/>
+                <w:szCs w:val="18"/>
+                <w:lang w:val="en-US"/>
+              </w:rPr>
+              <w:t>&lt;button name="party" value="Party A"&gt;</w:t>
+            </w:r>
+          </w:p>
+          <w:p>
+            <w:pPr>
+              <w:rPr>
+                <w:rFonts w:ascii="Bahnschrift" w:hAnsi="Bahnschrift"/>
+                <w:sz w:val="18"/>
+                <w:szCs w:val="18"/>
+                <w:lang w:val="en-US"/>
+              </w:rPr>
+            </w:pPr>
+            <w:r>
+              <w:rPr>
+                <w:rFonts w:ascii="Bahnschrift" w:hAnsi="Bahnschrift"/>
+                <w:sz w:val="18"/>
+                <w:szCs w:val="18"/>
+                <w:lang w:val="en-US"/>
+              </w:rPr>
+              <w:t>&lt;</w:t>
+            </w:r>
+            <w:proofErr w:type="spellStart"/>
+            <w:r>
+              <w:rPr>
+                <w:rFonts w:ascii="Bahnschrift" w:hAnsi="Bahnschrift"/>
+                <w:sz w:val="18"/>
+                <w:szCs w:val="18"/>
+                <w:lang w:val="en-US"/>
+              </w:rPr>
+              <w:t>img</w:t>
+            </w:r>
+            <w:proofErr w:type="spellEnd"/>
+            <w:r>
+              <w:rPr>
+                <w:rFonts w:ascii="Bahnschrift" w:hAnsi="Bahnschrift"/>
+                <w:sz w:val="18"/>
+                <w:szCs w:val="18"/>
+                <w:lang w:val="en-US"/>
+              </w:rPr>
+              <w:t xml:space="preserve"> </w:t>
+            </w:r>
+            <w:proofErr w:type="spellStart"/>
+            <w:r>
+              <w:rPr>
+                <w:rFonts w:ascii="Bahnschrift" w:hAnsi="Bahnschrift"/>
+                <w:sz w:val="18"/>
+                <w:szCs w:val="18"/>
+                <w:lang w:val="en-US"/>
+              </w:rPr>
+              <w:t>src</w:t>
+            </w:r>
+            <w:proofErr w:type="spellEnd"/>
+            <w:r>
+              <w:rPr>
+                <w:rFonts w:ascii="Bahnschrift" w:hAnsi="Bahnschrift"/>
+                <w:sz w:val="18"/>
+                <w:szCs w:val="18"/>
+                <w:lang w:val="en-US"/>
+              </w:rPr>
+              <w:t>="</w:t>
+            </w:r>
+            <w:proofErr w:type="spellStart"/>
+            <w:r>
+              <w:rPr>
+                <w:rFonts w:ascii="Bahnschrift" w:hAnsi="Bahnschrift"/>
+                <w:sz w:val="18"/>
+                <w:szCs w:val="18"/>
+                <w:lang w:val="en-US"/>
+              </w:rPr>
+              <w:t>img</w:t>
+            </w:r>
+            <w:proofErr w:type="spellEnd"/>
+            <w:r>
+              <w:rPr>
+                <w:rFonts w:ascii="Bahnschrift" w:hAnsi="Bahnschrift"/>
+                <w:sz w:val="18"/>
+                <w:szCs w:val="18"/>
+                <w:lang w:val="en-US"/>
+              </w:rPr>
+              <w:t>/party1.png"&gt;&lt;</w:t>
+            </w:r>
+            <w:proofErr w:type="spellStart"/>
+            <w:r>
+              <w:rPr>
+                <w:rFonts w:ascii="Bahnschrift" w:hAnsi="Bahnschrift"/>
+                <w:sz w:val="18"/>
+                <w:szCs w:val="18"/>
+                <w:lang w:val="en-US"/>
+              </w:rPr>
+              <w:t>br</w:t>
+            </w:r>
+            <w:proofErr w:type="spellEnd"/>
+            <w:r>
+              <w:rPr>
+                <w:rFonts w:ascii="Bahnschrift" w:hAnsi="Bahnschrift"/>
+                <w:sz w:val="18"/>
+                <w:szCs w:val="18"/>
+                <w:lang w:val="en-US"/>
+              </w:rPr>
+              <w:t>&gt;</w:t>
+            </w:r>
+          </w:p>
+          <w:p>
+            <w:pPr>
+              <w:rPr>
+                <w:rFonts w:ascii="Bahnschrift" w:hAnsi="Bahnschrift"/>
+                <w:sz w:val="18"/>
+                <w:szCs w:val="18"/>
+                <w:lang w:val="en-US"/>
+              </w:rPr>
+            </w:pPr>
+            <w:r>
+              <w:rPr>
+                <w:rFonts w:ascii="Bahnschrift" w:hAnsi="Bahnschrift"/>
+                <w:sz w:val="18"/>
+                <w:szCs w:val="18"/>
+                <w:lang w:val="en-US"/>
+              </w:rPr>
+              <w:t>Party A</w:t>
+            </w:r>
+          </w:p>
+          <w:p>
+            <w:pPr>
+              <w:rPr>
+                <w:rFonts w:ascii="Bahnschrift" w:hAnsi="Bahnschrift"/>
+                <w:sz w:val="18"/>
+                <w:szCs w:val="18"/>
+                <w:lang w:val="en-US"/>
+              </w:rPr>
+            </w:pPr>
+            <w:r>
+              <w:rPr>
+                <w:rFonts w:ascii="Bahnschrift" w:hAnsi="Bahnschrift"/>
+                <w:sz w:val="18"/>
+                <w:szCs w:val="18"/>
+                <w:lang w:val="en-US"/>
+              </w:rPr>
+              <w:t>&lt;/button&gt;</w:t>
+            </w:r>
+          </w:p>
+          <w:p>
+            <w:pPr>
+              <w:rPr>
+                <w:rFonts w:ascii="Bahnschrift" w:hAnsi="Bahnschrift"/>
+                <w:sz w:val="18"/>
+                <w:szCs w:val="18"/>
+                <w:lang w:val="en-US"/>
+              </w:rPr>
+            </w:pPr>
+          </w:p>
+          <w:p>
+            <w:pPr>
+              <w:rPr>
+                <w:rFonts w:ascii="Bahnschrift" w:hAnsi="Bahnschrift"/>
+                <w:sz w:val="18"/>
+                <w:szCs w:val="18"/>
+                <w:lang w:val="en-US"/>
+              </w:rPr>
+            </w:pPr>
+            <w:r>
+              <w:rPr>
+                <w:rFonts w:ascii="Bahnschrift" w:hAnsi="Bahnschrift"/>
+                <w:sz w:val="18"/>
+                <w:szCs w:val="18"/>
+                <w:lang w:val="en-US"/>
+              </w:rPr>
+              <w:t>&lt;button name="party" value="Party B"&gt;</w:t>
+            </w:r>
+          </w:p>
+          <w:p>
+            <w:pPr>
+              <w:rPr>
+                <w:rFonts w:ascii="Bahnschrift" w:hAnsi="Bahnschrift"/>
+                <w:sz w:val="18"/>
+                <w:szCs w:val="18"/>
+                <w:lang w:val="en-US"/>
+              </w:rPr>
+            </w:pPr>
+            <w:r>
+              <w:rPr>
+                <w:rFonts w:ascii="Bahnschrift" w:hAnsi="Bahnschrift"/>
+                <w:sz w:val="18"/>
+                <w:szCs w:val="18"/>
+                <w:lang w:val="en-US"/>
+              </w:rPr>
+              <w:t>&lt;</w:t>
+            </w:r>
+            <w:proofErr w:type="spellStart"/>
+            <w:r>
+              <w:rPr>
+                <w:rFonts w:ascii="Bahnschrift" w:hAnsi="Bahnschrift"/>
+                <w:sz w:val="18"/>
+                <w:szCs w:val="18"/>
+                <w:lang w:val="en-US"/>
+              </w:rPr>
+              <w:t>img</w:t>
+            </w:r>
+            <w:proofErr w:type="spellEnd"/>
+            <w:r>
+              <w:rPr>
+                <w:rFonts w:ascii="Bahnschrift" w:hAnsi="Bahnschrift"/>
+                <w:sz w:val="18"/>
+                <w:szCs w:val="18"/>
+                <w:lang w:val="en-US"/>
+              </w:rPr>
+              <w:t xml:space="preserve"> </w:t>
+            </w:r>
+            <w:proofErr w:type="spellStart"/>
+            <w:r>
+              <w:rPr>
+                <w:rFonts w:ascii="Bahnschrift" w:hAnsi="Bahnschrift"/>
+                <w:sz w:val="18"/>
+                <w:szCs w:val="18"/>
+                <w:lang w:val="en-US"/>
+              </w:rPr>
+              <w:t>src</w:t>
+            </w:r>
+            <w:proofErr w:type="spellEnd"/>
+            <w:r>
+              <w:rPr>
+                <w:rFonts w:ascii="Bahnschrift" w:hAnsi="Bahnschrift"/>
+                <w:sz w:val="18"/>
+                <w:szCs w:val="18"/>
+                <w:lang w:val="en-US"/>
+              </w:rPr>
+              <w:t>="</w:t>
+            </w:r>
+            <w:proofErr w:type="spellStart"/>
+            <w:r>
+              <w:rPr>
+                <w:rFonts w:ascii="Bahnschrift" w:hAnsi="Bahnschrift"/>
+                <w:sz w:val="18"/>
+                <w:szCs w:val="18"/>
+                <w:lang w:val="en-US"/>
+              </w:rPr>
+              <w:t>img</w:t>
+            </w:r>
+            <w:proofErr w:type="spellEnd"/>
+            <w:r>
+              <w:rPr>
+                <w:rFonts w:ascii="Bahnschrift" w:hAnsi="Bahnschrift"/>
+                <w:sz w:val="18"/>
+                <w:szCs w:val="18"/>
+                <w:lang w:val="en-US"/>
+              </w:rPr>
+              <w:t>/party2.png"&gt;&lt;</w:t>
+            </w:r>
+            <w:proofErr w:type="spellStart"/>
+            <w:r>
+              <w:rPr>
+                <w:rFonts w:ascii="Bahnschrift" w:hAnsi="Bahnschrift"/>
+                <w:sz w:val="18"/>
+                <w:szCs w:val="18"/>
+                <w:lang w:val="en-US"/>
+              </w:rPr>
+              <w:t>br</w:t>
+            </w:r>
+            <w:proofErr w:type="spellEnd"/>
+            <w:r>
+              <w:rPr>
+                <w:rFonts w:ascii="Bahnschrift" w:hAnsi="Bahnschrift"/>
+                <w:sz w:val="18"/>
+                <w:szCs w:val="18"/>
+                <w:lang w:val="en-US"/>
+              </w:rPr>
+              <w:t>&gt;</w:t>
+            </w:r>
+          </w:p>
+          <w:p>
+            <w:pPr>
+              <w:rPr>
+                <w:rFonts w:ascii="Bahnschrift" w:hAnsi="Bahnschrift"/>
+                <w:sz w:val="18"/>
+                <w:szCs w:val="18"/>
+                <w:lang w:val="en-US"/>
+              </w:rPr>
+            </w:pPr>
+            <w:r>
+              <w:rPr>
+                <w:rFonts w:ascii="Bahnschrift" w:hAnsi="Bahnschrift"/>
+                <w:sz w:val="18"/>
+                <w:szCs w:val="18"/>
+                <w:lang w:val="en-US"/>
+              </w:rPr>
+              <w:t>Party B</w:t>
+            </w:r>
+          </w:p>
+          <w:p>
+            <w:pPr>
+              <w:rPr>
+                <w:rFonts w:ascii="Bahnschrift" w:hAnsi="Bahnschrift"/>
+                <w:sz w:val="18"/>
+                <w:szCs w:val="18"/>
+                <w:lang w:val="en-US"/>
+              </w:rPr>
+            </w:pPr>
+            <w:r>
+              <w:rPr>
+                <w:rFonts w:ascii="Bahnschrift" w:hAnsi="Bahnschrift"/>
+                <w:sz w:val="18"/>
+                <w:szCs w:val="18"/>
+                <w:lang w:val="en-US"/>
+              </w:rPr>
+              <w:t>&lt;/button&gt;</w:t>
+            </w:r>
+          </w:p>
+          <w:p>
+            <w:pPr>
+              <w:rPr>
+                <w:rFonts w:ascii="Bahnschrift" w:hAnsi="Bahnschrift"/>
+                <w:sz w:val="18"/>
+                <w:szCs w:val="18"/>
+                <w:lang w:val="en-US"/>
+              </w:rPr>
+            </w:pPr>
+          </w:p>
+          <w:p>
+            <w:pPr>
+              <w:rPr>
+                <w:rFonts w:ascii="Bahnschrift" w:hAnsi="Bahnschrift"/>
+                <w:sz w:val="18"/>
+                <w:szCs w:val="18"/>
+                <w:lang w:val="en-US"/>
+              </w:rPr>
+            </w:pPr>
+            <w:r>
+              <w:rPr>
+                <w:rFonts w:ascii="Bahnschrift" w:hAnsi="Bahnschrift"/>
+                <w:sz w:val="18"/>
+                <w:szCs w:val="18"/>
+                <w:lang w:val="en-US"/>
+              </w:rPr>
+              <w:t>&lt;button name="party" value="Party C"&gt;</w:t>
+            </w:r>
+          </w:p>
+          <w:p>
+            <w:pPr>
+              <w:rPr>
+                <w:rFonts w:ascii="Bahnschrift" w:hAnsi="Bahnschrift"/>
+                <w:sz w:val="18"/>
+                <w:szCs w:val="18"/>
+                <w:lang w:val="en-US"/>
+              </w:rPr>
+            </w:pPr>
+            <w:r>
+              <w:rPr>
+                <w:rFonts w:ascii="Bahnschrift" w:hAnsi="Bahnschrift"/>
+                <w:sz w:val="18"/>
+                <w:szCs w:val="18"/>
+                <w:lang w:val="en-US"/>
+              </w:rPr>
+              <w:t>&lt;</w:t>
+            </w:r>
+            <w:proofErr w:type="spellStart"/>
+            <w:r>
+              <w:rPr>
+                <w:rFonts w:ascii="Bahnschrift" w:hAnsi="Bahnschrift"/>
+                <w:sz w:val="18"/>
+                <w:szCs w:val="18"/>
+                <w:lang w:val="en-US"/>
+              </w:rPr>
+              <w:t>img</w:t>
+            </w:r>
+            <w:proofErr w:type="spellEnd"/>
+            <w:r>
+              <w:rPr>
+                <w:rFonts w:ascii="Bahnschrift" w:hAnsi="Bahnschrift"/>
+                <w:sz w:val="18"/>
+                <w:szCs w:val="18"/>
+                <w:lang w:val="en-US"/>
+              </w:rPr>
+              <w:t xml:space="preserve"> </w:t>
+            </w:r>
+            <w:proofErr w:type="spellStart"/>
+            <w:r>
+              <w:rPr>
+                <w:rFonts w:ascii="Bahnschrift" w:hAnsi="Bahnschrift"/>
+                <w:sz w:val="18"/>
+                <w:szCs w:val="18"/>
+                <w:lang w:val="en-US"/>
+              </w:rPr>
+              <w:t>src</w:t>
+            </w:r>
+            <w:proofErr w:type="spellEnd"/>
+            <w:r>
+              <w:rPr>
+                <w:rFonts w:ascii="Bahnschrift" w:hAnsi="Bahnschrift"/>
+                <w:sz w:val="18"/>
+                <w:szCs w:val="18"/>
+                <w:lang w:val="en-US"/>
+              </w:rPr>
+              <w:t>="</w:t>
+            </w:r>
+            <w:proofErr w:type="spellStart"/>
+            <w:r>
+              <w:rPr>
+                <w:rFonts w:ascii="Bahnschrift" w:hAnsi="Bahnschrift"/>
+                <w:sz w:val="18"/>
+                <w:szCs w:val="18"/>
+                <w:lang w:val="en-US"/>
+              </w:rPr>
+              <w:t>img</w:t>
+            </w:r>
+            <w:proofErr w:type="spellEnd"/>
+            <w:r>
+              <w:rPr>
+                <w:rFonts w:ascii="Bahnschrift" w:hAnsi="Bahnschrift"/>
+                <w:sz w:val="18"/>
+                <w:szCs w:val="18"/>
+                <w:lang w:val="en-US"/>
+              </w:rPr>
+              <w:t>/party3.png"&gt;&lt;</w:t>
+            </w:r>
+            <w:proofErr w:type="spellStart"/>
+            <w:r>
+              <w:rPr>
+                <w:rFonts w:ascii="Bahnschrift" w:hAnsi="Bahnschrift"/>
+                <w:sz w:val="18"/>
+                <w:szCs w:val="18"/>
+                <w:lang w:val="en-US"/>
+              </w:rPr>
+              <w:t>br</w:t>
+            </w:r>
+            <w:proofErr w:type="spellEnd"/>
+            <w:r>
+              <w:rPr>
+                <w:rFonts w:ascii="Bahnschrift" w:hAnsi="Bahnschrift"/>
+                <w:sz w:val="18"/>
+                <w:szCs w:val="18"/>
+                <w:lang w:val="en-US"/>
+              </w:rPr>
+              <w:t>&gt;</w:t>
+            </w:r>
+          </w:p>
+          <w:p>
+            <w:pPr>
+              <w:rPr>
+                <w:rFonts w:ascii="Bahnschrift" w:hAnsi="Bahnschrift"/>
+                <w:sz w:val="18"/>
+                <w:szCs w:val="18"/>
+                <w:lang w:val="en-US"/>
+              </w:rPr>
+            </w:pPr>
+            <w:r>
+              <w:rPr>
+                <w:rFonts w:ascii="Bahnschrift" w:hAnsi="Bahnschrift"/>
+                <w:sz w:val="18"/>
+                <w:szCs w:val="18"/>
+                <w:lang w:val="en-US"/>
+              </w:rPr>
+              <w:t>Party C</w:t>
+            </w:r>
+          </w:p>
+          <w:p>
+            <w:pPr>
+              <w:rPr>
+                <w:rFonts w:ascii="Bahnschrift" w:hAnsi="Bahnschrift"/>
+                <w:sz w:val="18"/>
+                <w:szCs w:val="18"/>
+                <w:lang w:val="en-US"/>
+              </w:rPr>
+            </w:pPr>
+            <w:r>
+              <w:rPr>
+                <w:rFonts w:ascii="Bahnschrift" w:hAnsi="Bahnschrift"/>
+                <w:sz w:val="18"/>
+                <w:szCs w:val="18"/>
+                <w:lang w:val="en-US"/>
+              </w:rPr>
+              <w:t>&lt;/button&gt;</w:t>
+            </w:r>
+          </w:p>
+          <w:p>
+            <w:pPr>
+              <w:rPr>
+                <w:rFonts w:ascii="Bahnschrift" w:hAnsi="Bahnschrift"/>
+                <w:sz w:val="18"/>
+                <w:szCs w:val="18"/>
+                <w:lang w:val="en-US"/>
+              </w:rPr>
+            </w:pPr>
+          </w:p>
+          <w:p>
+            <w:pPr>
+              <w:rPr>
+                <w:rFonts w:ascii="Bahnschrift" w:hAnsi="Bahnschrift"/>
+                <w:sz w:val="18"/>
+                <w:szCs w:val="18"/>
+                <w:lang w:val="en-US"/>
+              </w:rPr>
+            </w:pPr>
+            <w:r>
+              <w:rPr>
+                <w:rFonts w:ascii="Bahnschrift" w:hAnsi="Bahnschrift"/>
+                <w:sz w:val="18"/>
+                <w:szCs w:val="18"/>
+                <w:lang w:val="en-US"/>
+              </w:rPr>
+              <w:t>&lt;button name="party" value="Party D"&gt;</w:t>
+            </w:r>
+          </w:p>
+          <w:p>
+            <w:pPr>
+              <w:rPr>
+                <w:rFonts w:ascii="Bahnschrift" w:hAnsi="Bahnschrift"/>
+                <w:sz w:val="18"/>
+                <w:szCs w:val="18"/>
+                <w:lang w:val="en-US"/>
+              </w:rPr>
+            </w:pPr>
+            <w:r>
+              <w:rPr>
+                <w:rFonts w:ascii="Bahnschrift" w:hAnsi="Bahnschrift"/>
+                <w:sz w:val="18"/>
+                <w:szCs w:val="18"/>
+                <w:lang w:val="en-US"/>
+              </w:rPr>
+              <w:t>&lt;</w:t>
+            </w:r>
+            <w:proofErr w:type="spellStart"/>
+            <w:r>
+              <w:rPr>
+                <w:rFonts w:ascii="Bahnschrift" w:hAnsi="Bahnschrift"/>
+                <w:sz w:val="18"/>
+                <w:szCs w:val="18"/>
+                <w:lang w:val="en-US"/>
+              </w:rPr>
+              <w:t>img</w:t>
+            </w:r>
+            <w:proofErr w:type="spellEnd"/>
+            <w:r>
+              <w:rPr>
+                <w:rFonts w:ascii="Bahnschrift" w:hAnsi="Bahnschrift"/>
+                <w:sz w:val="18"/>
+                <w:szCs w:val="18"/>
+                <w:lang w:val="en-US"/>
+              </w:rPr>
+              <w:t xml:space="preserve"> </w:t>
+            </w:r>
+            <w:proofErr w:type="spellStart"/>
+            <w:r>
+              <w:rPr>
+                <w:rFonts w:ascii="Bahnschrift" w:hAnsi="Bahnschrift"/>
+                <w:sz w:val="18"/>
+                <w:szCs w:val="18"/>
+                <w:lang w:val="en-US"/>
+              </w:rPr>
+              <w:t>src</w:t>
+            </w:r>
+            <w:proofErr w:type="spellEnd"/>
+            <w:r>
+              <w:rPr>
+                <w:rFonts w:ascii="Bahnschrift" w:hAnsi="Bahnschrift"/>
+                <w:sz w:val="18"/>
+                <w:szCs w:val="18"/>
+                <w:lang w:val="en-US"/>
+              </w:rPr>
+              <w:t>="</w:t>
+            </w:r>
+            <w:proofErr w:type="spellStart"/>
+            <w:r>
+              <w:rPr>
+                <w:rFonts w:ascii="Bahnschrift" w:hAnsi="Bahnschrift"/>
+                <w:sz w:val="18"/>
+                <w:szCs w:val="18"/>
+                <w:lang w:val="en-US"/>
+              </w:rPr>
+              <w:t>img</w:t>
+            </w:r>
+            <w:proofErr w:type="spellEnd"/>
+            <w:r>
+              <w:rPr>
+                <w:rFonts w:ascii="Bahnschrift" w:hAnsi="Bahnschrift"/>
+                <w:sz w:val="18"/>
+                <w:szCs w:val="18"/>
+                <w:lang w:val="en-US"/>
+              </w:rPr>
+              <w:t>/party4.png"&gt;&lt;</w:t>
+            </w:r>
+            <w:proofErr w:type="spellStart"/>
+            <w:r>
+              <w:rPr>
+                <w:rFonts w:ascii="Bahnschrift" w:hAnsi="Bahnschrift"/>
+                <w:sz w:val="18"/>
+                <w:szCs w:val="18"/>
+                <w:lang w:val="en-US"/>
+              </w:rPr>
+              <w:t>br</w:t>
+            </w:r>
+            <w:proofErr w:type="spellEnd"/>
+            <w:r>
+              <w:rPr>
+                <w:rFonts w:ascii="Bahnschrift" w:hAnsi="Bahnschrift"/>
+                <w:sz w:val="18"/>
+                <w:szCs w:val="18"/>
+                <w:lang w:val="en-US"/>
+              </w:rPr>
+              <w:t>&gt;</w:t>
+            </w:r>
+          </w:p>
+          <w:p>
+            <w:pPr>
+              <w:rPr>
+                <w:rFonts w:ascii="Bahnschrift" w:hAnsi="Bahnschrift"/>
+                <w:sz w:val="18"/>
+                <w:szCs w:val="18"/>
+                <w:lang w:val="en-US"/>
+              </w:rPr>
+            </w:pPr>
+            <w:r>
+              <w:rPr>
+                <w:rFonts w:ascii="Bahnschrift" w:hAnsi="Bahnschrift"/>
+                <w:sz w:val="18"/>
+                <w:szCs w:val="18"/>
+                <w:lang w:val="en-US"/>
+              </w:rPr>
+              <w:t>Party D</w:t>
+            </w:r>
+          </w:p>
+          <w:p>
+            <w:pPr>
+              <w:rPr>
+                <w:rFonts w:ascii="Bahnschrift" w:hAnsi="Bahnschrift"/>
+                <w:sz w:val="18"/>
+                <w:szCs w:val="18"/>
+                <w:lang w:val="en-US"/>
+              </w:rPr>
+            </w:pPr>
+            <w:r>
+              <w:rPr>
+                <w:rFonts w:ascii="Bahnschrift" w:hAnsi="Bahnschrift"/>
+                <w:sz w:val="18"/>
+                <w:szCs w:val="18"/>
+                <w:lang w:val="en-US"/>
+              </w:rPr>
+              <w:t>&lt;/button&gt;</w:t>
+            </w:r>
+          </w:p>
+          <w:p>
+            <w:pPr>
+              <w:rPr>
+                <w:rFonts w:ascii="Bahnschrift" w:hAnsi="Bahnschrift"/>
+                <w:sz w:val="18"/>
+                <w:szCs w:val="18"/>
+                <w:lang w:val="en-US"/>
+              </w:rPr>
+            </w:pPr>
+          </w:p>
+          <w:p>
+            <w:pPr>
+              <w:rPr>
+                <w:rFonts w:ascii="Bahnschrift" w:hAnsi="Bahnschrift"/>
+                <w:sz w:val="18"/>
+                <w:szCs w:val="18"/>
+                <w:lang w:val="en-US"/>
+              </w:rPr>
+            </w:pPr>
+            <w:r>
+              <w:rPr>
+                <w:rFonts w:ascii="Bahnschrift" w:hAnsi="Bahnschrift"/>
+                <w:sz w:val="18"/>
+                <w:szCs w:val="18"/>
+                <w:lang w:val="en-US"/>
+              </w:rPr>
+              <w:t>&lt;/form&gt;</w:t>
+            </w:r>
+          </w:p>
+          <w:p>
+            <w:pPr>
+              <w:rPr>
+                <w:rFonts w:ascii="Bahnschrift" w:hAnsi="Bahnschrift"/>
+                <w:sz w:val="18"/>
+                <w:szCs w:val="18"/>
+                <w:lang w:val="en-US"/>
+              </w:rPr>
+            </w:pPr>
+          </w:p>
+          <w:p>
+            <w:pPr>
+              <w:rPr>
+                <w:rFonts w:ascii="Bahnschrift" w:hAnsi="Bahnschrift"/>
+                <w:sz w:val="18"/>
+                <w:szCs w:val="18"/>
+                <w:lang w:val="en-US"/>
+              </w:rPr>
+            </w:pPr>
+            <w:r>
+              <w:rPr>
+                <w:rFonts w:ascii="Bahnschrift" w:hAnsi="Bahnschrift"/>
+                <w:sz w:val="18"/>
+                <w:szCs w:val="18"/>
+                <w:lang w:val="en-US"/>
+              </w:rPr>
+              <w:t>&lt;</w:t>
+            </w:r>
+            <w:proofErr w:type="spellStart"/>
+            <w:r>
+              <w:rPr>
+                <w:rFonts w:ascii="Bahnschrift" w:hAnsi="Bahnschrift"/>
+                <w:sz w:val="18"/>
+                <w:szCs w:val="18"/>
+                <w:lang w:val="en-US"/>
+              </w:rPr>
+              <w:t>br</w:t>
+            </w:r>
+            <w:proofErr w:type="spellEnd"/>
+            <w:r>
+              <w:rPr>
+                <w:rFonts w:ascii="Bahnschrift" w:hAnsi="Bahnschrift"/>
+                <w:sz w:val="18"/>
+                <w:szCs w:val="18"/>
+                <w:lang w:val="en-US"/>
+              </w:rPr>
+              <w:t>&gt;&lt;</w:t>
+            </w:r>
+            <w:proofErr w:type="spellStart"/>
+            <w:r>
+              <w:rPr>
+                <w:rFonts w:ascii="Bahnschrift" w:hAnsi="Bahnschrift"/>
+                <w:sz w:val="18"/>
+                <w:szCs w:val="18"/>
+                <w:lang w:val="en-US"/>
+              </w:rPr>
+              <w:t>br</w:t>
+            </w:r>
+            <w:proofErr w:type="spellEnd"/>
+            <w:r>
+              <w:rPr>
+                <w:rFonts w:ascii="Bahnschrift" w:hAnsi="Bahnschrift"/>
+                <w:sz w:val="18"/>
+                <w:szCs w:val="18"/>
+                <w:lang w:val="en-US"/>
+              </w:rPr>
+              <w:t>&gt;</w:t>
+            </w:r>
+          </w:p>
+          <w:p>
+            <w:pPr>
+              <w:rPr>
+                <w:rFonts w:ascii="Bahnschrift" w:hAnsi="Bahnschrift"/>
+                <w:sz w:val="18"/>
+                <w:szCs w:val="18"/>
+                <w:lang w:val="en-US"/>
+              </w:rPr>
+            </w:pPr>
+          </w:p>
+          <w:p>
+            <w:pPr>
+              <w:rPr>
+                <w:rFonts w:ascii="Bahnschrift" w:hAnsi="Bahnschrift"/>
+                <w:sz w:val="18"/>
+                <w:szCs w:val="18"/>
+                <w:lang w:val="en-US"/>
+              </w:rPr>
+            </w:pPr>
+            <w:r>
+              <w:rPr>
+                <w:rFonts w:ascii="Bahnschrift" w:hAnsi="Bahnschrift"/>
+                <w:sz w:val="18"/>
+                <w:szCs w:val="18"/>
+                <w:lang w:val="en-US"/>
+              </w:rPr>
+              <w:t xml:space="preserve">&lt;a </w:t>
+            </w:r>
+            <w:proofErr w:type="spellStart"/>
+            <w:r>
+              <w:rPr>
+                <w:rFonts w:ascii="Bahnschrift" w:hAnsi="Bahnschrift"/>
+                <w:sz w:val="18"/>
+                <w:szCs w:val="18"/>
+                <w:lang w:val="en-US"/>
+              </w:rPr>
+              <w:t>href</w:t>
+            </w:r>
+            <w:proofErr w:type="spellEnd"/>
+            <w:r>
+              <w:rPr>
+                <w:rFonts w:ascii="Bahnschrift" w:hAnsi="Bahnschrift"/>
+                <w:sz w:val="18"/>
+                <w:szCs w:val="18"/>
+                <w:lang w:val="en-US"/>
+              </w:rPr>
+              <w:t>="</w:t>
+            </w:r>
+            <w:proofErr w:type="spellStart"/>
+            <w:r>
+              <w:rPr>
+                <w:rFonts w:ascii="Bahnschrift" w:hAnsi="Bahnschrift"/>
+                <w:sz w:val="18"/>
+                <w:szCs w:val="18"/>
+                <w:lang w:val="en-US"/>
+              </w:rPr>
+              <w:t>results.php</w:t>
+            </w:r>
+            <w:proofErr w:type="spellEnd"/>
+            <w:r>
+              <w:rPr>
+                <w:rFonts w:ascii="Bahnschrift" w:hAnsi="Bahnschrift"/>
+                <w:sz w:val="18"/>
+                <w:szCs w:val="18"/>
+                <w:lang w:val="en-US"/>
+              </w:rPr>
+              <w:t>"&gt;View Results&lt;/a&gt;</w:t>
+            </w:r>
+          </w:p>
+          <w:p>
+            <w:pPr>
+              <w:rPr>
+                <w:rFonts w:ascii="Bahnschrift" w:hAnsi="Bahnschrift"/>
+                <w:sz w:val="18"/>
+                <w:szCs w:val="18"/>
+                <w:lang w:val="en-US"/>
+              </w:rPr>
+            </w:pPr>
+          </w:p>
+          <w:p>
+            <w:pPr>
+              <w:rPr>
+                <w:rFonts w:ascii="Bahnschrift" w:hAnsi="Bahnschrift"/>
+                <w:sz w:val="18"/>
+                <w:szCs w:val="18"/>
+                <w:lang w:val="en-US"/>
+              </w:rPr>
+            </w:pPr>
+            <w:r>
+              <w:rPr>
+                <w:rFonts w:ascii="Bahnschrift" w:hAnsi="Bahnschrift"/>
+                <w:sz w:val="18"/>
+                <w:szCs w:val="18"/>
+                <w:lang w:val="en-US"/>
+              </w:rPr>
+              <w:t>&lt;/div&gt;</w:t>
+            </w:r>
+          </w:p>
+          <w:p>
+            <w:pPr>
+              <w:rPr>
+                <w:rFonts w:ascii="Bahnschrift" w:hAnsi="Bahnschrift"/>
+                <w:sz w:val="18"/>
+                <w:szCs w:val="18"/>
+                <w:lang w:val="en-US"/>
+              </w:rPr>
+            </w:pPr>
+          </w:p>
+          <w:p>
+            <w:pPr>
+              <w:rPr>
+                <w:rFonts w:ascii="Bahnschrift" w:hAnsi="Bahnschrift"/>
+                <w:sz w:val="18"/>
+                <w:szCs w:val="18"/>
+                <w:lang w:val="en-US"/>
+              </w:rPr>
+            </w:pPr>
+            <w:r>
+              <w:rPr>
+                <w:rFonts w:ascii="Bahnschrift" w:hAnsi="Bahnschrift"/>
+                <w:sz w:val="18"/>
+                <w:szCs w:val="18"/>
+                <w:lang w:val="en-US"/>
+              </w:rPr>
+              <w:t>&lt;/body&gt;</w:t>
+            </w:r>
+          </w:p>
+          <w:p>
+            <w:pPr>
+              <w:rPr>
+                <w:rFonts w:ascii="Bahnschrift" w:hAnsi="Bahnschrift"/>
+                <w:sz w:val="18"/>
+                <w:szCs w:val="18"/>
+                <w:lang w:val="en-US"/>
+              </w:rPr>
+            </w:pPr>
+            <w:r>
+              <w:rPr>
+                <w:rFonts w:ascii="Bahnschrift" w:hAnsi="Bahnschrift"/>
+                <w:sz w:val="18"/>
+                <w:szCs w:val="18"/>
+                <w:lang w:val="en-US"/>
+              </w:rPr>
+              <w:t>&lt;/html&gt;</w:t>
+            </w:r>
+          </w:p>
+          <w:p>
+            <w:pPr>
+              <w:rPr>
+                <w:rFonts w:ascii="Bahnschrift" w:hAnsi="Bahnschrift"/>
+                <w:sz w:val="18"/>
+                <w:szCs w:val="18"/>
+                <w:lang w:val="en-US"/>
+              </w:rPr>
+            </w:pPr>
+          </w:p>
+          <w:p>
+            <w:pPr>
+              <w:rPr>
+                <w:rFonts w:ascii="Bahnschrift" w:hAnsi="Bahnschrift"/>
+                <w:sz w:val="18"/>
+                <w:szCs w:val="18"/>
+                <w:lang w:val="en-US"/>
+              </w:rPr>
+            </w:pPr>
+          </w:p>
+        </w:tc>
+      </w:tr>
+      <w:tr>
+        <w:tc>
+          <w:tcPr>
+            <w:tcW w:w="1555" w:type="dxa"/>
+          </w:tcPr>
+          <w:p>
+            <w:pPr>
+              <w:rPr>
+                <w:rFonts w:ascii="Bahnschrift" w:hAnsi="Bahnschrift"/>
+                <w:sz w:val="18"/>
+                <w:szCs w:val="18"/>
+                <w:lang w:val="en-US"/>
+              </w:rPr>
+            </w:pPr>
+            <w:proofErr w:type="spellStart"/>
+            <w:r>
+              <w:rPr>
+                <w:rFonts w:ascii="Bahnschrift" w:hAnsi="Bahnschrift"/>
+                <w:sz w:val="18"/>
+                <w:szCs w:val="18"/>
+                <w:lang w:val="en-US"/>
+              </w:rPr>
+              <w:lastRenderedPageBreak/>
+              <w:t>results.php</w:t>
+            </w:r>
+            <w:proofErr w:type="spellEnd"/>
+          </w:p>
+        </w:tc>
+        <w:tc>
+          <w:tcPr>
+            <w:tcW w:w="7461" w:type="dxa"/>
+          </w:tcPr>
+          <w:p>
+            <w:pPr>
+              <w:rPr>
+                <w:rFonts w:ascii="Bahnschrift" w:hAnsi="Bahnschrift"/>
+                <w:sz w:val="18"/>
+                <w:szCs w:val="18"/>
+                <w:lang w:val="en-US"/>
+              </w:rPr>
+            </w:pPr>
+          </w:p>
+          <w:p>
+            <w:pPr>
+              <w:rPr>
+                <w:rFonts w:ascii="Bahnschrift" w:hAnsi="Bahnschrift"/>
+                <w:sz w:val="18"/>
+                <w:szCs w:val="18"/>
+                <w:lang w:val="en-US"/>
+              </w:rPr>
+            </w:pPr>
+            <w:r>
+              <w:rPr>
+                <w:rFonts w:ascii="Bahnschrift" w:hAnsi="Bahnschrift"/>
+                <w:sz w:val="18"/>
+                <w:szCs w:val="18"/>
+                <w:lang w:val="en-US"/>
+              </w:rPr>
+              <w:t>&lt;?</w:t>
+            </w:r>
+            <w:proofErr w:type="spellStart"/>
+            <w:r>
+              <w:rPr>
+                <w:rFonts w:ascii="Bahnschrift" w:hAnsi="Bahnschrift"/>
+                <w:sz w:val="18"/>
+                <w:szCs w:val="18"/>
+                <w:lang w:val="en-US"/>
+              </w:rPr>
+              <w:t>php</w:t>
+            </w:r>
+            <w:proofErr w:type="spellEnd"/>
+          </w:p>
+          <w:p>
+            <w:pPr>
+              <w:rPr>
+                <w:rFonts w:ascii="Bahnschrift" w:hAnsi="Bahnschrift"/>
+                <w:sz w:val="18"/>
+                <w:szCs w:val="18"/>
+                <w:lang w:val="en-US"/>
+              </w:rPr>
+            </w:pPr>
+            <w:r>
+              <w:rPr>
+                <w:rFonts w:ascii="Bahnschrift" w:hAnsi="Bahnschrift"/>
+                <w:sz w:val="18"/>
+                <w:szCs w:val="18"/>
+                <w:lang w:val="en-US"/>
+              </w:rPr>
+              <w:t>include "</w:t>
+            </w:r>
+            <w:proofErr w:type="spellStart"/>
+            <w:r>
+              <w:rPr>
+                <w:rFonts w:ascii="Bahnschrift" w:hAnsi="Bahnschrift"/>
+                <w:sz w:val="18"/>
+                <w:szCs w:val="18"/>
+                <w:lang w:val="en-US"/>
+              </w:rPr>
+              <w:t>db.php</w:t>
+            </w:r>
+            <w:proofErr w:type="spellEnd"/>
+            <w:r>
+              <w:rPr>
+                <w:rFonts w:ascii="Bahnschrift" w:hAnsi="Bahnschrift"/>
+                <w:sz w:val="18"/>
+                <w:szCs w:val="18"/>
+                <w:lang w:val="en-US"/>
+              </w:rPr>
+              <w:t>";</w:t>
+            </w:r>
+          </w:p>
+          <w:p>
+            <w:pPr>
+              <w:rPr>
+                <w:rFonts w:ascii="Bahnschrift" w:hAnsi="Bahnschrift"/>
+                <w:sz w:val="18"/>
+                <w:szCs w:val="18"/>
+                <w:lang w:val="en-US"/>
+              </w:rPr>
+            </w:pPr>
+            <w:r>
+              <w:rPr>
+                <w:rFonts w:ascii="Bahnschrift" w:hAnsi="Bahnschrift"/>
+                <w:sz w:val="18"/>
+                <w:szCs w:val="18"/>
+                <w:lang w:val="en-US"/>
+              </w:rPr>
+              <w:t>?&gt;</w:t>
+            </w:r>
+          </w:p>
+          <w:p>
+            <w:pPr>
+              <w:rPr>
+                <w:rFonts w:ascii="Bahnschrift" w:hAnsi="Bahnschrift"/>
+                <w:sz w:val="18"/>
+                <w:szCs w:val="18"/>
+                <w:lang w:val="en-US"/>
+              </w:rPr>
+            </w:pPr>
+          </w:p>
+          <w:p>
+            <w:pPr>
+              <w:rPr>
+                <w:rFonts w:ascii="Bahnschrift" w:hAnsi="Bahnschrift"/>
+                <w:sz w:val="18"/>
+                <w:szCs w:val="18"/>
+                <w:lang w:val="en-US"/>
+              </w:rPr>
+            </w:pPr>
+            <w:r>
+              <w:rPr>
+                <w:rFonts w:ascii="Bahnschrift" w:hAnsi="Bahnschrift"/>
+                <w:sz w:val="18"/>
+                <w:szCs w:val="18"/>
+                <w:lang w:val="en-US"/>
+              </w:rPr>
+              <w:t>&lt;!DOCTYPE html&gt;</w:t>
+            </w:r>
+          </w:p>
+          <w:p>
+            <w:pPr>
+              <w:rPr>
+                <w:rFonts w:ascii="Bahnschrift" w:hAnsi="Bahnschrift"/>
+                <w:sz w:val="18"/>
+                <w:szCs w:val="18"/>
+                <w:lang w:val="en-US"/>
+              </w:rPr>
+            </w:pPr>
+            <w:r>
+              <w:rPr>
+                <w:rFonts w:ascii="Bahnschrift" w:hAnsi="Bahnschrift"/>
+                <w:sz w:val="18"/>
+                <w:szCs w:val="18"/>
+                <w:lang w:val="en-US"/>
+              </w:rPr>
+              <w:t>&lt;html&gt;</w:t>
+            </w:r>
+          </w:p>
+          <w:p>
+            <w:pPr>
+              <w:rPr>
+                <w:rFonts w:ascii="Bahnschrift" w:hAnsi="Bahnschrift"/>
+                <w:sz w:val="18"/>
+                <w:szCs w:val="18"/>
+                <w:lang w:val="en-US"/>
+              </w:rPr>
+            </w:pPr>
+            <w:r>
+              <w:rPr>
+                <w:rFonts w:ascii="Bahnschrift" w:hAnsi="Bahnschrift"/>
+                <w:sz w:val="18"/>
+                <w:szCs w:val="18"/>
+                <w:lang w:val="en-US"/>
+              </w:rPr>
+              <w:t>&lt;head&gt;</w:t>
+            </w:r>
+          </w:p>
+          <w:p>
+            <w:pPr>
+              <w:rPr>
+                <w:rFonts w:ascii="Bahnschrift" w:hAnsi="Bahnschrift"/>
+                <w:sz w:val="18"/>
+                <w:szCs w:val="18"/>
+                <w:lang w:val="en-US"/>
+              </w:rPr>
+            </w:pPr>
+            <w:r>
+              <w:rPr>
+                <w:rFonts w:ascii="Bahnschrift" w:hAnsi="Bahnschrift"/>
+                <w:sz w:val="18"/>
+                <w:szCs w:val="18"/>
+                <w:lang w:val="en-US"/>
+              </w:rPr>
+              <w:t>&lt;title&gt;Voting Results&lt;/title&gt;</w:t>
+            </w:r>
+          </w:p>
+          <w:p>
+            <w:pPr>
+              <w:rPr>
+                <w:rFonts w:ascii="Bahnschrift" w:hAnsi="Bahnschrift"/>
+                <w:sz w:val="18"/>
+                <w:szCs w:val="18"/>
+                <w:lang w:val="en-US"/>
+              </w:rPr>
+            </w:pPr>
+            <w:r>
+              <w:rPr>
+                <w:rFonts w:ascii="Bahnschrift" w:hAnsi="Bahnschrift"/>
+                <w:sz w:val="18"/>
+                <w:szCs w:val="18"/>
+                <w:lang w:val="en-US"/>
+              </w:rPr>
+              <w:t>&lt;/head&gt;</w:t>
+            </w:r>
+          </w:p>
+          <w:p>
+            <w:pPr>
+              <w:rPr>
+                <w:rFonts w:ascii="Bahnschrift" w:hAnsi="Bahnschrift"/>
+                <w:sz w:val="18"/>
+                <w:szCs w:val="18"/>
+                <w:lang w:val="en-US"/>
+              </w:rPr>
+            </w:pPr>
+          </w:p>
+          <w:p>
+            <w:pPr>
+              <w:rPr>
+                <w:rFonts w:ascii="Bahnschrift" w:hAnsi="Bahnschrift"/>
+                <w:sz w:val="18"/>
+                <w:szCs w:val="18"/>
+                <w:lang w:val="en-US"/>
+              </w:rPr>
+            </w:pPr>
+            <w:r>
+              <w:rPr>
+                <w:rFonts w:ascii="Bahnschrift" w:hAnsi="Bahnschrift"/>
+                <w:sz w:val="18"/>
+                <w:szCs w:val="18"/>
+                <w:lang w:val="en-US"/>
+              </w:rPr>
+              <w:t>&lt;body&gt;</w:t>
+            </w:r>
+          </w:p>
+          <w:p>
+            <w:pPr>
+              <w:rPr>
+                <w:rFonts w:ascii="Bahnschrift" w:hAnsi="Bahnschrift"/>
+                <w:sz w:val="18"/>
+                <w:szCs w:val="18"/>
+                <w:lang w:val="en-US"/>
+              </w:rPr>
+            </w:pPr>
+          </w:p>
+          <w:p>
+            <w:pPr>
+              <w:rPr>
+                <w:rFonts w:ascii="Bahnschrift" w:hAnsi="Bahnschrift"/>
+                <w:sz w:val="18"/>
+                <w:szCs w:val="18"/>
+                <w:lang w:val="en-US"/>
+              </w:rPr>
+            </w:pPr>
+            <w:r>
+              <w:rPr>
+                <w:rFonts w:ascii="Bahnschrift" w:hAnsi="Bahnschrift"/>
+                <w:sz w:val="18"/>
+                <w:szCs w:val="18"/>
+                <w:lang w:val="en-US"/>
+              </w:rPr>
+              <w:t>&lt;h1&gt;Voting Results&lt;/h1&gt;</w:t>
+            </w:r>
+          </w:p>
+          <w:p>
+            <w:pPr>
+              <w:rPr>
+                <w:rFonts w:ascii="Bahnschrift" w:hAnsi="Bahnschrift"/>
+                <w:sz w:val="18"/>
+                <w:szCs w:val="18"/>
+                <w:lang w:val="en-US"/>
+              </w:rPr>
+            </w:pPr>
+          </w:p>
+          <w:p>
+            <w:pPr>
+              <w:rPr>
+                <w:rFonts w:ascii="Bahnschrift" w:hAnsi="Bahnschrift"/>
+                <w:sz w:val="18"/>
+                <w:szCs w:val="18"/>
+                <w:lang w:val="en-US"/>
+              </w:rPr>
+            </w:pPr>
+            <w:r>
+              <w:rPr>
+                <w:rFonts w:ascii="Bahnschrift" w:hAnsi="Bahnschrift"/>
+                <w:sz w:val="18"/>
+                <w:szCs w:val="18"/>
+                <w:lang w:val="en-US"/>
+              </w:rPr>
+              <w:t>&lt;?</w:t>
+            </w:r>
+            <w:proofErr w:type="spellStart"/>
+            <w:r>
+              <w:rPr>
+                <w:rFonts w:ascii="Bahnschrift" w:hAnsi="Bahnschrift"/>
+                <w:sz w:val="18"/>
+                <w:szCs w:val="18"/>
+                <w:lang w:val="en-US"/>
+              </w:rPr>
+              <w:t>php</w:t>
+            </w:r>
+            <w:proofErr w:type="spellEnd"/>
+          </w:p>
+          <w:p>
+            <w:pPr>
+              <w:rPr>
+                <w:rFonts w:ascii="Bahnschrift" w:hAnsi="Bahnschrift"/>
+                <w:sz w:val="18"/>
+                <w:szCs w:val="18"/>
+                <w:lang w:val="en-US"/>
+              </w:rPr>
+            </w:pPr>
+          </w:p>
+          <w:p>
+            <w:pPr>
+              <w:rPr>
+                <w:rFonts w:ascii="Bahnschrift" w:hAnsi="Bahnschrift"/>
+                <w:sz w:val="18"/>
+                <w:szCs w:val="18"/>
+                <w:lang w:val="en-US"/>
+              </w:rPr>
+            </w:pPr>
+            <w:r>
+              <w:rPr>
+                <w:rFonts w:ascii="Bahnschrift" w:hAnsi="Bahnschrift"/>
+                <w:sz w:val="18"/>
+                <w:szCs w:val="18"/>
+                <w:lang w:val="en-US"/>
+              </w:rPr>
+              <w:t xml:space="preserve">$parties = ["Party </w:t>
+            </w:r>
+            <w:proofErr w:type="spellStart"/>
+            <w:r>
+              <w:rPr>
+                <w:rFonts w:ascii="Bahnschrift" w:hAnsi="Bahnschrift"/>
+                <w:sz w:val="18"/>
+                <w:szCs w:val="18"/>
+                <w:lang w:val="en-US"/>
+              </w:rPr>
+              <w:t>A","Party</w:t>
+            </w:r>
+            <w:proofErr w:type="spellEnd"/>
+            <w:r>
+              <w:rPr>
+                <w:rFonts w:ascii="Bahnschrift" w:hAnsi="Bahnschrift"/>
+                <w:sz w:val="18"/>
+                <w:szCs w:val="18"/>
+                <w:lang w:val="en-US"/>
+              </w:rPr>
+              <w:t xml:space="preserve"> </w:t>
+            </w:r>
+            <w:proofErr w:type="spellStart"/>
+            <w:r>
+              <w:rPr>
+                <w:rFonts w:ascii="Bahnschrift" w:hAnsi="Bahnschrift"/>
+                <w:sz w:val="18"/>
+                <w:szCs w:val="18"/>
+                <w:lang w:val="en-US"/>
+              </w:rPr>
+              <w:t>B","Party</w:t>
+            </w:r>
+            <w:proofErr w:type="spellEnd"/>
+            <w:r>
+              <w:rPr>
+                <w:rFonts w:ascii="Bahnschrift" w:hAnsi="Bahnschrift"/>
+                <w:sz w:val="18"/>
+                <w:szCs w:val="18"/>
+                <w:lang w:val="en-US"/>
+              </w:rPr>
+              <w:t xml:space="preserve"> </w:t>
+            </w:r>
+            <w:proofErr w:type="spellStart"/>
+            <w:r>
+              <w:rPr>
+                <w:rFonts w:ascii="Bahnschrift" w:hAnsi="Bahnschrift"/>
+                <w:sz w:val="18"/>
+                <w:szCs w:val="18"/>
+                <w:lang w:val="en-US"/>
+              </w:rPr>
+              <w:t>C","Party</w:t>
+            </w:r>
+            <w:proofErr w:type="spellEnd"/>
+            <w:r>
+              <w:rPr>
+                <w:rFonts w:ascii="Bahnschrift" w:hAnsi="Bahnschrift"/>
+                <w:sz w:val="18"/>
+                <w:szCs w:val="18"/>
+                <w:lang w:val="en-US"/>
+              </w:rPr>
+              <w:t xml:space="preserve"> D"];</w:t>
+            </w:r>
+          </w:p>
+          <w:p>
+            <w:pPr>
+              <w:rPr>
+                <w:rFonts w:ascii="Bahnschrift" w:hAnsi="Bahnschrift"/>
+                <w:sz w:val="18"/>
+                <w:szCs w:val="18"/>
+                <w:lang w:val="en-US"/>
+              </w:rPr>
+            </w:pPr>
+          </w:p>
+          <w:p>
+            <w:pPr>
+              <w:rPr>
+                <w:rFonts w:ascii="Bahnschrift" w:hAnsi="Bahnschrift"/>
+                <w:sz w:val="18"/>
+                <w:szCs w:val="18"/>
+                <w:lang w:val="en-US"/>
+              </w:rPr>
+            </w:pPr>
+            <w:proofErr w:type="gramStart"/>
+            <w:r>
+              <w:rPr>
+                <w:rFonts w:ascii="Bahnschrift" w:hAnsi="Bahnschrift"/>
+                <w:sz w:val="18"/>
+                <w:szCs w:val="18"/>
+                <w:lang w:val="en-US"/>
+              </w:rPr>
+              <w:t>foreach(</w:t>
+            </w:r>
+            <w:proofErr w:type="gramEnd"/>
+            <w:r>
+              <w:rPr>
+                <w:rFonts w:ascii="Bahnschrift" w:hAnsi="Bahnschrift"/>
+                <w:sz w:val="18"/>
+                <w:szCs w:val="18"/>
+                <w:lang w:val="en-US"/>
+              </w:rPr>
+              <w:t>$parties as $</w:t>
+            </w:r>
+            <w:proofErr w:type="gramStart"/>
+            <w:r>
+              <w:rPr>
+                <w:rFonts w:ascii="Bahnschrift" w:hAnsi="Bahnschrift"/>
+                <w:sz w:val="18"/>
+                <w:szCs w:val="18"/>
+                <w:lang w:val="en-US"/>
+              </w:rPr>
+              <w:t>p){</w:t>
+            </w:r>
+            <w:proofErr w:type="gramEnd"/>
+          </w:p>
+          <w:p>
+            <w:pPr>
+              <w:rPr>
+                <w:rFonts w:ascii="Bahnschrift" w:hAnsi="Bahnschrift"/>
+                <w:sz w:val="18"/>
+                <w:szCs w:val="18"/>
+                <w:lang w:val="en-US"/>
+              </w:rPr>
+            </w:pPr>
+          </w:p>
+          <w:p>
+            <w:pPr>
+              <w:rPr>
+                <w:rFonts w:ascii="Bahnschrift" w:hAnsi="Bahnschrift"/>
+                <w:sz w:val="18"/>
+                <w:szCs w:val="18"/>
+                <w:lang w:val="en-US"/>
+              </w:rPr>
+            </w:pPr>
+            <w:r>
+              <w:rPr>
+                <w:rFonts w:ascii="Bahnschrift" w:hAnsi="Bahnschrift"/>
+                <w:sz w:val="18"/>
+                <w:szCs w:val="18"/>
+                <w:lang w:val="en-US"/>
+              </w:rPr>
+              <w:t>$result = $conn-&gt;</w:t>
+            </w:r>
+            <w:proofErr w:type="gramStart"/>
+            <w:r>
+              <w:rPr>
+                <w:rFonts w:ascii="Bahnschrift" w:hAnsi="Bahnschrift"/>
+                <w:sz w:val="18"/>
+                <w:szCs w:val="18"/>
+                <w:lang w:val="en-US"/>
+              </w:rPr>
+              <w:t>query(</w:t>
+            </w:r>
+            <w:proofErr w:type="gramEnd"/>
+            <w:r>
+              <w:rPr>
+                <w:rFonts w:ascii="Bahnschrift" w:hAnsi="Bahnschrift"/>
+                <w:sz w:val="18"/>
+                <w:szCs w:val="18"/>
+                <w:lang w:val="en-US"/>
+              </w:rPr>
+              <w:t xml:space="preserve">"SELECT </w:t>
+            </w:r>
+            <w:proofErr w:type="gramStart"/>
+            <w:r>
+              <w:rPr>
+                <w:rFonts w:ascii="Bahnschrift" w:hAnsi="Bahnschrift"/>
+                <w:sz w:val="18"/>
+                <w:szCs w:val="18"/>
+                <w:lang w:val="en-US"/>
+              </w:rPr>
+              <w:t>COUNT(</w:t>
+            </w:r>
+            <w:proofErr w:type="gramEnd"/>
+            <w:r>
+              <w:rPr>
+                <w:rFonts w:ascii="Bahnschrift" w:hAnsi="Bahnschrift"/>
+                <w:sz w:val="18"/>
+                <w:szCs w:val="18"/>
+                <w:lang w:val="en-US"/>
+              </w:rPr>
+              <w:t>*) as total FROM votes WHERE party='$p'");</w:t>
+            </w:r>
+          </w:p>
+          <w:p>
+            <w:pPr>
+              <w:rPr>
+                <w:rFonts w:ascii="Bahnschrift" w:hAnsi="Bahnschrift"/>
+                <w:sz w:val="18"/>
+                <w:szCs w:val="18"/>
+                <w:lang w:val="en-US"/>
+              </w:rPr>
+            </w:pPr>
+            <w:r>
+              <w:rPr>
+                <w:rFonts w:ascii="Bahnschrift" w:hAnsi="Bahnschrift"/>
+                <w:sz w:val="18"/>
+                <w:szCs w:val="18"/>
+                <w:lang w:val="en-US"/>
+              </w:rPr>
+              <w:t>$row = $result-&gt;</w:t>
+            </w:r>
+            <w:proofErr w:type="spellStart"/>
+            <w:r>
+              <w:rPr>
+                <w:rFonts w:ascii="Bahnschrift" w:hAnsi="Bahnschrift"/>
+                <w:sz w:val="18"/>
+                <w:szCs w:val="18"/>
+                <w:lang w:val="en-US"/>
+              </w:rPr>
+              <w:t>fetch_</w:t>
+            </w:r>
+            <w:proofErr w:type="gramStart"/>
+            <w:r>
+              <w:rPr>
+                <w:rFonts w:ascii="Bahnschrift" w:hAnsi="Bahnschrift"/>
+                <w:sz w:val="18"/>
+                <w:szCs w:val="18"/>
+                <w:lang w:val="en-US"/>
+              </w:rPr>
+              <w:t>assoc</w:t>
+            </w:r>
+            <w:proofErr w:type="spellEnd"/>
+            <w:r>
+              <w:rPr>
+                <w:rFonts w:ascii="Bahnschrift" w:hAnsi="Bahnschrift"/>
+                <w:sz w:val="18"/>
+                <w:szCs w:val="18"/>
+                <w:lang w:val="en-US"/>
+              </w:rPr>
+              <w:t>(</w:t>
+            </w:r>
+            <w:proofErr w:type="gramEnd"/>
+            <w:r>
+              <w:rPr>
+                <w:rFonts w:ascii="Bahnschrift" w:hAnsi="Bahnschrift"/>
+                <w:sz w:val="18"/>
+                <w:szCs w:val="18"/>
+                <w:lang w:val="en-US"/>
+              </w:rPr>
+              <w:t>);</w:t>
+            </w:r>
+          </w:p>
+          <w:p>
+            <w:pPr>
+              <w:rPr>
+                <w:rFonts w:ascii="Bahnschrift" w:hAnsi="Bahnschrift"/>
+                <w:sz w:val="18"/>
+                <w:szCs w:val="18"/>
+                <w:lang w:val="en-US"/>
+              </w:rPr>
+            </w:pPr>
+          </w:p>
+          <w:p>
+            <w:pPr>
+              <w:rPr>
+                <w:rFonts w:ascii="Bahnschrift" w:hAnsi="Bahnschrift"/>
+                <w:sz w:val="18"/>
+                <w:szCs w:val="18"/>
+                <w:lang w:val="en-US"/>
+              </w:rPr>
+            </w:pPr>
+            <w:r>
+              <w:rPr>
+                <w:rFonts w:ascii="Bahnschrift" w:hAnsi="Bahnschrift"/>
+                <w:sz w:val="18"/>
+                <w:szCs w:val="18"/>
+                <w:lang w:val="en-US"/>
+              </w:rPr>
+              <w:t>echo "&lt;h3&gt;$</w:t>
+            </w:r>
+            <w:proofErr w:type="gramStart"/>
+            <w:r>
+              <w:rPr>
+                <w:rFonts w:ascii="Bahnschrift" w:hAnsi="Bahnschrift"/>
+                <w:sz w:val="18"/>
+                <w:szCs w:val="18"/>
+                <w:lang w:val="en-US"/>
+              </w:rPr>
+              <w:t>p :</w:t>
+            </w:r>
+            <w:proofErr w:type="gramEnd"/>
+            <w:r>
+              <w:rPr>
+                <w:rFonts w:ascii="Bahnschrift" w:hAnsi="Bahnschrift"/>
+                <w:sz w:val="18"/>
+                <w:szCs w:val="18"/>
+                <w:lang w:val="en-US"/>
+              </w:rPr>
+              <w:t xml:space="preserve"> </w:t>
+            </w:r>
+            <w:proofErr w:type="gramStart"/>
+            <w:r>
+              <w:rPr>
+                <w:rFonts w:ascii="Bahnschrift" w:hAnsi="Bahnschrift"/>
+                <w:sz w:val="18"/>
+                <w:szCs w:val="18"/>
+                <w:lang w:val="en-US"/>
+              </w:rPr>
+              <w:t>".$</w:t>
+            </w:r>
+            <w:proofErr w:type="gramEnd"/>
+            <w:r>
+              <w:rPr>
+                <w:rFonts w:ascii="Bahnschrift" w:hAnsi="Bahnschrift"/>
+                <w:sz w:val="18"/>
+                <w:szCs w:val="18"/>
+                <w:lang w:val="en-US"/>
+              </w:rPr>
+              <w:t>row['total']." votes&lt;/h3&gt;";</w:t>
+            </w:r>
+          </w:p>
+          <w:p>
+            <w:pPr>
+              <w:rPr>
+                <w:rFonts w:ascii="Bahnschrift" w:hAnsi="Bahnschrift"/>
+                <w:sz w:val="18"/>
+                <w:szCs w:val="18"/>
+                <w:lang w:val="en-US"/>
+              </w:rPr>
+            </w:pPr>
+          </w:p>
+          <w:p>
+            <w:pPr>
+              <w:rPr>
+                <w:rFonts w:ascii="Bahnschrift" w:hAnsi="Bahnschrift"/>
+                <w:sz w:val="18"/>
+                <w:szCs w:val="18"/>
+                <w:lang w:val="en-US"/>
+              </w:rPr>
+            </w:pPr>
+            <w:r>
+              <w:rPr>
+                <w:rFonts w:ascii="Bahnschrift" w:hAnsi="Bahnschrift"/>
+                <w:sz w:val="18"/>
+                <w:szCs w:val="18"/>
+                <w:lang w:val="en-US"/>
+              </w:rPr>
+              <w:t>}</w:t>
+            </w:r>
+          </w:p>
+          <w:p>
+            <w:pPr>
+              <w:rPr>
+                <w:rFonts w:ascii="Bahnschrift" w:hAnsi="Bahnschrift"/>
+                <w:sz w:val="18"/>
+                <w:szCs w:val="18"/>
+                <w:lang w:val="en-US"/>
+              </w:rPr>
+            </w:pPr>
+          </w:p>
+          <w:p>
+            <w:pPr>
+              <w:rPr>
+                <w:rFonts w:ascii="Bahnschrift" w:hAnsi="Bahnschrift"/>
+                <w:sz w:val="18"/>
+                <w:szCs w:val="18"/>
+                <w:lang w:val="en-US"/>
+              </w:rPr>
+            </w:pPr>
+            <w:r>
+              <w:rPr>
+                <w:rFonts w:ascii="Bahnschrift" w:hAnsi="Bahnschrift"/>
+                <w:sz w:val="18"/>
+                <w:szCs w:val="18"/>
+                <w:lang w:val="en-US"/>
+              </w:rPr>
+              <w:t>?&gt;</w:t>
+            </w:r>
+          </w:p>
+          <w:p>
+            <w:pPr>
+              <w:rPr>
+                <w:rFonts w:ascii="Bahnschrift" w:hAnsi="Bahnschrift"/>
+                <w:sz w:val="18"/>
+                <w:szCs w:val="18"/>
+                <w:lang w:val="en-US"/>
+              </w:rPr>
+            </w:pPr>
+          </w:p>
+          <w:p>
+            <w:pPr>
+              <w:rPr>
+                <w:rFonts w:ascii="Bahnschrift" w:hAnsi="Bahnschrift"/>
+                <w:sz w:val="18"/>
+                <w:szCs w:val="18"/>
+                <w:lang w:val="en-US"/>
+              </w:rPr>
+            </w:pPr>
+            <w:r>
+              <w:rPr>
+                <w:rFonts w:ascii="Bahnschrift" w:hAnsi="Bahnschrift"/>
+                <w:sz w:val="18"/>
+                <w:szCs w:val="18"/>
+                <w:lang w:val="en-US"/>
+              </w:rPr>
+              <w:t>&lt;</w:t>
+            </w:r>
+            <w:proofErr w:type="spellStart"/>
+            <w:r>
+              <w:rPr>
+                <w:rFonts w:ascii="Bahnschrift" w:hAnsi="Bahnschrift"/>
+                <w:sz w:val="18"/>
+                <w:szCs w:val="18"/>
+                <w:lang w:val="en-US"/>
+              </w:rPr>
+              <w:t>br</w:t>
+            </w:r>
+            <w:proofErr w:type="spellEnd"/>
+            <w:r>
+              <w:rPr>
+                <w:rFonts w:ascii="Bahnschrift" w:hAnsi="Bahnschrift"/>
+                <w:sz w:val="18"/>
+                <w:szCs w:val="18"/>
+                <w:lang w:val="en-US"/>
+              </w:rPr>
+              <w:t>&gt;</w:t>
+            </w:r>
+          </w:p>
+          <w:p>
+            <w:pPr>
+              <w:rPr>
+                <w:rFonts w:ascii="Bahnschrift" w:hAnsi="Bahnschrift"/>
+                <w:sz w:val="18"/>
+                <w:szCs w:val="18"/>
+                <w:lang w:val="en-US"/>
+              </w:rPr>
+            </w:pPr>
+            <w:r>
+              <w:rPr>
+                <w:rFonts w:ascii="Bahnschrift" w:hAnsi="Bahnschrift"/>
+                <w:sz w:val="18"/>
+                <w:szCs w:val="18"/>
+                <w:lang w:val="en-US"/>
+              </w:rPr>
+              <w:t xml:space="preserve">&lt;a </w:t>
+            </w:r>
+            <w:proofErr w:type="spellStart"/>
+            <w:r>
+              <w:rPr>
+                <w:rFonts w:ascii="Bahnschrift" w:hAnsi="Bahnschrift"/>
+                <w:sz w:val="18"/>
+                <w:szCs w:val="18"/>
+                <w:lang w:val="en-US"/>
+              </w:rPr>
+              <w:t>href</w:t>
+            </w:r>
+            <w:proofErr w:type="spellEnd"/>
+            <w:r>
+              <w:rPr>
+                <w:rFonts w:ascii="Bahnschrift" w:hAnsi="Bahnschrift"/>
+                <w:sz w:val="18"/>
+                <w:szCs w:val="18"/>
+                <w:lang w:val="en-US"/>
+              </w:rPr>
+              <w:t>="index.html"&gt;Back to Vote&lt;/a&gt;</w:t>
+            </w:r>
+          </w:p>
+          <w:p>
+            <w:pPr>
+              <w:rPr>
+                <w:rFonts w:ascii="Bahnschrift" w:hAnsi="Bahnschrift"/>
+                <w:sz w:val="18"/>
+                <w:szCs w:val="18"/>
+                <w:lang w:val="en-US"/>
+              </w:rPr>
+            </w:pPr>
+          </w:p>
+          <w:p>
+            <w:pPr>
+              <w:rPr>
+                <w:rFonts w:ascii="Bahnschrift" w:hAnsi="Bahnschrift"/>
+                <w:sz w:val="18"/>
+                <w:szCs w:val="18"/>
+                <w:lang w:val="en-US"/>
+              </w:rPr>
+            </w:pPr>
+            <w:r>
+              <w:rPr>
+                <w:rFonts w:ascii="Bahnschrift" w:hAnsi="Bahnschrift"/>
+                <w:sz w:val="18"/>
+                <w:szCs w:val="18"/>
+                <w:lang w:val="en-US"/>
+              </w:rPr>
+              <w:t>&lt;/body&gt;</w:t>
+            </w:r>
+          </w:p>
+          <w:p>
+            <w:pPr>
+              <w:rPr>
+                <w:rFonts w:ascii="Bahnschrift" w:hAnsi="Bahnschrift"/>
+                <w:sz w:val="18"/>
+                <w:szCs w:val="18"/>
+                <w:lang w:val="en-US"/>
+              </w:rPr>
+            </w:pPr>
+            <w:r>
+              <w:rPr>
+                <w:rFonts w:ascii="Bahnschrift" w:hAnsi="Bahnschrift"/>
+                <w:sz w:val="18"/>
+                <w:szCs w:val="18"/>
+                <w:lang w:val="en-US"/>
+              </w:rPr>
+              <w:t>&lt;/html&gt;</w:t>
+            </w:r>
+          </w:p>
+        </w:tc>
+      </w:tr>
+      <w:tr>
+        <w:tc>
+          <w:tcPr>
+            <w:tcW w:w="1555" w:type="dxa"/>
+          </w:tcPr>
+          <w:p>
+            <w:pPr>
+              <w:rPr>
+                <w:rFonts w:ascii="Bahnschrift" w:hAnsi="Bahnschrift"/>
+                <w:sz w:val="18"/>
+                <w:szCs w:val="18"/>
+                <w:lang w:val="en-US"/>
+              </w:rPr>
+            </w:pPr>
+            <w:r>
+              <w:rPr>
+                <w:rFonts w:ascii="Bahnschrift" w:hAnsi="Bahnschrift"/>
+                <w:sz w:val="18"/>
+                <w:szCs w:val="18"/>
+                <w:lang w:val="en-US"/>
+              </w:rPr>
+              <w:t>style.css</w:t>
+            </w:r>
+          </w:p>
+        </w:tc>
+        <w:tc>
+          <w:tcPr>
+            <w:tcW w:w="7461" w:type="dxa"/>
+          </w:tcPr>
+          <w:p>
+            <w:pPr>
+              <w:rPr>
+                <w:rFonts w:ascii="Bahnschrift" w:hAnsi="Bahnschrift"/>
+                <w:sz w:val="18"/>
+                <w:szCs w:val="18"/>
+                <w:lang w:val="en-US"/>
+              </w:rPr>
+            </w:pPr>
+          </w:p>
+          <w:p>
+            <w:pPr>
+              <w:rPr>
+                <w:rFonts w:ascii="Bahnschrift" w:hAnsi="Bahnschrift"/>
+                <w:sz w:val="18"/>
+                <w:szCs w:val="18"/>
+                <w:lang w:val="en-US"/>
+              </w:rPr>
+            </w:pPr>
+            <w:proofErr w:type="gramStart"/>
+            <w:r>
+              <w:rPr>
+                <w:rFonts w:ascii="Bahnschrift" w:hAnsi="Bahnschrift"/>
+                <w:sz w:val="18"/>
+                <w:szCs w:val="18"/>
+                <w:lang w:val="en-US"/>
+              </w:rPr>
+              <w:t>body{</w:t>
+            </w:r>
+            <w:proofErr w:type="gramEnd"/>
+          </w:p>
+          <w:p>
+            <w:pPr>
+              <w:rPr>
+                <w:rFonts w:ascii="Bahnschrift" w:hAnsi="Bahnschrift"/>
+                <w:sz w:val="18"/>
+                <w:szCs w:val="18"/>
+                <w:lang w:val="en-US"/>
+              </w:rPr>
+            </w:pPr>
+            <w:r>
+              <w:rPr>
+                <w:rFonts w:ascii="Bahnschrift" w:hAnsi="Bahnschrift"/>
+                <w:sz w:val="18"/>
+                <w:szCs w:val="18"/>
+                <w:lang w:val="en-US"/>
+              </w:rPr>
+              <w:t>font-family: Arial;</w:t>
+            </w:r>
+          </w:p>
+          <w:p>
+            <w:pPr>
+              <w:rPr>
+                <w:rFonts w:ascii="Bahnschrift" w:hAnsi="Bahnschrift"/>
+                <w:sz w:val="18"/>
+                <w:szCs w:val="18"/>
+                <w:lang w:val="en-US"/>
+              </w:rPr>
+            </w:pPr>
+            <w:proofErr w:type="spellStart"/>
+            <w:r>
+              <w:rPr>
+                <w:rFonts w:ascii="Bahnschrift" w:hAnsi="Bahnschrift"/>
+                <w:sz w:val="18"/>
+                <w:szCs w:val="18"/>
+                <w:lang w:val="en-US"/>
+              </w:rPr>
+              <w:t>text-</w:t>
+            </w:r>
+            <w:proofErr w:type="gramStart"/>
+            <w:r>
+              <w:rPr>
+                <w:rFonts w:ascii="Bahnschrift" w:hAnsi="Bahnschrift"/>
+                <w:sz w:val="18"/>
+                <w:szCs w:val="18"/>
+                <w:lang w:val="en-US"/>
+              </w:rPr>
+              <w:t>align:center</w:t>
+            </w:r>
+            <w:proofErr w:type="spellEnd"/>
+            <w:proofErr w:type="gramEnd"/>
+            <w:r>
+              <w:rPr>
+                <w:rFonts w:ascii="Bahnschrift" w:hAnsi="Bahnschrift"/>
+                <w:sz w:val="18"/>
+                <w:szCs w:val="18"/>
+                <w:lang w:val="en-US"/>
+              </w:rPr>
+              <w:t>;</w:t>
+            </w:r>
+          </w:p>
+          <w:p>
+            <w:pPr>
+              <w:rPr>
+                <w:rFonts w:ascii="Bahnschrift" w:hAnsi="Bahnschrift"/>
+                <w:sz w:val="18"/>
+                <w:szCs w:val="18"/>
+                <w:lang w:val="en-US"/>
+              </w:rPr>
+            </w:pPr>
+            <w:proofErr w:type="gramStart"/>
+            <w:r>
+              <w:rPr>
+                <w:rFonts w:ascii="Bahnschrift" w:hAnsi="Bahnschrift"/>
+                <w:sz w:val="18"/>
+                <w:szCs w:val="18"/>
+                <w:lang w:val="en-US"/>
+              </w:rPr>
+              <w:t>background:#</w:t>
+            </w:r>
+            <w:proofErr w:type="gramEnd"/>
+            <w:r>
+              <w:rPr>
+                <w:rFonts w:ascii="Bahnschrift" w:hAnsi="Bahnschrift"/>
+                <w:sz w:val="18"/>
+                <w:szCs w:val="18"/>
+                <w:lang w:val="en-US"/>
+              </w:rPr>
+              <w:t>f4f4f4;</w:t>
+            </w:r>
+          </w:p>
+          <w:p>
+            <w:pPr>
+              <w:rPr>
+                <w:rFonts w:ascii="Bahnschrift" w:hAnsi="Bahnschrift"/>
+                <w:sz w:val="18"/>
+                <w:szCs w:val="18"/>
+                <w:lang w:val="en-US"/>
+              </w:rPr>
+            </w:pPr>
+            <w:r>
+              <w:rPr>
+                <w:rFonts w:ascii="Bahnschrift" w:hAnsi="Bahnschrift"/>
+                <w:sz w:val="18"/>
+                <w:szCs w:val="18"/>
+                <w:lang w:val="en-US"/>
+              </w:rPr>
+              <w:t>}</w:t>
+            </w:r>
+          </w:p>
+          <w:p>
+            <w:pPr>
+              <w:rPr>
+                <w:rFonts w:ascii="Bahnschrift" w:hAnsi="Bahnschrift"/>
+                <w:sz w:val="18"/>
+                <w:szCs w:val="18"/>
+                <w:lang w:val="en-US"/>
+              </w:rPr>
+            </w:pPr>
+          </w:p>
+          <w:p>
+            <w:pPr>
+              <w:rPr>
+                <w:rFonts w:ascii="Bahnschrift" w:hAnsi="Bahnschrift"/>
+                <w:sz w:val="18"/>
+                <w:szCs w:val="18"/>
+                <w:lang w:val="en-US"/>
+              </w:rPr>
+            </w:pPr>
+            <w:r>
+              <w:rPr>
+                <w:rFonts w:ascii="Bahnschrift" w:hAnsi="Bahnschrift"/>
+                <w:sz w:val="18"/>
+                <w:szCs w:val="18"/>
+                <w:lang w:val="en-US"/>
+              </w:rPr>
+              <w:t>.</w:t>
+            </w:r>
+            <w:proofErr w:type="gramStart"/>
+            <w:r>
+              <w:rPr>
+                <w:rFonts w:ascii="Bahnschrift" w:hAnsi="Bahnschrift"/>
+                <w:sz w:val="18"/>
+                <w:szCs w:val="18"/>
+                <w:lang w:val="en-US"/>
+              </w:rPr>
+              <w:t>container{</w:t>
+            </w:r>
+            <w:proofErr w:type="gramEnd"/>
+          </w:p>
+          <w:p>
+            <w:pPr>
+              <w:rPr>
+                <w:rFonts w:ascii="Bahnschrift" w:hAnsi="Bahnschrift"/>
+                <w:sz w:val="18"/>
+                <w:szCs w:val="18"/>
+                <w:lang w:val="en-US"/>
+              </w:rPr>
+            </w:pPr>
+            <w:r>
+              <w:rPr>
+                <w:rFonts w:ascii="Bahnschrift" w:hAnsi="Bahnschrift"/>
+                <w:sz w:val="18"/>
+                <w:szCs w:val="18"/>
+                <w:lang w:val="en-US"/>
+              </w:rPr>
+              <w:t>margin-top:50px;</w:t>
+            </w:r>
+          </w:p>
+          <w:p>
+            <w:pPr>
+              <w:rPr>
+                <w:rFonts w:ascii="Bahnschrift" w:hAnsi="Bahnschrift"/>
+                <w:sz w:val="18"/>
+                <w:szCs w:val="18"/>
+                <w:lang w:val="en-US"/>
+              </w:rPr>
+            </w:pPr>
+            <w:r>
+              <w:rPr>
+                <w:rFonts w:ascii="Bahnschrift" w:hAnsi="Bahnschrift"/>
+                <w:sz w:val="18"/>
+                <w:szCs w:val="18"/>
+                <w:lang w:val="en-US"/>
+              </w:rPr>
+              <w:t>}</w:t>
+            </w:r>
+          </w:p>
+          <w:p>
+            <w:pPr>
+              <w:rPr>
+                <w:rFonts w:ascii="Bahnschrift" w:hAnsi="Bahnschrift"/>
+                <w:sz w:val="18"/>
+                <w:szCs w:val="18"/>
+                <w:lang w:val="en-US"/>
+              </w:rPr>
+            </w:pPr>
+          </w:p>
+          <w:p>
+            <w:pPr>
+              <w:rPr>
+                <w:rFonts w:ascii="Bahnschrift" w:hAnsi="Bahnschrift"/>
+                <w:sz w:val="18"/>
+                <w:szCs w:val="18"/>
+                <w:lang w:val="en-US"/>
+              </w:rPr>
+            </w:pPr>
+            <w:proofErr w:type="gramStart"/>
+            <w:r>
+              <w:rPr>
+                <w:rFonts w:ascii="Bahnschrift" w:hAnsi="Bahnschrift"/>
+                <w:sz w:val="18"/>
+                <w:szCs w:val="18"/>
+                <w:lang w:val="en-US"/>
+              </w:rPr>
+              <w:t>button{</w:t>
+            </w:r>
+            <w:proofErr w:type="gramEnd"/>
+          </w:p>
+          <w:p>
+            <w:pPr>
+              <w:rPr>
+                <w:rFonts w:ascii="Bahnschrift" w:hAnsi="Bahnschrift"/>
+                <w:sz w:val="18"/>
+                <w:szCs w:val="18"/>
+                <w:lang w:val="en-US"/>
+              </w:rPr>
+            </w:pPr>
+            <w:r>
+              <w:rPr>
+                <w:rFonts w:ascii="Bahnschrift" w:hAnsi="Bahnschrift"/>
+                <w:sz w:val="18"/>
+                <w:szCs w:val="18"/>
+                <w:lang w:val="en-US"/>
+              </w:rPr>
+              <w:t>width:150px;</w:t>
+            </w:r>
+          </w:p>
+          <w:p>
+            <w:pPr>
+              <w:rPr>
+                <w:rFonts w:ascii="Bahnschrift" w:hAnsi="Bahnschrift"/>
+                <w:sz w:val="18"/>
+                <w:szCs w:val="18"/>
+                <w:lang w:val="en-US"/>
+              </w:rPr>
+            </w:pPr>
+            <w:r>
+              <w:rPr>
+                <w:rFonts w:ascii="Bahnschrift" w:hAnsi="Bahnschrift"/>
+                <w:sz w:val="18"/>
+                <w:szCs w:val="18"/>
+                <w:lang w:val="en-US"/>
+              </w:rPr>
+              <w:t>height:150px;</w:t>
+            </w:r>
+          </w:p>
+          <w:p>
+            <w:pPr>
+              <w:rPr>
+                <w:rFonts w:ascii="Bahnschrift" w:hAnsi="Bahnschrift"/>
+                <w:sz w:val="18"/>
+                <w:szCs w:val="18"/>
+                <w:lang w:val="en-US"/>
+              </w:rPr>
+            </w:pPr>
+            <w:r>
+              <w:rPr>
+                <w:rFonts w:ascii="Bahnschrift" w:hAnsi="Bahnschrift"/>
+                <w:sz w:val="18"/>
+                <w:szCs w:val="18"/>
+                <w:lang w:val="en-US"/>
+              </w:rPr>
+              <w:t>margin:10px;</w:t>
+            </w:r>
+          </w:p>
+          <w:p>
+            <w:pPr>
+              <w:rPr>
+                <w:rFonts w:ascii="Bahnschrift" w:hAnsi="Bahnschrift"/>
+                <w:sz w:val="18"/>
+                <w:szCs w:val="18"/>
+                <w:lang w:val="en-US"/>
+              </w:rPr>
+            </w:pPr>
+            <w:r>
+              <w:rPr>
+                <w:rFonts w:ascii="Bahnschrift" w:hAnsi="Bahnschrift"/>
+                <w:sz w:val="18"/>
+                <w:szCs w:val="18"/>
+                <w:lang w:val="en-US"/>
+              </w:rPr>
+              <w:t>font-size:18px;</w:t>
+            </w:r>
+          </w:p>
+          <w:p>
+            <w:pPr>
+              <w:rPr>
+                <w:rFonts w:ascii="Bahnschrift" w:hAnsi="Bahnschrift"/>
+                <w:sz w:val="18"/>
+                <w:szCs w:val="18"/>
+                <w:lang w:val="en-US"/>
+              </w:rPr>
+            </w:pPr>
+            <w:proofErr w:type="spellStart"/>
+            <w:proofErr w:type="gramStart"/>
+            <w:r>
+              <w:rPr>
+                <w:rFonts w:ascii="Bahnschrift" w:hAnsi="Bahnschrift"/>
+                <w:sz w:val="18"/>
+                <w:szCs w:val="18"/>
+                <w:lang w:val="en-US"/>
+              </w:rPr>
+              <w:t>cursor:pointer</w:t>
+            </w:r>
+            <w:proofErr w:type="spellEnd"/>
+            <w:proofErr w:type="gramEnd"/>
+            <w:r>
+              <w:rPr>
+                <w:rFonts w:ascii="Bahnschrift" w:hAnsi="Bahnschrift"/>
+                <w:sz w:val="18"/>
+                <w:szCs w:val="18"/>
+                <w:lang w:val="en-US"/>
+              </w:rPr>
+              <w:t>;</w:t>
+            </w:r>
+          </w:p>
+          <w:p>
+            <w:pPr>
+              <w:rPr>
+                <w:rFonts w:ascii="Bahnschrift" w:hAnsi="Bahnschrift"/>
+                <w:sz w:val="18"/>
+                <w:szCs w:val="18"/>
+                <w:lang w:val="en-US"/>
+              </w:rPr>
+            </w:pPr>
+            <w:r>
+              <w:rPr>
+                <w:rFonts w:ascii="Bahnschrift" w:hAnsi="Bahnschrift"/>
+                <w:sz w:val="18"/>
+                <w:szCs w:val="18"/>
+                <w:lang w:val="en-US"/>
+              </w:rPr>
+              <w:t>}</w:t>
+            </w:r>
+          </w:p>
+          <w:p>
+            <w:pPr>
+              <w:rPr>
+                <w:rFonts w:ascii="Bahnschrift" w:hAnsi="Bahnschrift"/>
+                <w:sz w:val="18"/>
+                <w:szCs w:val="18"/>
+                <w:lang w:val="en-US"/>
+              </w:rPr>
+            </w:pPr>
+          </w:p>
+          <w:p>
+            <w:pPr>
+              <w:rPr>
+                <w:rFonts w:ascii="Bahnschrift" w:hAnsi="Bahnschrift"/>
+                <w:sz w:val="18"/>
+                <w:szCs w:val="18"/>
+                <w:lang w:val="en-US"/>
+              </w:rPr>
+            </w:pPr>
+            <w:proofErr w:type="spellStart"/>
+            <w:proofErr w:type="gramStart"/>
+            <w:r>
+              <w:rPr>
+                <w:rFonts w:ascii="Bahnschrift" w:hAnsi="Bahnschrift"/>
+                <w:sz w:val="18"/>
+                <w:szCs w:val="18"/>
+                <w:lang w:val="en-US"/>
+              </w:rPr>
+              <w:t>img</w:t>
+            </w:r>
+            <w:proofErr w:type="spellEnd"/>
+            <w:r>
+              <w:rPr>
+                <w:rFonts w:ascii="Bahnschrift" w:hAnsi="Bahnschrift"/>
+                <w:sz w:val="18"/>
+                <w:szCs w:val="18"/>
+                <w:lang w:val="en-US"/>
+              </w:rPr>
+              <w:t>{</w:t>
+            </w:r>
+            <w:proofErr w:type="gramEnd"/>
+          </w:p>
+          <w:p>
+            <w:pPr>
+              <w:rPr>
+                <w:rFonts w:ascii="Bahnschrift" w:hAnsi="Bahnschrift"/>
+                <w:sz w:val="18"/>
+                <w:szCs w:val="18"/>
+                <w:lang w:val="en-US"/>
+              </w:rPr>
+            </w:pPr>
+            <w:r>
+              <w:rPr>
+                <w:rFonts w:ascii="Bahnschrift" w:hAnsi="Bahnschrift"/>
+                <w:sz w:val="18"/>
+                <w:szCs w:val="18"/>
+                <w:lang w:val="en-US"/>
+              </w:rPr>
+              <w:t>width:60px;</w:t>
+            </w:r>
+          </w:p>
+          <w:p>
+            <w:pPr>
+              <w:rPr>
+                <w:rFonts w:ascii="Bahnschrift" w:hAnsi="Bahnschrift"/>
+                <w:sz w:val="18"/>
+                <w:szCs w:val="18"/>
+                <w:lang w:val="en-US"/>
+              </w:rPr>
+            </w:pPr>
+            <w:r>
+              <w:rPr>
+                <w:rFonts w:ascii="Bahnschrift" w:hAnsi="Bahnschrift"/>
+                <w:sz w:val="18"/>
+                <w:szCs w:val="18"/>
+                <w:lang w:val="en-US"/>
+              </w:rPr>
+              <w:t>}</w:t>
+            </w:r>
+          </w:p>
+        </w:tc>
+      </w:tr>
+      <w:tr>
+        <w:tc>
+          <w:tcPr>
+            <w:tcW w:w="1555" w:type="dxa"/>
+          </w:tcPr>
+          <w:p>
+            <w:pPr>
+              <w:rPr>
+                <w:rFonts w:ascii="Bahnschrift" w:hAnsi="Bahnschrift"/>
+                <w:sz w:val="18"/>
+                <w:szCs w:val="18"/>
+                <w:lang w:val="en-US"/>
+              </w:rPr>
+            </w:pPr>
+            <w:proofErr w:type="spellStart"/>
+            <w:r>
+              <w:rPr>
+                <w:rFonts w:ascii="Bahnschrift" w:hAnsi="Bahnschrift"/>
+                <w:sz w:val="18"/>
+                <w:szCs w:val="18"/>
+                <w:lang w:val="en-US"/>
+              </w:rPr>
+              <w:t>vote.php</w:t>
+            </w:r>
+            <w:proofErr w:type="spellEnd"/>
+          </w:p>
+        </w:tc>
+        <w:tc>
+          <w:tcPr>
+            <w:tcW w:w="7461" w:type="dxa"/>
+          </w:tcPr>
+          <w:p>
+            <w:pPr>
+              <w:rPr>
+                <w:rFonts w:ascii="Bahnschrift" w:hAnsi="Bahnschrift"/>
+                <w:sz w:val="18"/>
+                <w:szCs w:val="18"/>
+                <w:lang w:val="en-US"/>
+              </w:rPr>
+            </w:pPr>
+          </w:p>
+          <w:p>
+            <w:pPr>
+              <w:rPr>
+                <w:rFonts w:ascii="Bahnschrift" w:hAnsi="Bahnschrift"/>
+                <w:sz w:val="18"/>
+                <w:szCs w:val="18"/>
+                <w:lang w:val="en-US"/>
+              </w:rPr>
+            </w:pPr>
+            <w:r>
+              <w:rPr>
+                <w:rFonts w:ascii="Bahnschrift" w:hAnsi="Bahnschrift"/>
+                <w:sz w:val="18"/>
+                <w:szCs w:val="18"/>
+                <w:lang w:val="en-US"/>
+              </w:rPr>
+              <w:t>&lt;?</w:t>
+            </w:r>
+            <w:proofErr w:type="spellStart"/>
+            <w:r>
+              <w:rPr>
+                <w:rFonts w:ascii="Bahnschrift" w:hAnsi="Bahnschrift"/>
+                <w:sz w:val="18"/>
+                <w:szCs w:val="18"/>
+                <w:lang w:val="en-US"/>
+              </w:rPr>
+              <w:t>php</w:t>
+            </w:r>
+            <w:proofErr w:type="spellEnd"/>
+          </w:p>
+          <w:p>
+            <w:pPr>
+              <w:rPr>
+                <w:rFonts w:ascii="Bahnschrift" w:hAnsi="Bahnschrift"/>
+                <w:sz w:val="18"/>
+                <w:szCs w:val="18"/>
+                <w:lang w:val="en-US"/>
+              </w:rPr>
+            </w:pPr>
+            <w:r>
+              <w:rPr>
+                <w:rFonts w:ascii="Bahnschrift" w:hAnsi="Bahnschrift"/>
+                <w:sz w:val="18"/>
+                <w:szCs w:val="18"/>
+                <w:lang w:val="en-US"/>
+              </w:rPr>
+              <w:t>include "</w:t>
+            </w:r>
+            <w:proofErr w:type="spellStart"/>
+            <w:r>
+              <w:rPr>
+                <w:rFonts w:ascii="Bahnschrift" w:hAnsi="Bahnschrift"/>
+                <w:sz w:val="18"/>
+                <w:szCs w:val="18"/>
+                <w:lang w:val="en-US"/>
+              </w:rPr>
+              <w:t>db.php</w:t>
+            </w:r>
+            <w:proofErr w:type="spellEnd"/>
+            <w:r>
+              <w:rPr>
+                <w:rFonts w:ascii="Bahnschrift" w:hAnsi="Bahnschrift"/>
+                <w:sz w:val="18"/>
+                <w:szCs w:val="18"/>
+                <w:lang w:val="en-US"/>
+              </w:rPr>
+              <w:t>";</w:t>
+            </w:r>
+          </w:p>
+          <w:p>
+            <w:pPr>
+              <w:rPr>
+                <w:rFonts w:ascii="Bahnschrift" w:hAnsi="Bahnschrift"/>
+                <w:sz w:val="18"/>
+                <w:szCs w:val="18"/>
+                <w:lang w:val="en-US"/>
+              </w:rPr>
+            </w:pPr>
+          </w:p>
+          <w:p>
+            <w:pPr>
+              <w:rPr>
+                <w:rFonts w:ascii="Bahnschrift" w:hAnsi="Bahnschrift"/>
+                <w:sz w:val="18"/>
+                <w:szCs w:val="18"/>
+                <w:lang w:val="en-US"/>
+              </w:rPr>
+            </w:pPr>
+            <w:r>
+              <w:rPr>
+                <w:rFonts w:ascii="Bahnschrift" w:hAnsi="Bahnschrift"/>
+                <w:sz w:val="18"/>
+                <w:szCs w:val="18"/>
+                <w:lang w:val="en-US"/>
+              </w:rPr>
+              <w:t>if(</w:t>
+            </w:r>
+            <w:proofErr w:type="spellStart"/>
+            <w:r>
+              <w:rPr>
+                <w:rFonts w:ascii="Bahnschrift" w:hAnsi="Bahnschrift"/>
+                <w:sz w:val="18"/>
+                <w:szCs w:val="18"/>
+                <w:lang w:val="en-US"/>
+              </w:rPr>
+              <w:t>isset</w:t>
+            </w:r>
+            <w:proofErr w:type="spellEnd"/>
+            <w:r>
+              <w:rPr>
+                <w:rFonts w:ascii="Bahnschrift" w:hAnsi="Bahnschrift"/>
+                <w:sz w:val="18"/>
+                <w:szCs w:val="18"/>
+                <w:lang w:val="en-US"/>
+              </w:rPr>
+              <w:t>($_POST['party']</w:t>
+            </w:r>
+            <w:proofErr w:type="gramStart"/>
+            <w:r>
+              <w:rPr>
+                <w:rFonts w:ascii="Bahnschrift" w:hAnsi="Bahnschrift"/>
+                <w:sz w:val="18"/>
+                <w:szCs w:val="18"/>
+                <w:lang w:val="en-US"/>
+              </w:rPr>
+              <w:t>)){</w:t>
+            </w:r>
+            <w:proofErr w:type="gramEnd"/>
+          </w:p>
+          <w:p>
+            <w:pPr>
+              <w:rPr>
+                <w:rFonts w:ascii="Bahnschrift" w:hAnsi="Bahnschrift"/>
+                <w:sz w:val="18"/>
+                <w:szCs w:val="18"/>
+                <w:lang w:val="en-US"/>
+              </w:rPr>
+            </w:pPr>
+          </w:p>
+          <w:p>
+            <w:pPr>
+              <w:rPr>
+                <w:rFonts w:ascii="Bahnschrift" w:hAnsi="Bahnschrift"/>
+                <w:sz w:val="18"/>
+                <w:szCs w:val="18"/>
+                <w:lang w:val="en-US"/>
+              </w:rPr>
+            </w:pPr>
+            <w:r>
+              <w:rPr>
+                <w:rFonts w:ascii="Bahnschrift" w:hAnsi="Bahnschrift"/>
+                <w:sz w:val="18"/>
+                <w:szCs w:val="18"/>
+                <w:lang w:val="en-US"/>
+              </w:rPr>
+              <w:t>$party = $_POST['party'];</w:t>
+            </w:r>
+          </w:p>
+          <w:p>
+            <w:pPr>
+              <w:rPr>
+                <w:rFonts w:ascii="Bahnschrift" w:hAnsi="Bahnschrift"/>
+                <w:sz w:val="18"/>
+                <w:szCs w:val="18"/>
+                <w:lang w:val="en-US"/>
+              </w:rPr>
+            </w:pPr>
+          </w:p>
+          <w:p>
+            <w:pPr>
+              <w:rPr>
+                <w:rFonts w:ascii="Bahnschrift" w:hAnsi="Bahnschrift"/>
+                <w:sz w:val="18"/>
+                <w:szCs w:val="18"/>
+                <w:lang w:val="en-US"/>
+              </w:rPr>
+            </w:pPr>
+            <w:r>
+              <w:rPr>
+                <w:rFonts w:ascii="Bahnschrift" w:hAnsi="Bahnschrift"/>
+                <w:sz w:val="18"/>
+                <w:szCs w:val="18"/>
+                <w:lang w:val="en-US"/>
+              </w:rPr>
+              <w:t>$</w:t>
+            </w:r>
+            <w:proofErr w:type="spellStart"/>
+            <w:r>
+              <w:rPr>
+                <w:rFonts w:ascii="Bahnschrift" w:hAnsi="Bahnschrift"/>
+                <w:sz w:val="18"/>
+                <w:szCs w:val="18"/>
+                <w:lang w:val="en-US"/>
+              </w:rPr>
+              <w:t>sql</w:t>
+            </w:r>
+            <w:proofErr w:type="spellEnd"/>
+            <w:r>
+              <w:rPr>
+                <w:rFonts w:ascii="Bahnschrift" w:hAnsi="Bahnschrift"/>
+                <w:sz w:val="18"/>
+                <w:szCs w:val="18"/>
+                <w:lang w:val="en-US"/>
+              </w:rPr>
+              <w:t xml:space="preserve"> = "INSERT INTO votes (party) VALUES ('$party')";</w:t>
+            </w:r>
+          </w:p>
+          <w:p>
+            <w:pPr>
+              <w:rPr>
+                <w:rFonts w:ascii="Bahnschrift" w:hAnsi="Bahnschrift"/>
+                <w:sz w:val="18"/>
+                <w:szCs w:val="18"/>
+                <w:lang w:val="en-US"/>
+              </w:rPr>
+            </w:pPr>
+            <w:r>
+              <w:rPr>
+                <w:rFonts w:ascii="Bahnschrift" w:hAnsi="Bahnschrift"/>
+                <w:sz w:val="18"/>
+                <w:szCs w:val="18"/>
+                <w:lang w:val="en-US"/>
+              </w:rPr>
+              <w:t>$conn-&gt;query($</w:t>
+            </w:r>
+            <w:proofErr w:type="spellStart"/>
+            <w:r>
+              <w:rPr>
+                <w:rFonts w:ascii="Bahnschrift" w:hAnsi="Bahnschrift"/>
+                <w:sz w:val="18"/>
+                <w:szCs w:val="18"/>
+                <w:lang w:val="en-US"/>
+              </w:rPr>
+              <w:t>sql</w:t>
+            </w:r>
+            <w:proofErr w:type="spellEnd"/>
+            <w:r>
+              <w:rPr>
+                <w:rFonts w:ascii="Bahnschrift" w:hAnsi="Bahnschrift"/>
+                <w:sz w:val="18"/>
+                <w:szCs w:val="18"/>
+                <w:lang w:val="en-US"/>
+              </w:rPr>
+              <w:t>);</w:t>
+            </w:r>
+          </w:p>
+          <w:p>
+            <w:pPr>
+              <w:rPr>
+                <w:rFonts w:ascii="Bahnschrift" w:hAnsi="Bahnschrift"/>
+                <w:sz w:val="18"/>
+                <w:szCs w:val="18"/>
+                <w:lang w:val="en-US"/>
+              </w:rPr>
+            </w:pPr>
+          </w:p>
+          <w:p>
+            <w:pPr>
+              <w:rPr>
+                <w:rFonts w:ascii="Bahnschrift" w:hAnsi="Bahnschrift"/>
+                <w:sz w:val="18"/>
+                <w:szCs w:val="18"/>
+                <w:lang w:val="en-US"/>
+              </w:rPr>
+            </w:pPr>
+            <w:r>
+              <w:rPr>
+                <w:rFonts w:ascii="Bahnschrift" w:hAnsi="Bahnschrift"/>
+                <w:sz w:val="18"/>
+                <w:szCs w:val="18"/>
+                <w:lang w:val="en-US"/>
+              </w:rPr>
+              <w:t xml:space="preserve">echo "&lt;h2&gt;Thank you for </w:t>
+            </w:r>
+            <w:proofErr w:type="gramStart"/>
+            <w:r>
+              <w:rPr>
+                <w:rFonts w:ascii="Bahnschrift" w:hAnsi="Bahnschrift"/>
+                <w:sz w:val="18"/>
+                <w:szCs w:val="18"/>
+                <w:lang w:val="en-US"/>
+              </w:rPr>
+              <w:t>voting!&lt;</w:t>
+            </w:r>
+            <w:proofErr w:type="gramEnd"/>
+            <w:r>
+              <w:rPr>
+                <w:rFonts w:ascii="Bahnschrift" w:hAnsi="Bahnschrift"/>
+                <w:sz w:val="18"/>
+                <w:szCs w:val="18"/>
+                <w:lang w:val="en-US"/>
+              </w:rPr>
+              <w:t>/h2&gt;";</w:t>
+            </w:r>
+          </w:p>
+          <w:p>
+            <w:pPr>
+              <w:rPr>
+                <w:rFonts w:ascii="Bahnschrift" w:hAnsi="Bahnschrift"/>
+                <w:sz w:val="18"/>
+                <w:szCs w:val="18"/>
+                <w:lang w:val="en-US"/>
+              </w:rPr>
+            </w:pPr>
+            <w:r>
+              <w:rPr>
+                <w:rFonts w:ascii="Bahnschrift" w:hAnsi="Bahnschrift"/>
+                <w:sz w:val="18"/>
+                <w:szCs w:val="18"/>
+                <w:lang w:val="en-US"/>
+              </w:rPr>
+              <w:t xml:space="preserve">echo "&lt;a </w:t>
+            </w:r>
+            <w:proofErr w:type="spellStart"/>
+            <w:r>
+              <w:rPr>
+                <w:rFonts w:ascii="Bahnschrift" w:hAnsi="Bahnschrift"/>
+                <w:sz w:val="18"/>
+                <w:szCs w:val="18"/>
+                <w:lang w:val="en-US"/>
+              </w:rPr>
+              <w:t>href</w:t>
+            </w:r>
+            <w:proofErr w:type="spellEnd"/>
+            <w:r>
+              <w:rPr>
+                <w:rFonts w:ascii="Bahnschrift" w:hAnsi="Bahnschrift"/>
+                <w:sz w:val="18"/>
+                <w:szCs w:val="18"/>
+                <w:lang w:val="en-US"/>
+              </w:rPr>
+              <w:t>='</w:t>
+            </w:r>
+            <w:proofErr w:type="spellStart"/>
+            <w:r>
+              <w:rPr>
+                <w:rFonts w:ascii="Bahnschrift" w:hAnsi="Bahnschrift"/>
+                <w:sz w:val="18"/>
+                <w:szCs w:val="18"/>
+                <w:lang w:val="en-US"/>
+              </w:rPr>
+              <w:t>results.php</w:t>
+            </w:r>
+            <w:proofErr w:type="spellEnd"/>
+            <w:r>
+              <w:rPr>
+                <w:rFonts w:ascii="Bahnschrift" w:hAnsi="Bahnschrift"/>
+                <w:sz w:val="18"/>
+                <w:szCs w:val="18"/>
+                <w:lang w:val="en-US"/>
+              </w:rPr>
+              <w:t>'&gt;See Results&lt;/a&gt;";</w:t>
+            </w:r>
+          </w:p>
+          <w:p>
+            <w:pPr>
+              <w:rPr>
+                <w:rFonts w:ascii="Bahnschrift" w:hAnsi="Bahnschrift"/>
+                <w:sz w:val="18"/>
+                <w:szCs w:val="18"/>
+                <w:lang w:val="en-US"/>
+              </w:rPr>
+            </w:pPr>
+            <w:r>
+              <w:rPr>
+                <w:rFonts w:ascii="Bahnschrift" w:hAnsi="Bahnschrift"/>
+                <w:sz w:val="18"/>
+                <w:szCs w:val="18"/>
+                <w:lang w:val="en-US"/>
+              </w:rPr>
+              <w:t>}</w:t>
+            </w:r>
+          </w:p>
+          <w:p>
+            <w:pPr>
+              <w:rPr>
+                <w:rFonts w:ascii="Bahnschrift" w:hAnsi="Bahnschrift"/>
+                <w:sz w:val="18"/>
+                <w:szCs w:val="18"/>
+                <w:lang w:val="en-US"/>
+              </w:rPr>
+            </w:pPr>
+          </w:p>
+          <w:p>
+            <w:pPr>
+              <w:rPr>
+                <w:rFonts w:ascii="Bahnschrift" w:hAnsi="Bahnschrift"/>
+                <w:sz w:val="18"/>
+                <w:szCs w:val="18"/>
+                <w:lang w:val="en-US"/>
+              </w:rPr>
+            </w:pPr>
+            <w:r>
+              <w:rPr>
+                <w:rFonts w:ascii="Bahnschrift" w:hAnsi="Bahnschrift"/>
+                <w:sz w:val="18"/>
+                <w:szCs w:val="18"/>
+                <w:lang w:val="en-US"/>
+              </w:rPr>
+              <w:t>?&gt;</w:t>
+            </w:r>
+          </w:p>
+        </w:tc>
+      </w:tr>
+      <w:tr>
+        <w:tc>
+          <w:tcPr>
+            <w:tcW w:w="1555" w:type="dxa"/>
+          </w:tcPr>
+          <w:p>
+            <w:pPr>
+              <w:rPr>
+                <w:rFonts w:ascii="Bahnschrift" w:hAnsi="Bahnschrift"/>
+                <w:sz w:val="18"/>
+                <w:szCs w:val="18"/>
+                <w:lang w:val="en-US"/>
+              </w:rPr>
+            </w:pPr>
+            <w:r>
+              <w:rPr>
+                <w:rFonts w:ascii="Bahnschrift" w:hAnsi="Bahnschrift"/>
+                <w:sz w:val="18"/>
+                <w:szCs w:val="18"/>
+                <w:lang w:val="en-US"/>
+              </w:rPr>
+              <w:lastRenderedPageBreak/>
+              <w:t>Image files here</w:t>
+            </w:r>
+          </w:p>
+        </w:tc>
+        <w:tc>
+          <w:tcPr>
+            <w:tcW w:w="7461" w:type="dxa"/>
+          </w:tcPr>
+          <w:p>
+            <w:pPr>
+              <w:rPr>
+                <w:rFonts w:ascii="Bahnschrift" w:hAnsi="Bahnschrift"/>
+                <w:sz w:val="18"/>
+                <w:szCs w:val="18"/>
+                <w:lang w:val="en-US"/>
+              </w:rPr>
+            </w:pPr>
+            <w:proofErr w:type="spellStart"/>
+            <w:r>
+              <w:rPr>
+                <w:rFonts w:ascii="Bahnschrift" w:hAnsi="Bahnschrift"/>
+                <w:sz w:val="18"/>
+                <w:szCs w:val="18"/>
+                <w:lang w:val="en-US"/>
+              </w:rPr>
+              <w:t>img</w:t>
+            </w:r>
+            <w:proofErr w:type="spellEnd"/>
+            <w:r>
+              <w:rPr>
+                <w:rFonts w:ascii="Bahnschrift" w:hAnsi="Bahnschrift"/>
+                <w:sz w:val="18"/>
+                <w:szCs w:val="18"/>
+                <w:lang w:val="en-US"/>
+              </w:rPr>
+              <w:t>/party1.png</w:t>
+            </w:r>
+          </w:p>
+          <w:p>
+            <w:pPr>
+              <w:rPr>
+                <w:rFonts w:ascii="Bahnschrift" w:hAnsi="Bahnschrift"/>
+                <w:sz w:val="18"/>
+                <w:szCs w:val="18"/>
+                <w:lang w:val="en-US"/>
+              </w:rPr>
+            </w:pPr>
+            <w:proofErr w:type="spellStart"/>
+            <w:r>
+              <w:rPr>
+                <w:rFonts w:ascii="Bahnschrift" w:hAnsi="Bahnschrift"/>
+                <w:sz w:val="18"/>
+                <w:szCs w:val="18"/>
+                <w:lang w:val="en-US"/>
+              </w:rPr>
+              <w:t>img</w:t>
+            </w:r>
+            <w:proofErr w:type="spellEnd"/>
+            <w:r>
+              <w:rPr>
+                <w:rFonts w:ascii="Bahnschrift" w:hAnsi="Bahnschrift"/>
+                <w:sz w:val="18"/>
+                <w:szCs w:val="18"/>
+                <w:lang w:val="en-US"/>
+              </w:rPr>
+              <w:t>/party</w:t>
+            </w:r>
+            <w:r>
+              <w:rPr>
+                <w:rFonts w:ascii="Bahnschrift" w:hAnsi="Bahnschrift"/>
+                <w:sz w:val="18"/>
+                <w:szCs w:val="18"/>
+                <w:lang w:val="en-US"/>
+              </w:rPr>
+              <w:t>2</w:t>
+            </w:r>
+            <w:r>
+              <w:rPr>
+                <w:rFonts w:ascii="Bahnschrift" w:hAnsi="Bahnschrift"/>
+                <w:sz w:val="18"/>
+                <w:szCs w:val="18"/>
+                <w:lang w:val="en-US"/>
+              </w:rPr>
+              <w:t>.png</w:t>
+            </w:r>
+          </w:p>
+          <w:p>
+            <w:pPr>
+              <w:rPr>
+                <w:rFonts w:ascii="Bahnschrift" w:hAnsi="Bahnschrift"/>
+                <w:sz w:val="18"/>
+                <w:szCs w:val="18"/>
+                <w:lang w:val="en-US"/>
+              </w:rPr>
+            </w:pPr>
+            <w:proofErr w:type="spellStart"/>
+            <w:r>
+              <w:rPr>
+                <w:rFonts w:ascii="Bahnschrift" w:hAnsi="Bahnschrift"/>
+                <w:sz w:val="18"/>
+                <w:szCs w:val="18"/>
+                <w:lang w:val="en-US"/>
+              </w:rPr>
+              <w:t>img</w:t>
+            </w:r>
+            <w:proofErr w:type="spellEnd"/>
+            <w:r>
+              <w:rPr>
+                <w:rFonts w:ascii="Bahnschrift" w:hAnsi="Bahnschrift"/>
+                <w:sz w:val="18"/>
+                <w:szCs w:val="18"/>
+                <w:lang w:val="en-US"/>
+              </w:rPr>
+              <w:t>/party</w:t>
+            </w:r>
+            <w:r>
+              <w:rPr>
+                <w:rFonts w:ascii="Bahnschrift" w:hAnsi="Bahnschrift"/>
+                <w:sz w:val="18"/>
+                <w:szCs w:val="18"/>
+                <w:lang w:val="en-US"/>
+              </w:rPr>
+              <w:t>3</w:t>
+            </w:r>
+            <w:r>
+              <w:rPr>
+                <w:rFonts w:ascii="Bahnschrift" w:hAnsi="Bahnschrift"/>
+                <w:sz w:val="18"/>
+                <w:szCs w:val="18"/>
+                <w:lang w:val="en-US"/>
+              </w:rPr>
+              <w:t>.png</w:t>
+            </w:r>
+          </w:p>
+          <w:p>
+            <w:pPr>
+              <w:rPr>
+                <w:rFonts w:ascii="Bahnschrift" w:hAnsi="Bahnschrift"/>
+                <w:sz w:val="18"/>
+                <w:szCs w:val="18"/>
+                <w:lang w:val="en-US"/>
+              </w:rPr>
+            </w:pPr>
+            <w:proofErr w:type="spellStart"/>
+            <w:r>
+              <w:rPr>
+                <w:rFonts w:ascii="Bahnschrift" w:hAnsi="Bahnschrift"/>
+                <w:sz w:val="18"/>
+                <w:szCs w:val="18"/>
+                <w:lang w:val="en-US"/>
+              </w:rPr>
+              <w:t>img</w:t>
+            </w:r>
+            <w:proofErr w:type="spellEnd"/>
+            <w:r>
+              <w:rPr>
+                <w:rFonts w:ascii="Bahnschrift" w:hAnsi="Bahnschrift"/>
+                <w:sz w:val="18"/>
+                <w:szCs w:val="18"/>
+                <w:lang w:val="en-US"/>
+              </w:rPr>
+              <w:t>/party</w:t>
+            </w:r>
+            <w:r>
+              <w:rPr>
+                <w:rFonts w:ascii="Bahnschrift" w:hAnsi="Bahnschrift"/>
+                <w:sz w:val="18"/>
+                <w:szCs w:val="18"/>
+                <w:lang w:val="en-US"/>
+              </w:rPr>
+              <w:t>4</w:t>
+            </w:r>
+            <w:r>
+              <w:rPr>
+                <w:rFonts w:ascii="Bahnschrift" w:hAnsi="Bahnschrift"/>
+                <w:sz w:val="18"/>
+                <w:szCs w:val="18"/>
+                <w:lang w:val="en-US"/>
+              </w:rPr>
+              <w:t>.png</w:t>
             </w:r>
           </w:p>
         </w:tc>

--- a/4 docker/documents/Assessment - Submit Project/project-1/submitted/voting.docx
+++ b/4 docker/documents/Assessment - Submit Project/project-1/submitted/voting.docx
@@ -29,13 +29,13 @@
         <w:tblLook w:val="04A0" w:firstRow="1" w:lastRow="0" w:firstColumn="1" w:lastColumn="0" w:noHBand="0" w:noVBand="1"/>
       </w:tblPr>
       <w:tblGrid>
-        <w:gridCol w:w="1269"/>
-        <w:gridCol w:w="7747"/>
+        <w:gridCol w:w="972"/>
+        <w:gridCol w:w="8044"/>
       </w:tblGrid>
       <w:tr>
         <w:tc>
           <w:tcPr>
-            <w:tcW w:w="1232" w:type="dxa"/>
+            <w:tcW w:w="972" w:type="dxa"/>
           </w:tcPr>
           <w:p>
             <w:pPr>
@@ -54,7 +54,7 @@
         </w:tc>
         <w:tc>
           <w:tcPr>
-            <w:tcW w:w="7784" w:type="dxa"/>
+            <w:tcW w:w="8044" w:type="dxa"/>
           </w:tcPr>
           <w:p>
             <w:pPr>
@@ -100,7 +100,7 @@
       <w:tr>
         <w:tc>
           <w:tcPr>
-            <w:tcW w:w="1232" w:type="dxa"/>
+            <w:tcW w:w="972" w:type="dxa"/>
           </w:tcPr>
           <w:p>
             <w:pPr>
@@ -120,7 +120,7 @@
         </w:tc>
         <w:tc>
           <w:tcPr>
-            <w:tcW w:w="7784" w:type="dxa"/>
+            <w:tcW w:w="8044" w:type="dxa"/>
           </w:tcPr>
           <w:p>
             <w:pPr>
@@ -238,7 +238,7 @@
       <w:tr>
         <w:tc>
           <w:tcPr>
-            <w:tcW w:w="1232" w:type="dxa"/>
+            <w:tcW w:w="972" w:type="dxa"/>
           </w:tcPr>
           <w:p>
             <w:pPr>
@@ -265,7 +265,7 @@
         </w:tc>
         <w:tc>
           <w:tcPr>
-            <w:tcW w:w="7784" w:type="dxa"/>
+            <w:tcW w:w="8044" w:type="dxa"/>
           </w:tcPr>
           <w:tbl>
             <w:tblPr>
@@ -386,24 +386,8 @@
                       <w:lang w:eastAsia="en-IN"/>
                       <w14:ligatures w14:val="none"/>
                     </w:rPr>
-                    <w:t>public-</w:t>
+                    <w:t>public-ip</w:t>
                   </w:r>
-                  <w:proofErr w:type="spellStart"/>
-                  <w:r>
-                    <w:rPr>
-                      <w:rFonts w:ascii="Segoe UI" w:eastAsia="Times New Roman" w:hAnsi="Segoe UI" w:cs="Segoe UI"/>
-                      <w:b/>
-                      <w:bCs/>
-                      <w:color w:val="1F2328"/>
-                      <w:kern w:val="0"/>
-                      <w:sz w:val="24"/>
-                      <w:szCs w:val="24"/>
-                      <w:lang w:eastAsia="en-IN"/>
-                      <w14:ligatures w14:val="none"/>
-                    </w:rPr>
-                    <w:t>ip</w:t>
-                  </w:r>
-                  <w:proofErr w:type="spellEnd"/>
                 </w:p>
               </w:tc>
               <w:tc>
@@ -453,24 +437,8 @@
                       <w:lang w:eastAsia="en-IN"/>
                       <w14:ligatures w14:val="none"/>
                     </w:rPr>
-                    <w:t>private-</w:t>
+                    <w:t>private-ip</w:t>
                   </w:r>
-                  <w:proofErr w:type="spellStart"/>
-                  <w:r>
-                    <w:rPr>
-                      <w:rFonts w:ascii="Segoe UI" w:eastAsia="Times New Roman" w:hAnsi="Segoe UI" w:cs="Segoe UI"/>
-                      <w:b/>
-                      <w:bCs/>
-                      <w:color w:val="1F2328"/>
-                      <w:kern w:val="0"/>
-                      <w:sz w:val="24"/>
-                      <w:szCs w:val="24"/>
-                      <w:lang w:eastAsia="en-IN"/>
-                      <w14:ligatures w14:val="none"/>
-                    </w:rPr>
-                    <w:t>ip</w:t>
-                  </w:r>
-                  <w:proofErr w:type="spellEnd"/>
                 </w:p>
               </w:tc>
             </w:tr>
@@ -563,7 +531,7 @@
                       <w:lang w:eastAsia="en-IN"/>
                       <w14:ligatures w14:val="none"/>
                     </w:rPr>
-                    <w:t>13.201.84.118</w:t>
+                    <w:t>13.201.36.209</w:t>
                   </w:r>
                 </w:p>
               </w:tc>
@@ -609,7 +577,7 @@
                       <w:lang w:eastAsia="en-IN"/>
                       <w14:ligatures w14:val="none"/>
                     </w:rPr>
-                    <w:t>172.31.40.230</w:t>
+                    <w:t>172.31.37.63</w:t>
                   </w:r>
                 </w:p>
               </w:tc>
@@ -703,7 +671,7 @@
                       <w:lang w:eastAsia="en-IN"/>
                       <w14:ligatures w14:val="none"/>
                     </w:rPr>
-                    <w:t>65.2.31.175</w:t>
+                    <w:t>15.206.73.200</w:t>
                   </w:r>
                 </w:p>
               </w:tc>
@@ -749,7 +717,7 @@
                       <w:lang w:eastAsia="en-IN"/>
                       <w14:ligatures w14:val="none"/>
                     </w:rPr>
-                    <w:t>172.31.42.42</w:t>
+                    <w:t>172.31.32.63</w:t>
                   </w:r>
                 </w:p>
               </w:tc>
@@ -843,7 +811,7 @@
                       <w:lang w:eastAsia="en-IN"/>
                       <w14:ligatures w14:val="none"/>
                     </w:rPr>
-                    <w:t>43.205.127.233</w:t>
+                    <w:t>13.127.206.197</w:t>
                   </w:r>
                 </w:p>
               </w:tc>
@@ -889,7 +857,7 @@
                       <w:lang w:eastAsia="en-IN"/>
                       <w14:ligatures w14:val="none"/>
                     </w:rPr>
-                    <w:t>172.31.43.203</w:t>
+                    <w:t>172.31.42.250</w:t>
                   </w:r>
                 </w:p>
               </w:tc>
@@ -906,10 +874,10 @@
                 <w:lang w:val="en-US"/>
               </w:rPr>
               <w:drawing>
-                <wp:inline distT="0" distB="0" distL="0" distR="0" wp14:anchorId="1EFE213F" wp14:editId="715CD968">
-                  <wp:extent cx="4644856" cy="887185"/>
-                  <wp:effectExtent l="0" t="0" r="3810" b="8255"/>
-                  <wp:docPr id="45150382" name="Picture 1"/>
+                <wp:inline distT="0" distB="0" distL="0" distR="0" wp14:anchorId="4658D3B6" wp14:editId="58BED32B">
+                  <wp:extent cx="5731510" cy="673735"/>
+                  <wp:effectExtent l="0" t="0" r="2540" b="0"/>
+                  <wp:docPr id="277303939" name="Picture 1"/>
                   <wp:cNvGraphicFramePr>
                     <a:graphicFrameLocks xmlns:a="http://schemas.openxmlformats.org/drawingml/2006/main" noChangeAspect="1"/>
                   </wp:cNvGraphicFramePr>
@@ -917,7 +885,7 @@
                     <a:graphicData uri="http://schemas.openxmlformats.org/drawingml/2006/picture">
                       <pic:pic xmlns:pic="http://schemas.openxmlformats.org/drawingml/2006/picture">
                         <pic:nvPicPr>
-                          <pic:cNvPr id="45150382" name=""/>
+                          <pic:cNvPr id="277303939" name=""/>
                           <pic:cNvPicPr/>
                         </pic:nvPicPr>
                         <pic:blipFill>
@@ -929,7 +897,7 @@
                         <pic:spPr>
                           <a:xfrm>
                             <a:off x="0" y="0"/>
-                            <a:ext cx="4651281" cy="888412"/>
+                            <a:ext cx="5731510" cy="673735"/>
                           </a:xfrm>
                           <a:prstGeom prst="rect">
                             <a:avLst/>
@@ -947,7 +915,7 @@
       <w:tr>
         <w:tc>
           <w:tcPr>
-            <w:tcW w:w="1232" w:type="dxa"/>
+            <w:tcW w:w="972" w:type="dxa"/>
           </w:tcPr>
           <w:p>
             <w:pPr>
@@ -961,20 +929,13 @@
                 <w:b/>
                 <w:bCs/>
               </w:rPr>
-              <w:t>Install docker on all 3 instances</w:t>
-            </w:r>
-          </w:p>
-          <w:p>
-            <w:pPr>
-              <w:rPr>
-                <w:lang w:val="en-US"/>
-              </w:rPr>
-            </w:pPr>
+              <w:t>Connect each server</w:t>
+            </w:r>
           </w:p>
         </w:tc>
         <w:tc>
           <w:tcPr>
-            <w:tcW w:w="7784" w:type="dxa"/>
+            <w:tcW w:w="8044" w:type="dxa"/>
           </w:tcPr>
           <w:p>
             <w:pPr>
@@ -982,100 +943,11 @@
                 <w:lang w:val="en-US"/>
               </w:rPr>
             </w:pPr>
-            <w:proofErr w:type="spellStart"/>
-            <w:r>
-              <w:rPr>
-                <w:lang w:val="en-US"/>
-              </w:rPr>
-              <w:t>sudo</w:t>
-            </w:r>
-            <w:proofErr w:type="spellEnd"/>
-            <w:r>
-              <w:rPr>
-                <w:lang w:val="en-US"/>
-              </w:rPr>
-              <w:t xml:space="preserve"> </w:t>
-            </w:r>
-            <w:proofErr w:type="spellStart"/>
-            <w:r>
-              <w:rPr>
-                <w:lang w:val="en-US"/>
-              </w:rPr>
-              <w:t>su</w:t>
-            </w:r>
-            <w:proofErr w:type="spellEnd"/>
-          </w:p>
-          <w:p>
-            <w:pPr>
-              <w:rPr>
-                <w:lang w:val="en-US"/>
-              </w:rPr>
-            </w:pPr>
-            <w:r>
-              <w:rPr>
-                <w:lang w:val="en-US"/>
-              </w:rPr>
-              <w:t>apt update -y</w:t>
-            </w:r>
-          </w:p>
-          <w:p>
-            <w:pPr>
-              <w:rPr>
-                <w:lang w:val="en-US"/>
-              </w:rPr>
-            </w:pPr>
-            <w:r>
-              <w:rPr>
-                <w:lang w:val="en-US"/>
-              </w:rPr>
-              <w:t>apt install docker.io -y</w:t>
-            </w:r>
-          </w:p>
-        </w:tc>
-      </w:tr>
-      <w:tr>
-        <w:tc>
-          <w:tcPr>
-            <w:tcW w:w="1232" w:type="dxa"/>
-          </w:tcPr>
-          <w:p>
-            <w:pPr>
-              <w:rPr>
-                <w:b/>
-                <w:bCs/>
-              </w:rPr>
-            </w:pPr>
-            <w:r>
-              <w:rPr>
-                <w:b/>
-                <w:bCs/>
-              </w:rPr>
-              <w:t>Install docker swarm on master node</w:t>
-            </w:r>
-          </w:p>
-          <w:p>
-            <w:pPr>
-              <w:rPr>
-                <w:lang w:val="en-US"/>
-              </w:rPr>
-            </w:pPr>
-          </w:p>
-        </w:tc>
-        <w:tc>
-          <w:tcPr>
-            <w:tcW w:w="7784" w:type="dxa"/>
-          </w:tcPr>
-          <w:p>
-            <w:pPr>
-              <w:rPr>
-                <w:lang w:val="en-US"/>
-              </w:rPr>
-            </w:pPr>
-            <w:r>
-              <w:rPr>
-                <w:lang w:val="en-US"/>
-              </w:rPr>
-              <w:t xml:space="preserve"># master: </w:t>
+            <w:r>
+              <w:rPr>
+                <w:lang w:val="en-US"/>
+              </w:rPr>
+              <w:t>ssh -i 002.pem ubuntu@</w:t>
             </w:r>
             <w:r>
               <w:rPr>
@@ -1087,683 +959,31 @@
                 <w:lang w:eastAsia="en-IN"/>
                 <w14:ligatures w14:val="none"/>
               </w:rPr>
-              <w:t>172.31.40.230</w:t>
-            </w:r>
-          </w:p>
-          <w:p>
-            <w:pPr>
-              <w:rPr>
-                <w:lang w:val="en-US"/>
-              </w:rPr>
-            </w:pPr>
-            <w:r>
-              <w:rPr>
-                <w:lang w:val="en-US"/>
-              </w:rPr>
-              <w:t xml:space="preserve">docker swarm </w:t>
-            </w:r>
-            <w:proofErr w:type="spellStart"/>
-            <w:r>
-              <w:rPr>
-                <w:lang w:val="en-US"/>
-              </w:rPr>
-              <w:t>init</w:t>
-            </w:r>
-            <w:proofErr w:type="spellEnd"/>
-            <w:r>
-              <w:rPr>
-                <w:lang w:val="en-US"/>
-              </w:rPr>
-              <w:t xml:space="preserve"> --advertise-</w:t>
-            </w:r>
-            <w:proofErr w:type="spellStart"/>
-            <w:r>
-              <w:rPr>
-                <w:lang w:val="en-US"/>
-              </w:rPr>
-              <w:t>addr</w:t>
-            </w:r>
-            <w:proofErr w:type="spellEnd"/>
-            <w:r>
-              <w:rPr>
-                <w:lang w:val="en-US"/>
-              </w:rPr>
-              <w:t xml:space="preserve"> </w:t>
-            </w:r>
-            <w:r>
-              <w:rPr>
-                <w:rFonts w:ascii="Segoe UI" w:eastAsia="Times New Roman" w:hAnsi="Segoe UI" w:cs="Segoe UI"/>
-                <w:color w:val="1F2328"/>
-                <w:kern w:val="0"/>
-                <w:sz w:val="24"/>
-                <w:szCs w:val="24"/>
-                <w:lang w:eastAsia="en-IN"/>
-                <w14:ligatures w14:val="none"/>
-              </w:rPr>
-              <w:t>172.31.40.230</w:t>
-            </w:r>
-          </w:p>
-          <w:p>
-            <w:pPr>
-              <w:rPr>
-                <w:lang w:val="en-US"/>
-              </w:rPr>
-            </w:pPr>
-          </w:p>
-          <w:p>
-            <w:pPr>
-              <w:rPr>
-                <w:lang w:val="en-US"/>
-              </w:rPr>
-            </w:pPr>
-            <w:r>
-              <w:rPr>
-                <w:lang w:val="en-US"/>
-              </w:rPr>
-              <w:t>#</w:t>
-            </w:r>
-            <w:proofErr w:type="gramStart"/>
-            <w:r>
-              <w:rPr>
-                <w:lang w:val="en-US"/>
-              </w:rPr>
-              <w:t>note</w:t>
-            </w:r>
-            <w:proofErr w:type="gramEnd"/>
-            <w:r>
-              <w:rPr>
-                <w:lang w:val="en-US"/>
-              </w:rPr>
-              <w:t xml:space="preserve"> down node join command</w:t>
-            </w:r>
-          </w:p>
-          <w:p>
-            <w:pPr>
-              <w:rPr>
-                <w:lang w:val="en-US"/>
-              </w:rPr>
-            </w:pPr>
-          </w:p>
-        </w:tc>
-      </w:tr>
-      <w:tr>
-        <w:tc>
-          <w:tcPr>
-            <w:tcW w:w="1232" w:type="dxa"/>
-          </w:tcPr>
-          <w:p>
-            <w:pPr>
-              <w:rPr>
-                <w:b/>
-                <w:bCs/>
-              </w:rPr>
-            </w:pPr>
-            <w:r>
-              <w:rPr>
-                <w:b/>
-                <w:bCs/>
-              </w:rPr>
-              <w:t>join node1 and node2 in swarm cluster</w:t>
-            </w:r>
-          </w:p>
-          <w:p>
-            <w:pPr>
-              <w:rPr>
-                <w:lang w:val="en-US"/>
-              </w:rPr>
-            </w:pPr>
-          </w:p>
-        </w:tc>
-        <w:tc>
-          <w:tcPr>
-            <w:tcW w:w="7784" w:type="dxa"/>
-          </w:tcPr>
-          <w:p>
-            <w:r>
-              <w:rPr>
-                <w:lang w:val="en-US"/>
-              </w:rPr>
-              <w:t>#</w:t>
-            </w:r>
-            <w:r>
-              <w:t>node join command</w:t>
-            </w:r>
-          </w:p>
-          <w:p>
-            <w:pPr>
-              <w:rPr>
-                <w:lang w:val="en-US"/>
-              </w:rPr>
-            </w:pPr>
-            <w:r>
-              <w:rPr>
-                <w:lang w:val="en-US"/>
-              </w:rPr>
-              <w:t xml:space="preserve">docker swarm join --token SWMTKN-1-1s3jiuk6saa2ps6h5602zdz2gko6sfgusm2nx7n2d4jq9aftt6-0zjceti04fntt7j3dwft5pmzx </w:t>
-            </w:r>
-            <w:r>
-              <w:rPr>
-                <w:rFonts w:ascii="Segoe UI" w:eastAsia="Times New Roman" w:hAnsi="Segoe UI" w:cs="Segoe UI"/>
-                <w:color w:val="1F2328"/>
-                <w:kern w:val="0"/>
-                <w:sz w:val="24"/>
-                <w:szCs w:val="24"/>
-                <w:lang w:eastAsia="en-IN"/>
-                <w14:ligatures w14:val="none"/>
-              </w:rPr>
-              <w:t>172.31.40.230</w:t>
-            </w:r>
-            <w:r>
-              <w:rPr>
-                <w:lang w:val="en-US"/>
-              </w:rPr>
-              <w:t>:2377</w:t>
-            </w:r>
-          </w:p>
-        </w:tc>
-      </w:tr>
-      <w:tr>
-        <w:tc>
-          <w:tcPr>
-            <w:tcW w:w="1232" w:type="dxa"/>
-          </w:tcPr>
-          <w:p>
-            <w:pPr>
-              <w:rPr>
-                <w:b/>
-                <w:bCs/>
-              </w:rPr>
-            </w:pPr>
-            <w:r>
-              <w:rPr>
-                <w:b/>
-                <w:bCs/>
-              </w:rPr>
-              <w:t>overview of voting website</w:t>
-            </w:r>
-          </w:p>
-          <w:p>
-            <w:pPr>
-              <w:rPr>
-                <w:b/>
-                <w:bCs/>
-              </w:rPr>
-            </w:pPr>
-          </w:p>
-        </w:tc>
-        <w:tc>
-          <w:tcPr>
-            <w:tcW w:w="7784" w:type="dxa"/>
-          </w:tcPr>
-          <w:p>
-            <w:pPr>
-              <w:numPr>
-                <w:ilvl w:val="0"/>
-                <w:numId w:val="2"/>
-              </w:numPr>
-            </w:pPr>
-            <w:r>
-              <w:lastRenderedPageBreak/>
-              <w:t>Home page with 4 political party buttons</w:t>
-            </w:r>
-          </w:p>
-          <w:p>
-            <w:pPr>
-              <w:numPr>
-                <w:ilvl w:val="0"/>
-                <w:numId w:val="2"/>
-              </w:numPr>
-            </w:pPr>
-            <w:r>
-              <w:t>Vote page that saves the vote in a free MySQL database</w:t>
-            </w:r>
-          </w:p>
-          <w:p>
-            <w:pPr>
-              <w:numPr>
-                <w:ilvl w:val="0"/>
-                <w:numId w:val="2"/>
-              </w:numPr>
-            </w:pPr>
-            <w:r>
-              <w:t>Results page to see totals</w:t>
-            </w:r>
-          </w:p>
-          <w:p>
-            <w:pPr>
-              <w:numPr>
-                <w:ilvl w:val="0"/>
-                <w:numId w:val="2"/>
-              </w:numPr>
-            </w:pPr>
-            <w:r>
-              <w:lastRenderedPageBreak/>
-              <w:t xml:space="preserve">Uses PHP + MySQL (works on free hosting like </w:t>
-            </w:r>
-            <w:proofErr w:type="spellStart"/>
-            <w:r>
-              <w:t>InfinityFree</w:t>
-            </w:r>
-            <w:proofErr w:type="spellEnd"/>
-            <w:r>
-              <w:t xml:space="preserve">, 000webhost, or </w:t>
-            </w:r>
-            <w:proofErr w:type="spellStart"/>
-            <w:r>
-              <w:t>Hostinger</w:t>
-            </w:r>
-            <w:proofErr w:type="spellEnd"/>
-            <w:r>
-              <w:t xml:space="preserve"> free plans)</w:t>
-            </w:r>
-          </w:p>
-          <w:p>
-            <w:pPr>
-              <w:rPr>
-                <w:lang w:val="en-US"/>
-              </w:rPr>
-            </w:pPr>
-          </w:p>
-        </w:tc>
-      </w:tr>
-      <w:tr>
-        <w:tc>
-          <w:tcPr>
-            <w:tcW w:w="1232" w:type="dxa"/>
-          </w:tcPr>
-          <w:p>
-            <w:pPr>
-              <w:rPr>
-                <w:b/>
-                <w:bCs/>
-              </w:rPr>
-            </w:pPr>
-            <w:r>
-              <w:rPr>
-                <w:b/>
-                <w:bCs/>
-              </w:rPr>
-              <w:lastRenderedPageBreak/>
-              <w:t>Structure:</w:t>
-            </w:r>
-          </w:p>
-          <w:p>
-            <w:pPr>
-              <w:rPr>
-                <w:b/>
-                <w:bCs/>
-              </w:rPr>
-            </w:pPr>
-          </w:p>
-        </w:tc>
-        <w:tc>
-          <w:tcPr>
-            <w:tcW w:w="7784" w:type="dxa"/>
-          </w:tcPr>
-          <w:p>
-            <w:r>
-              <w:t>voting-app/</w:t>
-            </w:r>
-          </w:p>
-          <w:p>
-            <w:r>
-              <w:rPr>
-                <w:rFonts w:ascii="MS Gothic" w:eastAsia="MS Gothic" w:hAnsi="MS Gothic" w:cs="MS Gothic" w:hint="eastAsia"/>
-              </w:rPr>
-              <w:t>├</w:t>
-            </w:r>
-            <w:r>
-              <w:rPr>
-                <w:rFonts w:ascii="Calibri" w:hAnsi="Calibri" w:cs="Calibri"/>
-              </w:rPr>
-              <w:t>──</w:t>
-            </w:r>
-            <w:r>
-              <w:t xml:space="preserve"> </w:t>
-            </w:r>
-            <w:proofErr w:type="spellStart"/>
-            <w:r>
-              <w:t>Dockerfile</w:t>
-            </w:r>
-            <w:proofErr w:type="spellEnd"/>
-          </w:p>
-          <w:p>
-            <w:r>
-              <w:rPr>
-                <w:rFonts w:ascii="MS Gothic" w:eastAsia="MS Gothic" w:hAnsi="MS Gothic" w:cs="MS Gothic" w:hint="eastAsia"/>
-              </w:rPr>
-              <w:t>├</w:t>
-            </w:r>
-            <w:r>
-              <w:rPr>
-                <w:rFonts w:ascii="Calibri" w:hAnsi="Calibri" w:cs="Calibri"/>
-              </w:rPr>
-              <w:t>──</w:t>
-            </w:r>
-            <w:r>
-              <w:t xml:space="preserve"> </w:t>
-            </w:r>
-            <w:proofErr w:type="spellStart"/>
-            <w:r>
-              <w:t>index.php</w:t>
-            </w:r>
-            <w:proofErr w:type="spellEnd"/>
-          </w:p>
-          <w:p>
-            <w:r>
-              <w:rPr>
-                <w:rFonts w:ascii="MS Gothic" w:eastAsia="MS Gothic" w:hAnsi="MS Gothic" w:cs="MS Gothic" w:hint="eastAsia"/>
-              </w:rPr>
-              <w:t>├</w:t>
-            </w:r>
-            <w:r>
-              <w:rPr>
-                <w:rFonts w:ascii="Calibri" w:hAnsi="Calibri" w:cs="Calibri"/>
-              </w:rPr>
-              <w:t>──</w:t>
-            </w:r>
-            <w:r>
-              <w:t xml:space="preserve"> </w:t>
-            </w:r>
-            <w:proofErr w:type="spellStart"/>
-            <w:r>
-              <w:t>vote.php</w:t>
-            </w:r>
-            <w:proofErr w:type="spellEnd"/>
-          </w:p>
-          <w:p>
-            <w:r>
-              <w:rPr>
-                <w:rFonts w:ascii="MS Gothic" w:eastAsia="MS Gothic" w:hAnsi="MS Gothic" w:cs="MS Gothic" w:hint="eastAsia"/>
-              </w:rPr>
-              <w:t>├</w:t>
-            </w:r>
-            <w:r>
-              <w:rPr>
-                <w:rFonts w:ascii="Calibri" w:hAnsi="Calibri" w:cs="Calibri"/>
-              </w:rPr>
-              <w:t>──</w:t>
-            </w:r>
-            <w:r>
-              <w:t xml:space="preserve"> </w:t>
-            </w:r>
-            <w:proofErr w:type="spellStart"/>
-            <w:r>
-              <w:t>results.php</w:t>
-            </w:r>
-            <w:proofErr w:type="spellEnd"/>
-          </w:p>
-          <w:p>
-            <w:r>
-              <w:t xml:space="preserve"> </w:t>
-            </w:r>
-            <w:r>
-              <w:t xml:space="preserve">└── </w:t>
-            </w:r>
-            <w:proofErr w:type="spellStart"/>
-            <w:r>
-              <w:t>db.php</w:t>
-            </w:r>
-            <w:proofErr w:type="spellEnd"/>
-          </w:p>
-        </w:tc>
-      </w:tr>
-      <w:tr>
-        <w:tc>
-          <w:tcPr>
-            <w:tcW w:w="1232" w:type="dxa"/>
-          </w:tcPr>
-          <w:p>
-            <w:pPr>
-              <w:rPr>
-                <w:b/>
-                <w:bCs/>
-              </w:rPr>
-            </w:pPr>
-            <w:proofErr w:type="spellStart"/>
-            <w:r>
-              <w:rPr>
-                <w:b/>
-                <w:bCs/>
-              </w:rPr>
-              <w:t>Dockerfile</w:t>
-            </w:r>
-            <w:proofErr w:type="spellEnd"/>
-          </w:p>
-          <w:p>
-            <w:pPr>
-              <w:rPr>
-                <w:b/>
-                <w:bCs/>
-              </w:rPr>
-            </w:pPr>
-          </w:p>
-        </w:tc>
-        <w:tc>
-          <w:tcPr>
-            <w:tcW w:w="7784" w:type="dxa"/>
-          </w:tcPr>
-          <w:p>
-            <w:r>
-              <w:t>FROM php:8.2-apache</w:t>
-            </w:r>
-          </w:p>
-          <w:p>
-            <w:r>
-              <w:t>RUN apt update -y</w:t>
-            </w:r>
-          </w:p>
-          <w:p>
-            <w:r>
-              <w:t>RUN apt install git -y</w:t>
-            </w:r>
-          </w:p>
-          <w:p>
-            <w:r>
-              <w:t>RUN git clone https://github.com/pradeepviswa/voting-app.git /var/www/html</w:t>
-            </w:r>
-          </w:p>
-          <w:p>
-            <w:r>
-              <w:t>RUN ls /var/www/html</w:t>
-            </w:r>
-          </w:p>
-          <w:p>
-            <w:r>
-              <w:t>RUN docker-</w:t>
-            </w:r>
-            <w:proofErr w:type="spellStart"/>
-            <w:r>
-              <w:t>php</w:t>
-            </w:r>
-            <w:proofErr w:type="spellEnd"/>
-            <w:r>
-              <w:t>-</w:t>
-            </w:r>
-            <w:proofErr w:type="spellStart"/>
-            <w:r>
-              <w:t>ext</w:t>
-            </w:r>
-            <w:proofErr w:type="spellEnd"/>
-            <w:r>
-              <w:t xml:space="preserve">-install </w:t>
-            </w:r>
-            <w:proofErr w:type="spellStart"/>
-            <w:r>
-              <w:t>mysqli</w:t>
-            </w:r>
-            <w:proofErr w:type="spellEnd"/>
-          </w:p>
-          <w:p>
-            <w:r>
-              <w:t xml:space="preserve">#check </w:t>
-            </w:r>
-            <w:proofErr w:type="spellStart"/>
-            <w:r>
-              <w:t>mysqli</w:t>
-            </w:r>
-            <w:proofErr w:type="spellEnd"/>
-          </w:p>
-          <w:p>
-            <w:r>
-              <w:t xml:space="preserve">RUN </w:t>
-            </w:r>
-            <w:proofErr w:type="spellStart"/>
-            <w:r>
-              <w:t>php</w:t>
-            </w:r>
-            <w:proofErr w:type="spellEnd"/>
-            <w:r>
-              <w:t xml:space="preserve"> -</w:t>
-            </w:r>
-            <w:proofErr w:type="spellStart"/>
-            <w:r>
-              <w:t>i</w:t>
-            </w:r>
-            <w:proofErr w:type="spellEnd"/>
-            <w:r>
-              <w:t xml:space="preserve"> | grep </w:t>
-            </w:r>
-            <w:proofErr w:type="spellStart"/>
-            <w:r>
-              <w:t>mysqli</w:t>
-            </w:r>
-            <w:proofErr w:type="spellEnd"/>
-          </w:p>
-        </w:tc>
-      </w:tr>
-      <w:tr>
-        <w:tc>
-          <w:tcPr>
-            <w:tcW w:w="1232" w:type="dxa"/>
-          </w:tcPr>
-          <w:p>
-            <w:pPr>
-              <w:rPr>
-                <w:b/>
-                <w:bCs/>
-              </w:rPr>
-            </w:pPr>
-            <w:r>
-              <w:rPr>
-                <w:b/>
-                <w:bCs/>
-              </w:rPr>
-              <w:t>Build Docker Image</w:t>
-            </w:r>
-          </w:p>
-          <w:p>
-            <w:pPr>
-              <w:rPr>
-                <w:b/>
-                <w:bCs/>
-              </w:rPr>
-            </w:pPr>
-          </w:p>
-        </w:tc>
-        <w:tc>
-          <w:tcPr>
-            <w:tcW w:w="7784" w:type="dxa"/>
-          </w:tcPr>
-          <w:p>
-            <w:r>
-              <w:t>docker build -t voting-</w:t>
-            </w:r>
-            <w:proofErr w:type="gramStart"/>
-            <w:r>
-              <w:t>image .</w:t>
-            </w:r>
-            <w:proofErr w:type="gramEnd"/>
-          </w:p>
-        </w:tc>
-      </w:tr>
-      <w:tr>
-        <w:tc>
-          <w:tcPr>
-            <w:tcW w:w="1232" w:type="dxa"/>
-          </w:tcPr>
-          <w:p>
-            <w:pPr>
-              <w:rPr>
-                <w:b/>
-                <w:bCs/>
-              </w:rPr>
-            </w:pPr>
-            <w:r>
-              <w:rPr>
-                <w:b/>
-                <w:bCs/>
-              </w:rPr>
-              <w:t>Create Overlay Network</w:t>
-            </w:r>
-          </w:p>
-          <w:p>
-            <w:pPr>
-              <w:rPr>
-                <w:b/>
-                <w:bCs/>
-              </w:rPr>
-            </w:pPr>
-          </w:p>
-        </w:tc>
-        <w:tc>
-          <w:tcPr>
-            <w:tcW w:w="7784" w:type="dxa"/>
-          </w:tcPr>
-          <w:p>
-            <w:r>
-              <w:t>docker network create \</w:t>
-            </w:r>
-          </w:p>
-          <w:p>
-            <w:r>
-              <w:t>--driver overlay \</w:t>
-            </w:r>
-          </w:p>
-          <w:p>
-            <w:r>
-              <w:t>voting-network</w:t>
-            </w:r>
-          </w:p>
-        </w:tc>
-      </w:tr>
-      <w:tr>
-        <w:tc>
-          <w:tcPr>
-            <w:tcW w:w="1232" w:type="dxa"/>
-          </w:tcPr>
-          <w:p>
-            <w:pPr>
-              <w:rPr>
-                <w:b/>
-                <w:bCs/>
-              </w:rPr>
-            </w:pPr>
-            <w:r>
-              <w:rPr>
-                <w:b/>
-                <w:bCs/>
-              </w:rPr>
-              <w:t>Check new network</w:t>
-            </w:r>
-          </w:p>
-        </w:tc>
-        <w:tc>
-          <w:tcPr>
-            <w:tcW w:w="7784" w:type="dxa"/>
-          </w:tcPr>
-          <w:p>
-            <w:r>
-              <w:t>docker network ls</w:t>
-            </w:r>
-          </w:p>
-          <w:p>
-            <w:r>
+              <w:t>13.201.36.209</w:t>
+            </w:r>
+          </w:p>
+          <w:p>
+            <w:pPr>
+              <w:rPr>
+                <w:lang w:val="en-US"/>
+              </w:rPr>
+            </w:pPr>
+          </w:p>
+          <w:p>
+            <w:pPr>
+              <w:rPr>
+                <w:lang w:val="en-US"/>
+              </w:rPr>
+            </w:pPr>
+            <w:r>
+              <w:rPr>
+                <w:lang w:val="en-US"/>
+              </w:rPr>
               <w:drawing>
-                <wp:inline distT="0" distB="0" distL="0" distR="0" wp14:anchorId="035A6FD9" wp14:editId="04B2D2B0">
-                  <wp:extent cx="2624591" cy="772886"/>
-                  <wp:effectExtent l="0" t="0" r="4445" b="8255"/>
-                  <wp:docPr id="1869873955" name="Picture 1"/>
+                <wp:inline distT="0" distB="0" distL="0" distR="0" wp14:anchorId="4DA10918" wp14:editId="188AFE8D">
+                  <wp:extent cx="4572181" cy="1011087"/>
+                  <wp:effectExtent l="0" t="0" r="0" b="0"/>
+                  <wp:docPr id="1034717665" name="Picture 1"/>
                   <wp:cNvGraphicFramePr>
                     <a:graphicFrameLocks xmlns:a="http://schemas.openxmlformats.org/drawingml/2006/main" noChangeAspect="1"/>
                   </wp:cNvGraphicFramePr>
@@ -1771,7 +991,7 @@
                     <a:graphicData uri="http://schemas.openxmlformats.org/drawingml/2006/picture">
                       <pic:pic xmlns:pic="http://schemas.openxmlformats.org/drawingml/2006/picture">
                         <pic:nvPicPr>
-                          <pic:cNvPr id="1869873955" name=""/>
+                          <pic:cNvPr id="1034717665" name=""/>
                           <pic:cNvPicPr/>
                         </pic:nvPicPr>
                         <pic:blipFill>
@@ -1783,7 +1003,7 @@
                         <pic:spPr>
                           <a:xfrm>
                             <a:off x="0" y="0"/>
-                            <a:ext cx="2653578" cy="781422"/>
+                            <a:ext cx="4595681" cy="1016284"/>
                           </a:xfrm>
                           <a:prstGeom prst="rect">
                             <a:avLst/>
@@ -1801,7 +1021,7 @@
       <w:tr>
         <w:tc>
           <w:tcPr>
-            <w:tcW w:w="1232" w:type="dxa"/>
+            <w:tcW w:w="972" w:type="dxa"/>
           </w:tcPr>
           <w:p>
             <w:pPr>
@@ -1815,75 +1035,74 @@
                 <w:b/>
                 <w:bCs/>
               </w:rPr>
-              <w:t>Create MySQL Service</w:t>
-            </w:r>
-          </w:p>
-          <w:p>
-            <w:pPr>
-              <w:rPr>
-                <w:b/>
-                <w:bCs/>
+              <w:t>Install docker on all 3 instances</w:t>
+            </w:r>
+          </w:p>
+          <w:p>
+            <w:pPr>
+              <w:rPr>
+                <w:lang w:val="en-US"/>
               </w:rPr>
             </w:pPr>
           </w:p>
         </w:tc>
         <w:tc>
           <w:tcPr>
-            <w:tcW w:w="7784" w:type="dxa"/>
+            <w:tcW w:w="8044" w:type="dxa"/>
           </w:tcPr>
           <w:p>
-            <w:r>
-              <w:t>docker service create \</w:t>
-            </w:r>
-          </w:p>
-          <w:p>
-            <w:r>
-              <w:t>--name voting-</w:t>
-            </w:r>
-            <w:proofErr w:type="spellStart"/>
-            <w:r>
-              <w:t>mysql</w:t>
-            </w:r>
-            <w:proofErr w:type="spellEnd"/>
-            <w:r>
-              <w:t xml:space="preserve"> \</w:t>
-            </w:r>
-          </w:p>
-          <w:p>
-            <w:r>
-              <w:t>--network voting-network \</w:t>
-            </w:r>
-          </w:p>
-          <w:p>
-            <w:r>
-              <w:t>-e MYSQL_ROOT_PASSWORD=root \</w:t>
-            </w:r>
-          </w:p>
-          <w:p>
-            <w:r>
-              <w:t>-e MYSQL_DATABASE=</w:t>
-            </w:r>
-            <w:proofErr w:type="spellStart"/>
-            <w:r>
-              <w:t>voting_db</w:t>
-            </w:r>
-            <w:proofErr w:type="spellEnd"/>
-            <w:r>
-              <w:t xml:space="preserve"> \</w:t>
-            </w:r>
-          </w:p>
-          <w:p>
-            <w:r>
-              <w:t>mysql:8</w:t>
-            </w:r>
-          </w:p>
-          <w:p>
-            <w:r>
+            <w:pPr>
+              <w:rPr>
+                <w:lang w:val="en-US"/>
+              </w:rPr>
+            </w:pPr>
+            <w:r>
+              <w:rPr>
+                <w:lang w:val="en-US"/>
+              </w:rPr>
+              <w:t xml:space="preserve">sudo </w:t>
+            </w:r>
+            <w:r>
+              <w:rPr>
+                <w:lang w:val="en-US"/>
+              </w:rPr>
+              <w:t>apt update -y</w:t>
+            </w:r>
+          </w:p>
+          <w:p>
+            <w:pPr>
+              <w:rPr>
+                <w:lang w:val="en-US"/>
+              </w:rPr>
+            </w:pPr>
+            <w:r>
+              <w:rPr>
+                <w:lang w:val="en-US"/>
+              </w:rPr>
+              <w:t xml:space="preserve">sudo </w:t>
+            </w:r>
+            <w:r>
+              <w:rPr>
+                <w:lang w:val="en-US"/>
+              </w:rPr>
+              <w:t>apt install docker.io -y</w:t>
+            </w:r>
+          </w:p>
+          <w:p>
+            <w:pPr>
+              <w:rPr>
+                <w:lang w:val="en-US"/>
+              </w:rPr>
+            </w:pPr>
+            <w:r>
+              <w:rPr>
+                <w:lang w:val="en-US"/>
+              </w:rPr>
               <w:drawing>
-                <wp:inline distT="0" distB="0" distL="0" distR="0" wp14:anchorId="2D584B4E" wp14:editId="2B9B373A">
-                  <wp:extent cx="2672443" cy="739615"/>
-                  <wp:effectExtent l="0" t="0" r="0" b="3810"/>
-                  <wp:docPr id="2040183385" name="Picture 1"/>
+                <wp:inline distT="0" distB="0" distL="0" distR="0" wp14:anchorId="2AB8EF0F" wp14:editId="197EC078">
+                  <wp:extent cx="4534081" cy="1736072"/>
+                  <wp:effectExtent l="0" t="0" r="0" b="0"/>
+                  <wp:docPr id="1111913558" name="Picture 1"/>
                   <wp:cNvGraphicFramePr>
                     <a:graphicFrameLocks xmlns:a="http://schemas.openxmlformats.org/drawingml/2006/main" noChangeAspect="1"/>
                   </wp:cNvGraphicFramePr>
@@ -1891,7 +1110,7 @@
                     <a:graphicData uri="http://schemas.openxmlformats.org/drawingml/2006/picture">
                       <pic:pic xmlns:pic="http://schemas.openxmlformats.org/drawingml/2006/picture">
                         <pic:nvPicPr>
-                          <pic:cNvPr id="2040183385" name=""/>
+                          <pic:cNvPr id="1111913558" name=""/>
                           <pic:cNvPicPr/>
                         </pic:nvPicPr>
                         <pic:blipFill>
@@ -1903,7 +1122,7 @@
                         <pic:spPr>
                           <a:xfrm>
                             <a:off x="0" y="0"/>
-                            <a:ext cx="2734114" cy="756683"/>
+                            <a:ext cx="4553049" cy="1743335"/>
                           </a:xfrm>
                           <a:prstGeom prst="rect">
                             <a:avLst/>
@@ -1916,12 +1135,26 @@
               </w:drawing>
             </w:r>
           </w:p>
+          <w:p>
+            <w:pPr>
+              <w:rPr>
+                <w:lang w:val="en-US"/>
+              </w:rPr>
+            </w:pPr>
+          </w:p>
+          <w:p>
+            <w:pPr>
+              <w:rPr>
+                <w:lang w:val="en-US"/>
+              </w:rPr>
+            </w:pPr>
+          </w:p>
         </w:tc>
       </w:tr>
       <w:tr>
         <w:tc>
           <w:tcPr>
-            <w:tcW w:w="1232" w:type="dxa"/>
+            <w:tcW w:w="972" w:type="dxa"/>
           </w:tcPr>
           <w:p>
             <w:pPr>
@@ -1935,55 +1168,87 @@
                 <w:b/>
                 <w:bCs/>
               </w:rPr>
-              <w:t>Create Web Service</w:t>
-            </w:r>
-          </w:p>
-          <w:p>
-            <w:pPr>
-              <w:rPr>
-                <w:b/>
-                <w:bCs/>
+              <w:lastRenderedPageBreak/>
+              <w:t>Install docker swarm on master node</w:t>
+            </w:r>
+          </w:p>
+          <w:p>
+            <w:pPr>
+              <w:rPr>
+                <w:lang w:val="en-US"/>
               </w:rPr>
             </w:pPr>
           </w:p>
         </w:tc>
         <w:tc>
           <w:tcPr>
-            <w:tcW w:w="7784" w:type="dxa"/>
+            <w:tcW w:w="8044" w:type="dxa"/>
           </w:tcPr>
           <w:p>
-            <w:r>
-              <w:t>docker service create \</w:t>
-            </w:r>
-          </w:p>
-          <w:p>
-            <w:r>
-              <w:t>--name voting-web \</w:t>
-            </w:r>
-          </w:p>
-          <w:p>
-            <w:r>
-              <w:t>--network voting-network \</w:t>
-            </w:r>
-          </w:p>
-          <w:p>
-            <w:r>
-              <w:t>-p 8080:80 \</w:t>
-            </w:r>
-          </w:p>
-          <w:p>
-            <w:r>
-              <w:t>voting-image</w:t>
-            </w:r>
-          </w:p>
-          <w:p>
-            <w:r>
-              <w:lastRenderedPageBreak/>
+            <w:pPr>
+              <w:rPr>
+                <w:lang w:val="en-US"/>
+              </w:rPr>
+            </w:pPr>
+            <w:r>
+              <w:rPr>
+                <w:lang w:val="en-US"/>
+              </w:rPr>
+              <w:t xml:space="preserve"># master: </w:t>
+            </w:r>
+            <w:r>
+              <w:rPr>
+                <w:rFonts w:ascii="Segoe UI" w:eastAsia="Times New Roman" w:hAnsi="Segoe UI" w:cs="Segoe UI"/>
+                <w:color w:val="1F2328"/>
+                <w:kern w:val="0"/>
+                <w:sz w:val="24"/>
+                <w:szCs w:val="24"/>
+                <w:lang w:eastAsia="en-IN"/>
+                <w14:ligatures w14:val="none"/>
+              </w:rPr>
+              <w:t>172.31.37.63</w:t>
+            </w:r>
+          </w:p>
+          <w:p>
+            <w:pPr>
+              <w:rPr>
+                <w:lang w:val="en-US"/>
+              </w:rPr>
+            </w:pPr>
+            <w:r>
+              <w:rPr>
+                <w:lang w:val="en-US"/>
+              </w:rPr>
+              <w:t xml:space="preserve">docker swarm init --advertise-addr </w:t>
+            </w:r>
+            <w:r>
+              <w:rPr>
+                <w:rFonts w:ascii="Segoe UI" w:eastAsia="Times New Roman" w:hAnsi="Segoe UI" w:cs="Segoe UI"/>
+                <w:color w:val="1F2328"/>
+                <w:kern w:val="0"/>
+                <w:sz w:val="24"/>
+                <w:szCs w:val="24"/>
+                <w:lang w:eastAsia="en-IN"/>
+                <w14:ligatures w14:val="none"/>
+              </w:rPr>
+              <w:t>172.31.37.63</w:t>
+            </w:r>
+          </w:p>
+          <w:p>
+            <w:pPr>
+              <w:rPr>
+                <w:lang w:val="en-US"/>
+              </w:rPr>
+            </w:pPr>
+            <w:r>
+              <w:rPr>
+                <w:lang w:val="en-US"/>
+              </w:rPr>
               <w:drawing>
-                <wp:inline distT="0" distB="0" distL="0" distR="0" wp14:anchorId="3A2208F1" wp14:editId="71430553">
-                  <wp:extent cx="2656114" cy="956978"/>
-                  <wp:effectExtent l="0" t="0" r="0" b="0"/>
-                  <wp:docPr id="443186326" name="Picture 1"/>
+                <wp:inline distT="0" distB="0" distL="0" distR="0" wp14:anchorId="34BBDE53" wp14:editId="2519BC7F">
+                  <wp:extent cx="4779010" cy="739672"/>
+                  <wp:effectExtent l="0" t="0" r="2540" b="3810"/>
+                  <wp:docPr id="1272471785" name="Picture 1"/>
                   <wp:cNvGraphicFramePr>
                     <a:graphicFrameLocks xmlns:a="http://schemas.openxmlformats.org/drawingml/2006/main" noChangeAspect="1"/>
                   </wp:cNvGraphicFramePr>
@@ -1991,7 +1256,7 @@
                     <a:graphicData uri="http://schemas.openxmlformats.org/drawingml/2006/picture">
                       <pic:pic xmlns:pic="http://schemas.openxmlformats.org/drawingml/2006/picture">
                         <pic:nvPicPr>
-                          <pic:cNvPr id="443186326" name=""/>
+                          <pic:cNvPr id="1272471785" name=""/>
                           <pic:cNvPicPr/>
                         </pic:nvPicPr>
                         <pic:blipFill>
@@ -2003,7 +1268,7 @@
                         <pic:spPr>
                           <a:xfrm>
                             <a:off x="0" y="0"/>
-                            <a:ext cx="2695780" cy="971269"/>
+                            <a:ext cx="4807174" cy="744031"/>
                           </a:xfrm>
                           <a:prstGeom prst="rect">
                             <a:avLst/>
@@ -2016,12 +1281,39 @@
               </w:drawing>
             </w:r>
           </w:p>
+          <w:p>
+            <w:pPr>
+              <w:rPr>
+                <w:lang w:val="en-US"/>
+              </w:rPr>
+            </w:pPr>
+            <w:r>
+              <w:rPr>
+                <w:lang w:val="en-US"/>
+              </w:rPr>
+              <w:t>#note down node join command</w:t>
+            </w:r>
+          </w:p>
+          <w:p>
+            <w:pPr>
+              <w:rPr>
+                <w:lang w:val="en-US"/>
+              </w:rPr>
+            </w:pPr>
+          </w:p>
+          <w:p>
+            <w:pPr>
+              <w:rPr>
+                <w:lang w:val="en-US"/>
+              </w:rPr>
+            </w:pPr>
+          </w:p>
         </w:tc>
       </w:tr>
       <w:tr>
         <w:tc>
           <w:tcPr>
-            <w:tcW w:w="1232" w:type="dxa"/>
+            <w:tcW w:w="972" w:type="dxa"/>
           </w:tcPr>
           <w:p>
             <w:pPr>
@@ -2035,35 +1327,62 @@
                 <w:b/>
                 <w:bCs/>
               </w:rPr>
-              <w:lastRenderedPageBreak/>
-              <w:t>Check service:</w:t>
-            </w:r>
-          </w:p>
-          <w:p>
-            <w:pPr>
-              <w:rPr>
-                <w:b/>
-                <w:bCs/>
+              <w:t>join node1 and node2 in swarm cluster</w:t>
+            </w:r>
+          </w:p>
+          <w:p>
+            <w:pPr>
+              <w:rPr>
+                <w:lang w:val="en-US"/>
               </w:rPr>
             </w:pPr>
           </w:p>
         </w:tc>
         <w:tc>
           <w:tcPr>
-            <w:tcW w:w="7784" w:type="dxa"/>
+            <w:tcW w:w="8044" w:type="dxa"/>
           </w:tcPr>
           <w:p>
             <w:r>
-              <w:t>docker service ls</w:t>
-            </w:r>
-          </w:p>
-          <w:p>
-            <w:r>
+              <w:rPr>
+                <w:lang w:val="en-US"/>
+              </w:rPr>
+              <w:t>#</w:t>
+            </w:r>
+            <w:r>
+              <w:t>node join command</w:t>
+            </w:r>
+            <w:r>
+              <w:t>. Run below command on node1 and node2</w:t>
+            </w:r>
+          </w:p>
+          <w:p>
+            <w:pPr>
+              <w:rPr>
+                <w:lang w:val="en-US"/>
+              </w:rPr>
+            </w:pPr>
+            <w:r>
+              <w:rPr>
+                <w:lang w:val="en-US"/>
+              </w:rPr>
+              <w:t>docker swarm join --token SWMTKN-1-465a6wdh46dd1gv0rjddysb4suqhzbutmo617wdwtbcgx3ggtw-d4mfi2ne6iq1x8ny9fojr3r6l 172.31.37.63:2377</w:t>
+            </w:r>
+            <w:r>
+              <w:rPr>
+                <w:noProof/>
+              </w:rPr>
+              <w:t xml:space="preserve"> </w:t>
+            </w:r>
+            <w:r>
+              <w:rPr>
+                <w:lang w:val="en-US"/>
+              </w:rPr>
               <w:drawing>
-                <wp:inline distT="0" distB="0" distL="0" distR="0" wp14:anchorId="118E9696" wp14:editId="4CA8F087">
-                  <wp:extent cx="3516086" cy="292163"/>
-                  <wp:effectExtent l="0" t="0" r="8255" b="0"/>
-                  <wp:docPr id="623889181" name="Picture 1"/>
+                <wp:inline distT="0" distB="0" distL="0" distR="0" wp14:anchorId="546779A8" wp14:editId="4F6BC3DA">
+                  <wp:extent cx="4789896" cy="314692"/>
+                  <wp:effectExtent l="0" t="0" r="0" b="9525"/>
+                  <wp:docPr id="533994640" name="Picture 1"/>
                   <wp:cNvGraphicFramePr>
                     <a:graphicFrameLocks xmlns:a="http://schemas.openxmlformats.org/drawingml/2006/main" noChangeAspect="1"/>
                   </wp:cNvGraphicFramePr>
@@ -2071,7 +1390,7 @@
                     <a:graphicData uri="http://schemas.openxmlformats.org/drawingml/2006/picture">
                       <pic:pic xmlns:pic="http://schemas.openxmlformats.org/drawingml/2006/picture">
                         <pic:nvPicPr>
-                          <pic:cNvPr id="623889181" name=""/>
+                          <pic:cNvPr id="533994640" name=""/>
                           <pic:cNvPicPr/>
                         </pic:nvPicPr>
                         <pic:blipFill>
@@ -2083,7 +1402,7 @@
                         <pic:spPr>
                           <a:xfrm>
                             <a:off x="0" y="0"/>
-                            <a:ext cx="3616296" cy="300490"/>
+                            <a:ext cx="4862996" cy="319495"/>
                           </a:xfrm>
                           <a:prstGeom prst="rect">
                             <a:avLst/>
@@ -2101,7 +1420,7 @@
       <w:tr>
         <w:tc>
           <w:tcPr>
-            <w:tcW w:w="1232" w:type="dxa"/>
+            <w:tcW w:w="972" w:type="dxa"/>
           </w:tcPr>
           <w:p>
             <w:pPr>
@@ -2115,60 +1434,51 @@
                 <w:b/>
                 <w:bCs/>
               </w:rPr>
-              <w:t>Database Connection</w:t>
-            </w:r>
-          </w:p>
-          <w:p>
-            <w:pPr>
-              <w:rPr>
-                <w:b/>
-                <w:bCs/>
-              </w:rPr>
-            </w:pPr>
+              <w:t>Swarm cluster nodes</w:t>
+            </w:r>
           </w:p>
         </w:tc>
         <w:tc>
           <w:tcPr>
-            <w:tcW w:w="7784" w:type="dxa"/>
+            <w:tcW w:w="8044" w:type="dxa"/>
           </w:tcPr>
           <w:p>
             <w:r>
-              <w:t>My</w:t>
-            </w:r>
-            <w:r>
-              <w:t xml:space="preserve"> </w:t>
-            </w:r>
-            <w:proofErr w:type="spellStart"/>
-            <w:r>
-              <w:t>db.php</w:t>
-            </w:r>
-            <w:proofErr w:type="spellEnd"/>
-            <w:r>
-              <w:t xml:space="preserve"> use</w:t>
-            </w:r>
-            <w:r>
-              <w:t>s</w:t>
-            </w:r>
-            <w:r>
-              <w:t xml:space="preserve"> the service name as hostname:</w:t>
-            </w:r>
-          </w:p>
-          <w:p>
-            <w:r>
-              <w:t>$host = "voting-</w:t>
-            </w:r>
-            <w:proofErr w:type="spellStart"/>
-            <w:r>
-              <w:t>mysql</w:t>
-            </w:r>
-            <w:proofErr w:type="spellEnd"/>
-            <w:r>
-              <w:t>";</w:t>
-            </w:r>
-          </w:p>
-          <w:p>
-            <w:r>
-              <w:t>Swarm DNS automatically resolves the service.</w:t>
+              <w:drawing>
+                <wp:inline distT="0" distB="0" distL="0" distR="0" wp14:anchorId="128BF640" wp14:editId="0734FAA9">
+                  <wp:extent cx="4882424" cy="547420"/>
+                  <wp:effectExtent l="0" t="0" r="0" b="5080"/>
+                  <wp:docPr id="715599878" name="Picture 1"/>
+                  <wp:cNvGraphicFramePr>
+                    <a:graphicFrameLocks xmlns:a="http://schemas.openxmlformats.org/drawingml/2006/main" noChangeAspect="1"/>
+                  </wp:cNvGraphicFramePr>
+                  <a:graphic xmlns:a="http://schemas.openxmlformats.org/drawingml/2006/main">
+                    <a:graphicData uri="http://schemas.openxmlformats.org/drawingml/2006/picture">
+                      <pic:pic xmlns:pic="http://schemas.openxmlformats.org/drawingml/2006/picture">
+                        <pic:nvPicPr>
+                          <pic:cNvPr id="715599878" name=""/>
+                          <pic:cNvPicPr/>
+                        </pic:nvPicPr>
+                        <pic:blipFill>
+                          <a:blip r:embed="rId10"/>
+                          <a:stretch>
+                            <a:fillRect/>
+                          </a:stretch>
+                        </pic:blipFill>
+                        <pic:spPr>
+                          <a:xfrm>
+                            <a:off x="0" y="0"/>
+                            <a:ext cx="4930990" cy="552865"/>
+                          </a:xfrm>
+                          <a:prstGeom prst="rect">
+                            <a:avLst/>
+                          </a:prstGeom>
+                        </pic:spPr>
+                      </pic:pic>
+                    </a:graphicData>
+                  </a:graphic>
+                </wp:inline>
+              </w:drawing>
             </w:r>
           </w:p>
         </w:tc>
@@ -2176,7 +1486,7 @@
       <w:tr>
         <w:tc>
           <w:tcPr>
-            <w:tcW w:w="1232" w:type="dxa"/>
+            <w:tcW w:w="972" w:type="dxa"/>
           </w:tcPr>
           <w:p>
             <w:pPr>
@@ -2190,7 +1500,7 @@
                 <w:b/>
                 <w:bCs/>
               </w:rPr>
-              <w:t>Enter MySQL Service to Create Table</w:t>
+              <w:t>overview of voting website</w:t>
             </w:r>
           </w:p>
           <w:p>
@@ -2204,96 +1514,1136 @@
         </w:tc>
         <w:tc>
           <w:tcPr>
-            <w:tcW w:w="7784" w:type="dxa"/>
+            <w:tcW w:w="8044" w:type="dxa"/>
           </w:tcPr>
           <w:p>
-            <w:r>
-              <w:rPr>
-                <w:b/>
-                <w:bCs/>
-              </w:rPr>
-              <w:t>get container ID:</w:t>
-            </w:r>
-            <w:r>
-              <w:rPr>
-                <w:b/>
-                <w:bCs/>
-              </w:rPr>
-              <w:t xml:space="preserve"> </w:t>
-            </w:r>
-            <w:r>
-              <w:t xml:space="preserve">docker </w:t>
-            </w:r>
-            <w:proofErr w:type="spellStart"/>
-            <w:r>
-              <w:t>ps</w:t>
-            </w:r>
-            <w:proofErr w:type="spellEnd"/>
-          </w:p>
-          <w:p>
-            <w:r>
-              <w:rPr>
-                <w:b/>
-                <w:bCs/>
-              </w:rPr>
-              <w:t xml:space="preserve">Connect </w:t>
-            </w:r>
-            <w:proofErr w:type="spellStart"/>
-            <w:r>
-              <w:rPr>
-                <w:b/>
-                <w:bCs/>
-              </w:rPr>
-              <w:t>mysql</w:t>
-            </w:r>
-            <w:proofErr w:type="spellEnd"/>
-            <w:r>
-              <w:rPr>
-                <w:b/>
-                <w:bCs/>
-              </w:rPr>
-              <w:t xml:space="preserve">: </w:t>
-            </w:r>
-            <w:r>
-              <w:t>docker exec -it &lt;</w:t>
-            </w:r>
-            <w:proofErr w:type="spellStart"/>
-            <w:r>
-              <w:t>mysql_container_id</w:t>
-            </w:r>
-            <w:proofErr w:type="spellEnd"/>
-            <w:r>
-              <w:t xml:space="preserve">&gt; </w:t>
-            </w:r>
-            <w:proofErr w:type="spellStart"/>
-            <w:r>
-              <w:t>mysql</w:t>
-            </w:r>
-            <w:proofErr w:type="spellEnd"/>
-            <w:r>
-              <w:t xml:space="preserve"> -u root -p</w:t>
-            </w:r>
-          </w:p>
-          <w:p>
-            <w:r>
-              <w:t>#password is root</w:t>
-            </w:r>
-          </w:p>
-          <w:p>
-            <w:pPr>
-              <w:rPr>
-                <w:b/>
-                <w:bCs/>
-              </w:rPr>
-            </w:pPr>
-            <w:r>
-              <w:rPr>
-                <w:b/>
-                <w:bCs/>
-              </w:rPr>
-              <w:t>Create table:</w:t>
-            </w:r>
-          </w:p>
+            <w:pPr>
+              <w:numPr>
+                <w:ilvl w:val="0"/>
+                <w:numId w:val="2"/>
+              </w:numPr>
+            </w:pPr>
+            <w:r>
+              <w:t>Home page with 4 political party buttons</w:t>
+            </w:r>
+          </w:p>
+          <w:p>
+            <w:pPr>
+              <w:numPr>
+                <w:ilvl w:val="0"/>
+                <w:numId w:val="2"/>
+              </w:numPr>
+            </w:pPr>
+            <w:r>
+              <w:t>Vote page that saves the vote in a free MySQL database</w:t>
+            </w:r>
+          </w:p>
+          <w:p>
+            <w:pPr>
+              <w:numPr>
+                <w:ilvl w:val="0"/>
+                <w:numId w:val="2"/>
+              </w:numPr>
+            </w:pPr>
+            <w:r>
+              <w:t>Results page to see totals</w:t>
+            </w:r>
+          </w:p>
+          <w:p>
+            <w:pPr>
+              <w:numPr>
+                <w:ilvl w:val="0"/>
+                <w:numId w:val="2"/>
+              </w:numPr>
+            </w:pPr>
+            <w:r>
+              <w:t>Uses PHP + MySQL (works on free hosting like InfinityFree, 000webhost, or Hostinger free plans)</w:t>
+            </w:r>
+          </w:p>
+          <w:p>
+            <w:pPr>
+              <w:rPr>
+                <w:lang w:val="en-US"/>
+              </w:rPr>
+            </w:pPr>
+          </w:p>
+        </w:tc>
+      </w:tr>
+      <w:tr>
+        <w:tc>
+          <w:tcPr>
+            <w:tcW w:w="972" w:type="dxa"/>
+          </w:tcPr>
+          <w:p>
+            <w:pPr>
+              <w:rPr>
+                <w:b/>
+                <w:bCs/>
+              </w:rPr>
+            </w:pPr>
+            <w:r>
+              <w:rPr>
+                <w:b/>
+                <w:bCs/>
+              </w:rPr>
+              <w:t>Structure:</w:t>
+            </w:r>
+          </w:p>
+          <w:p>
+            <w:pPr>
+              <w:rPr>
+                <w:b/>
+                <w:bCs/>
+              </w:rPr>
+            </w:pPr>
+          </w:p>
+        </w:tc>
+        <w:tc>
+          <w:tcPr>
+            <w:tcW w:w="8044" w:type="dxa"/>
+          </w:tcPr>
+          <w:p>
+            <w:r>
+              <w:t>voting-app/</w:t>
+            </w:r>
+          </w:p>
+          <w:p>
+            <w:r>
+              <w:rPr>
+                <w:rFonts w:ascii="MS Gothic" w:eastAsia="MS Gothic" w:hAnsi="MS Gothic" w:cs="MS Gothic" w:hint="eastAsia"/>
+              </w:rPr>
+              <w:t>├</w:t>
+            </w:r>
+            <w:r>
+              <w:rPr>
+                <w:rFonts w:ascii="Calibri" w:hAnsi="Calibri" w:cs="Calibri"/>
+              </w:rPr>
+              <w:t>──</w:t>
+            </w:r>
+            <w:r>
+              <w:t xml:space="preserve"> Dockerfile</w:t>
+            </w:r>
+          </w:p>
+          <w:p>
+            <w:r>
+              <w:rPr>
+                <w:rFonts w:ascii="MS Gothic" w:eastAsia="MS Gothic" w:hAnsi="MS Gothic" w:cs="MS Gothic" w:hint="eastAsia"/>
+              </w:rPr>
+              <w:t>├</w:t>
+            </w:r>
+            <w:r>
+              <w:rPr>
+                <w:rFonts w:ascii="Calibri" w:hAnsi="Calibri" w:cs="Calibri"/>
+              </w:rPr>
+              <w:t>──</w:t>
+            </w:r>
+            <w:r>
+              <w:t xml:space="preserve"> index.php</w:t>
+            </w:r>
+          </w:p>
+          <w:p>
+            <w:r>
+              <w:rPr>
+                <w:rFonts w:ascii="MS Gothic" w:eastAsia="MS Gothic" w:hAnsi="MS Gothic" w:cs="MS Gothic" w:hint="eastAsia"/>
+              </w:rPr>
+              <w:t>├</w:t>
+            </w:r>
+            <w:r>
+              <w:rPr>
+                <w:rFonts w:ascii="Calibri" w:hAnsi="Calibri" w:cs="Calibri"/>
+              </w:rPr>
+              <w:t>──</w:t>
+            </w:r>
+            <w:r>
+              <w:t xml:space="preserve"> vote.php</w:t>
+            </w:r>
+          </w:p>
+          <w:p>
+            <w:r>
+              <w:rPr>
+                <w:rFonts w:ascii="MS Gothic" w:eastAsia="MS Gothic" w:hAnsi="MS Gothic" w:cs="MS Gothic" w:hint="eastAsia"/>
+              </w:rPr>
+              <w:t>├</w:t>
+            </w:r>
+            <w:r>
+              <w:rPr>
+                <w:rFonts w:ascii="Calibri" w:hAnsi="Calibri" w:cs="Calibri"/>
+              </w:rPr>
+              <w:t>──</w:t>
+            </w:r>
+            <w:r>
+              <w:t xml:space="preserve"> results.php</w:t>
+            </w:r>
+          </w:p>
+          <w:p>
+            <w:r>
+              <w:t xml:space="preserve"> └── db.php</w:t>
+            </w:r>
+          </w:p>
+        </w:tc>
+      </w:tr>
+      <w:tr>
+        <w:tc>
+          <w:tcPr>
+            <w:tcW w:w="972" w:type="dxa"/>
+          </w:tcPr>
+          <w:p>
+            <w:pPr>
+              <w:rPr>
+                <w:b/>
+                <w:bCs/>
+              </w:rPr>
+            </w:pPr>
+            <w:r>
+              <w:rPr>
+                <w:b/>
+                <w:bCs/>
+              </w:rPr>
+              <w:t>Dockerfile</w:t>
+            </w:r>
+          </w:p>
+          <w:p>
+            <w:pPr>
+              <w:rPr>
+                <w:b/>
+                <w:bCs/>
+              </w:rPr>
+            </w:pPr>
+          </w:p>
+        </w:tc>
+        <w:tc>
+          <w:tcPr>
+            <w:tcW w:w="8044" w:type="dxa"/>
+          </w:tcPr>
+          <w:p>
+            <w:r>
+              <w:t>FROM php:8.2-apache</w:t>
+            </w:r>
+          </w:p>
+          <w:p>
+            <w:r>
+              <w:t>RUN apt update -y</w:t>
+            </w:r>
+          </w:p>
+          <w:p>
+            <w:r>
+              <w:t>RUN apt install git -y</w:t>
+            </w:r>
+          </w:p>
+          <w:p>
+            <w:r>
+              <w:t>RUN git clone https://github.com/pradeepviswa/voting-app.git /var/www/html</w:t>
+            </w:r>
+          </w:p>
+          <w:p>
+            <w:r>
+              <w:t>RUN ls /var/www/html</w:t>
+            </w:r>
+          </w:p>
+          <w:p>
+            <w:r>
+              <w:t>RUN docker-php-ext-install mysqli</w:t>
+            </w:r>
+          </w:p>
+          <w:p>
+            <w:r>
+              <w:t>#check mysqli</w:t>
+            </w:r>
+          </w:p>
+          <w:p>
+            <w:r>
+              <w:t>RUN php -i | grep mysqli</w:t>
+            </w:r>
+          </w:p>
+          <w:p/>
+          <w:p/>
+          <w:p/>
+          <w:p/>
+          <w:p/>
+          <w:p/>
+          <w:p/>
+          <w:p/>
+        </w:tc>
+      </w:tr>
+      <w:tr>
+        <w:tc>
+          <w:tcPr>
+            <w:tcW w:w="972" w:type="dxa"/>
+          </w:tcPr>
+          <w:p>
+            <w:pPr>
+              <w:rPr>
+                <w:b/>
+                <w:bCs/>
+              </w:rPr>
+            </w:pPr>
+            <w:r>
+              <w:rPr>
+                <w:b/>
+                <w:bCs/>
+              </w:rPr>
+              <w:lastRenderedPageBreak/>
+              <w:t>Dockerfile</w:t>
+            </w:r>
+          </w:p>
+        </w:tc>
+        <w:tc>
+          <w:tcPr>
+            <w:tcW w:w="8044" w:type="dxa"/>
+          </w:tcPr>
+          <w:p/>
+          <w:p>
+            <w:r>
+              <w:drawing>
+                <wp:inline distT="0" distB="0" distL="0" distR="0" wp14:anchorId="7926AD97" wp14:editId="5BDE6B4C">
+                  <wp:extent cx="5731510" cy="1748155"/>
+                  <wp:effectExtent l="0" t="0" r="2540" b="4445"/>
+                  <wp:docPr id="1429715524" name="Picture 1"/>
+                  <wp:cNvGraphicFramePr>
+                    <a:graphicFrameLocks xmlns:a="http://schemas.openxmlformats.org/drawingml/2006/main" noChangeAspect="1"/>
+                  </wp:cNvGraphicFramePr>
+                  <a:graphic xmlns:a="http://schemas.openxmlformats.org/drawingml/2006/main">
+                    <a:graphicData uri="http://schemas.openxmlformats.org/drawingml/2006/picture">
+                      <pic:pic xmlns:pic="http://schemas.openxmlformats.org/drawingml/2006/picture">
+                        <pic:nvPicPr>
+                          <pic:cNvPr id="1429715524" name=""/>
+                          <pic:cNvPicPr/>
+                        </pic:nvPicPr>
+                        <pic:blipFill>
+                          <a:blip r:embed="rId11"/>
+                          <a:stretch>
+                            <a:fillRect/>
+                          </a:stretch>
+                        </pic:blipFill>
+                        <pic:spPr>
+                          <a:xfrm>
+                            <a:off x="0" y="0"/>
+                            <a:ext cx="5731510" cy="1748155"/>
+                          </a:xfrm>
+                          <a:prstGeom prst="rect">
+                            <a:avLst/>
+                          </a:prstGeom>
+                        </pic:spPr>
+                      </pic:pic>
+                    </a:graphicData>
+                  </a:graphic>
+                </wp:inline>
+              </w:drawing>
+            </w:r>
+          </w:p>
+        </w:tc>
+      </w:tr>
+      <w:tr>
+        <w:tc>
+          <w:tcPr>
+            <w:tcW w:w="972" w:type="dxa"/>
+          </w:tcPr>
+          <w:p>
+            <w:pPr>
+              <w:rPr>
+                <w:b/>
+                <w:bCs/>
+              </w:rPr>
+            </w:pPr>
+            <w:r>
+              <w:rPr>
+                <w:b/>
+                <w:bCs/>
+              </w:rPr>
+              <w:t>Build Docker Image</w:t>
+            </w:r>
+          </w:p>
+          <w:p>
+            <w:pPr>
+              <w:rPr>
+                <w:b/>
+                <w:bCs/>
+              </w:rPr>
+            </w:pPr>
+          </w:p>
+        </w:tc>
+        <w:tc>
+          <w:tcPr>
+            <w:tcW w:w="8044" w:type="dxa"/>
+          </w:tcPr>
+          <w:p>
+            <w:r>
+              <w:t>docker build -t voting-image .</w:t>
+            </w:r>
+          </w:p>
+          <w:p>
+            <w:r>
+              <w:drawing>
+                <wp:inline distT="0" distB="0" distL="0" distR="0" wp14:anchorId="3425CB41" wp14:editId="28F35AA6">
+                  <wp:extent cx="5731510" cy="2694305"/>
+                  <wp:effectExtent l="0" t="0" r="2540" b="0"/>
+                  <wp:docPr id="1691351143" name="Picture 1"/>
+                  <wp:cNvGraphicFramePr>
+                    <a:graphicFrameLocks xmlns:a="http://schemas.openxmlformats.org/drawingml/2006/main" noChangeAspect="1"/>
+                  </wp:cNvGraphicFramePr>
+                  <a:graphic xmlns:a="http://schemas.openxmlformats.org/drawingml/2006/main">
+                    <a:graphicData uri="http://schemas.openxmlformats.org/drawingml/2006/picture">
+                      <pic:pic xmlns:pic="http://schemas.openxmlformats.org/drawingml/2006/picture">
+                        <pic:nvPicPr>
+                          <pic:cNvPr id="1691351143" name=""/>
+                          <pic:cNvPicPr/>
+                        </pic:nvPicPr>
+                        <pic:blipFill>
+                          <a:blip r:embed="rId12"/>
+                          <a:stretch>
+                            <a:fillRect/>
+                          </a:stretch>
+                        </pic:blipFill>
+                        <pic:spPr>
+                          <a:xfrm>
+                            <a:off x="0" y="0"/>
+                            <a:ext cx="5731510" cy="2694305"/>
+                          </a:xfrm>
+                          <a:prstGeom prst="rect">
+                            <a:avLst/>
+                          </a:prstGeom>
+                        </pic:spPr>
+                      </pic:pic>
+                    </a:graphicData>
+                  </a:graphic>
+                </wp:inline>
+              </w:drawing>
+            </w:r>
+          </w:p>
+        </w:tc>
+      </w:tr>
+      <w:tr>
+        <w:tc>
+          <w:tcPr>
+            <w:tcW w:w="972" w:type="dxa"/>
+          </w:tcPr>
+          <w:p>
+            <w:pPr>
+              <w:rPr>
+                <w:b/>
+                <w:bCs/>
+              </w:rPr>
+            </w:pPr>
+            <w:r>
+              <w:rPr>
+                <w:b/>
+                <w:bCs/>
+              </w:rPr>
+              <w:t>Create Overlay Network</w:t>
+            </w:r>
+          </w:p>
+          <w:p>
+            <w:pPr>
+              <w:rPr>
+                <w:b/>
+                <w:bCs/>
+              </w:rPr>
+            </w:pPr>
+          </w:p>
+        </w:tc>
+        <w:tc>
+          <w:tcPr>
+            <w:tcW w:w="8044" w:type="dxa"/>
+          </w:tcPr>
+          <w:p>
+            <w:r>
+              <w:t>docker network create \</w:t>
+            </w:r>
+          </w:p>
+          <w:p>
+            <w:r>
+              <w:t>--driver overlay \</w:t>
+            </w:r>
+          </w:p>
+          <w:p>
+            <w:r>
+              <w:t>voting-network</w:t>
+            </w:r>
+          </w:p>
+          <w:p>
+            <w:r>
+              <w:drawing>
+                <wp:inline distT="0" distB="0" distL="0" distR="0" wp14:anchorId="68887908" wp14:editId="0C865DC7">
+                  <wp:extent cx="4425041" cy="744628"/>
+                  <wp:effectExtent l="0" t="0" r="0" b="0"/>
+                  <wp:docPr id="169376506" name="Picture 1"/>
+                  <wp:cNvGraphicFramePr>
+                    <a:graphicFrameLocks xmlns:a="http://schemas.openxmlformats.org/drawingml/2006/main" noChangeAspect="1"/>
+                  </wp:cNvGraphicFramePr>
+                  <a:graphic xmlns:a="http://schemas.openxmlformats.org/drawingml/2006/main">
+                    <a:graphicData uri="http://schemas.openxmlformats.org/drawingml/2006/picture">
+                      <pic:pic xmlns:pic="http://schemas.openxmlformats.org/drawingml/2006/picture">
+                        <pic:nvPicPr>
+                          <pic:cNvPr id="169376506" name=""/>
+                          <pic:cNvPicPr/>
+                        </pic:nvPicPr>
+                        <pic:blipFill>
+                          <a:blip r:embed="rId13"/>
+                          <a:stretch>
+                            <a:fillRect/>
+                          </a:stretch>
+                        </pic:blipFill>
+                        <pic:spPr>
+                          <a:xfrm>
+                            <a:off x="0" y="0"/>
+                            <a:ext cx="4449924" cy="748815"/>
+                          </a:xfrm>
+                          <a:prstGeom prst="rect">
+                            <a:avLst/>
+                          </a:prstGeom>
+                        </pic:spPr>
+                      </pic:pic>
+                    </a:graphicData>
+                  </a:graphic>
+                </wp:inline>
+              </w:drawing>
+            </w:r>
+          </w:p>
+        </w:tc>
+      </w:tr>
+      <w:tr>
+        <w:tc>
+          <w:tcPr>
+            <w:tcW w:w="972" w:type="dxa"/>
+          </w:tcPr>
+          <w:p>
+            <w:pPr>
+              <w:rPr>
+                <w:b/>
+                <w:bCs/>
+              </w:rPr>
+            </w:pPr>
+            <w:r>
+              <w:rPr>
+                <w:b/>
+                <w:bCs/>
+              </w:rPr>
+              <w:t>Check new network</w:t>
+            </w:r>
+          </w:p>
+        </w:tc>
+        <w:tc>
+          <w:tcPr>
+            <w:tcW w:w="8044" w:type="dxa"/>
+          </w:tcPr>
+          <w:p>
+            <w:r>
+              <w:t>docker network ls</w:t>
+            </w:r>
+          </w:p>
+          <w:p>
+            <w:r>
+              <w:drawing>
+                <wp:inline distT="0" distB="0" distL="0" distR="0" wp14:anchorId="5A01069D" wp14:editId="5FC4C348">
+                  <wp:extent cx="4263933" cy="1277185"/>
+                  <wp:effectExtent l="0" t="0" r="3810" b="0"/>
+                  <wp:docPr id="397846014" name="Picture 1"/>
+                  <wp:cNvGraphicFramePr>
+                    <a:graphicFrameLocks xmlns:a="http://schemas.openxmlformats.org/drawingml/2006/main" noChangeAspect="1"/>
+                  </wp:cNvGraphicFramePr>
+                  <a:graphic xmlns:a="http://schemas.openxmlformats.org/drawingml/2006/main">
+                    <a:graphicData uri="http://schemas.openxmlformats.org/drawingml/2006/picture">
+                      <pic:pic xmlns:pic="http://schemas.openxmlformats.org/drawingml/2006/picture">
+                        <pic:nvPicPr>
+                          <pic:cNvPr id="397846014" name=""/>
+                          <pic:cNvPicPr/>
+                        </pic:nvPicPr>
+                        <pic:blipFill>
+                          <a:blip r:embed="rId14"/>
+                          <a:stretch>
+                            <a:fillRect/>
+                          </a:stretch>
+                        </pic:blipFill>
+                        <pic:spPr>
+                          <a:xfrm>
+                            <a:off x="0" y="0"/>
+                            <a:ext cx="4276742" cy="1281022"/>
+                          </a:xfrm>
+                          <a:prstGeom prst="rect">
+                            <a:avLst/>
+                          </a:prstGeom>
+                        </pic:spPr>
+                      </pic:pic>
+                    </a:graphicData>
+                  </a:graphic>
+                </wp:inline>
+              </w:drawing>
+            </w:r>
+          </w:p>
+          <w:p/>
+          <w:p/>
+          <w:p/>
+          <w:p/>
+          <w:p/>
+        </w:tc>
+      </w:tr>
+      <w:tr>
+        <w:tc>
+          <w:tcPr>
+            <w:tcW w:w="972" w:type="dxa"/>
+          </w:tcPr>
+          <w:p>
+            <w:pPr>
+              <w:rPr>
+                <w:b/>
+                <w:bCs/>
+              </w:rPr>
+            </w:pPr>
+            <w:r>
+              <w:rPr>
+                <w:b/>
+                <w:bCs/>
+              </w:rPr>
+              <w:lastRenderedPageBreak/>
+              <w:t>Create MySQL Service</w:t>
+            </w:r>
+          </w:p>
+          <w:p>
+            <w:pPr>
+              <w:rPr>
+                <w:b/>
+                <w:bCs/>
+              </w:rPr>
+            </w:pPr>
+          </w:p>
+        </w:tc>
+        <w:tc>
+          <w:tcPr>
+            <w:tcW w:w="8044" w:type="dxa"/>
+          </w:tcPr>
+          <w:p>
+            <w:r>
+              <w:t>docker service create \</w:t>
+            </w:r>
+          </w:p>
+          <w:p>
+            <w:r>
+              <w:t>--name voting-mysql \</w:t>
+            </w:r>
+          </w:p>
+          <w:p>
+            <w:r>
+              <w:t>--network voting-network \</w:t>
+            </w:r>
+          </w:p>
+          <w:p>
+            <w:r>
+              <w:t>-e MYSQL_ROOT_PASSWORD=root \</w:t>
+            </w:r>
+          </w:p>
+          <w:p>
+            <w:r>
+              <w:t>-e MYSQL_DATABASE=voting_db \</w:t>
+            </w:r>
+          </w:p>
+          <w:p>
+            <w:r>
+              <w:t>mysql:8</w:t>
+            </w:r>
+          </w:p>
+          <w:p>
+            <w:r>
+              <w:drawing>
+                <wp:inline distT="0" distB="0" distL="0" distR="0" wp14:anchorId="70ED5EB4" wp14:editId="4D1051A0">
+                  <wp:extent cx="4517256" cy="1485900"/>
+                  <wp:effectExtent l="0" t="0" r="0" b="0"/>
+                  <wp:docPr id="1710545918" name="Picture 1"/>
+                  <wp:cNvGraphicFramePr>
+                    <a:graphicFrameLocks xmlns:a="http://schemas.openxmlformats.org/drawingml/2006/main" noChangeAspect="1"/>
+                  </wp:cNvGraphicFramePr>
+                  <a:graphic xmlns:a="http://schemas.openxmlformats.org/drawingml/2006/main">
+                    <a:graphicData uri="http://schemas.openxmlformats.org/drawingml/2006/picture">
+                      <pic:pic xmlns:pic="http://schemas.openxmlformats.org/drawingml/2006/picture">
+                        <pic:nvPicPr>
+                          <pic:cNvPr id="1710545918" name=""/>
+                          <pic:cNvPicPr/>
+                        </pic:nvPicPr>
+                        <pic:blipFill>
+                          <a:blip r:embed="rId15"/>
+                          <a:stretch>
+                            <a:fillRect/>
+                          </a:stretch>
+                        </pic:blipFill>
+                        <pic:spPr>
+                          <a:xfrm>
+                            <a:off x="0" y="0"/>
+                            <a:ext cx="4559515" cy="1499801"/>
+                          </a:xfrm>
+                          <a:prstGeom prst="rect">
+                            <a:avLst/>
+                          </a:prstGeom>
+                        </pic:spPr>
+                      </pic:pic>
+                    </a:graphicData>
+                  </a:graphic>
+                </wp:inline>
+              </w:drawing>
+            </w:r>
+          </w:p>
+        </w:tc>
+      </w:tr>
+      <w:tr>
+        <w:tc>
+          <w:tcPr>
+            <w:tcW w:w="972" w:type="dxa"/>
+          </w:tcPr>
+          <w:p>
+            <w:pPr>
+              <w:rPr>
+                <w:b/>
+                <w:bCs/>
+              </w:rPr>
+            </w:pPr>
+            <w:r>
+              <w:rPr>
+                <w:b/>
+                <w:bCs/>
+              </w:rPr>
+              <w:t>Create Web Service</w:t>
+            </w:r>
+          </w:p>
+          <w:p>
+            <w:pPr>
+              <w:rPr>
+                <w:b/>
+                <w:bCs/>
+              </w:rPr>
+            </w:pPr>
+          </w:p>
+        </w:tc>
+        <w:tc>
+          <w:tcPr>
+            <w:tcW w:w="8044" w:type="dxa"/>
+          </w:tcPr>
+          <w:p>
+            <w:r>
+              <w:t>docker service create \</w:t>
+            </w:r>
+          </w:p>
+          <w:p>
+            <w:r>
+              <w:t>--name voting-web \</w:t>
+            </w:r>
+          </w:p>
+          <w:p>
+            <w:r>
+              <w:t>--network voting-network \</w:t>
+            </w:r>
+          </w:p>
+          <w:p>
+            <w:r>
+              <w:t>-p 8080:80 \</w:t>
+            </w:r>
+          </w:p>
+          <w:p>
+            <w:r>
+              <w:t>voting-image</w:t>
+            </w:r>
+          </w:p>
+          <w:p>
+            <w:r>
+              <w:drawing>
+                <wp:inline distT="0" distB="0" distL="0" distR="0" wp14:anchorId="4C24E0C7" wp14:editId="36E2283C">
+                  <wp:extent cx="4474210" cy="1754291"/>
+                  <wp:effectExtent l="0" t="0" r="2540" b="0"/>
+                  <wp:docPr id="1571157222" name="Picture 1"/>
+                  <wp:cNvGraphicFramePr>
+                    <a:graphicFrameLocks xmlns:a="http://schemas.openxmlformats.org/drawingml/2006/main" noChangeAspect="1"/>
+                  </wp:cNvGraphicFramePr>
+                  <a:graphic xmlns:a="http://schemas.openxmlformats.org/drawingml/2006/main">
+                    <a:graphicData uri="http://schemas.openxmlformats.org/drawingml/2006/picture">
+                      <pic:pic xmlns:pic="http://schemas.openxmlformats.org/drawingml/2006/picture">
+                        <pic:nvPicPr>
+                          <pic:cNvPr id="1571157222" name=""/>
+                          <pic:cNvPicPr/>
+                        </pic:nvPicPr>
+                        <pic:blipFill>
+                          <a:blip r:embed="rId16"/>
+                          <a:stretch>
+                            <a:fillRect/>
+                          </a:stretch>
+                        </pic:blipFill>
+                        <pic:spPr>
+                          <a:xfrm>
+                            <a:off x="0" y="0"/>
+                            <a:ext cx="4483146" cy="1757795"/>
+                          </a:xfrm>
+                          <a:prstGeom prst="rect">
+                            <a:avLst/>
+                          </a:prstGeom>
+                        </pic:spPr>
+                      </pic:pic>
+                    </a:graphicData>
+                  </a:graphic>
+                </wp:inline>
+              </w:drawing>
+            </w:r>
+          </w:p>
+        </w:tc>
+      </w:tr>
+      <w:tr>
+        <w:tc>
+          <w:tcPr>
+            <w:tcW w:w="972" w:type="dxa"/>
+          </w:tcPr>
+          <w:p>
+            <w:pPr>
+              <w:rPr>
+                <w:b/>
+                <w:bCs/>
+              </w:rPr>
+            </w:pPr>
+            <w:r>
+              <w:rPr>
+                <w:b/>
+                <w:bCs/>
+              </w:rPr>
+              <w:t>Check service:</w:t>
+            </w:r>
+          </w:p>
+          <w:p>
+            <w:pPr>
+              <w:rPr>
+                <w:b/>
+                <w:bCs/>
+              </w:rPr>
+            </w:pPr>
+          </w:p>
+        </w:tc>
+        <w:tc>
+          <w:tcPr>
+            <w:tcW w:w="8044" w:type="dxa"/>
+          </w:tcPr>
+          <w:p>
+            <w:r>
+              <w:t>docker service ls</w:t>
+            </w:r>
+          </w:p>
+          <w:p>
+            <w:r>
+              <w:drawing>
+                <wp:inline distT="0" distB="0" distL="0" distR="0" wp14:anchorId="589144A5" wp14:editId="498011BE">
+                  <wp:extent cx="4713696" cy="394288"/>
+                  <wp:effectExtent l="0" t="0" r="0" b="6350"/>
+                  <wp:docPr id="1803607601" name="Picture 1"/>
+                  <wp:cNvGraphicFramePr>
+                    <a:graphicFrameLocks xmlns:a="http://schemas.openxmlformats.org/drawingml/2006/main" noChangeAspect="1"/>
+                  </wp:cNvGraphicFramePr>
+                  <a:graphic xmlns:a="http://schemas.openxmlformats.org/drawingml/2006/main">
+                    <a:graphicData uri="http://schemas.openxmlformats.org/drawingml/2006/picture">
+                      <pic:pic xmlns:pic="http://schemas.openxmlformats.org/drawingml/2006/picture">
+                        <pic:nvPicPr>
+                          <pic:cNvPr id="1803607601" name=""/>
+                          <pic:cNvPicPr/>
+                        </pic:nvPicPr>
+                        <pic:blipFill>
+                          <a:blip r:embed="rId17"/>
+                          <a:stretch>
+                            <a:fillRect/>
+                          </a:stretch>
+                        </pic:blipFill>
+                        <pic:spPr>
+                          <a:xfrm>
+                            <a:off x="0" y="0"/>
+                            <a:ext cx="4754655" cy="397714"/>
+                          </a:xfrm>
+                          <a:prstGeom prst="rect">
+                            <a:avLst/>
+                          </a:prstGeom>
+                        </pic:spPr>
+                      </pic:pic>
+                    </a:graphicData>
+                  </a:graphic>
+                </wp:inline>
+              </w:drawing>
+            </w:r>
+          </w:p>
+        </w:tc>
+      </w:tr>
+      <w:tr>
+        <w:tc>
+          <w:tcPr>
+            <w:tcW w:w="972" w:type="dxa"/>
+          </w:tcPr>
+          <w:p>
+            <w:pPr>
+              <w:rPr>
+                <w:b/>
+                <w:bCs/>
+              </w:rPr>
+            </w:pPr>
+            <w:r>
+              <w:rPr>
+                <w:b/>
+                <w:bCs/>
+              </w:rPr>
+              <w:t>Docker containers</w:t>
+            </w:r>
+          </w:p>
+        </w:tc>
+        <w:tc>
+          <w:tcPr>
+            <w:tcW w:w="8044" w:type="dxa"/>
+          </w:tcPr>
+          <w:p>
+            <w:r>
+              <w:t>docker ps</w:t>
+            </w:r>
+          </w:p>
+          <w:p>
+            <w:r>
+              <w:drawing>
+                <wp:inline distT="0" distB="0" distL="0" distR="0" wp14:anchorId="4C6D1139" wp14:editId="0F3A86AF">
+                  <wp:extent cx="5731510" cy="272415"/>
+                  <wp:effectExtent l="0" t="0" r="2540" b="0"/>
+                  <wp:docPr id="1818491531" name="Picture 1"/>
+                  <wp:cNvGraphicFramePr>
+                    <a:graphicFrameLocks xmlns:a="http://schemas.openxmlformats.org/drawingml/2006/main" noChangeAspect="1"/>
+                  </wp:cNvGraphicFramePr>
+                  <a:graphic xmlns:a="http://schemas.openxmlformats.org/drawingml/2006/main">
+                    <a:graphicData uri="http://schemas.openxmlformats.org/drawingml/2006/picture">
+                      <pic:pic xmlns:pic="http://schemas.openxmlformats.org/drawingml/2006/picture">
+                        <pic:nvPicPr>
+                          <pic:cNvPr id="1818491531" name=""/>
+                          <pic:cNvPicPr/>
+                        </pic:nvPicPr>
+                        <pic:blipFill>
+                          <a:blip r:embed="rId18"/>
+                          <a:stretch>
+                            <a:fillRect/>
+                          </a:stretch>
+                        </pic:blipFill>
+                        <pic:spPr>
+                          <a:xfrm>
+                            <a:off x="0" y="0"/>
+                            <a:ext cx="5731510" cy="272415"/>
+                          </a:xfrm>
+                          <a:prstGeom prst="rect">
+                            <a:avLst/>
+                          </a:prstGeom>
+                        </pic:spPr>
+                      </pic:pic>
+                    </a:graphicData>
+                  </a:graphic>
+                </wp:inline>
+              </w:drawing>
+            </w:r>
+          </w:p>
+        </w:tc>
+      </w:tr>
+      <w:tr>
+        <w:tc>
+          <w:tcPr>
+            <w:tcW w:w="972" w:type="dxa"/>
+          </w:tcPr>
+          <w:p>
+            <w:pPr>
+              <w:rPr>
+                <w:b/>
+                <w:bCs/>
+              </w:rPr>
+            </w:pPr>
+            <w:r>
+              <w:rPr>
+                <w:b/>
+                <w:bCs/>
+              </w:rPr>
+              <w:t>Container IDs</w:t>
+            </w:r>
+          </w:p>
+        </w:tc>
+        <w:tc>
+          <w:tcPr>
+            <w:tcW w:w="8044" w:type="dxa"/>
+          </w:tcPr>
+          <w:p>
+            <w:pPr>
+              <w:rPr>
+                <w:b/>
+                <w:bCs/>
+              </w:rPr>
+            </w:pPr>
+            <w:r>
+              <w:rPr>
+                <w:b/>
+                <w:bCs/>
+              </w:rPr>
+              <w:t xml:space="preserve">18d0c2bb861f   </w:t>
+            </w:r>
+            <w:r>
+              <w:t>voting-image:latest</w:t>
+            </w:r>
+          </w:p>
+          <w:p>
+            <w:pPr>
+              <w:rPr>
+                <w:b/>
+                <w:bCs/>
+              </w:rPr>
+            </w:pPr>
+            <w:r>
+              <w:rPr>
+                <w:b/>
+                <w:bCs/>
+              </w:rPr>
+              <w:t xml:space="preserve">fd0eeb1dcb93   </w:t>
+            </w:r>
+            <w:r>
+              <w:t>mysql:8</w:t>
+            </w:r>
+            <w:r>
+              <w:rPr>
+                <w:b/>
+                <w:bCs/>
+              </w:rPr>
+              <w:t xml:space="preserve">  </w:t>
+            </w:r>
+          </w:p>
+          <w:p>
+            <w:pPr>
+              <w:rPr>
+                <w:b/>
+                <w:bCs/>
+              </w:rPr>
+            </w:pPr>
+          </w:p>
+          <w:p>
+            <w:pPr>
+              <w:rPr>
+                <w:b/>
+                <w:bCs/>
+              </w:rPr>
+            </w:pPr>
+          </w:p>
+          <w:p>
+            <w:pPr>
+              <w:rPr>
+                <w:b/>
+                <w:bCs/>
+              </w:rPr>
+            </w:pPr>
+          </w:p>
+          <w:p>
+            <w:pPr>
+              <w:rPr>
+                <w:b/>
+                <w:bCs/>
+              </w:rPr>
+            </w:pPr>
+          </w:p>
+          <w:p>
+            <w:pPr>
+              <w:rPr>
+                <w:b/>
+                <w:bCs/>
+              </w:rPr>
+            </w:pPr>
+          </w:p>
+          <w:p>
+            <w:pPr>
+              <w:rPr>
+                <w:b/>
+                <w:bCs/>
+              </w:rPr>
+            </w:pPr>
+          </w:p>
+          <w:p>
+            <w:pPr>
+              <w:rPr>
+                <w:b/>
+                <w:bCs/>
+              </w:rPr>
+            </w:pPr>
+          </w:p>
+          <w:p>
+            <w:pPr>
+              <w:rPr>
+                <w:b/>
+                <w:bCs/>
+              </w:rPr>
+            </w:pPr>
+          </w:p>
+          <w:p>
+            <w:pPr>
+              <w:rPr>
+                <w:b/>
+                <w:bCs/>
+              </w:rPr>
+            </w:pPr>
+          </w:p>
+          <w:p>
+            <w:pPr>
+              <w:rPr>
+                <w:b/>
+                <w:bCs/>
+              </w:rPr>
+            </w:pPr>
+          </w:p>
+          <w:p>
+            <w:pPr>
+              <w:rPr>
+                <w:b/>
+                <w:bCs/>
+              </w:rPr>
+            </w:pPr>
+          </w:p>
+          <w:p>
+            <w:pPr>
+              <w:rPr>
+                <w:b/>
+                <w:bCs/>
+              </w:rPr>
+            </w:pPr>
+          </w:p>
+        </w:tc>
+      </w:tr>
+      <w:tr>
+        <w:tc>
+          <w:tcPr>
+            <w:tcW w:w="972" w:type="dxa"/>
+          </w:tcPr>
+          <w:p>
+            <w:pPr>
+              <w:rPr>
+                <w:b/>
+                <w:bCs/>
+              </w:rPr>
+            </w:pPr>
+            <w:r>
+              <w:rPr>
+                <w:b/>
+                <w:bCs/>
+              </w:rPr>
+              <w:lastRenderedPageBreak/>
+              <w:t xml:space="preserve">Ping </w:t>
+            </w:r>
+            <w:r>
+              <w:rPr>
+                <w:b/>
+                <w:bCs/>
+              </w:rPr>
+              <w:t>voting-mysql</w:t>
+            </w:r>
+            <w:r>
+              <w:rPr>
+                <w:b/>
+                <w:bCs/>
+              </w:rPr>
+              <w:t xml:space="preserve"> from </w:t>
+            </w:r>
+            <w:r>
+              <w:rPr>
+                <w:b/>
+                <w:bCs/>
+              </w:rPr>
+              <w:t>voting-web</w:t>
+            </w:r>
+          </w:p>
+        </w:tc>
+        <w:tc>
+          <w:tcPr>
+            <w:tcW w:w="8044" w:type="dxa"/>
+          </w:tcPr>
           <w:tbl>
             <w:tblPr>
               <w:tblStyle w:val="TableGrid"/>
@@ -2301,24 +2651,526 @@
               <w:tblLook w:val="04A0" w:firstRow="1" w:lastRow="0" w:firstColumn="1" w:lastColumn="0" w:noHBand="0" w:noVBand="1"/>
             </w:tblPr>
             <w:tblGrid>
-              <w:gridCol w:w="7431"/>
+              <w:gridCol w:w="842"/>
+              <w:gridCol w:w="6867"/>
             </w:tblGrid>
             <w:tr>
               <w:tc>
                 <w:tcPr>
-                  <w:tcW w:w="7558" w:type="dxa"/>
+                  <w:tcW w:w="3854" w:type="dxa"/>
                 </w:tcPr>
                 <w:p>
                   <w:r>
-                    <w:t xml:space="preserve">USE </w:t>
+                    <w:t>Connect voting image container</w:t>
                   </w:r>
-                  <w:proofErr w:type="spellStart"/>
+                </w:p>
+              </w:tc>
+              <w:tc>
+                <w:tcPr>
+                  <w:tcW w:w="3855" w:type="dxa"/>
+                </w:tcPr>
+                <w:p>
                   <w:r>
-                    <w:t>voting_db</w:t>
+                    <w:t>docker exec -it 18d0c2bb861f /bin/bash</w:t>
                   </w:r>
-                  <w:proofErr w:type="spellEnd"/>
+                </w:p>
+                <w:p>
                   <w:r>
-                    <w:t>;</w:t>
+                    <w:drawing>
+                      <wp:inline distT="0" distB="0" distL="0" distR="0" wp14:anchorId="52C2C0FF" wp14:editId="1472C564">
+                        <wp:extent cx="3886381" cy="636822"/>
+                        <wp:effectExtent l="0" t="0" r="0" b="0"/>
+                        <wp:docPr id="1702601169" name="Picture 1"/>
+                        <wp:cNvGraphicFramePr>
+                          <a:graphicFrameLocks xmlns:a="http://schemas.openxmlformats.org/drawingml/2006/main" noChangeAspect="1"/>
+                        </wp:cNvGraphicFramePr>
+                        <a:graphic xmlns:a="http://schemas.openxmlformats.org/drawingml/2006/main">
+                          <a:graphicData uri="http://schemas.openxmlformats.org/drawingml/2006/picture">
+                            <pic:pic xmlns:pic="http://schemas.openxmlformats.org/drawingml/2006/picture">
+                              <pic:nvPicPr>
+                                <pic:cNvPr id="1702601169" name=""/>
+                                <pic:cNvPicPr/>
+                              </pic:nvPicPr>
+                              <pic:blipFill>
+                                <a:blip r:embed="rId19"/>
+                                <a:stretch>
+                                  <a:fillRect/>
+                                </a:stretch>
+                              </pic:blipFill>
+                              <pic:spPr>
+                                <a:xfrm>
+                                  <a:off x="0" y="0"/>
+                                  <a:ext cx="3911754" cy="640980"/>
+                                </a:xfrm>
+                                <a:prstGeom prst="rect">
+                                  <a:avLst/>
+                                </a:prstGeom>
+                              </pic:spPr>
+                            </pic:pic>
+                          </a:graphicData>
+                        </a:graphic>
+                      </wp:inline>
+                    </w:drawing>
+                  </w:r>
+                </w:p>
+              </w:tc>
+            </w:tr>
+            <w:tr>
+              <w:tc>
+                <w:tcPr>
+                  <w:tcW w:w="3854" w:type="dxa"/>
+                </w:tcPr>
+                <w:p>
+                  <w:r>
+                    <w:t>Install ping utility</w:t>
+                  </w:r>
+                </w:p>
+                <w:p/>
+              </w:tc>
+              <w:tc>
+                <w:tcPr>
+                  <w:tcW w:w="3855" w:type="dxa"/>
+                </w:tcPr>
+                <w:p>
+                  <w:r>
+                    <w:t>apt install iputils-ping</w:t>
+                  </w:r>
+                </w:p>
+                <w:p>
+                  <w:r>
+                    <w:drawing>
+                      <wp:inline distT="0" distB="0" distL="0" distR="0" wp14:anchorId="11F51E4F" wp14:editId="039874E6">
+                        <wp:extent cx="2774767" cy="1118665"/>
+                        <wp:effectExtent l="0" t="0" r="6985" b="5715"/>
+                        <wp:docPr id="309110321" name="Picture 1"/>
+                        <wp:cNvGraphicFramePr>
+                          <a:graphicFrameLocks xmlns:a="http://schemas.openxmlformats.org/drawingml/2006/main" noChangeAspect="1"/>
+                        </wp:cNvGraphicFramePr>
+                        <a:graphic xmlns:a="http://schemas.openxmlformats.org/drawingml/2006/main">
+                          <a:graphicData uri="http://schemas.openxmlformats.org/drawingml/2006/picture">
+                            <pic:pic xmlns:pic="http://schemas.openxmlformats.org/drawingml/2006/picture">
+                              <pic:nvPicPr>
+                                <pic:cNvPr id="309110321" name=""/>
+                                <pic:cNvPicPr/>
+                              </pic:nvPicPr>
+                              <pic:blipFill>
+                                <a:blip r:embed="rId20"/>
+                                <a:stretch>
+                                  <a:fillRect/>
+                                </a:stretch>
+                              </pic:blipFill>
+                              <pic:spPr>
+                                <a:xfrm>
+                                  <a:off x="0" y="0"/>
+                                  <a:ext cx="2786008" cy="1123197"/>
+                                </a:xfrm>
+                                <a:prstGeom prst="rect">
+                                  <a:avLst/>
+                                </a:prstGeom>
+                              </pic:spPr>
+                            </pic:pic>
+                          </a:graphicData>
+                        </a:graphic>
+                      </wp:inline>
+                    </w:drawing>
+                  </w:r>
+                </w:p>
+              </w:tc>
+            </w:tr>
+            <w:tr>
+              <w:tc>
+                <w:tcPr>
+                  <w:tcW w:w="3854" w:type="dxa"/>
+                </w:tcPr>
+                <w:p>
+                  <w:r>
+                    <w:t>ping voting-mysql</w:t>
+                  </w:r>
+                </w:p>
+              </w:tc>
+              <w:tc>
+                <w:tcPr>
+                  <w:tcW w:w="3855" w:type="dxa"/>
+                </w:tcPr>
+                <w:p>
+                  <w:r>
+                    <w:t>ping voting-mysql</w:t>
+                  </w:r>
+                </w:p>
+                <w:p>
+                  <w:r>
+                    <w:drawing>
+                      <wp:inline distT="0" distB="0" distL="0" distR="0" wp14:anchorId="3B06D44C" wp14:editId="100B3444">
+                        <wp:extent cx="5731510" cy="754380"/>
+                        <wp:effectExtent l="0" t="0" r="2540" b="7620"/>
+                        <wp:docPr id="454992645" name="Picture 1"/>
+                        <wp:cNvGraphicFramePr>
+                          <a:graphicFrameLocks xmlns:a="http://schemas.openxmlformats.org/drawingml/2006/main" noChangeAspect="1"/>
+                        </wp:cNvGraphicFramePr>
+                        <a:graphic xmlns:a="http://schemas.openxmlformats.org/drawingml/2006/main">
+                          <a:graphicData uri="http://schemas.openxmlformats.org/drawingml/2006/picture">
+                            <pic:pic xmlns:pic="http://schemas.openxmlformats.org/drawingml/2006/picture">
+                              <pic:nvPicPr>
+                                <pic:cNvPr id="454992645" name=""/>
+                                <pic:cNvPicPr/>
+                              </pic:nvPicPr>
+                              <pic:blipFill>
+                                <a:blip r:embed="rId21"/>
+                                <a:stretch>
+                                  <a:fillRect/>
+                                </a:stretch>
+                              </pic:blipFill>
+                              <pic:spPr>
+                                <a:xfrm>
+                                  <a:off x="0" y="0"/>
+                                  <a:ext cx="5731510" cy="754380"/>
+                                </a:xfrm>
+                                <a:prstGeom prst="rect">
+                                  <a:avLst/>
+                                </a:prstGeom>
+                              </pic:spPr>
+                            </pic:pic>
+                          </a:graphicData>
+                        </a:graphic>
+                      </wp:inline>
+                    </w:drawing>
+                  </w:r>
+                </w:p>
+              </w:tc>
+            </w:tr>
+          </w:tbl>
+          <w:p/>
+        </w:tc>
+      </w:tr>
+      <w:tr>
+        <w:tc>
+          <w:tcPr>
+            <w:tcW w:w="972" w:type="dxa"/>
+          </w:tcPr>
+          <w:p>
+            <w:pPr>
+              <w:rPr>
+                <w:b/>
+                <w:bCs/>
+              </w:rPr>
+            </w:pPr>
+            <w:r>
+              <w:rPr>
+                <w:b/>
+                <w:bCs/>
+              </w:rPr>
+              <w:t>Database Connection</w:t>
+            </w:r>
+          </w:p>
+          <w:p>
+            <w:pPr>
+              <w:rPr>
+                <w:b/>
+                <w:bCs/>
+              </w:rPr>
+            </w:pPr>
+            <w:r>
+              <w:rPr>
+                <w:b/>
+                <w:bCs/>
+              </w:rPr>
+              <w:t>[info]</w:t>
+            </w:r>
+          </w:p>
+        </w:tc>
+        <w:tc>
+          <w:tcPr>
+            <w:tcW w:w="8044" w:type="dxa"/>
+          </w:tcPr>
+          <w:p>
+            <w:r>
+              <w:t>My</w:t>
+            </w:r>
+            <w:r>
+              <w:t xml:space="preserve"> </w:t>
+            </w:r>
+            <w:r>
+              <w:rPr>
+                <w:b/>
+                <w:bCs/>
+              </w:rPr>
+              <w:t>db.php</w:t>
+            </w:r>
+            <w:r>
+              <w:t xml:space="preserve"> use</w:t>
+            </w:r>
+            <w:r>
+              <w:t>s</w:t>
+            </w:r>
+            <w:r>
+              <w:t xml:space="preserve"> the service name as hostname:</w:t>
+            </w:r>
+          </w:p>
+          <w:p>
+            <w:r>
+              <w:t>$host = "voting-mysql";</w:t>
+            </w:r>
+          </w:p>
+          <w:p>
+            <w:r>
+              <w:t>Swarm DNS automatically resolves the service</w:t>
+            </w:r>
+            <w:r>
+              <w:t xml:space="preserve"> as shown above</w:t>
+            </w:r>
+            <w:r>
+              <w:t>.</w:t>
+            </w:r>
+          </w:p>
+        </w:tc>
+      </w:tr>
+      <w:tr>
+        <w:tc>
+          <w:tcPr>
+            <w:tcW w:w="972" w:type="dxa"/>
+          </w:tcPr>
+          <w:p>
+            <w:pPr>
+              <w:rPr>
+                <w:b/>
+                <w:bCs/>
+              </w:rPr>
+            </w:pPr>
+            <w:r>
+              <w:rPr>
+                <w:b/>
+                <w:bCs/>
+              </w:rPr>
+              <w:t>Enter MySQL Service to Create Table</w:t>
+            </w:r>
+          </w:p>
+          <w:p>
+            <w:pPr>
+              <w:rPr>
+                <w:b/>
+                <w:bCs/>
+              </w:rPr>
+            </w:pPr>
+          </w:p>
+        </w:tc>
+        <w:tc>
+          <w:tcPr>
+            <w:tcW w:w="8044" w:type="dxa"/>
+          </w:tcPr>
+          <w:tbl>
+            <w:tblPr>
+              <w:tblStyle w:val="TableGrid"/>
+              <w:tblW w:w="0" w:type="auto"/>
+              <w:tblLook w:val="04A0" w:firstRow="1" w:lastRow="0" w:firstColumn="1" w:lastColumn="0" w:noHBand="0" w:noVBand="1"/>
+            </w:tblPr>
+            <w:tblGrid>
+              <w:gridCol w:w="1594"/>
+              <w:gridCol w:w="6224"/>
+            </w:tblGrid>
+            <w:tr>
+              <w:tc>
+                <w:tcPr>
+                  <w:tcW w:w="1883" w:type="dxa"/>
+                </w:tcPr>
+                <w:p>
+                  <w:pPr>
+                    <w:rPr>
+                      <w:b/>
+                      <w:bCs/>
+                    </w:rPr>
+                  </w:pPr>
+                  <w:r>
+                    <w:rPr>
+                      <w:b/>
+                      <w:bCs/>
+                    </w:rPr>
+                    <w:t>get container ID:</w:t>
+                  </w:r>
+                </w:p>
+              </w:tc>
+              <w:tc>
+                <w:tcPr>
+                  <w:tcW w:w="5935" w:type="dxa"/>
+                </w:tcPr>
+                <w:p>
+                  <w:r>
+                    <w:t>docker ps</w:t>
+                  </w:r>
+                </w:p>
+                <w:p>
+                  <w:pPr>
+                    <w:rPr>
+                      <w:b/>
+                      <w:bCs/>
+                    </w:rPr>
+                  </w:pPr>
+                  <w:r>
+                    <w:rPr>
+                      <w:b/>
+                      <w:bCs/>
+                    </w:rPr>
+                    <w:t xml:space="preserve">fd0eeb1dcb93   </w:t>
+                  </w:r>
+                  <w:r>
+                    <w:t>mysql:8</w:t>
+                  </w:r>
+                  <w:r>
+                    <w:rPr>
+                      <w:b/>
+                      <w:bCs/>
+                    </w:rPr>
+                    <w:t xml:space="preserve">  </w:t>
+                  </w:r>
+                </w:p>
+              </w:tc>
+            </w:tr>
+            <w:tr>
+              <w:tc>
+                <w:tcPr>
+                  <w:tcW w:w="1883" w:type="dxa"/>
+                </w:tcPr>
+                <w:p>
+                  <w:pPr>
+                    <w:rPr>
+                      <w:b/>
+                      <w:bCs/>
+                    </w:rPr>
+                  </w:pPr>
+                  <w:r>
+                    <w:rPr>
+                      <w:b/>
+                      <w:bCs/>
+                    </w:rPr>
+                    <w:t xml:space="preserve">Connect </w:t>
+                  </w:r>
+                  <w:r>
+                    <w:rPr>
+                      <w:b/>
+                      <w:bCs/>
+                    </w:rPr>
+                    <w:t>mysql:</w:t>
+                  </w:r>
+                </w:p>
+                <w:p>
+                  <w:pPr>
+                    <w:rPr>
+                      <w:b/>
+                      <w:bCs/>
+                    </w:rPr>
+                  </w:pPr>
+                </w:p>
+                <w:p>
+                  <w:r>
+                    <w:t>#password is root</w:t>
+                  </w:r>
+                </w:p>
+                <w:p>
+                  <w:pPr>
+                    <w:rPr>
+                      <w:b/>
+                      <w:bCs/>
+                    </w:rPr>
+                  </w:pPr>
+                </w:p>
+              </w:tc>
+              <w:tc>
+                <w:tcPr>
+                  <w:tcW w:w="5935" w:type="dxa"/>
+                </w:tcPr>
+                <w:p>
+                  <w:r>
+                    <w:t xml:space="preserve">docker exec -it </w:t>
+                  </w:r>
+                  <w:r>
+                    <w:rPr>
+                      <w:b/>
+                      <w:bCs/>
+                    </w:rPr>
+                    <w:t xml:space="preserve">fd0eeb1dcb93 </w:t>
+                  </w:r>
+                  <w:r>
+                    <w:t>mysql -u root -p</w:t>
+                  </w:r>
+                </w:p>
+                <w:p>
+                  <w:pPr>
+                    <w:rPr>
+                      <w:b/>
+                      <w:bCs/>
+                    </w:rPr>
+                  </w:pPr>
+                  <w:r>
+                    <w:rPr>
+                      <w:b/>
+                      <w:bCs/>
+                    </w:rPr>
+                    <w:drawing>
+                      <wp:inline distT="0" distB="0" distL="0" distR="0" wp14:anchorId="16C33A8D" wp14:editId="1EE9C387">
+                        <wp:extent cx="3815625" cy="1380237"/>
+                        <wp:effectExtent l="0" t="0" r="0" b="0"/>
+                        <wp:docPr id="890986560" name="Picture 1"/>
+                        <wp:cNvGraphicFramePr>
+                          <a:graphicFrameLocks xmlns:a="http://schemas.openxmlformats.org/drawingml/2006/main" noChangeAspect="1"/>
+                        </wp:cNvGraphicFramePr>
+                        <a:graphic xmlns:a="http://schemas.openxmlformats.org/drawingml/2006/main">
+                          <a:graphicData uri="http://schemas.openxmlformats.org/drawingml/2006/picture">
+                            <pic:pic xmlns:pic="http://schemas.openxmlformats.org/drawingml/2006/picture">
+                              <pic:nvPicPr>
+                                <pic:cNvPr id="890986560" name=""/>
+                                <pic:cNvPicPr/>
+                              </pic:nvPicPr>
+                              <pic:blipFill>
+                                <a:blip r:embed="rId22"/>
+                                <a:stretch>
+                                  <a:fillRect/>
+                                </a:stretch>
+                              </pic:blipFill>
+                              <pic:spPr>
+                                <a:xfrm>
+                                  <a:off x="0" y="0"/>
+                                  <a:ext cx="3834567" cy="1387089"/>
+                                </a:xfrm>
+                                <a:prstGeom prst="rect">
+                                  <a:avLst/>
+                                </a:prstGeom>
+                              </pic:spPr>
+                            </pic:pic>
+                          </a:graphicData>
+                        </a:graphic>
+                      </wp:inline>
+                    </w:drawing>
+                  </w:r>
+                </w:p>
+              </w:tc>
+            </w:tr>
+            <w:tr>
+              <w:tc>
+                <w:tcPr>
+                  <w:tcW w:w="1883" w:type="dxa"/>
+                </w:tcPr>
+                <w:p>
+                  <w:pPr>
+                    <w:rPr>
+                      <w:b/>
+                      <w:bCs/>
+                    </w:rPr>
+                  </w:pPr>
+                  <w:r>
+                    <w:rPr>
+                      <w:b/>
+                      <w:bCs/>
+                    </w:rPr>
+                    <w:t>Create table:</w:t>
+                  </w:r>
+                </w:p>
+              </w:tc>
+              <w:tc>
+                <w:tcPr>
+                  <w:tcW w:w="5935" w:type="dxa"/>
+                </w:tcPr>
+                <w:p>
+                  <w:r>
+                    <w:t>USE voting_db;</w:t>
                   </w:r>
                 </w:p>
                 <w:p/>
@@ -2334,15 +3186,7 @@
                 </w:p>
                 <w:p>
                   <w:r>
-                    <w:t xml:space="preserve">party </w:t>
-                  </w:r>
-                  <w:proofErr w:type="gramStart"/>
-                  <w:r>
-                    <w:t>VARCHAR(</w:t>
-                  </w:r>
-                  <w:proofErr w:type="gramEnd"/>
-                  <w:r>
-                    <w:t>50)</w:t>
+                    <w:t>party VARCHAR(50)</w:t>
                   </w:r>
                 </w:p>
                 <w:p>
@@ -2350,25 +3194,113 @@
                     <w:t>);</w:t>
                   </w:r>
                 </w:p>
+                <w:p>
+                  <w:r>
+                    <w:drawing>
+                      <wp:inline distT="0" distB="0" distL="0" distR="0" wp14:anchorId="6F20B75F" wp14:editId="514E6780">
+                        <wp:extent cx="2688771" cy="1243195"/>
+                        <wp:effectExtent l="0" t="0" r="0" b="0"/>
+                        <wp:docPr id="602952309" name="Picture 1"/>
+                        <wp:cNvGraphicFramePr>
+                          <a:graphicFrameLocks xmlns:a="http://schemas.openxmlformats.org/drawingml/2006/main" noChangeAspect="1"/>
+                        </wp:cNvGraphicFramePr>
+                        <a:graphic xmlns:a="http://schemas.openxmlformats.org/drawingml/2006/main">
+                          <a:graphicData uri="http://schemas.openxmlformats.org/drawingml/2006/picture">
+                            <pic:pic xmlns:pic="http://schemas.openxmlformats.org/drawingml/2006/picture">
+                              <pic:nvPicPr>
+                                <pic:cNvPr id="602952309" name=""/>
+                                <pic:cNvPicPr/>
+                              </pic:nvPicPr>
+                              <pic:blipFill>
+                                <a:blip r:embed="rId23"/>
+                                <a:stretch>
+                                  <a:fillRect/>
+                                </a:stretch>
+                              </pic:blipFill>
+                              <pic:spPr>
+                                <a:xfrm>
+                                  <a:off x="0" y="0"/>
+                                  <a:ext cx="2697982" cy="1247454"/>
+                                </a:xfrm>
+                                <a:prstGeom prst="rect">
+                                  <a:avLst/>
+                                </a:prstGeom>
+                              </pic:spPr>
+                            </pic:pic>
+                          </a:graphicData>
+                        </a:graphic>
+                      </wp:inline>
+                    </w:drawing>
+                  </w:r>
+                </w:p>
               </w:tc>
             </w:tr>
           </w:tbl>
+          <w:p>
+            <w:pPr>
+              <w:rPr>
+                <w:b/>
+                <w:bCs/>
+              </w:rPr>
+            </w:pPr>
+          </w:p>
+          <w:p>
+            <w:pPr>
+              <w:rPr>
+                <w:b/>
+                <w:bCs/>
+              </w:rPr>
+            </w:pPr>
+          </w:p>
           <w:p/>
         </w:tc>
       </w:tr>
       <w:tr>
         <w:tc>
           <w:tcPr>
-            <w:tcW w:w="9016" w:type="dxa"/>
-            <w:gridSpan w:val="2"/>
+            <w:tcW w:w="972" w:type="dxa"/>
           </w:tcPr>
           <w:p>
+            <w:pPr>
+              <w:rPr>
+                <w:b/>
+                <w:bCs/>
+              </w:rPr>
+            </w:pPr>
+            <w:r>
+              <w:rPr>
+                <w:b/>
+                <w:bCs/>
+              </w:rPr>
+              <w:lastRenderedPageBreak/>
+              <w:t>Scale the Web Service (Swarm advantage)</w:t>
+            </w:r>
+          </w:p>
+          <w:p>
+            <w:pPr>
+              <w:rPr>
+                <w:b/>
+                <w:bCs/>
+              </w:rPr>
+            </w:pPr>
+          </w:p>
+        </w:tc>
+        <w:tc>
+          <w:tcPr>
+            <w:tcW w:w="8044" w:type="dxa"/>
+          </w:tcPr>
+          <w:p>
+            <w:r>
+              <w:t>docker service scale voting-web=3</w:t>
+            </w:r>
+          </w:p>
+          <w:p>
             <w:r>
               <w:drawing>
-                <wp:inline distT="0" distB="0" distL="0" distR="0" wp14:anchorId="2162FEF7" wp14:editId="6DDC0D03">
-                  <wp:extent cx="5731510" cy="2479040"/>
-                  <wp:effectExtent l="0" t="0" r="2540" b="0"/>
-                  <wp:docPr id="900511270" name="Picture 1"/>
+                <wp:inline distT="0" distB="0" distL="0" distR="0" wp14:anchorId="04AE1CE5" wp14:editId="7B39F079">
+                  <wp:extent cx="3804739" cy="855286"/>
+                  <wp:effectExtent l="0" t="0" r="5715" b="2540"/>
+                  <wp:docPr id="388538311" name="Picture 1"/>
                   <wp:cNvGraphicFramePr>
                     <a:graphicFrameLocks xmlns:a="http://schemas.openxmlformats.org/drawingml/2006/main" noChangeAspect="1"/>
                   </wp:cNvGraphicFramePr>
@@ -2376,11 +3308,11 @@
                     <a:graphicData uri="http://schemas.openxmlformats.org/drawingml/2006/picture">
                       <pic:pic xmlns:pic="http://schemas.openxmlformats.org/drawingml/2006/picture">
                         <pic:nvPicPr>
-                          <pic:cNvPr id="900511270" name=""/>
+                          <pic:cNvPr id="388538311" name=""/>
                           <pic:cNvPicPr/>
                         </pic:nvPicPr>
                         <pic:blipFill>
-                          <a:blip r:embed="rId10"/>
+                          <a:blip r:embed="rId24"/>
                           <a:stretch>
                             <a:fillRect/>
                           </a:stretch>
@@ -2388,7 +3320,7 @@
                         <pic:spPr>
                           <a:xfrm>
                             <a:off x="0" y="0"/>
-                            <a:ext cx="5731510" cy="2479040"/>
+                            <a:ext cx="3838824" cy="862948"/>
                           </a:xfrm>
                           <a:prstGeom prst="rect">
                             <a:avLst/>
@@ -2406,7 +3338,7 @@
       <w:tr>
         <w:tc>
           <w:tcPr>
-            <w:tcW w:w="1232" w:type="dxa"/>
+            <w:tcW w:w="972" w:type="dxa"/>
           </w:tcPr>
           <w:p>
             <w:pPr>
@@ -2420,34 +3352,26 @@
                 <w:b/>
                 <w:bCs/>
               </w:rPr>
-              <w:t>Scale the Web Service (Swarm advantage)</w:t>
-            </w:r>
-          </w:p>
-          <w:p>
-            <w:pPr>
-              <w:rPr>
-                <w:b/>
-                <w:bCs/>
-              </w:rPr>
-            </w:pPr>
+              <w:t>Access web stie</w:t>
+            </w:r>
           </w:p>
         </w:tc>
         <w:tc>
           <w:tcPr>
-            <w:tcW w:w="7784" w:type="dxa"/>
+            <w:tcW w:w="8044" w:type="dxa"/>
           </w:tcPr>
           <w:p>
             <w:r>
-              <w:t>docker service scale voting-web=3</w:t>
+              <w:t>http://13.201.36.209:8080/</w:t>
             </w:r>
           </w:p>
           <w:p>
             <w:r>
               <w:drawing>
-                <wp:inline distT="0" distB="0" distL="0" distR="0" wp14:anchorId="15033FBC" wp14:editId="345E594F">
-                  <wp:extent cx="3891824" cy="1074930"/>
+                <wp:inline distT="0" distB="0" distL="0" distR="0" wp14:anchorId="500313F5" wp14:editId="0D61D318">
+                  <wp:extent cx="4724913" cy="1300843"/>
                   <wp:effectExtent l="0" t="0" r="0" b="0"/>
-                  <wp:docPr id="707069391" name="Picture 1"/>
+                  <wp:docPr id="2075457584" name="Picture 1"/>
                   <wp:cNvGraphicFramePr>
                     <a:graphicFrameLocks xmlns:a="http://schemas.openxmlformats.org/drawingml/2006/main" noChangeAspect="1"/>
                   </wp:cNvGraphicFramePr>
@@ -2455,11 +3379,11 @@
                     <a:graphicData uri="http://schemas.openxmlformats.org/drawingml/2006/picture">
                       <pic:pic xmlns:pic="http://schemas.openxmlformats.org/drawingml/2006/picture">
                         <pic:nvPicPr>
-                          <pic:cNvPr id="707069391" name=""/>
+                          <pic:cNvPr id="2075457584" name=""/>
                           <pic:cNvPicPr/>
                         </pic:nvPicPr>
                         <pic:blipFill>
-                          <a:blip r:embed="rId11"/>
+                          <a:blip r:embed="rId25"/>
                           <a:stretch>
                             <a:fillRect/>
                           </a:stretch>
@@ -2467,7 +3391,251 @@
                         <pic:spPr>
                           <a:xfrm>
                             <a:off x="0" y="0"/>
-                            <a:ext cx="3901568" cy="1077621"/>
+                            <a:ext cx="4733582" cy="1303230"/>
+                          </a:xfrm>
+                          <a:prstGeom prst="rect">
+                            <a:avLst/>
+                          </a:prstGeom>
+                        </pic:spPr>
+                      </pic:pic>
+                    </a:graphicData>
+                  </a:graphic>
+                </wp:inline>
+              </w:drawing>
+            </w:r>
+          </w:p>
+        </w:tc>
+      </w:tr>
+      <w:tr>
+        <w:tc>
+          <w:tcPr>
+            <w:tcW w:w="972" w:type="dxa"/>
+          </w:tcPr>
+          <w:p>
+            <w:pPr>
+              <w:rPr>
+                <w:b/>
+                <w:bCs/>
+              </w:rPr>
+            </w:pPr>
+            <w:r>
+              <w:rPr>
+                <w:b/>
+                <w:bCs/>
+              </w:rPr>
+              <w:t>Docker Visualiszer</w:t>
+            </w:r>
+          </w:p>
+        </w:tc>
+        <w:tc>
+          <w:tcPr>
+            <w:tcW w:w="8044" w:type="dxa"/>
+          </w:tcPr>
+          <w:p>
+            <w:r>
+              <w:t>Docker Visualizer does not communicate over container networks</w:t>
+            </w:r>
+            <w:r>
+              <w:t>.</w:t>
+            </w:r>
+          </w:p>
+          <w:p>
+            <w:r>
+              <w:t xml:space="preserve">It reads </w:t>
+            </w:r>
+            <w:r>
+              <w:t>Docker data via:</w:t>
+            </w:r>
+          </w:p>
+          <w:p>
+            <w:r>
+              <w:t>/var/run/docker.sock</w:t>
+            </w:r>
+          </w:p>
+        </w:tc>
+      </w:tr>
+      <w:tr>
+        <w:tc>
+          <w:tcPr>
+            <w:tcW w:w="972" w:type="dxa"/>
+          </w:tcPr>
+          <w:p>
+            <w:pPr>
+              <w:rPr>
+                <w:b/>
+                <w:bCs/>
+              </w:rPr>
+            </w:pPr>
+            <w:r>
+              <w:rPr>
+                <w:b/>
+                <w:bCs/>
+              </w:rPr>
+              <w:t>Deploy Docker Visualizer as a service</w:t>
+            </w:r>
+          </w:p>
+        </w:tc>
+        <w:tc>
+          <w:tcPr>
+            <w:tcW w:w="8044" w:type="dxa"/>
+          </w:tcPr>
+          <w:p>
+            <w:r>
+              <w:t>docker service create \</w:t>
+            </w:r>
+          </w:p>
+          <w:p>
+            <w:r>
+              <w:t xml:space="preserve">  --name=visualizer \</w:t>
+            </w:r>
+          </w:p>
+          <w:p>
+            <w:r>
+              <w:t xml:space="preserve">  --publish=</w:t>
+            </w:r>
+            <w:r>
+              <w:t>9</w:t>
+            </w:r>
+            <w:r>
+              <w:t>0</w:t>
+            </w:r>
+            <w:r>
+              <w:t>9</w:t>
+            </w:r>
+            <w:r>
+              <w:t>0:</w:t>
+            </w:r>
+            <w:r>
+              <w:t>8</w:t>
+            </w:r>
+            <w:r>
+              <w:t>0</w:t>
+            </w:r>
+            <w:r>
+              <w:t>8</w:t>
+            </w:r>
+            <w:r>
+              <w:t>0 \</w:t>
+            </w:r>
+          </w:p>
+          <w:p>
+            <w:r>
+              <w:t xml:space="preserve">  --constraint=node.role==manager \</w:t>
+            </w:r>
+          </w:p>
+          <w:p>
+            <w:r>
+              <w:t xml:space="preserve">  --mount type=bind,src=/var/run/docker.sock,dst=/var/run/docker.sock \</w:t>
+            </w:r>
+          </w:p>
+          <w:p>
+            <w:r>
+              <w:t xml:space="preserve">  dockersamples/visualizer</w:t>
+            </w:r>
+          </w:p>
+          <w:p>
+            <w:r>
+              <w:drawing>
+                <wp:inline distT="0" distB="0" distL="0" distR="0" wp14:anchorId="592A28D1" wp14:editId="074E7A04">
+                  <wp:extent cx="4534082" cy="1392475"/>
+                  <wp:effectExtent l="0" t="0" r="0" b="0"/>
+                  <wp:docPr id="1647027498" name="Picture 1"/>
+                  <wp:cNvGraphicFramePr>
+                    <a:graphicFrameLocks xmlns:a="http://schemas.openxmlformats.org/drawingml/2006/main" noChangeAspect="1"/>
+                  </wp:cNvGraphicFramePr>
+                  <a:graphic xmlns:a="http://schemas.openxmlformats.org/drawingml/2006/main">
+                    <a:graphicData uri="http://schemas.openxmlformats.org/drawingml/2006/picture">
+                      <pic:pic xmlns:pic="http://schemas.openxmlformats.org/drawingml/2006/picture">
+                        <pic:nvPicPr>
+                          <pic:cNvPr id="1647027498" name=""/>
+                          <pic:cNvPicPr/>
+                        </pic:nvPicPr>
+                        <pic:blipFill>
+                          <a:blip r:embed="rId26"/>
+                          <a:stretch>
+                            <a:fillRect/>
+                          </a:stretch>
+                        </pic:blipFill>
+                        <pic:spPr>
+                          <a:xfrm>
+                            <a:off x="0" y="0"/>
+                            <a:ext cx="4548304" cy="1396843"/>
+                          </a:xfrm>
+                          <a:prstGeom prst="rect">
+                            <a:avLst/>
+                          </a:prstGeom>
+                        </pic:spPr>
+                      </pic:pic>
+                    </a:graphicData>
+                  </a:graphic>
+                </wp:inline>
+              </w:drawing>
+            </w:r>
+          </w:p>
+        </w:tc>
+      </w:tr>
+      <w:tr>
+        <w:tc>
+          <w:tcPr>
+            <w:tcW w:w="972" w:type="dxa"/>
+          </w:tcPr>
+          <w:p>
+            <w:pPr>
+              <w:rPr>
+                <w:b/>
+                <w:bCs/>
+              </w:rPr>
+            </w:pPr>
+            <w:r>
+              <w:rPr>
+                <w:b/>
+                <w:bCs/>
+              </w:rPr>
+              <w:t>Access visualiser</w:t>
+            </w:r>
+          </w:p>
+        </w:tc>
+        <w:tc>
+          <w:tcPr>
+            <w:tcW w:w="8044" w:type="dxa"/>
+          </w:tcPr>
+          <w:p>
+            <w:hyperlink r:id="rId27" w:history="1">
+              <w:r>
+                <w:rPr>
+                  <w:rStyle w:val="Hyperlink"/>
+                </w:rPr>
+                <w:t>http://13.201.36.209:9090/</w:t>
+              </w:r>
+            </w:hyperlink>
+          </w:p>
+          <w:p>
+            <w:r>
+              <w:drawing>
+                <wp:inline distT="0" distB="0" distL="0" distR="0" wp14:anchorId="3E41B94D" wp14:editId="4201794B">
+                  <wp:extent cx="4375065" cy="2258786"/>
+                  <wp:effectExtent l="0" t="0" r="6985" b="8255"/>
+                  <wp:docPr id="1986564467" name="Picture 1"/>
+                  <wp:cNvGraphicFramePr>
+                    <a:graphicFrameLocks xmlns:a="http://schemas.openxmlformats.org/drawingml/2006/main" noChangeAspect="1"/>
+                  </wp:cNvGraphicFramePr>
+                  <a:graphic xmlns:a="http://schemas.openxmlformats.org/drawingml/2006/main">
+                    <a:graphicData uri="http://schemas.openxmlformats.org/drawingml/2006/picture">
+                      <pic:pic xmlns:pic="http://schemas.openxmlformats.org/drawingml/2006/picture">
+                        <pic:nvPicPr>
+                          <pic:cNvPr id="1986564467" name=""/>
+                          <pic:cNvPicPr/>
+                        </pic:nvPicPr>
+                        <pic:blipFill>
+                          <a:blip r:embed="rId28"/>
+                          <a:stretch>
+                            <a:fillRect/>
+                          </a:stretch>
+                        </pic:blipFill>
+                        <pic:spPr>
+                          <a:xfrm>
+                            <a:off x="0" y="0"/>
+                            <a:ext cx="4381877" cy="2262303"/>
                           </a:xfrm>
                           <a:prstGeom prst="rect">
                             <a:avLst/>
@@ -2601,6 +3769,7 @@
             </w:pPr>
             <w:r>
               <w:rPr>
+                <w:noProof/>
                 <w:lang w:val="en-US"/>
               </w:rPr>
               <w:drawing>
@@ -2619,7 +3788,7 @@
                           <pic:cNvPicPr/>
                         </pic:nvPicPr>
                         <pic:blipFill>
-                          <a:blip r:embed="rId12"/>
+                          <a:blip r:embed="rId29"/>
                           <a:stretch>
                             <a:fillRect/>
                           </a:stretch>
@@ -2673,6 +3842,7 @@
             </w:pPr>
             <w:r>
               <w:rPr>
+                <w:noProof/>
                 <w:lang w:val="en-US"/>
               </w:rPr>
               <w:drawing>
@@ -2691,7 +3861,7 @@
                           <pic:cNvPicPr/>
                         </pic:nvPicPr>
                         <pic:blipFill>
-                          <a:blip r:embed="rId13"/>
+                          <a:blip r:embed="rId30"/>
                           <a:stretch>
                             <a:fillRect/>
                           </a:stretch>
@@ -2780,6 +3950,7 @@
             </w:pPr>
             <w:r>
               <w:rPr>
+                <w:noProof/>
                 <w:lang w:val="en-US"/>
               </w:rPr>
               <w:drawing>
@@ -2798,7 +3969,7 @@
                           <pic:cNvPicPr/>
                         </pic:nvPicPr>
                         <pic:blipFill>
-                          <a:blip r:embed="rId14"/>
+                          <a:blip r:embed="rId31"/>
                           <a:stretch>
                             <a:fillRect/>
                           </a:stretch>
@@ -2931,7 +4102,6 @@
                 <w:lang w:val="en-US"/>
               </w:rPr>
             </w:pPr>
-            <w:proofErr w:type="spellStart"/>
             <w:r>
               <w:rPr>
                 <w:rFonts w:ascii="Bahnschrift" w:hAnsi="Bahnschrift"/>
@@ -2941,7 +4111,6 @@
               </w:rPr>
               <w:t>db.php</w:t>
             </w:r>
-            <w:proofErr w:type="spellEnd"/>
           </w:p>
         </w:tc>
         <w:tc>
@@ -2964,67 +4133,36 @@
                 <w:szCs w:val="18"/>
                 <w:lang w:val="en-US"/>
               </w:rPr>
-              <w:t>&lt;?</w:t>
-            </w:r>
-            <w:proofErr w:type="spellStart"/>
-            <w:r>
-              <w:rPr>
-                <w:rFonts w:ascii="Bahnschrift" w:hAnsi="Bahnschrift"/>
-                <w:sz w:val="18"/>
-                <w:szCs w:val="18"/>
-                <w:lang w:val="en-US"/>
-              </w:rPr>
-              <w:t>php</w:t>
-            </w:r>
-            <w:proofErr w:type="spellEnd"/>
-          </w:p>
-          <w:p>
-            <w:pPr>
-              <w:rPr>
-                <w:rFonts w:ascii="Bahnschrift" w:hAnsi="Bahnschrift"/>
-                <w:sz w:val="18"/>
-                <w:szCs w:val="18"/>
-                <w:lang w:val="en-US"/>
-              </w:rPr>
-            </w:pPr>
-          </w:p>
-          <w:p>
-            <w:pPr>
-              <w:rPr>
-                <w:rFonts w:ascii="Bahnschrift" w:hAnsi="Bahnschrift"/>
-                <w:sz w:val="18"/>
-                <w:szCs w:val="18"/>
-                <w:lang w:val="en-US"/>
-              </w:rPr>
-            </w:pPr>
-            <w:r>
-              <w:rPr>
-                <w:rFonts w:ascii="Bahnschrift" w:hAnsi="Bahnschrift"/>
-                <w:sz w:val="18"/>
-                <w:szCs w:val="18"/>
-                <w:lang w:val="en-US"/>
-              </w:rPr>
-              <w:t>$host = "voting-</w:t>
-            </w:r>
-            <w:proofErr w:type="spellStart"/>
-            <w:r>
-              <w:rPr>
-                <w:rFonts w:ascii="Bahnschrift" w:hAnsi="Bahnschrift"/>
-                <w:sz w:val="18"/>
-                <w:szCs w:val="18"/>
-                <w:lang w:val="en-US"/>
-              </w:rPr>
-              <w:t>mysql</w:t>
-            </w:r>
-            <w:proofErr w:type="spellEnd"/>
-            <w:r>
-              <w:rPr>
-                <w:rFonts w:ascii="Bahnschrift" w:hAnsi="Bahnschrift"/>
-                <w:sz w:val="18"/>
-                <w:szCs w:val="18"/>
-                <w:lang w:val="en-US"/>
-              </w:rPr>
-              <w:t>";</w:t>
+              <w:t>&lt;?php</w:t>
+            </w:r>
+          </w:p>
+          <w:p>
+            <w:pPr>
+              <w:rPr>
+                <w:rFonts w:ascii="Bahnschrift" w:hAnsi="Bahnschrift"/>
+                <w:sz w:val="18"/>
+                <w:szCs w:val="18"/>
+                <w:lang w:val="en-US"/>
+              </w:rPr>
+            </w:pPr>
+          </w:p>
+          <w:p>
+            <w:pPr>
+              <w:rPr>
+                <w:rFonts w:ascii="Bahnschrift" w:hAnsi="Bahnschrift"/>
+                <w:sz w:val="18"/>
+                <w:szCs w:val="18"/>
+                <w:lang w:val="en-US"/>
+              </w:rPr>
+            </w:pPr>
+            <w:r>
+              <w:rPr>
+                <w:rFonts w:ascii="Bahnschrift" w:hAnsi="Bahnschrift"/>
+                <w:sz w:val="18"/>
+                <w:szCs w:val="18"/>
+                <w:lang w:val="en-US"/>
+              </w:rPr>
+              <w:t>$host = "voting-mysql";</w:t>
             </w:r>
           </w:p>
           <w:p>
@@ -3081,235 +4219,84 @@
                 <w:szCs w:val="18"/>
                 <w:lang w:val="en-US"/>
               </w:rPr>
-              <w:t>$database = "</w:t>
-            </w:r>
-            <w:proofErr w:type="spellStart"/>
-            <w:r>
-              <w:rPr>
-                <w:rFonts w:ascii="Bahnschrift" w:hAnsi="Bahnschrift"/>
-                <w:sz w:val="18"/>
-                <w:szCs w:val="18"/>
-                <w:lang w:val="en-US"/>
-              </w:rPr>
-              <w:t>voting_db</w:t>
-            </w:r>
-            <w:proofErr w:type="spellEnd"/>
-            <w:r>
-              <w:rPr>
-                <w:rFonts w:ascii="Bahnschrift" w:hAnsi="Bahnschrift"/>
-                <w:sz w:val="18"/>
-                <w:szCs w:val="18"/>
-                <w:lang w:val="en-US"/>
-              </w:rPr>
-              <w:t>";</w:t>
-            </w:r>
-          </w:p>
-          <w:p>
-            <w:pPr>
-              <w:rPr>
-                <w:rFonts w:ascii="Bahnschrift" w:hAnsi="Bahnschrift"/>
-                <w:sz w:val="18"/>
-                <w:szCs w:val="18"/>
-                <w:lang w:val="en-US"/>
-              </w:rPr>
-            </w:pPr>
-          </w:p>
-          <w:p>
-            <w:pPr>
-              <w:rPr>
-                <w:rFonts w:ascii="Bahnschrift" w:hAnsi="Bahnschrift"/>
-                <w:sz w:val="18"/>
-                <w:szCs w:val="18"/>
-                <w:lang w:val="en-US"/>
-              </w:rPr>
-            </w:pPr>
-            <w:r>
-              <w:rPr>
-                <w:rFonts w:ascii="Bahnschrift" w:hAnsi="Bahnschrift"/>
-                <w:sz w:val="18"/>
-                <w:szCs w:val="18"/>
-                <w:lang w:val="en-US"/>
-              </w:rPr>
-              <w:t xml:space="preserve">$conn = new </w:t>
-            </w:r>
-            <w:proofErr w:type="spellStart"/>
-            <w:r>
-              <w:rPr>
-                <w:rFonts w:ascii="Bahnschrift" w:hAnsi="Bahnschrift"/>
-                <w:sz w:val="18"/>
-                <w:szCs w:val="18"/>
-                <w:lang w:val="en-US"/>
-              </w:rPr>
-              <w:t>mysqli</w:t>
-            </w:r>
-            <w:proofErr w:type="spellEnd"/>
-            <w:r>
-              <w:rPr>
-                <w:rFonts w:ascii="Bahnschrift" w:hAnsi="Bahnschrift"/>
-                <w:sz w:val="18"/>
-                <w:szCs w:val="18"/>
-                <w:lang w:val="en-US"/>
-              </w:rPr>
-              <w:t>($</w:t>
-            </w:r>
-            <w:proofErr w:type="spellStart"/>
-            <w:proofErr w:type="gramStart"/>
-            <w:r>
-              <w:rPr>
-                <w:rFonts w:ascii="Bahnschrift" w:hAnsi="Bahnschrift"/>
-                <w:sz w:val="18"/>
-                <w:szCs w:val="18"/>
-                <w:lang w:val="en-US"/>
-              </w:rPr>
-              <w:t>host,$user,$password,$</w:t>
-            </w:r>
-            <w:proofErr w:type="gramEnd"/>
-            <w:r>
-              <w:rPr>
-                <w:rFonts w:ascii="Bahnschrift" w:hAnsi="Bahnschrift"/>
-                <w:sz w:val="18"/>
-                <w:szCs w:val="18"/>
-                <w:lang w:val="en-US"/>
-              </w:rPr>
-              <w:t>database</w:t>
-            </w:r>
-            <w:proofErr w:type="spellEnd"/>
-            <w:r>
-              <w:rPr>
-                <w:rFonts w:ascii="Bahnschrift" w:hAnsi="Bahnschrift"/>
-                <w:sz w:val="18"/>
-                <w:szCs w:val="18"/>
-                <w:lang w:val="en-US"/>
-              </w:rPr>
-              <w:t>);</w:t>
-            </w:r>
-          </w:p>
-          <w:p>
-            <w:pPr>
-              <w:rPr>
-                <w:rFonts w:ascii="Bahnschrift" w:hAnsi="Bahnschrift"/>
-                <w:sz w:val="18"/>
-                <w:szCs w:val="18"/>
-                <w:lang w:val="en-US"/>
-              </w:rPr>
-            </w:pPr>
-          </w:p>
-          <w:p>
-            <w:pPr>
-              <w:rPr>
-                <w:rFonts w:ascii="Bahnschrift" w:hAnsi="Bahnschrift"/>
-                <w:sz w:val="18"/>
-                <w:szCs w:val="18"/>
-                <w:lang w:val="en-US"/>
-              </w:rPr>
-            </w:pPr>
-            <w:r>
-              <w:rPr>
-                <w:rFonts w:ascii="Bahnschrift" w:hAnsi="Bahnschrift"/>
-                <w:sz w:val="18"/>
-                <w:szCs w:val="18"/>
-                <w:lang w:val="en-US"/>
-              </w:rPr>
-              <w:t>if ($conn-&gt;</w:t>
-            </w:r>
-            <w:proofErr w:type="spellStart"/>
-            <w:r>
-              <w:rPr>
-                <w:rFonts w:ascii="Bahnschrift" w:hAnsi="Bahnschrift"/>
-                <w:sz w:val="18"/>
-                <w:szCs w:val="18"/>
-                <w:lang w:val="en-US"/>
-              </w:rPr>
-              <w:t>connect_error</w:t>
-            </w:r>
-            <w:proofErr w:type="spellEnd"/>
-            <w:r>
-              <w:rPr>
-                <w:rFonts w:ascii="Bahnschrift" w:hAnsi="Bahnschrift"/>
-                <w:sz w:val="18"/>
-                <w:szCs w:val="18"/>
-                <w:lang w:val="en-US"/>
-              </w:rPr>
-              <w:t>) {</w:t>
-            </w:r>
-          </w:p>
-          <w:p>
-            <w:pPr>
-              <w:rPr>
-                <w:rFonts w:ascii="Bahnschrift" w:hAnsi="Bahnschrift"/>
-                <w:sz w:val="18"/>
-                <w:szCs w:val="18"/>
-                <w:lang w:val="en-US"/>
-              </w:rPr>
-            </w:pPr>
-            <w:r>
-              <w:rPr>
-                <w:rFonts w:ascii="Bahnschrift" w:hAnsi="Bahnschrift"/>
-                <w:sz w:val="18"/>
-                <w:szCs w:val="18"/>
-                <w:lang w:val="en-US"/>
-              </w:rPr>
-              <w:t xml:space="preserve"> </w:t>
-            </w:r>
-            <w:proofErr w:type="gramStart"/>
-            <w:r>
-              <w:rPr>
-                <w:rFonts w:ascii="Bahnschrift" w:hAnsi="Bahnschrift"/>
-                <w:sz w:val="18"/>
-                <w:szCs w:val="18"/>
-                <w:lang w:val="en-US"/>
-              </w:rPr>
-              <w:t>die(</w:t>
-            </w:r>
-            <w:proofErr w:type="gramEnd"/>
-            <w:r>
-              <w:rPr>
-                <w:rFonts w:ascii="Bahnschrift" w:hAnsi="Bahnschrift"/>
-                <w:sz w:val="18"/>
-                <w:szCs w:val="18"/>
-                <w:lang w:val="en-US"/>
-              </w:rPr>
-              <w:t xml:space="preserve">"Connection failed: </w:t>
-            </w:r>
-            <w:proofErr w:type="gramStart"/>
-            <w:r>
-              <w:rPr>
-                <w:rFonts w:ascii="Bahnschrift" w:hAnsi="Bahnschrift"/>
-                <w:sz w:val="18"/>
-                <w:szCs w:val="18"/>
-                <w:lang w:val="en-US"/>
-              </w:rPr>
-              <w:t>" .</w:t>
-            </w:r>
-            <w:proofErr w:type="gramEnd"/>
-            <w:r>
-              <w:rPr>
-                <w:rFonts w:ascii="Bahnschrift" w:hAnsi="Bahnschrift"/>
-                <w:sz w:val="18"/>
-                <w:szCs w:val="18"/>
-                <w:lang w:val="en-US"/>
-              </w:rPr>
-              <w:t xml:space="preserve"> $conn-&gt;</w:t>
-            </w:r>
-            <w:proofErr w:type="spellStart"/>
-            <w:r>
-              <w:rPr>
-                <w:rFonts w:ascii="Bahnschrift" w:hAnsi="Bahnschrift"/>
-                <w:sz w:val="18"/>
-                <w:szCs w:val="18"/>
-                <w:lang w:val="en-US"/>
-              </w:rPr>
-              <w:t>connect_error</w:t>
-            </w:r>
-            <w:proofErr w:type="spellEnd"/>
-            <w:r>
-              <w:rPr>
-                <w:rFonts w:ascii="Bahnschrift" w:hAnsi="Bahnschrift"/>
-                <w:sz w:val="18"/>
-                <w:szCs w:val="18"/>
-                <w:lang w:val="en-US"/>
-              </w:rPr>
-              <w:t>);</w:t>
+              <w:t>$database = "voting_db";</w:t>
+            </w:r>
+          </w:p>
+          <w:p>
+            <w:pPr>
+              <w:rPr>
+                <w:rFonts w:ascii="Bahnschrift" w:hAnsi="Bahnschrift"/>
+                <w:sz w:val="18"/>
+                <w:szCs w:val="18"/>
+                <w:lang w:val="en-US"/>
+              </w:rPr>
+            </w:pPr>
+          </w:p>
+          <w:p>
+            <w:pPr>
+              <w:rPr>
+                <w:rFonts w:ascii="Bahnschrift" w:hAnsi="Bahnschrift"/>
+                <w:sz w:val="18"/>
+                <w:szCs w:val="18"/>
+                <w:lang w:val="en-US"/>
+              </w:rPr>
+            </w:pPr>
+            <w:r>
+              <w:rPr>
+                <w:rFonts w:ascii="Bahnschrift" w:hAnsi="Bahnschrift"/>
+                <w:sz w:val="18"/>
+                <w:szCs w:val="18"/>
+                <w:lang w:val="en-US"/>
+              </w:rPr>
+              <w:t>$conn = new mysqli($host,$user,$password,$database);</w:t>
+            </w:r>
+          </w:p>
+          <w:p>
+            <w:pPr>
+              <w:rPr>
+                <w:rFonts w:ascii="Bahnschrift" w:hAnsi="Bahnschrift"/>
+                <w:sz w:val="18"/>
+                <w:szCs w:val="18"/>
+                <w:lang w:val="en-US"/>
+              </w:rPr>
+            </w:pPr>
+          </w:p>
+          <w:p>
+            <w:pPr>
+              <w:rPr>
+                <w:rFonts w:ascii="Bahnschrift" w:hAnsi="Bahnschrift"/>
+                <w:sz w:val="18"/>
+                <w:szCs w:val="18"/>
+                <w:lang w:val="en-US"/>
+              </w:rPr>
+            </w:pPr>
+            <w:r>
+              <w:rPr>
+                <w:rFonts w:ascii="Bahnschrift" w:hAnsi="Bahnschrift"/>
+                <w:sz w:val="18"/>
+                <w:szCs w:val="18"/>
+                <w:lang w:val="en-US"/>
+              </w:rPr>
+              <w:t>if ($conn-&gt;connect_error) {</w:t>
+            </w:r>
+          </w:p>
+          <w:p>
+            <w:pPr>
+              <w:rPr>
+                <w:rFonts w:ascii="Bahnschrift" w:hAnsi="Bahnschrift"/>
+                <w:sz w:val="18"/>
+                <w:szCs w:val="18"/>
+                <w:lang w:val="en-US"/>
+              </w:rPr>
+            </w:pPr>
+            <w:r>
+              <w:rPr>
+                <w:rFonts w:ascii="Bahnschrift" w:hAnsi="Bahnschrift"/>
+                <w:sz w:val="18"/>
+                <w:szCs w:val="18"/>
+                <w:lang w:val="en-US"/>
+              </w:rPr>
+              <w:t xml:space="preserve"> die("Connection failed: " . $conn-&gt;connect_error);</w:t>
             </w:r>
           </w:p>
           <w:p>
@@ -3483,47 +4470,7 @@
                 <w:szCs w:val="18"/>
                 <w:lang w:val="en-US"/>
               </w:rPr>
-              <w:t xml:space="preserve">&lt;link </w:t>
-            </w:r>
-            <w:proofErr w:type="spellStart"/>
-            <w:r>
-              <w:rPr>
-                <w:rFonts w:ascii="Bahnschrift" w:hAnsi="Bahnschrift"/>
-                <w:sz w:val="18"/>
-                <w:szCs w:val="18"/>
-                <w:lang w:val="en-US"/>
-              </w:rPr>
-              <w:t>rel</w:t>
-            </w:r>
-            <w:proofErr w:type="spellEnd"/>
-            <w:r>
-              <w:rPr>
-                <w:rFonts w:ascii="Bahnschrift" w:hAnsi="Bahnschrift"/>
-                <w:sz w:val="18"/>
-                <w:szCs w:val="18"/>
-                <w:lang w:val="en-US"/>
-              </w:rPr>
-              <w:t xml:space="preserve">="stylesheet" </w:t>
-            </w:r>
-            <w:proofErr w:type="spellStart"/>
-            <w:r>
-              <w:rPr>
-                <w:rFonts w:ascii="Bahnschrift" w:hAnsi="Bahnschrift"/>
-                <w:sz w:val="18"/>
-                <w:szCs w:val="18"/>
-                <w:lang w:val="en-US"/>
-              </w:rPr>
-              <w:t>href</w:t>
-            </w:r>
-            <w:proofErr w:type="spellEnd"/>
-            <w:r>
-              <w:rPr>
-                <w:rFonts w:ascii="Bahnschrift" w:hAnsi="Bahnschrift"/>
-                <w:sz w:val="18"/>
-                <w:szCs w:val="18"/>
-                <w:lang w:val="en-US"/>
-              </w:rPr>
-              <w:t>="style.css"&gt;</w:t>
+              <w:t>&lt;link rel="stylesheet" href="style.css"&gt;</w:t>
             </w:r>
           </w:p>
           <w:p>
@@ -3658,27 +4605,7 @@
                 <w:szCs w:val="18"/>
                 <w:lang w:val="en-US"/>
               </w:rPr>
-              <w:t>&lt;form action="</w:t>
-            </w:r>
-            <w:proofErr w:type="spellStart"/>
-            <w:r>
-              <w:rPr>
-                <w:rFonts w:ascii="Bahnschrift" w:hAnsi="Bahnschrift"/>
-                <w:sz w:val="18"/>
-                <w:szCs w:val="18"/>
-                <w:lang w:val="en-US"/>
-              </w:rPr>
-              <w:t>vote.php</w:t>
-            </w:r>
-            <w:proofErr w:type="spellEnd"/>
-            <w:r>
-              <w:rPr>
-                <w:rFonts w:ascii="Bahnschrift" w:hAnsi="Bahnschrift"/>
-                <w:sz w:val="18"/>
-                <w:szCs w:val="18"/>
-                <w:lang w:val="en-US"/>
-              </w:rPr>
-              <w:t>" method="POST"&gt;</w:t>
+              <w:t>&lt;form action="vote.php" method="POST"&gt;</w:t>
             </w:r>
           </w:p>
           <w:p>
@@ -3716,87 +4643,7 @@
                 <w:szCs w:val="18"/>
                 <w:lang w:val="en-US"/>
               </w:rPr>
-              <w:t>&lt;</w:t>
-            </w:r>
-            <w:proofErr w:type="spellStart"/>
-            <w:r>
-              <w:rPr>
-                <w:rFonts w:ascii="Bahnschrift" w:hAnsi="Bahnschrift"/>
-                <w:sz w:val="18"/>
-                <w:szCs w:val="18"/>
-                <w:lang w:val="en-US"/>
-              </w:rPr>
-              <w:t>img</w:t>
-            </w:r>
-            <w:proofErr w:type="spellEnd"/>
-            <w:r>
-              <w:rPr>
-                <w:rFonts w:ascii="Bahnschrift" w:hAnsi="Bahnschrift"/>
-                <w:sz w:val="18"/>
-                <w:szCs w:val="18"/>
-                <w:lang w:val="en-US"/>
-              </w:rPr>
-              <w:t xml:space="preserve"> </w:t>
-            </w:r>
-            <w:proofErr w:type="spellStart"/>
-            <w:r>
-              <w:rPr>
-                <w:rFonts w:ascii="Bahnschrift" w:hAnsi="Bahnschrift"/>
-                <w:sz w:val="18"/>
-                <w:szCs w:val="18"/>
-                <w:lang w:val="en-US"/>
-              </w:rPr>
-              <w:t>src</w:t>
-            </w:r>
-            <w:proofErr w:type="spellEnd"/>
-            <w:r>
-              <w:rPr>
-                <w:rFonts w:ascii="Bahnschrift" w:hAnsi="Bahnschrift"/>
-                <w:sz w:val="18"/>
-                <w:szCs w:val="18"/>
-                <w:lang w:val="en-US"/>
-              </w:rPr>
-              <w:t>="</w:t>
-            </w:r>
-            <w:proofErr w:type="spellStart"/>
-            <w:r>
-              <w:rPr>
-                <w:rFonts w:ascii="Bahnschrift" w:hAnsi="Bahnschrift"/>
-                <w:sz w:val="18"/>
-                <w:szCs w:val="18"/>
-                <w:lang w:val="en-US"/>
-              </w:rPr>
-              <w:t>img</w:t>
-            </w:r>
-            <w:proofErr w:type="spellEnd"/>
-            <w:r>
-              <w:rPr>
-                <w:rFonts w:ascii="Bahnschrift" w:hAnsi="Bahnschrift"/>
-                <w:sz w:val="18"/>
-                <w:szCs w:val="18"/>
-                <w:lang w:val="en-US"/>
-              </w:rPr>
-              <w:t>/party1.png"&gt;&lt;</w:t>
-            </w:r>
-            <w:proofErr w:type="spellStart"/>
-            <w:r>
-              <w:rPr>
-                <w:rFonts w:ascii="Bahnschrift" w:hAnsi="Bahnschrift"/>
-                <w:sz w:val="18"/>
-                <w:szCs w:val="18"/>
-                <w:lang w:val="en-US"/>
-              </w:rPr>
-              <w:t>br</w:t>
-            </w:r>
-            <w:proofErr w:type="spellEnd"/>
-            <w:r>
-              <w:rPr>
-                <w:rFonts w:ascii="Bahnschrift" w:hAnsi="Bahnschrift"/>
-                <w:sz w:val="18"/>
-                <w:szCs w:val="18"/>
-                <w:lang w:val="en-US"/>
-              </w:rPr>
-              <w:t>&gt;</w:t>
+              <w:t>&lt;img src="img/party1.png"&gt;&lt;br&gt;</w:t>
             </w:r>
           </w:p>
           <w:p>
@@ -3882,87 +4729,7 @@
                 <w:szCs w:val="18"/>
                 <w:lang w:val="en-US"/>
               </w:rPr>
-              <w:t>&lt;</w:t>
-            </w:r>
-            <w:proofErr w:type="spellStart"/>
-            <w:r>
-              <w:rPr>
-                <w:rFonts w:ascii="Bahnschrift" w:hAnsi="Bahnschrift"/>
-                <w:sz w:val="18"/>
-                <w:szCs w:val="18"/>
-                <w:lang w:val="en-US"/>
-              </w:rPr>
-              <w:t>img</w:t>
-            </w:r>
-            <w:proofErr w:type="spellEnd"/>
-            <w:r>
-              <w:rPr>
-                <w:rFonts w:ascii="Bahnschrift" w:hAnsi="Bahnschrift"/>
-                <w:sz w:val="18"/>
-                <w:szCs w:val="18"/>
-                <w:lang w:val="en-US"/>
-              </w:rPr>
-              <w:t xml:space="preserve"> </w:t>
-            </w:r>
-            <w:proofErr w:type="spellStart"/>
-            <w:r>
-              <w:rPr>
-                <w:rFonts w:ascii="Bahnschrift" w:hAnsi="Bahnschrift"/>
-                <w:sz w:val="18"/>
-                <w:szCs w:val="18"/>
-                <w:lang w:val="en-US"/>
-              </w:rPr>
-              <w:t>src</w:t>
-            </w:r>
-            <w:proofErr w:type="spellEnd"/>
-            <w:r>
-              <w:rPr>
-                <w:rFonts w:ascii="Bahnschrift" w:hAnsi="Bahnschrift"/>
-                <w:sz w:val="18"/>
-                <w:szCs w:val="18"/>
-                <w:lang w:val="en-US"/>
-              </w:rPr>
-              <w:t>="</w:t>
-            </w:r>
-            <w:proofErr w:type="spellStart"/>
-            <w:r>
-              <w:rPr>
-                <w:rFonts w:ascii="Bahnschrift" w:hAnsi="Bahnschrift"/>
-                <w:sz w:val="18"/>
-                <w:szCs w:val="18"/>
-                <w:lang w:val="en-US"/>
-              </w:rPr>
-              <w:t>img</w:t>
-            </w:r>
-            <w:proofErr w:type="spellEnd"/>
-            <w:r>
-              <w:rPr>
-                <w:rFonts w:ascii="Bahnschrift" w:hAnsi="Bahnschrift"/>
-                <w:sz w:val="18"/>
-                <w:szCs w:val="18"/>
-                <w:lang w:val="en-US"/>
-              </w:rPr>
-              <w:t>/party2.png"&gt;&lt;</w:t>
-            </w:r>
-            <w:proofErr w:type="spellStart"/>
-            <w:r>
-              <w:rPr>
-                <w:rFonts w:ascii="Bahnschrift" w:hAnsi="Bahnschrift"/>
-                <w:sz w:val="18"/>
-                <w:szCs w:val="18"/>
-                <w:lang w:val="en-US"/>
-              </w:rPr>
-              <w:t>br</w:t>
-            </w:r>
-            <w:proofErr w:type="spellEnd"/>
-            <w:r>
-              <w:rPr>
-                <w:rFonts w:ascii="Bahnschrift" w:hAnsi="Bahnschrift"/>
-                <w:sz w:val="18"/>
-                <w:szCs w:val="18"/>
-                <w:lang w:val="en-US"/>
-              </w:rPr>
-              <w:t>&gt;</w:t>
+              <w:t>&lt;img src="img/party2.png"&gt;&lt;br&gt;</w:t>
             </w:r>
           </w:p>
           <w:p>
@@ -4048,87 +4815,7 @@
                 <w:szCs w:val="18"/>
                 <w:lang w:val="en-US"/>
               </w:rPr>
-              <w:t>&lt;</w:t>
-            </w:r>
-            <w:proofErr w:type="spellStart"/>
-            <w:r>
-              <w:rPr>
-                <w:rFonts w:ascii="Bahnschrift" w:hAnsi="Bahnschrift"/>
-                <w:sz w:val="18"/>
-                <w:szCs w:val="18"/>
-                <w:lang w:val="en-US"/>
-              </w:rPr>
-              <w:t>img</w:t>
-            </w:r>
-            <w:proofErr w:type="spellEnd"/>
-            <w:r>
-              <w:rPr>
-                <w:rFonts w:ascii="Bahnschrift" w:hAnsi="Bahnschrift"/>
-                <w:sz w:val="18"/>
-                <w:szCs w:val="18"/>
-                <w:lang w:val="en-US"/>
-              </w:rPr>
-              <w:t xml:space="preserve"> </w:t>
-            </w:r>
-            <w:proofErr w:type="spellStart"/>
-            <w:r>
-              <w:rPr>
-                <w:rFonts w:ascii="Bahnschrift" w:hAnsi="Bahnschrift"/>
-                <w:sz w:val="18"/>
-                <w:szCs w:val="18"/>
-                <w:lang w:val="en-US"/>
-              </w:rPr>
-              <w:t>src</w:t>
-            </w:r>
-            <w:proofErr w:type="spellEnd"/>
-            <w:r>
-              <w:rPr>
-                <w:rFonts w:ascii="Bahnschrift" w:hAnsi="Bahnschrift"/>
-                <w:sz w:val="18"/>
-                <w:szCs w:val="18"/>
-                <w:lang w:val="en-US"/>
-              </w:rPr>
-              <w:t>="</w:t>
-            </w:r>
-            <w:proofErr w:type="spellStart"/>
-            <w:r>
-              <w:rPr>
-                <w:rFonts w:ascii="Bahnschrift" w:hAnsi="Bahnschrift"/>
-                <w:sz w:val="18"/>
-                <w:szCs w:val="18"/>
-                <w:lang w:val="en-US"/>
-              </w:rPr>
-              <w:t>img</w:t>
-            </w:r>
-            <w:proofErr w:type="spellEnd"/>
-            <w:r>
-              <w:rPr>
-                <w:rFonts w:ascii="Bahnschrift" w:hAnsi="Bahnschrift"/>
-                <w:sz w:val="18"/>
-                <w:szCs w:val="18"/>
-                <w:lang w:val="en-US"/>
-              </w:rPr>
-              <w:t>/party3.png"&gt;&lt;</w:t>
-            </w:r>
-            <w:proofErr w:type="spellStart"/>
-            <w:r>
-              <w:rPr>
-                <w:rFonts w:ascii="Bahnschrift" w:hAnsi="Bahnschrift"/>
-                <w:sz w:val="18"/>
-                <w:szCs w:val="18"/>
-                <w:lang w:val="en-US"/>
-              </w:rPr>
-              <w:t>br</w:t>
-            </w:r>
-            <w:proofErr w:type="spellEnd"/>
-            <w:r>
-              <w:rPr>
-                <w:rFonts w:ascii="Bahnschrift" w:hAnsi="Bahnschrift"/>
-                <w:sz w:val="18"/>
-                <w:szCs w:val="18"/>
-                <w:lang w:val="en-US"/>
-              </w:rPr>
-              <w:t>&gt;</w:t>
+              <w:t>&lt;img src="img/party3.png"&gt;&lt;br&gt;</w:t>
             </w:r>
           </w:p>
           <w:p>
@@ -4214,87 +4901,7 @@
                 <w:szCs w:val="18"/>
                 <w:lang w:val="en-US"/>
               </w:rPr>
-              <w:t>&lt;</w:t>
-            </w:r>
-            <w:proofErr w:type="spellStart"/>
-            <w:r>
-              <w:rPr>
-                <w:rFonts w:ascii="Bahnschrift" w:hAnsi="Bahnschrift"/>
-                <w:sz w:val="18"/>
-                <w:szCs w:val="18"/>
-                <w:lang w:val="en-US"/>
-              </w:rPr>
-              <w:t>img</w:t>
-            </w:r>
-            <w:proofErr w:type="spellEnd"/>
-            <w:r>
-              <w:rPr>
-                <w:rFonts w:ascii="Bahnschrift" w:hAnsi="Bahnschrift"/>
-                <w:sz w:val="18"/>
-                <w:szCs w:val="18"/>
-                <w:lang w:val="en-US"/>
-              </w:rPr>
-              <w:t xml:space="preserve"> </w:t>
-            </w:r>
-            <w:proofErr w:type="spellStart"/>
-            <w:r>
-              <w:rPr>
-                <w:rFonts w:ascii="Bahnschrift" w:hAnsi="Bahnschrift"/>
-                <w:sz w:val="18"/>
-                <w:szCs w:val="18"/>
-                <w:lang w:val="en-US"/>
-              </w:rPr>
-              <w:t>src</w:t>
-            </w:r>
-            <w:proofErr w:type="spellEnd"/>
-            <w:r>
-              <w:rPr>
-                <w:rFonts w:ascii="Bahnschrift" w:hAnsi="Bahnschrift"/>
-                <w:sz w:val="18"/>
-                <w:szCs w:val="18"/>
-                <w:lang w:val="en-US"/>
-              </w:rPr>
-              <w:t>="</w:t>
-            </w:r>
-            <w:proofErr w:type="spellStart"/>
-            <w:r>
-              <w:rPr>
-                <w:rFonts w:ascii="Bahnschrift" w:hAnsi="Bahnschrift"/>
-                <w:sz w:val="18"/>
-                <w:szCs w:val="18"/>
-                <w:lang w:val="en-US"/>
-              </w:rPr>
-              <w:t>img</w:t>
-            </w:r>
-            <w:proofErr w:type="spellEnd"/>
-            <w:r>
-              <w:rPr>
-                <w:rFonts w:ascii="Bahnschrift" w:hAnsi="Bahnschrift"/>
-                <w:sz w:val="18"/>
-                <w:szCs w:val="18"/>
-                <w:lang w:val="en-US"/>
-              </w:rPr>
-              <w:t>/party4.png"&gt;&lt;</w:t>
-            </w:r>
-            <w:proofErr w:type="spellStart"/>
-            <w:r>
-              <w:rPr>
-                <w:rFonts w:ascii="Bahnschrift" w:hAnsi="Bahnschrift"/>
-                <w:sz w:val="18"/>
-                <w:szCs w:val="18"/>
-                <w:lang w:val="en-US"/>
-              </w:rPr>
-              <w:t>br</w:t>
-            </w:r>
-            <w:proofErr w:type="spellEnd"/>
-            <w:r>
-              <w:rPr>
-                <w:rFonts w:ascii="Bahnschrift" w:hAnsi="Bahnschrift"/>
-                <w:sz w:val="18"/>
-                <w:szCs w:val="18"/>
-                <w:lang w:val="en-US"/>
-              </w:rPr>
-              <w:t>&gt;</w:t>
+              <w:t>&lt;img src="img/party4.png"&gt;&lt;br&gt;</w:t>
             </w:r>
           </w:p>
           <w:p>
@@ -4390,116 +4997,36 @@
                 <w:szCs w:val="18"/>
                 <w:lang w:val="en-US"/>
               </w:rPr>
-              <w:t>&lt;</w:t>
-            </w:r>
-            <w:proofErr w:type="spellStart"/>
-            <w:r>
-              <w:rPr>
-                <w:rFonts w:ascii="Bahnschrift" w:hAnsi="Bahnschrift"/>
-                <w:sz w:val="18"/>
-                <w:szCs w:val="18"/>
-                <w:lang w:val="en-US"/>
-              </w:rPr>
-              <w:t>br</w:t>
-            </w:r>
-            <w:proofErr w:type="spellEnd"/>
-            <w:r>
-              <w:rPr>
-                <w:rFonts w:ascii="Bahnschrift" w:hAnsi="Bahnschrift"/>
-                <w:sz w:val="18"/>
-                <w:szCs w:val="18"/>
-                <w:lang w:val="en-US"/>
-              </w:rPr>
-              <w:t>&gt;&lt;</w:t>
-            </w:r>
-            <w:proofErr w:type="spellStart"/>
-            <w:r>
-              <w:rPr>
-                <w:rFonts w:ascii="Bahnschrift" w:hAnsi="Bahnschrift"/>
-                <w:sz w:val="18"/>
-                <w:szCs w:val="18"/>
-                <w:lang w:val="en-US"/>
-              </w:rPr>
-              <w:t>br</w:t>
-            </w:r>
-            <w:proofErr w:type="spellEnd"/>
-            <w:r>
-              <w:rPr>
-                <w:rFonts w:ascii="Bahnschrift" w:hAnsi="Bahnschrift"/>
-                <w:sz w:val="18"/>
-                <w:szCs w:val="18"/>
-                <w:lang w:val="en-US"/>
-              </w:rPr>
-              <w:t>&gt;</w:t>
-            </w:r>
-          </w:p>
-          <w:p>
-            <w:pPr>
-              <w:rPr>
-                <w:rFonts w:ascii="Bahnschrift" w:hAnsi="Bahnschrift"/>
-                <w:sz w:val="18"/>
-                <w:szCs w:val="18"/>
-                <w:lang w:val="en-US"/>
-              </w:rPr>
-            </w:pPr>
-          </w:p>
-          <w:p>
-            <w:pPr>
-              <w:rPr>
-                <w:rFonts w:ascii="Bahnschrift" w:hAnsi="Bahnschrift"/>
-                <w:sz w:val="18"/>
-                <w:szCs w:val="18"/>
-                <w:lang w:val="en-US"/>
-              </w:rPr>
-            </w:pPr>
-            <w:r>
-              <w:rPr>
-                <w:rFonts w:ascii="Bahnschrift" w:hAnsi="Bahnschrift"/>
-                <w:sz w:val="18"/>
-                <w:szCs w:val="18"/>
-                <w:lang w:val="en-US"/>
-              </w:rPr>
-              <w:t xml:space="preserve">&lt;a </w:t>
-            </w:r>
-            <w:proofErr w:type="spellStart"/>
-            <w:r>
-              <w:rPr>
-                <w:rFonts w:ascii="Bahnschrift" w:hAnsi="Bahnschrift"/>
-                <w:sz w:val="18"/>
-                <w:szCs w:val="18"/>
-                <w:lang w:val="en-US"/>
-              </w:rPr>
-              <w:t>href</w:t>
-            </w:r>
-            <w:proofErr w:type="spellEnd"/>
-            <w:r>
-              <w:rPr>
-                <w:rFonts w:ascii="Bahnschrift" w:hAnsi="Bahnschrift"/>
-                <w:sz w:val="18"/>
-                <w:szCs w:val="18"/>
-                <w:lang w:val="en-US"/>
-              </w:rPr>
-              <w:t>="</w:t>
-            </w:r>
-            <w:proofErr w:type="spellStart"/>
-            <w:r>
-              <w:rPr>
-                <w:rFonts w:ascii="Bahnschrift" w:hAnsi="Bahnschrift"/>
-                <w:sz w:val="18"/>
-                <w:szCs w:val="18"/>
-                <w:lang w:val="en-US"/>
-              </w:rPr>
-              <w:t>results.php</w:t>
-            </w:r>
-            <w:proofErr w:type="spellEnd"/>
-            <w:r>
-              <w:rPr>
-                <w:rFonts w:ascii="Bahnschrift" w:hAnsi="Bahnschrift"/>
-                <w:sz w:val="18"/>
-                <w:szCs w:val="18"/>
-                <w:lang w:val="en-US"/>
-              </w:rPr>
-              <w:t>"&gt;View Results&lt;/a&gt;</w:t>
+              <w:t>&lt;br&gt;&lt;br&gt;</w:t>
+            </w:r>
+          </w:p>
+          <w:p>
+            <w:pPr>
+              <w:rPr>
+                <w:rFonts w:ascii="Bahnschrift" w:hAnsi="Bahnschrift"/>
+                <w:sz w:val="18"/>
+                <w:szCs w:val="18"/>
+                <w:lang w:val="en-US"/>
+              </w:rPr>
+            </w:pPr>
+          </w:p>
+          <w:p>
+            <w:pPr>
+              <w:rPr>
+                <w:rFonts w:ascii="Bahnschrift" w:hAnsi="Bahnschrift"/>
+                <w:sz w:val="18"/>
+                <w:szCs w:val="18"/>
+                <w:lang w:val="en-US"/>
+              </w:rPr>
+            </w:pPr>
+            <w:r>
+              <w:rPr>
+                <w:rFonts w:ascii="Bahnschrift" w:hAnsi="Bahnschrift"/>
+                <w:sz w:val="18"/>
+                <w:szCs w:val="18"/>
+                <w:lang w:val="en-US"/>
+              </w:rPr>
+              <w:t>&lt;a href="results.php"&gt;View Results&lt;/a&gt;</w:t>
             </w:r>
           </w:p>
           <w:p>
@@ -4615,7 +5142,6 @@
                 <w:lang w:val="en-US"/>
               </w:rPr>
             </w:pPr>
-            <w:proofErr w:type="spellStart"/>
             <w:r>
               <w:rPr>
                 <w:rFonts w:ascii="Bahnschrift" w:hAnsi="Bahnschrift"/>
@@ -4626,7 +5152,6 @@
               <w:lastRenderedPageBreak/>
               <w:t>results.php</w:t>
             </w:r>
-            <w:proofErr w:type="spellEnd"/>
           </w:p>
         </w:tc>
         <w:tc>
@@ -4659,57 +5184,26 @@
                 <w:szCs w:val="18"/>
                 <w:lang w:val="en-US"/>
               </w:rPr>
-              <w:t>&lt;?</w:t>
-            </w:r>
-            <w:proofErr w:type="spellStart"/>
-            <w:r>
-              <w:rPr>
-                <w:rFonts w:ascii="Bahnschrift" w:hAnsi="Bahnschrift"/>
-                <w:sz w:val="18"/>
-                <w:szCs w:val="18"/>
-                <w:lang w:val="en-US"/>
-              </w:rPr>
-              <w:t>php</w:t>
-            </w:r>
-            <w:proofErr w:type="spellEnd"/>
-          </w:p>
-          <w:p>
-            <w:pPr>
-              <w:rPr>
-                <w:rFonts w:ascii="Bahnschrift" w:hAnsi="Bahnschrift"/>
-                <w:sz w:val="18"/>
-                <w:szCs w:val="18"/>
-                <w:lang w:val="en-US"/>
-              </w:rPr>
-            </w:pPr>
-            <w:r>
-              <w:rPr>
-                <w:rFonts w:ascii="Bahnschrift" w:hAnsi="Bahnschrift"/>
-                <w:sz w:val="18"/>
-                <w:szCs w:val="18"/>
-                <w:lang w:val="en-US"/>
-              </w:rPr>
-              <w:t>include "</w:t>
-            </w:r>
-            <w:proofErr w:type="spellStart"/>
-            <w:r>
-              <w:rPr>
-                <w:rFonts w:ascii="Bahnschrift" w:hAnsi="Bahnschrift"/>
-                <w:sz w:val="18"/>
-                <w:szCs w:val="18"/>
-                <w:lang w:val="en-US"/>
-              </w:rPr>
-              <w:t>db.php</w:t>
-            </w:r>
-            <w:proofErr w:type="spellEnd"/>
-            <w:r>
-              <w:rPr>
-                <w:rFonts w:ascii="Bahnschrift" w:hAnsi="Bahnschrift"/>
-                <w:sz w:val="18"/>
-                <w:szCs w:val="18"/>
-                <w:lang w:val="en-US"/>
-              </w:rPr>
-              <w:t>";</w:t>
+              <w:t>&lt;?php</w:t>
+            </w:r>
+          </w:p>
+          <w:p>
+            <w:pPr>
+              <w:rPr>
+                <w:rFonts w:ascii="Bahnschrift" w:hAnsi="Bahnschrift"/>
+                <w:sz w:val="18"/>
+                <w:szCs w:val="18"/>
+                <w:lang w:val="en-US"/>
+              </w:rPr>
+            </w:pPr>
+            <w:r>
+              <w:rPr>
+                <w:rFonts w:ascii="Bahnschrift" w:hAnsi="Bahnschrift"/>
+                <w:sz w:val="18"/>
+                <w:szCs w:val="18"/>
+                <w:lang w:val="en-US"/>
+              </w:rPr>
+              <w:t>include "db.php";</w:t>
             </w:r>
           </w:p>
           <w:p>
@@ -4920,355 +5414,142 @@
                 <w:szCs w:val="18"/>
                 <w:lang w:val="en-US"/>
               </w:rPr>
-              <w:t>&lt;?</w:t>
-            </w:r>
-            <w:proofErr w:type="spellStart"/>
-            <w:r>
-              <w:rPr>
-                <w:rFonts w:ascii="Bahnschrift" w:hAnsi="Bahnschrift"/>
-                <w:sz w:val="18"/>
-                <w:szCs w:val="18"/>
-                <w:lang w:val="en-US"/>
-              </w:rPr>
-              <w:t>php</w:t>
-            </w:r>
-            <w:proofErr w:type="spellEnd"/>
-          </w:p>
-          <w:p>
-            <w:pPr>
-              <w:rPr>
-                <w:rFonts w:ascii="Bahnschrift" w:hAnsi="Bahnschrift"/>
-                <w:sz w:val="18"/>
-                <w:szCs w:val="18"/>
-                <w:lang w:val="en-US"/>
-              </w:rPr>
-            </w:pPr>
-          </w:p>
-          <w:p>
-            <w:pPr>
-              <w:rPr>
-                <w:rFonts w:ascii="Bahnschrift" w:hAnsi="Bahnschrift"/>
-                <w:sz w:val="18"/>
-                <w:szCs w:val="18"/>
-                <w:lang w:val="en-US"/>
-              </w:rPr>
-            </w:pPr>
-            <w:r>
-              <w:rPr>
-                <w:rFonts w:ascii="Bahnschrift" w:hAnsi="Bahnschrift"/>
-                <w:sz w:val="18"/>
-                <w:szCs w:val="18"/>
-                <w:lang w:val="en-US"/>
-              </w:rPr>
-              <w:t xml:space="preserve">$parties = ["Party </w:t>
-            </w:r>
-            <w:proofErr w:type="spellStart"/>
-            <w:r>
-              <w:rPr>
-                <w:rFonts w:ascii="Bahnschrift" w:hAnsi="Bahnschrift"/>
-                <w:sz w:val="18"/>
-                <w:szCs w:val="18"/>
-                <w:lang w:val="en-US"/>
-              </w:rPr>
-              <w:t>A","Party</w:t>
-            </w:r>
-            <w:proofErr w:type="spellEnd"/>
-            <w:r>
-              <w:rPr>
-                <w:rFonts w:ascii="Bahnschrift" w:hAnsi="Bahnschrift"/>
-                <w:sz w:val="18"/>
-                <w:szCs w:val="18"/>
-                <w:lang w:val="en-US"/>
-              </w:rPr>
-              <w:t xml:space="preserve"> </w:t>
-            </w:r>
-            <w:proofErr w:type="spellStart"/>
-            <w:r>
-              <w:rPr>
-                <w:rFonts w:ascii="Bahnschrift" w:hAnsi="Bahnschrift"/>
-                <w:sz w:val="18"/>
-                <w:szCs w:val="18"/>
-                <w:lang w:val="en-US"/>
-              </w:rPr>
-              <w:t>B","Party</w:t>
-            </w:r>
-            <w:proofErr w:type="spellEnd"/>
-            <w:r>
-              <w:rPr>
-                <w:rFonts w:ascii="Bahnschrift" w:hAnsi="Bahnschrift"/>
-                <w:sz w:val="18"/>
-                <w:szCs w:val="18"/>
-                <w:lang w:val="en-US"/>
-              </w:rPr>
-              <w:t xml:space="preserve"> </w:t>
-            </w:r>
-            <w:proofErr w:type="spellStart"/>
-            <w:r>
-              <w:rPr>
-                <w:rFonts w:ascii="Bahnschrift" w:hAnsi="Bahnschrift"/>
-                <w:sz w:val="18"/>
-                <w:szCs w:val="18"/>
-                <w:lang w:val="en-US"/>
-              </w:rPr>
-              <w:t>C","Party</w:t>
-            </w:r>
-            <w:proofErr w:type="spellEnd"/>
-            <w:r>
-              <w:rPr>
-                <w:rFonts w:ascii="Bahnschrift" w:hAnsi="Bahnschrift"/>
-                <w:sz w:val="18"/>
-                <w:szCs w:val="18"/>
-                <w:lang w:val="en-US"/>
-              </w:rPr>
-              <w:t xml:space="preserve"> D"];</w:t>
-            </w:r>
-          </w:p>
-          <w:p>
-            <w:pPr>
-              <w:rPr>
-                <w:rFonts w:ascii="Bahnschrift" w:hAnsi="Bahnschrift"/>
-                <w:sz w:val="18"/>
-                <w:szCs w:val="18"/>
-                <w:lang w:val="en-US"/>
-              </w:rPr>
-            </w:pPr>
-          </w:p>
-          <w:p>
-            <w:pPr>
-              <w:rPr>
-                <w:rFonts w:ascii="Bahnschrift" w:hAnsi="Bahnschrift"/>
-                <w:sz w:val="18"/>
-                <w:szCs w:val="18"/>
-                <w:lang w:val="en-US"/>
-              </w:rPr>
-            </w:pPr>
-            <w:proofErr w:type="gramStart"/>
-            <w:r>
-              <w:rPr>
-                <w:rFonts w:ascii="Bahnschrift" w:hAnsi="Bahnschrift"/>
-                <w:sz w:val="18"/>
-                <w:szCs w:val="18"/>
-                <w:lang w:val="en-US"/>
-              </w:rPr>
-              <w:t>foreach(</w:t>
-            </w:r>
-            <w:proofErr w:type="gramEnd"/>
-            <w:r>
-              <w:rPr>
-                <w:rFonts w:ascii="Bahnschrift" w:hAnsi="Bahnschrift"/>
-                <w:sz w:val="18"/>
-                <w:szCs w:val="18"/>
-                <w:lang w:val="en-US"/>
-              </w:rPr>
-              <w:t>$parties as $</w:t>
-            </w:r>
-            <w:proofErr w:type="gramStart"/>
-            <w:r>
-              <w:rPr>
-                <w:rFonts w:ascii="Bahnschrift" w:hAnsi="Bahnschrift"/>
-                <w:sz w:val="18"/>
-                <w:szCs w:val="18"/>
-                <w:lang w:val="en-US"/>
-              </w:rPr>
-              <w:t>p){</w:t>
-            </w:r>
-            <w:proofErr w:type="gramEnd"/>
-          </w:p>
-          <w:p>
-            <w:pPr>
-              <w:rPr>
-                <w:rFonts w:ascii="Bahnschrift" w:hAnsi="Bahnschrift"/>
-                <w:sz w:val="18"/>
-                <w:szCs w:val="18"/>
-                <w:lang w:val="en-US"/>
-              </w:rPr>
-            </w:pPr>
-          </w:p>
-          <w:p>
-            <w:pPr>
-              <w:rPr>
-                <w:rFonts w:ascii="Bahnschrift" w:hAnsi="Bahnschrift"/>
-                <w:sz w:val="18"/>
-                <w:szCs w:val="18"/>
-                <w:lang w:val="en-US"/>
-              </w:rPr>
-            </w:pPr>
-            <w:r>
-              <w:rPr>
-                <w:rFonts w:ascii="Bahnschrift" w:hAnsi="Bahnschrift"/>
-                <w:sz w:val="18"/>
-                <w:szCs w:val="18"/>
-                <w:lang w:val="en-US"/>
-              </w:rPr>
-              <w:t>$result = $conn-&gt;</w:t>
-            </w:r>
-            <w:proofErr w:type="gramStart"/>
-            <w:r>
-              <w:rPr>
-                <w:rFonts w:ascii="Bahnschrift" w:hAnsi="Bahnschrift"/>
-                <w:sz w:val="18"/>
-                <w:szCs w:val="18"/>
-                <w:lang w:val="en-US"/>
-              </w:rPr>
-              <w:t>query(</w:t>
-            </w:r>
-            <w:proofErr w:type="gramEnd"/>
-            <w:r>
-              <w:rPr>
-                <w:rFonts w:ascii="Bahnschrift" w:hAnsi="Bahnschrift"/>
-                <w:sz w:val="18"/>
-                <w:szCs w:val="18"/>
-                <w:lang w:val="en-US"/>
-              </w:rPr>
-              <w:t xml:space="preserve">"SELECT </w:t>
-            </w:r>
-            <w:proofErr w:type="gramStart"/>
-            <w:r>
-              <w:rPr>
-                <w:rFonts w:ascii="Bahnschrift" w:hAnsi="Bahnschrift"/>
-                <w:sz w:val="18"/>
-                <w:szCs w:val="18"/>
-                <w:lang w:val="en-US"/>
-              </w:rPr>
-              <w:t>COUNT(</w:t>
-            </w:r>
-            <w:proofErr w:type="gramEnd"/>
-            <w:r>
-              <w:rPr>
-                <w:rFonts w:ascii="Bahnschrift" w:hAnsi="Bahnschrift"/>
-                <w:sz w:val="18"/>
-                <w:szCs w:val="18"/>
-                <w:lang w:val="en-US"/>
-              </w:rPr>
-              <w:t>*) as total FROM votes WHERE party='$p'");</w:t>
-            </w:r>
-          </w:p>
-          <w:p>
-            <w:pPr>
-              <w:rPr>
-                <w:rFonts w:ascii="Bahnschrift" w:hAnsi="Bahnschrift"/>
-                <w:sz w:val="18"/>
-                <w:szCs w:val="18"/>
-                <w:lang w:val="en-US"/>
-              </w:rPr>
-            </w:pPr>
-            <w:r>
-              <w:rPr>
-                <w:rFonts w:ascii="Bahnschrift" w:hAnsi="Bahnschrift"/>
-                <w:sz w:val="18"/>
-                <w:szCs w:val="18"/>
-                <w:lang w:val="en-US"/>
-              </w:rPr>
-              <w:t>$row = $result-&gt;</w:t>
-            </w:r>
-            <w:proofErr w:type="spellStart"/>
-            <w:r>
-              <w:rPr>
-                <w:rFonts w:ascii="Bahnschrift" w:hAnsi="Bahnschrift"/>
-                <w:sz w:val="18"/>
-                <w:szCs w:val="18"/>
-                <w:lang w:val="en-US"/>
-              </w:rPr>
-              <w:t>fetch_</w:t>
-            </w:r>
-            <w:proofErr w:type="gramStart"/>
-            <w:r>
-              <w:rPr>
-                <w:rFonts w:ascii="Bahnschrift" w:hAnsi="Bahnschrift"/>
-                <w:sz w:val="18"/>
-                <w:szCs w:val="18"/>
-                <w:lang w:val="en-US"/>
-              </w:rPr>
-              <w:t>assoc</w:t>
-            </w:r>
-            <w:proofErr w:type="spellEnd"/>
-            <w:r>
-              <w:rPr>
-                <w:rFonts w:ascii="Bahnschrift" w:hAnsi="Bahnschrift"/>
-                <w:sz w:val="18"/>
-                <w:szCs w:val="18"/>
-                <w:lang w:val="en-US"/>
-              </w:rPr>
-              <w:t>(</w:t>
-            </w:r>
-            <w:proofErr w:type="gramEnd"/>
-            <w:r>
-              <w:rPr>
-                <w:rFonts w:ascii="Bahnschrift" w:hAnsi="Bahnschrift"/>
-                <w:sz w:val="18"/>
-                <w:szCs w:val="18"/>
-                <w:lang w:val="en-US"/>
-              </w:rPr>
-              <w:t>);</w:t>
-            </w:r>
-          </w:p>
-          <w:p>
-            <w:pPr>
-              <w:rPr>
-                <w:rFonts w:ascii="Bahnschrift" w:hAnsi="Bahnschrift"/>
-                <w:sz w:val="18"/>
-                <w:szCs w:val="18"/>
-                <w:lang w:val="en-US"/>
-              </w:rPr>
-            </w:pPr>
-          </w:p>
-          <w:p>
-            <w:pPr>
-              <w:rPr>
-                <w:rFonts w:ascii="Bahnschrift" w:hAnsi="Bahnschrift"/>
-                <w:sz w:val="18"/>
-                <w:szCs w:val="18"/>
-                <w:lang w:val="en-US"/>
-              </w:rPr>
-            </w:pPr>
-            <w:r>
-              <w:rPr>
-                <w:rFonts w:ascii="Bahnschrift" w:hAnsi="Bahnschrift"/>
-                <w:sz w:val="18"/>
-                <w:szCs w:val="18"/>
-                <w:lang w:val="en-US"/>
-              </w:rPr>
-              <w:t>echo "&lt;h3&gt;$</w:t>
-            </w:r>
-            <w:proofErr w:type="gramStart"/>
-            <w:r>
-              <w:rPr>
-                <w:rFonts w:ascii="Bahnschrift" w:hAnsi="Bahnschrift"/>
-                <w:sz w:val="18"/>
-                <w:szCs w:val="18"/>
-                <w:lang w:val="en-US"/>
-              </w:rPr>
-              <w:t>p :</w:t>
-            </w:r>
-            <w:proofErr w:type="gramEnd"/>
-            <w:r>
-              <w:rPr>
-                <w:rFonts w:ascii="Bahnschrift" w:hAnsi="Bahnschrift"/>
-                <w:sz w:val="18"/>
-                <w:szCs w:val="18"/>
-                <w:lang w:val="en-US"/>
-              </w:rPr>
-              <w:t xml:space="preserve"> </w:t>
-            </w:r>
-            <w:proofErr w:type="gramStart"/>
-            <w:r>
-              <w:rPr>
-                <w:rFonts w:ascii="Bahnschrift" w:hAnsi="Bahnschrift"/>
-                <w:sz w:val="18"/>
-                <w:szCs w:val="18"/>
-                <w:lang w:val="en-US"/>
-              </w:rPr>
-              <w:t>".$</w:t>
-            </w:r>
-            <w:proofErr w:type="gramEnd"/>
-            <w:r>
-              <w:rPr>
-                <w:rFonts w:ascii="Bahnschrift" w:hAnsi="Bahnschrift"/>
-                <w:sz w:val="18"/>
-                <w:szCs w:val="18"/>
-                <w:lang w:val="en-US"/>
-              </w:rPr>
-              <w:t>row['total']." votes&lt;/h3&gt;";</w:t>
+              <w:t>&lt;?php</w:t>
+            </w:r>
+          </w:p>
+          <w:p>
+            <w:pPr>
+              <w:rPr>
+                <w:rFonts w:ascii="Bahnschrift" w:hAnsi="Bahnschrift"/>
+                <w:sz w:val="18"/>
+                <w:szCs w:val="18"/>
+                <w:lang w:val="en-US"/>
+              </w:rPr>
+            </w:pPr>
+          </w:p>
+          <w:p>
+            <w:pPr>
+              <w:rPr>
+                <w:rFonts w:ascii="Bahnschrift" w:hAnsi="Bahnschrift"/>
+                <w:sz w:val="18"/>
+                <w:szCs w:val="18"/>
+                <w:lang w:val="en-US"/>
+              </w:rPr>
+            </w:pPr>
+            <w:r>
+              <w:rPr>
+                <w:rFonts w:ascii="Bahnschrift" w:hAnsi="Bahnschrift"/>
+                <w:sz w:val="18"/>
+                <w:szCs w:val="18"/>
+                <w:lang w:val="en-US"/>
+              </w:rPr>
+              <w:t>$parties = ["Party A","Party B","Party C","Party D"];</w:t>
+            </w:r>
+          </w:p>
+          <w:p>
+            <w:pPr>
+              <w:rPr>
+                <w:rFonts w:ascii="Bahnschrift" w:hAnsi="Bahnschrift"/>
+                <w:sz w:val="18"/>
+                <w:szCs w:val="18"/>
+                <w:lang w:val="en-US"/>
+              </w:rPr>
+            </w:pPr>
+          </w:p>
+          <w:p>
+            <w:pPr>
+              <w:rPr>
+                <w:rFonts w:ascii="Bahnschrift" w:hAnsi="Bahnschrift"/>
+                <w:sz w:val="18"/>
+                <w:szCs w:val="18"/>
+                <w:lang w:val="en-US"/>
+              </w:rPr>
+            </w:pPr>
+            <w:r>
+              <w:rPr>
+                <w:rFonts w:ascii="Bahnschrift" w:hAnsi="Bahnschrift"/>
+                <w:sz w:val="18"/>
+                <w:szCs w:val="18"/>
+                <w:lang w:val="en-US"/>
+              </w:rPr>
+              <w:t>foreach($parties as $p){</w:t>
+            </w:r>
+          </w:p>
+          <w:p>
+            <w:pPr>
+              <w:rPr>
+                <w:rFonts w:ascii="Bahnschrift" w:hAnsi="Bahnschrift"/>
+                <w:sz w:val="18"/>
+                <w:szCs w:val="18"/>
+                <w:lang w:val="en-US"/>
+              </w:rPr>
+            </w:pPr>
+          </w:p>
+          <w:p>
+            <w:pPr>
+              <w:rPr>
+                <w:rFonts w:ascii="Bahnschrift" w:hAnsi="Bahnschrift"/>
+                <w:sz w:val="18"/>
+                <w:szCs w:val="18"/>
+                <w:lang w:val="en-US"/>
+              </w:rPr>
+            </w:pPr>
+            <w:r>
+              <w:rPr>
+                <w:rFonts w:ascii="Bahnschrift" w:hAnsi="Bahnschrift"/>
+                <w:sz w:val="18"/>
+                <w:szCs w:val="18"/>
+                <w:lang w:val="en-US"/>
+              </w:rPr>
+              <w:t>$result = $conn-&gt;query("SELECT COUNT(*) as total FROM votes WHERE party='$p'");</w:t>
+            </w:r>
+          </w:p>
+          <w:p>
+            <w:pPr>
+              <w:rPr>
+                <w:rFonts w:ascii="Bahnschrift" w:hAnsi="Bahnschrift"/>
+                <w:sz w:val="18"/>
+                <w:szCs w:val="18"/>
+                <w:lang w:val="en-US"/>
+              </w:rPr>
+            </w:pPr>
+            <w:r>
+              <w:rPr>
+                <w:rFonts w:ascii="Bahnschrift" w:hAnsi="Bahnschrift"/>
+                <w:sz w:val="18"/>
+                <w:szCs w:val="18"/>
+                <w:lang w:val="en-US"/>
+              </w:rPr>
+              <w:t>$row = $result-&gt;fetch_assoc();</w:t>
+            </w:r>
+          </w:p>
+          <w:p>
+            <w:pPr>
+              <w:rPr>
+                <w:rFonts w:ascii="Bahnschrift" w:hAnsi="Bahnschrift"/>
+                <w:sz w:val="18"/>
+                <w:szCs w:val="18"/>
+                <w:lang w:val="en-US"/>
+              </w:rPr>
+            </w:pPr>
+          </w:p>
+          <w:p>
+            <w:pPr>
+              <w:rPr>
+                <w:rFonts w:ascii="Bahnschrift" w:hAnsi="Bahnschrift"/>
+                <w:sz w:val="18"/>
+                <w:szCs w:val="18"/>
+                <w:lang w:val="en-US"/>
+              </w:rPr>
+            </w:pPr>
+            <w:r>
+              <w:rPr>
+                <w:rFonts w:ascii="Bahnschrift" w:hAnsi="Bahnschrift"/>
+                <w:sz w:val="18"/>
+                <w:szCs w:val="18"/>
+                <w:lang w:val="en-US"/>
+              </w:rPr>
+              <w:t>echo "&lt;h3&gt;$p : ".$row['total']." votes&lt;/h3&gt;";</w:t>
             </w:r>
           </w:p>
           <w:p>
@@ -5355,66 +5636,26 @@
                 <w:szCs w:val="18"/>
                 <w:lang w:val="en-US"/>
               </w:rPr>
-              <w:t>&lt;</w:t>
-            </w:r>
-            <w:proofErr w:type="spellStart"/>
-            <w:r>
-              <w:rPr>
-                <w:rFonts w:ascii="Bahnschrift" w:hAnsi="Bahnschrift"/>
-                <w:sz w:val="18"/>
-                <w:szCs w:val="18"/>
-                <w:lang w:val="en-US"/>
-              </w:rPr>
-              <w:t>br</w:t>
-            </w:r>
-            <w:proofErr w:type="spellEnd"/>
-            <w:r>
-              <w:rPr>
-                <w:rFonts w:ascii="Bahnschrift" w:hAnsi="Bahnschrift"/>
-                <w:sz w:val="18"/>
-                <w:szCs w:val="18"/>
-                <w:lang w:val="en-US"/>
-              </w:rPr>
-              <w:t>&gt;</w:t>
-            </w:r>
-          </w:p>
-          <w:p>
-            <w:pPr>
-              <w:rPr>
-                <w:rFonts w:ascii="Bahnschrift" w:hAnsi="Bahnschrift"/>
-                <w:sz w:val="18"/>
-                <w:szCs w:val="18"/>
-                <w:lang w:val="en-US"/>
-              </w:rPr>
-            </w:pPr>
-            <w:r>
-              <w:rPr>
-                <w:rFonts w:ascii="Bahnschrift" w:hAnsi="Bahnschrift"/>
-                <w:sz w:val="18"/>
-                <w:szCs w:val="18"/>
-                <w:lang w:val="en-US"/>
-              </w:rPr>
-              <w:t xml:space="preserve">&lt;a </w:t>
-            </w:r>
-            <w:proofErr w:type="spellStart"/>
-            <w:r>
-              <w:rPr>
-                <w:rFonts w:ascii="Bahnschrift" w:hAnsi="Bahnschrift"/>
-                <w:sz w:val="18"/>
-                <w:szCs w:val="18"/>
-                <w:lang w:val="en-US"/>
-              </w:rPr>
-              <w:t>href</w:t>
-            </w:r>
-            <w:proofErr w:type="spellEnd"/>
-            <w:r>
-              <w:rPr>
-                <w:rFonts w:ascii="Bahnschrift" w:hAnsi="Bahnschrift"/>
-                <w:sz w:val="18"/>
-                <w:szCs w:val="18"/>
-                <w:lang w:val="en-US"/>
-              </w:rPr>
-              <w:t>="index.html"&gt;Back to Vote&lt;/a&gt;</w:t>
+              <w:t>&lt;br&gt;</w:t>
+            </w:r>
+          </w:p>
+          <w:p>
+            <w:pPr>
+              <w:rPr>
+                <w:rFonts w:ascii="Bahnschrift" w:hAnsi="Bahnschrift"/>
+                <w:sz w:val="18"/>
+                <w:szCs w:val="18"/>
+                <w:lang w:val="en-US"/>
+              </w:rPr>
+            </w:pPr>
+            <w:r>
+              <w:rPr>
+                <w:rFonts w:ascii="Bahnschrift" w:hAnsi="Bahnschrift"/>
+                <w:sz w:val="18"/>
+                <w:szCs w:val="18"/>
+                <w:lang w:val="en-US"/>
+              </w:rPr>
+              <w:t>&lt;a href="index.html"&gt;Back to Vote&lt;/a&gt;</w:t>
             </w:r>
           </w:p>
           <w:p>
@@ -5515,7 +5756,6 @@
                 <w:lang w:val="en-US"/>
               </w:rPr>
             </w:pPr>
-            <w:proofErr w:type="gramStart"/>
             <w:r>
               <w:rPr>
                 <w:rFonts w:ascii="Bahnschrift" w:hAnsi="Bahnschrift"/>
@@ -5525,7 +5765,6 @@
               </w:rPr>
               <w:t>body{</w:t>
             </w:r>
-            <w:proofErr w:type="gramEnd"/>
           </w:p>
           <w:p>
             <w:pPr>
@@ -5555,66 +5794,33 @@
                 <w:lang w:val="en-US"/>
               </w:rPr>
             </w:pPr>
-            <w:proofErr w:type="spellStart"/>
-            <w:r>
-              <w:rPr>
-                <w:rFonts w:ascii="Bahnschrift" w:hAnsi="Bahnschrift"/>
-                <w:sz w:val="18"/>
-                <w:szCs w:val="18"/>
-                <w:lang w:val="en-US"/>
-              </w:rPr>
-              <w:t>text-</w:t>
-            </w:r>
-            <w:proofErr w:type="gramStart"/>
-            <w:r>
-              <w:rPr>
-                <w:rFonts w:ascii="Bahnschrift" w:hAnsi="Bahnschrift"/>
-                <w:sz w:val="18"/>
-                <w:szCs w:val="18"/>
-                <w:lang w:val="en-US"/>
-              </w:rPr>
-              <w:t>align:center</w:t>
-            </w:r>
-            <w:proofErr w:type="spellEnd"/>
-            <w:proofErr w:type="gramEnd"/>
-            <w:r>
-              <w:rPr>
-                <w:rFonts w:ascii="Bahnschrift" w:hAnsi="Bahnschrift"/>
-                <w:sz w:val="18"/>
-                <w:szCs w:val="18"/>
-                <w:lang w:val="en-US"/>
-              </w:rPr>
-              <w:t>;</w:t>
-            </w:r>
-          </w:p>
-          <w:p>
-            <w:pPr>
-              <w:rPr>
-                <w:rFonts w:ascii="Bahnschrift" w:hAnsi="Bahnschrift"/>
-                <w:sz w:val="18"/>
-                <w:szCs w:val="18"/>
-                <w:lang w:val="en-US"/>
-              </w:rPr>
-            </w:pPr>
-            <w:proofErr w:type="gramStart"/>
-            <w:r>
-              <w:rPr>
-                <w:rFonts w:ascii="Bahnschrift" w:hAnsi="Bahnschrift"/>
-                <w:sz w:val="18"/>
-                <w:szCs w:val="18"/>
-                <w:lang w:val="en-US"/>
-              </w:rPr>
-              <w:t>background:#</w:t>
-            </w:r>
-            <w:proofErr w:type="gramEnd"/>
-            <w:r>
-              <w:rPr>
-                <w:rFonts w:ascii="Bahnschrift" w:hAnsi="Bahnschrift"/>
-                <w:sz w:val="18"/>
-                <w:szCs w:val="18"/>
-                <w:lang w:val="en-US"/>
-              </w:rPr>
-              <w:t>f4f4f4;</w:t>
+            <w:r>
+              <w:rPr>
+                <w:rFonts w:ascii="Bahnschrift" w:hAnsi="Bahnschrift"/>
+                <w:sz w:val="18"/>
+                <w:szCs w:val="18"/>
+                <w:lang w:val="en-US"/>
+              </w:rPr>
+              <w:t>text-align:center;</w:t>
+            </w:r>
+          </w:p>
+          <w:p>
+            <w:pPr>
+              <w:rPr>
+                <w:rFonts w:ascii="Bahnschrift" w:hAnsi="Bahnschrift"/>
+                <w:sz w:val="18"/>
+                <w:szCs w:val="18"/>
+                <w:lang w:val="en-US"/>
+              </w:rPr>
+            </w:pPr>
+            <w:r>
+              <w:rPr>
+                <w:rFonts w:ascii="Bahnschrift" w:hAnsi="Bahnschrift"/>
+                <w:sz w:val="18"/>
+                <w:szCs w:val="18"/>
+                <w:lang w:val="en-US"/>
+              </w:rPr>
+              <w:t>background:#f4f4f4;</w:t>
             </w:r>
           </w:p>
           <w:p>
@@ -5662,19 +5868,8 @@
                 <w:szCs w:val="18"/>
                 <w:lang w:val="en-US"/>
               </w:rPr>
-              <w:t>.</w:t>
-            </w:r>
-            <w:proofErr w:type="gramStart"/>
-            <w:r>
-              <w:rPr>
-                <w:rFonts w:ascii="Bahnschrift" w:hAnsi="Bahnschrift"/>
-                <w:sz w:val="18"/>
-                <w:szCs w:val="18"/>
-                <w:lang w:val="en-US"/>
-              </w:rPr>
-              <w:t>container{</w:t>
-            </w:r>
-            <w:proofErr w:type="gramEnd"/>
+              <w:t>.container{</w:t>
+            </w:r>
           </w:p>
           <w:p>
             <w:pPr>
@@ -5733,7 +5928,6 @@
                 <w:lang w:val="en-US"/>
               </w:rPr>
             </w:pPr>
-            <w:proofErr w:type="gramStart"/>
             <w:r>
               <w:rPr>
                 <w:rFonts w:ascii="Bahnschrift" w:hAnsi="Bahnschrift"/>
@@ -5743,7 +5937,6 @@
               </w:rPr>
               <w:t>button{</w:t>
             </w:r>
-            <w:proofErr w:type="gramEnd"/>
           </w:p>
           <w:p>
             <w:pPr>
@@ -5830,27 +6023,14 @@
                 <w:lang w:val="en-US"/>
               </w:rPr>
             </w:pPr>
-            <w:proofErr w:type="spellStart"/>
-            <w:proofErr w:type="gramStart"/>
-            <w:r>
-              <w:rPr>
-                <w:rFonts w:ascii="Bahnschrift" w:hAnsi="Bahnschrift"/>
-                <w:sz w:val="18"/>
-                <w:szCs w:val="18"/>
-                <w:lang w:val="en-US"/>
-              </w:rPr>
-              <w:t>cursor:pointer</w:t>
-            </w:r>
-            <w:proofErr w:type="spellEnd"/>
-            <w:proofErr w:type="gramEnd"/>
-            <w:r>
-              <w:rPr>
-                <w:rFonts w:ascii="Bahnschrift" w:hAnsi="Bahnschrift"/>
-                <w:sz w:val="18"/>
-                <w:szCs w:val="18"/>
-                <w:lang w:val="en-US"/>
-              </w:rPr>
-              <w:t>;</w:t>
+            <w:r>
+              <w:rPr>
+                <w:rFonts w:ascii="Bahnschrift" w:hAnsi="Bahnschrift"/>
+                <w:sz w:val="18"/>
+                <w:szCs w:val="18"/>
+                <w:lang w:val="en-US"/>
+              </w:rPr>
+              <w:t>cursor:pointer;</w:t>
             </w:r>
           </w:p>
           <w:p>
@@ -5891,28 +6071,15 @@
                 <w:lang w:val="en-US"/>
               </w:rPr>
             </w:pPr>
-            <w:proofErr w:type="spellStart"/>
-            <w:proofErr w:type="gramStart"/>
-            <w:r>
-              <w:rPr>
-                <w:rFonts w:ascii="Bahnschrift" w:hAnsi="Bahnschrift"/>
-                <w:sz w:val="18"/>
-                <w:szCs w:val="18"/>
-                <w:lang w:val="en-US"/>
-              </w:rPr>
-              <w:t>img</w:t>
-            </w:r>
-            <w:proofErr w:type="spellEnd"/>
-            <w:r>
-              <w:rPr>
-                <w:rFonts w:ascii="Bahnschrift" w:hAnsi="Bahnschrift"/>
-                <w:sz w:val="18"/>
-                <w:szCs w:val="18"/>
-                <w:lang w:val="en-US"/>
-              </w:rPr>
-              <w:t>{</w:t>
-            </w:r>
-            <w:proofErr w:type="gramEnd"/>
+            <w:r>
+              <w:rPr>
+                <w:rFonts w:ascii="Bahnschrift" w:hAnsi="Bahnschrift"/>
+                <w:sz w:val="18"/>
+                <w:szCs w:val="18"/>
+                <w:lang w:val="en-US"/>
+              </w:rPr>
+              <w:t>img{</w:t>
+            </w:r>
           </w:p>
           <w:p>
             <w:pPr>
@@ -5968,7 +6135,6 @@
                 <w:lang w:val="en-US"/>
               </w:rPr>
             </w:pPr>
-            <w:proofErr w:type="spellStart"/>
             <w:r>
               <w:rPr>
                 <w:rFonts w:ascii="Bahnschrift" w:hAnsi="Bahnschrift"/>
@@ -5978,7 +6144,6 @@
               </w:rPr>
               <w:t>vote.php</w:t>
             </w:r>
-            <w:proofErr w:type="spellEnd"/>
           </w:p>
         </w:tc>
         <w:tc>
@@ -6011,118 +6176,56 @@
                 <w:szCs w:val="18"/>
                 <w:lang w:val="en-US"/>
               </w:rPr>
-              <w:t>&lt;?</w:t>
-            </w:r>
-            <w:proofErr w:type="spellStart"/>
-            <w:r>
-              <w:rPr>
-                <w:rFonts w:ascii="Bahnschrift" w:hAnsi="Bahnschrift"/>
-                <w:sz w:val="18"/>
-                <w:szCs w:val="18"/>
-                <w:lang w:val="en-US"/>
-              </w:rPr>
-              <w:t>php</w:t>
-            </w:r>
-            <w:proofErr w:type="spellEnd"/>
-          </w:p>
-          <w:p>
-            <w:pPr>
-              <w:rPr>
-                <w:rFonts w:ascii="Bahnschrift" w:hAnsi="Bahnschrift"/>
-                <w:sz w:val="18"/>
-                <w:szCs w:val="18"/>
-                <w:lang w:val="en-US"/>
-              </w:rPr>
-            </w:pPr>
-            <w:r>
-              <w:rPr>
-                <w:rFonts w:ascii="Bahnschrift" w:hAnsi="Bahnschrift"/>
-                <w:sz w:val="18"/>
-                <w:szCs w:val="18"/>
-                <w:lang w:val="en-US"/>
-              </w:rPr>
-              <w:t>include "</w:t>
-            </w:r>
-            <w:proofErr w:type="spellStart"/>
-            <w:r>
-              <w:rPr>
-                <w:rFonts w:ascii="Bahnschrift" w:hAnsi="Bahnschrift"/>
-                <w:sz w:val="18"/>
-                <w:szCs w:val="18"/>
-                <w:lang w:val="en-US"/>
-              </w:rPr>
-              <w:t>db.php</w:t>
-            </w:r>
-            <w:proofErr w:type="spellEnd"/>
-            <w:r>
-              <w:rPr>
-                <w:rFonts w:ascii="Bahnschrift" w:hAnsi="Bahnschrift"/>
-                <w:sz w:val="18"/>
-                <w:szCs w:val="18"/>
-                <w:lang w:val="en-US"/>
-              </w:rPr>
-              <w:t>";</w:t>
-            </w:r>
-          </w:p>
-          <w:p>
-            <w:pPr>
-              <w:rPr>
-                <w:rFonts w:ascii="Bahnschrift" w:hAnsi="Bahnschrift"/>
-                <w:sz w:val="18"/>
-                <w:szCs w:val="18"/>
-                <w:lang w:val="en-US"/>
-              </w:rPr>
-            </w:pPr>
-          </w:p>
-          <w:p>
-            <w:pPr>
-              <w:rPr>
-                <w:rFonts w:ascii="Bahnschrift" w:hAnsi="Bahnschrift"/>
-                <w:sz w:val="18"/>
-                <w:szCs w:val="18"/>
-                <w:lang w:val="en-US"/>
-              </w:rPr>
-            </w:pPr>
-            <w:r>
-              <w:rPr>
-                <w:rFonts w:ascii="Bahnschrift" w:hAnsi="Bahnschrift"/>
-                <w:sz w:val="18"/>
-                <w:szCs w:val="18"/>
-                <w:lang w:val="en-US"/>
-              </w:rPr>
-              <w:t>if(</w:t>
-            </w:r>
-            <w:proofErr w:type="spellStart"/>
-            <w:r>
-              <w:rPr>
-                <w:rFonts w:ascii="Bahnschrift" w:hAnsi="Bahnschrift"/>
-                <w:sz w:val="18"/>
-                <w:szCs w:val="18"/>
-                <w:lang w:val="en-US"/>
-              </w:rPr>
-              <w:t>isset</w:t>
-            </w:r>
-            <w:proofErr w:type="spellEnd"/>
-            <w:r>
-              <w:rPr>
-                <w:rFonts w:ascii="Bahnschrift" w:hAnsi="Bahnschrift"/>
-                <w:sz w:val="18"/>
-                <w:szCs w:val="18"/>
-                <w:lang w:val="en-US"/>
-              </w:rPr>
-              <w:t>($_POST['party']</w:t>
-            </w:r>
-            <w:proofErr w:type="gramStart"/>
-            <w:r>
-              <w:rPr>
-                <w:rFonts w:ascii="Bahnschrift" w:hAnsi="Bahnschrift"/>
-                <w:sz w:val="18"/>
-                <w:szCs w:val="18"/>
-                <w:lang w:val="en-US"/>
-              </w:rPr>
-              <w:t>)){</w:t>
-            </w:r>
-            <w:proofErr w:type="gramEnd"/>
+              <w:t>&lt;?php</w:t>
+            </w:r>
+          </w:p>
+          <w:p>
+            <w:pPr>
+              <w:rPr>
+                <w:rFonts w:ascii="Bahnschrift" w:hAnsi="Bahnschrift"/>
+                <w:sz w:val="18"/>
+                <w:szCs w:val="18"/>
+                <w:lang w:val="en-US"/>
+              </w:rPr>
+            </w:pPr>
+            <w:r>
+              <w:rPr>
+                <w:rFonts w:ascii="Bahnschrift" w:hAnsi="Bahnschrift"/>
+                <w:sz w:val="18"/>
+                <w:szCs w:val="18"/>
+                <w:lang w:val="en-US"/>
+              </w:rPr>
+              <w:t>include "db.php";</w:t>
+            </w:r>
+          </w:p>
+          <w:p>
+            <w:pPr>
+              <w:rPr>
+                <w:rFonts w:ascii="Bahnschrift" w:hAnsi="Bahnschrift"/>
+                <w:sz w:val="18"/>
+                <w:szCs w:val="18"/>
+                <w:lang w:val="en-US"/>
+              </w:rPr>
+            </w:pPr>
+          </w:p>
+          <w:p>
+            <w:pPr>
+              <w:rPr>
+                <w:rFonts w:ascii="Bahnschrift" w:hAnsi="Bahnschrift"/>
+                <w:sz w:val="18"/>
+                <w:szCs w:val="18"/>
+                <w:lang w:val="en-US"/>
+              </w:rPr>
+            </w:pPr>
+            <w:r>
+              <w:rPr>
+                <w:rFonts w:ascii="Bahnschrift" w:hAnsi="Bahnschrift"/>
+                <w:sz w:val="18"/>
+                <w:szCs w:val="18"/>
+                <w:lang w:val="en-US"/>
+              </w:rPr>
+              <w:t>if(isset($_POST['party'])){</w:t>
+            </w:r>
           </w:p>
           <w:p>
             <w:pPr>
@@ -6179,174 +6282,74 @@
                 <w:szCs w:val="18"/>
                 <w:lang w:val="en-US"/>
               </w:rPr>
-              <w:t>$</w:t>
-            </w:r>
-            <w:proofErr w:type="spellStart"/>
-            <w:r>
-              <w:rPr>
-                <w:rFonts w:ascii="Bahnschrift" w:hAnsi="Bahnschrift"/>
-                <w:sz w:val="18"/>
-                <w:szCs w:val="18"/>
-                <w:lang w:val="en-US"/>
-              </w:rPr>
-              <w:t>sql</w:t>
-            </w:r>
-            <w:proofErr w:type="spellEnd"/>
-            <w:r>
-              <w:rPr>
-                <w:rFonts w:ascii="Bahnschrift" w:hAnsi="Bahnschrift"/>
-                <w:sz w:val="18"/>
-                <w:szCs w:val="18"/>
-                <w:lang w:val="en-US"/>
-              </w:rPr>
-              <w:t xml:space="preserve"> = "INSERT INTO votes (party) VALUES ('$party')";</w:t>
-            </w:r>
-          </w:p>
-          <w:p>
-            <w:pPr>
-              <w:rPr>
-                <w:rFonts w:ascii="Bahnschrift" w:hAnsi="Bahnschrift"/>
-                <w:sz w:val="18"/>
-                <w:szCs w:val="18"/>
-                <w:lang w:val="en-US"/>
-              </w:rPr>
-            </w:pPr>
-            <w:r>
-              <w:rPr>
-                <w:rFonts w:ascii="Bahnschrift" w:hAnsi="Bahnschrift"/>
-                <w:sz w:val="18"/>
-                <w:szCs w:val="18"/>
-                <w:lang w:val="en-US"/>
-              </w:rPr>
-              <w:t>$conn-&gt;query($</w:t>
-            </w:r>
-            <w:proofErr w:type="spellStart"/>
-            <w:r>
-              <w:rPr>
-                <w:rFonts w:ascii="Bahnschrift" w:hAnsi="Bahnschrift"/>
-                <w:sz w:val="18"/>
-                <w:szCs w:val="18"/>
-                <w:lang w:val="en-US"/>
-              </w:rPr>
-              <w:t>sql</w:t>
-            </w:r>
-            <w:proofErr w:type="spellEnd"/>
-            <w:r>
-              <w:rPr>
-                <w:rFonts w:ascii="Bahnschrift" w:hAnsi="Bahnschrift"/>
-                <w:sz w:val="18"/>
-                <w:szCs w:val="18"/>
-                <w:lang w:val="en-US"/>
-              </w:rPr>
-              <w:t>);</w:t>
-            </w:r>
-          </w:p>
-          <w:p>
-            <w:pPr>
-              <w:rPr>
-                <w:rFonts w:ascii="Bahnschrift" w:hAnsi="Bahnschrift"/>
-                <w:sz w:val="18"/>
-                <w:szCs w:val="18"/>
-                <w:lang w:val="en-US"/>
-              </w:rPr>
-            </w:pPr>
-          </w:p>
-          <w:p>
-            <w:pPr>
-              <w:rPr>
-                <w:rFonts w:ascii="Bahnschrift" w:hAnsi="Bahnschrift"/>
-                <w:sz w:val="18"/>
-                <w:szCs w:val="18"/>
-                <w:lang w:val="en-US"/>
-              </w:rPr>
-            </w:pPr>
-            <w:r>
-              <w:rPr>
-                <w:rFonts w:ascii="Bahnschrift" w:hAnsi="Bahnschrift"/>
-                <w:sz w:val="18"/>
-                <w:szCs w:val="18"/>
-                <w:lang w:val="en-US"/>
-              </w:rPr>
-              <w:t xml:space="preserve">echo "&lt;h2&gt;Thank you for </w:t>
-            </w:r>
-            <w:proofErr w:type="gramStart"/>
-            <w:r>
-              <w:rPr>
-                <w:rFonts w:ascii="Bahnschrift" w:hAnsi="Bahnschrift"/>
-                <w:sz w:val="18"/>
-                <w:szCs w:val="18"/>
-                <w:lang w:val="en-US"/>
-              </w:rPr>
-              <w:t>voting!&lt;</w:t>
-            </w:r>
-            <w:proofErr w:type="gramEnd"/>
-            <w:r>
-              <w:rPr>
-                <w:rFonts w:ascii="Bahnschrift" w:hAnsi="Bahnschrift"/>
-                <w:sz w:val="18"/>
-                <w:szCs w:val="18"/>
-                <w:lang w:val="en-US"/>
-              </w:rPr>
-              <w:t>/h2&gt;";</w:t>
-            </w:r>
-          </w:p>
-          <w:p>
-            <w:pPr>
-              <w:rPr>
-                <w:rFonts w:ascii="Bahnschrift" w:hAnsi="Bahnschrift"/>
-                <w:sz w:val="18"/>
-                <w:szCs w:val="18"/>
-                <w:lang w:val="en-US"/>
-              </w:rPr>
-            </w:pPr>
-            <w:r>
-              <w:rPr>
-                <w:rFonts w:ascii="Bahnschrift" w:hAnsi="Bahnschrift"/>
-                <w:sz w:val="18"/>
-                <w:szCs w:val="18"/>
-                <w:lang w:val="en-US"/>
-              </w:rPr>
-              <w:t xml:space="preserve">echo "&lt;a </w:t>
-            </w:r>
-            <w:proofErr w:type="spellStart"/>
-            <w:r>
-              <w:rPr>
-                <w:rFonts w:ascii="Bahnschrift" w:hAnsi="Bahnschrift"/>
-                <w:sz w:val="18"/>
-                <w:szCs w:val="18"/>
-                <w:lang w:val="en-US"/>
-              </w:rPr>
-              <w:t>href</w:t>
-            </w:r>
-            <w:proofErr w:type="spellEnd"/>
-            <w:r>
-              <w:rPr>
-                <w:rFonts w:ascii="Bahnschrift" w:hAnsi="Bahnschrift"/>
-                <w:sz w:val="18"/>
-                <w:szCs w:val="18"/>
-                <w:lang w:val="en-US"/>
-              </w:rPr>
-              <w:t>='</w:t>
-            </w:r>
-            <w:proofErr w:type="spellStart"/>
-            <w:r>
-              <w:rPr>
-                <w:rFonts w:ascii="Bahnschrift" w:hAnsi="Bahnschrift"/>
-                <w:sz w:val="18"/>
-                <w:szCs w:val="18"/>
-                <w:lang w:val="en-US"/>
-              </w:rPr>
-              <w:t>results.php</w:t>
-            </w:r>
-            <w:proofErr w:type="spellEnd"/>
-            <w:r>
-              <w:rPr>
-                <w:rFonts w:ascii="Bahnschrift" w:hAnsi="Bahnschrift"/>
-                <w:sz w:val="18"/>
-                <w:szCs w:val="18"/>
-                <w:lang w:val="en-US"/>
-              </w:rPr>
-              <w:t>'&gt;See Results&lt;/a&gt;";</w:t>
+              <w:t>$sql = "INSERT INTO votes (party) VALUES ('$party')";</w:t>
+            </w:r>
+          </w:p>
+          <w:p>
+            <w:pPr>
+              <w:rPr>
+                <w:rFonts w:ascii="Bahnschrift" w:hAnsi="Bahnschrift"/>
+                <w:sz w:val="18"/>
+                <w:szCs w:val="18"/>
+                <w:lang w:val="en-US"/>
+              </w:rPr>
+            </w:pPr>
+            <w:r>
+              <w:rPr>
+                <w:rFonts w:ascii="Bahnschrift" w:hAnsi="Bahnschrift"/>
+                <w:sz w:val="18"/>
+                <w:szCs w:val="18"/>
+                <w:lang w:val="en-US"/>
+              </w:rPr>
+              <w:t>$conn-&gt;query($sql);</w:t>
+            </w:r>
+          </w:p>
+          <w:p>
+            <w:pPr>
+              <w:rPr>
+                <w:rFonts w:ascii="Bahnschrift" w:hAnsi="Bahnschrift"/>
+                <w:sz w:val="18"/>
+                <w:szCs w:val="18"/>
+                <w:lang w:val="en-US"/>
+              </w:rPr>
+            </w:pPr>
+          </w:p>
+          <w:p>
+            <w:pPr>
+              <w:rPr>
+                <w:rFonts w:ascii="Bahnschrift" w:hAnsi="Bahnschrift"/>
+                <w:sz w:val="18"/>
+                <w:szCs w:val="18"/>
+                <w:lang w:val="en-US"/>
+              </w:rPr>
+            </w:pPr>
+            <w:r>
+              <w:rPr>
+                <w:rFonts w:ascii="Bahnschrift" w:hAnsi="Bahnschrift"/>
+                <w:sz w:val="18"/>
+                <w:szCs w:val="18"/>
+                <w:lang w:val="en-US"/>
+              </w:rPr>
+              <w:t>echo "&lt;h2&gt;Thank you for voting!&lt;/h2&gt;";</w:t>
+            </w:r>
+          </w:p>
+          <w:p>
+            <w:pPr>
+              <w:rPr>
+                <w:rFonts w:ascii="Bahnschrift" w:hAnsi="Bahnschrift"/>
+                <w:sz w:val="18"/>
+                <w:szCs w:val="18"/>
+                <w:lang w:val="en-US"/>
+              </w:rPr>
+            </w:pPr>
+            <w:r>
+              <w:rPr>
+                <w:rFonts w:ascii="Bahnschrift" w:hAnsi="Bahnschrift"/>
+                <w:sz w:val="18"/>
+                <w:szCs w:val="18"/>
+                <w:lang w:val="en-US"/>
+              </w:rPr>
+              <w:t>echo "&lt;a href='results.php'&gt;See Results&lt;/a&gt;";</w:t>
             </w:r>
           </w:p>
           <w:p>
@@ -6420,7 +6423,6 @@
                 <w:szCs w:val="18"/>
                 <w:lang w:val="en-US"/>
               </w:rPr>
-              <w:lastRenderedPageBreak/>
               <w:t>Image files here</w:t>
             </w:r>
           </w:p>
@@ -6438,169 +6440,71 @@
                 <w:lang w:val="en-US"/>
               </w:rPr>
             </w:pPr>
-            <w:proofErr w:type="spellStart"/>
-            <w:r>
-              <w:rPr>
-                <w:rFonts w:ascii="Bahnschrift" w:hAnsi="Bahnschrift"/>
-                <w:sz w:val="18"/>
-                <w:szCs w:val="18"/>
-                <w:lang w:val="en-US"/>
-              </w:rPr>
-              <w:t>img</w:t>
-            </w:r>
-            <w:proofErr w:type="spellEnd"/>
-            <w:r>
-              <w:rPr>
-                <w:rFonts w:ascii="Bahnschrift" w:hAnsi="Bahnschrift"/>
-                <w:sz w:val="18"/>
-                <w:szCs w:val="18"/>
-                <w:lang w:val="en-US"/>
-              </w:rPr>
-              <w:t>/party1.png</w:t>
-            </w:r>
-          </w:p>
-          <w:p>
-            <w:pPr>
-              <w:rPr>
-                <w:rFonts w:ascii="Bahnschrift" w:hAnsi="Bahnschrift"/>
-                <w:sz w:val="18"/>
-                <w:szCs w:val="18"/>
-                <w:lang w:val="en-US"/>
-              </w:rPr>
-            </w:pPr>
-            <w:proofErr w:type="spellStart"/>
-            <w:r>
-              <w:rPr>
-                <w:rFonts w:ascii="Bahnschrift" w:hAnsi="Bahnschrift"/>
-                <w:sz w:val="18"/>
-                <w:szCs w:val="18"/>
-                <w:lang w:val="en-US"/>
-              </w:rPr>
-              <w:t>img</w:t>
-            </w:r>
-            <w:proofErr w:type="spellEnd"/>
-            <w:r>
-              <w:rPr>
-                <w:rFonts w:ascii="Bahnschrift" w:hAnsi="Bahnschrift"/>
-                <w:sz w:val="18"/>
-                <w:szCs w:val="18"/>
-                <w:lang w:val="en-US"/>
-              </w:rPr>
-              <w:t>/party</w:t>
-            </w:r>
-            <w:r>
-              <w:rPr>
-                <w:rFonts w:ascii="Bahnschrift" w:hAnsi="Bahnschrift"/>
-                <w:sz w:val="18"/>
-                <w:szCs w:val="18"/>
-                <w:lang w:val="en-US"/>
-              </w:rPr>
-              <w:t>2</w:t>
-            </w:r>
-            <w:r>
-              <w:rPr>
-                <w:rFonts w:ascii="Bahnschrift" w:hAnsi="Bahnschrift"/>
-                <w:sz w:val="18"/>
-                <w:szCs w:val="18"/>
-                <w:lang w:val="en-US"/>
-              </w:rPr>
-              <w:t>.png</w:t>
-            </w:r>
-          </w:p>
-          <w:p>
-            <w:pPr>
-              <w:rPr>
-                <w:rFonts w:ascii="Bahnschrift" w:hAnsi="Bahnschrift"/>
-                <w:sz w:val="18"/>
-                <w:szCs w:val="18"/>
-                <w:lang w:val="en-US"/>
-              </w:rPr>
-            </w:pPr>
-            <w:proofErr w:type="spellStart"/>
-            <w:r>
-              <w:rPr>
-                <w:rFonts w:ascii="Bahnschrift" w:hAnsi="Bahnschrift"/>
-                <w:sz w:val="18"/>
-                <w:szCs w:val="18"/>
-                <w:lang w:val="en-US"/>
-              </w:rPr>
-              <w:t>img</w:t>
-            </w:r>
-            <w:proofErr w:type="spellEnd"/>
-            <w:r>
-              <w:rPr>
-                <w:rFonts w:ascii="Bahnschrift" w:hAnsi="Bahnschrift"/>
-                <w:sz w:val="18"/>
-                <w:szCs w:val="18"/>
-                <w:lang w:val="en-US"/>
-              </w:rPr>
-              <w:t>/party</w:t>
-            </w:r>
-            <w:r>
-              <w:rPr>
-                <w:rFonts w:ascii="Bahnschrift" w:hAnsi="Bahnschrift"/>
-                <w:sz w:val="18"/>
-                <w:szCs w:val="18"/>
-                <w:lang w:val="en-US"/>
-              </w:rPr>
-              <w:t>3</w:t>
-            </w:r>
-            <w:r>
-              <w:rPr>
-                <w:rFonts w:ascii="Bahnschrift" w:hAnsi="Bahnschrift"/>
-                <w:sz w:val="18"/>
-                <w:szCs w:val="18"/>
-                <w:lang w:val="en-US"/>
-              </w:rPr>
-              <w:t>.png</w:t>
-            </w:r>
-          </w:p>
-          <w:p>
-            <w:pPr>
-              <w:rPr>
-                <w:rFonts w:ascii="Bahnschrift" w:hAnsi="Bahnschrift"/>
-                <w:sz w:val="18"/>
-                <w:szCs w:val="18"/>
-                <w:lang w:val="en-US"/>
-              </w:rPr>
-            </w:pPr>
-            <w:proofErr w:type="spellStart"/>
-            <w:r>
-              <w:rPr>
-                <w:rFonts w:ascii="Bahnschrift" w:hAnsi="Bahnschrift"/>
-                <w:sz w:val="18"/>
-                <w:szCs w:val="18"/>
-                <w:lang w:val="en-US"/>
-              </w:rPr>
-              <w:t>img</w:t>
-            </w:r>
-            <w:proofErr w:type="spellEnd"/>
-            <w:r>
-              <w:rPr>
-                <w:rFonts w:ascii="Bahnschrift" w:hAnsi="Bahnschrift"/>
-                <w:sz w:val="18"/>
-                <w:szCs w:val="18"/>
-                <w:lang w:val="en-US"/>
-              </w:rPr>
-              <w:t>/party</w:t>
-            </w:r>
-            <w:r>
-              <w:rPr>
-                <w:rFonts w:ascii="Bahnschrift" w:hAnsi="Bahnschrift"/>
-                <w:sz w:val="18"/>
-                <w:szCs w:val="18"/>
-                <w:lang w:val="en-US"/>
-              </w:rPr>
-              <w:t>4</w:t>
-            </w:r>
-            <w:r>
-              <w:rPr>
-                <w:rFonts w:ascii="Bahnschrift" w:hAnsi="Bahnschrift"/>
-                <w:sz w:val="18"/>
-                <w:szCs w:val="18"/>
-                <w:lang w:val="en-US"/>
-              </w:rPr>
-              <w:t>.png</w:t>
+            <w:r>
+              <w:rPr>
+                <w:rFonts w:ascii="Bahnschrift" w:hAnsi="Bahnschrift"/>
+                <w:sz w:val="18"/>
+                <w:szCs w:val="18"/>
+                <w:lang w:val="en-US"/>
+              </w:rPr>
+              <w:t>img/party1.png</w:t>
+            </w:r>
+          </w:p>
+          <w:p>
+            <w:pPr>
+              <w:rPr>
+                <w:rFonts w:ascii="Bahnschrift" w:hAnsi="Bahnschrift"/>
+                <w:sz w:val="18"/>
+                <w:szCs w:val="18"/>
+                <w:lang w:val="en-US"/>
+              </w:rPr>
+            </w:pPr>
+            <w:r>
+              <w:rPr>
+                <w:rFonts w:ascii="Bahnschrift" w:hAnsi="Bahnschrift"/>
+                <w:sz w:val="18"/>
+                <w:szCs w:val="18"/>
+                <w:lang w:val="en-US"/>
+              </w:rPr>
+              <w:t>img/party2.png</w:t>
+            </w:r>
+          </w:p>
+          <w:p>
+            <w:pPr>
+              <w:rPr>
+                <w:rFonts w:ascii="Bahnschrift" w:hAnsi="Bahnschrift"/>
+                <w:sz w:val="18"/>
+                <w:szCs w:val="18"/>
+                <w:lang w:val="en-US"/>
+              </w:rPr>
+            </w:pPr>
+            <w:r>
+              <w:rPr>
+                <w:rFonts w:ascii="Bahnschrift" w:hAnsi="Bahnschrift"/>
+                <w:sz w:val="18"/>
+                <w:szCs w:val="18"/>
+                <w:lang w:val="en-US"/>
+              </w:rPr>
+              <w:t>img/party3.png</w:t>
+            </w:r>
+          </w:p>
+          <w:p>
+            <w:pPr>
+              <w:rPr>
+                <w:rFonts w:ascii="Bahnschrift" w:hAnsi="Bahnschrift"/>
+                <w:sz w:val="18"/>
+                <w:szCs w:val="18"/>
+                <w:lang w:val="en-US"/>
+              </w:rPr>
+            </w:pPr>
+            <w:r>
+              <w:rPr>
+                <w:rFonts w:ascii="Bahnschrift" w:hAnsi="Bahnschrift"/>
+                <w:sz w:val="18"/>
+                <w:szCs w:val="18"/>
+                <w:lang w:val="en-US"/>
+              </w:rPr>
+              <w:t>img/party4.png</w:t>
             </w:r>
           </w:p>
         </w:tc>
@@ -7863,6 +7767,29 @@
       </w:tblBorders>
     </w:tblPr>
   </w:style>
+  <w:style w:type="character" w:styleId="Hyperlink">
+    <w:name w:val="Hyperlink"/>
+    <w:basedOn w:val="DefaultParagraphFont"/>
+    <w:uiPriority w:val="99"/>
+    <w:unhideWhenUsed/>
+    <w:rsid w:val="00FC5328"/>
+    <w:rPr>
+      <w:color w:val="0563C1" w:themeColor="hyperlink"/>
+      <w:u w:val="single"/>
+    </w:rPr>
+  </w:style>
+  <w:style w:type="character" w:styleId="UnresolvedMention">
+    <w:name w:val="Unresolved Mention"/>
+    <w:basedOn w:val="DefaultParagraphFont"/>
+    <w:uiPriority w:val="99"/>
+    <w:semiHidden/>
+    <w:unhideWhenUsed/>
+    <w:rsid w:val="00FC5328"/>
+    <w:rPr>
+      <w:color w:val="605E5C"/>
+      <w:shd w:val="clear" w:color="auto" w:fill="E1DFDD"/>
+    </w:rPr>
+  </w:style>
 </w:styles>
 </file>
 
